--- a/docs/论文模板/李发鹏_系统分析设计与实现_论文模板.docx
+++ b/docs/论文模板/李发鹏_系统分析设计与实现_论文模板.docx
@@ -223,7 +223,6 @@
         <w:spacing w:line="360" w:lineRule="auto"/>
         <w:ind w:left="839" w:firstLine="420"/>
         <w:rPr>
-          <w:rFonts w:hint="eastAsia"/>
           <w:color w:val="000000"/>
           <w:position w:val="-6"/>
           <w:sz w:val="28"/>
@@ -330,7 +329,6 @@
         <w:spacing w:line="360" w:lineRule="auto"/>
         <w:ind w:left="839" w:firstLine="420"/>
         <w:rPr>
-          <w:rFonts w:hint="eastAsia"/>
           <w:color w:val="000000"/>
           <w:position w:val="-6"/>
           <w:sz w:val="28"/>
@@ -411,7 +409,6 @@
         <w:spacing w:line="360" w:lineRule="auto"/>
         <w:ind w:left="839" w:firstLine="420"/>
         <w:rPr>
-          <w:rFonts w:hint="eastAsia"/>
           <w:color w:val="000000"/>
           <w:position w:val="-6"/>
           <w:sz w:val="28"/>
@@ -497,7 +494,6 @@
         <w:spacing w:line="360" w:lineRule="auto"/>
         <w:ind w:left="839" w:firstLine="420"/>
         <w:rPr>
-          <w:rFonts w:hint="eastAsia"/>
           <w:color w:val="000000"/>
           <w:position w:val="-6"/>
           <w:sz w:val="28"/>
@@ -590,7 +586,6 @@
         <w:spacing w:line="360" w:lineRule="auto"/>
         <w:ind w:left="839" w:firstLine="420"/>
         <w:rPr>
-          <w:rFonts w:hint="eastAsia"/>
           <w:color w:val="000000"/>
         </w:rPr>
       </w:pPr>
@@ -2043,9 +2038,6 @@
       <w:pPr>
         <w:pStyle w:val="af0"/>
         <w:ind w:firstLine="420"/>
-        <w:rPr>
-          <w:rFonts w:hint="eastAsia"/>
-        </w:rPr>
       </w:pPr>
     </w:p>
     <w:p>
@@ -2097,7 +2089,7 @@
           <w:tcPr>
             <w:tcW w:w="794" w:type="dxa"/>
             <w:tcBorders>
-              <w:top w:val="single" w:sz="4" w:space="0" w:color="auto"/>
+              <w:top w:val="single" w:sz="12" w:space="0" w:color="auto"/>
               <w:bottom w:val="single" w:sz="4" w:space="0" w:color="auto"/>
             </w:tcBorders>
             <w:vAlign w:val="center"/>
@@ -2126,7 +2118,7 @@
           <w:tcPr>
             <w:tcW w:w="1247" w:type="dxa"/>
             <w:tcBorders>
-              <w:top w:val="single" w:sz="4" w:space="0" w:color="auto"/>
+              <w:top w:val="single" w:sz="12" w:space="0" w:color="auto"/>
               <w:bottom w:val="single" w:sz="4" w:space="0" w:color="auto"/>
             </w:tcBorders>
             <w:vAlign w:val="center"/>
@@ -2155,7 +2147,7 @@
           <w:tcPr>
             <w:tcW w:w="2494" w:type="dxa"/>
             <w:tcBorders>
-              <w:top w:val="single" w:sz="4" w:space="0" w:color="auto"/>
+              <w:top w:val="single" w:sz="12" w:space="0" w:color="auto"/>
               <w:bottom w:val="single" w:sz="4" w:space="0" w:color="auto"/>
             </w:tcBorders>
             <w:vAlign w:val="center"/>
@@ -2184,7 +2176,7 @@
           <w:tcPr>
             <w:tcW w:w="4535" w:type="dxa"/>
             <w:tcBorders>
-              <w:top w:val="single" w:sz="4" w:space="0" w:color="auto"/>
+              <w:top w:val="single" w:sz="12" w:space="0" w:color="auto"/>
               <w:bottom w:val="single" w:sz="4" w:space="0" w:color="auto"/>
             </w:tcBorders>
             <w:vAlign w:val="center"/>
@@ -3582,6 +3574,9 @@
         <w:tc>
           <w:tcPr>
             <w:tcW w:w="794" w:type="dxa"/>
+            <w:tcBorders>
+              <w:bottom w:val="single" w:sz="12" w:space="0" w:color="auto"/>
+            </w:tcBorders>
             <w:tcMar>
               <w:top w:w="80" w:type="dxa"/>
               <w:left w:w="90" w:type="dxa"/>
@@ -3610,6 +3605,9 @@
         <w:tc>
           <w:tcPr>
             <w:tcW w:w="1247" w:type="dxa"/>
+            <w:tcBorders>
+              <w:bottom w:val="single" w:sz="12" w:space="0" w:color="auto"/>
+            </w:tcBorders>
             <w:tcMar>
               <w:top w:w="80" w:type="dxa"/>
               <w:left w:w="90" w:type="dxa"/>
@@ -3640,6 +3638,9 @@
         <w:tc>
           <w:tcPr>
             <w:tcW w:w="2494" w:type="dxa"/>
+            <w:tcBorders>
+              <w:bottom w:val="single" w:sz="12" w:space="0" w:color="auto"/>
+            </w:tcBorders>
             <w:tcMar>
               <w:top w:w="80" w:type="dxa"/>
               <w:left w:w="90" w:type="dxa"/>
@@ -3670,6 +3671,9 @@
         <w:tc>
           <w:tcPr>
             <w:tcW w:w="4535" w:type="dxa"/>
+            <w:tcBorders>
+              <w:bottom w:val="single" w:sz="12" w:space="0" w:color="auto"/>
+            </w:tcBorders>
             <w:tcMar>
               <w:top w:w="80" w:type="dxa"/>
               <w:left w:w="90" w:type="dxa"/>
@@ -3775,9 +3779,6 @@
         <w:spacing w:before="60" w:after="120"/>
         <w:ind w:firstLine="420"/>
         <w:jc w:val="center"/>
-        <w:rPr>
-          <w:rFonts w:hint="eastAsia"/>
-        </w:rPr>
       </w:pPr>
       <w:r>
         <w:t>图</w:t>
@@ -3865,7 +3866,7 @@
           <w:tcPr>
             <w:tcW w:w="1701" w:type="dxa"/>
             <w:tcBorders>
-              <w:top w:val="single" w:sz="4" w:space="0" w:color="auto"/>
+              <w:top w:val="single" w:sz="12" w:space="0" w:color="auto"/>
               <w:bottom w:val="single" w:sz="4" w:space="0" w:color="auto"/>
             </w:tcBorders>
             <w:vAlign w:val="center"/>
@@ -3894,7 +3895,7 @@
           <w:tcPr>
             <w:tcW w:w="7370" w:type="dxa"/>
             <w:tcBorders>
-              <w:top w:val="single" w:sz="4" w:space="0" w:color="auto"/>
+              <w:top w:val="single" w:sz="12" w:space="0" w:color="auto"/>
               <w:bottom w:val="single" w:sz="4" w:space="0" w:color="auto"/>
             </w:tcBorders>
             <w:vAlign w:val="center"/>
@@ -4258,6 +4259,9 @@
         <w:tc>
           <w:tcPr>
             <w:tcW w:w="1701" w:type="dxa"/>
+            <w:tcBorders>
+              <w:bottom w:val="single" w:sz="12" w:space="0" w:color="auto"/>
+            </w:tcBorders>
             <w:tcMar>
               <w:top w:w="80" w:type="dxa"/>
               <w:left w:w="90" w:type="dxa"/>
@@ -4288,6 +4292,9 @@
         <w:tc>
           <w:tcPr>
             <w:tcW w:w="7370" w:type="dxa"/>
+            <w:tcBorders>
+              <w:bottom w:val="single" w:sz="12" w:space="0" w:color="000000"/>
+            </w:tcBorders>
             <w:tcMar>
               <w:top w:w="80" w:type="dxa"/>
               <w:left w:w="90" w:type="dxa"/>
@@ -4365,9 +4372,6 @@
       <w:pPr>
         <w:pStyle w:val="af0"/>
         <w:ind w:firstLine="420"/>
-        <w:rPr>
-          <w:rFonts w:hint="eastAsia"/>
-        </w:rPr>
       </w:pPr>
     </w:p>
     <w:p>
@@ -4416,7 +4420,7 @@
           <w:tcPr>
             <w:tcW w:w="1701" w:type="dxa"/>
             <w:tcBorders>
-              <w:top w:val="single" w:sz="4" w:space="0" w:color="auto"/>
+              <w:top w:val="single" w:sz="12" w:space="0" w:color="000000"/>
               <w:bottom w:val="single" w:sz="4" w:space="0" w:color="auto"/>
             </w:tcBorders>
             <w:vAlign w:val="center"/>
@@ -4443,7 +4447,7 @@
           <w:tcPr>
             <w:tcW w:w="7370" w:type="dxa"/>
             <w:tcBorders>
-              <w:top w:val="single" w:sz="4" w:space="0" w:color="auto"/>
+              <w:top w:val="single" w:sz="12" w:space="0" w:color="000000"/>
               <w:bottom w:val="single" w:sz="4" w:space="0" w:color="auto"/>
             </w:tcBorders>
             <w:vAlign w:val="center"/>
@@ -4795,6 +4799,9 @@
         <w:tc>
           <w:tcPr>
             <w:tcW w:w="1701" w:type="dxa"/>
+            <w:tcBorders>
+              <w:bottom w:val="single" w:sz="12" w:space="0" w:color="000000"/>
+            </w:tcBorders>
             <w:tcMar>
               <w:top w:w="80" w:type="dxa"/>
               <w:left w:w="90" w:type="dxa"/>
@@ -4824,6 +4831,9 @@
         <w:tc>
           <w:tcPr>
             <w:tcW w:w="7370" w:type="dxa"/>
+            <w:tcBorders>
+              <w:bottom w:val="single" w:sz="12" w:space="0" w:color="000000"/>
+            </w:tcBorders>
             <w:tcMar>
               <w:top w:w="80" w:type="dxa"/>
               <w:left w:w="90" w:type="dxa"/>
@@ -4970,9 +4980,6 @@
       <w:pPr>
         <w:pStyle w:val="af0"/>
         <w:ind w:firstLine="420"/>
-        <w:rPr>
-          <w:rFonts w:hint="eastAsia"/>
-        </w:rPr>
       </w:pPr>
     </w:p>
     <w:p>
@@ -5023,7 +5030,7 @@
           <w:tcPr>
             <w:tcW w:w="1701" w:type="dxa"/>
             <w:tcBorders>
-              <w:top w:val="single" w:sz="4" w:space="0" w:color="auto"/>
+              <w:top w:val="single" w:sz="12" w:space="0" w:color="000000"/>
               <w:bottom w:val="single" w:sz="4" w:space="0" w:color="auto"/>
             </w:tcBorders>
             <w:vAlign w:val="center"/>
@@ -5049,7 +5056,7 @@
           <w:tcPr>
             <w:tcW w:w="4422" w:type="dxa"/>
             <w:tcBorders>
-              <w:top w:val="single" w:sz="4" w:space="0" w:color="auto"/>
+              <w:top w:val="single" w:sz="12" w:space="0" w:color="000000"/>
               <w:bottom w:val="single" w:sz="4" w:space="0" w:color="auto"/>
             </w:tcBorders>
             <w:vAlign w:val="center"/>
@@ -5075,7 +5082,7 @@
           <w:tcPr>
             <w:tcW w:w="2948" w:type="dxa"/>
             <w:tcBorders>
-              <w:top w:val="single" w:sz="4" w:space="0" w:color="auto"/>
+              <w:top w:val="single" w:sz="12" w:space="0" w:color="000000"/>
               <w:bottom w:val="single" w:sz="4" w:space="0" w:color="auto"/>
             </w:tcBorders>
             <w:vAlign w:val="center"/>
@@ -5459,6 +5466,9 @@
         <w:tc>
           <w:tcPr>
             <w:tcW w:w="1701" w:type="dxa"/>
+            <w:tcBorders>
+              <w:bottom w:val="single" w:sz="12" w:space="0" w:color="000000"/>
+            </w:tcBorders>
             <w:tcMar>
               <w:top w:w="80" w:type="dxa"/>
               <w:left w:w="90" w:type="dxa"/>
@@ -5482,6 +5492,9 @@
         <w:tc>
           <w:tcPr>
             <w:tcW w:w="4422" w:type="dxa"/>
+            <w:tcBorders>
+              <w:bottom w:val="single" w:sz="12" w:space="0" w:color="000000"/>
+            </w:tcBorders>
             <w:tcMar>
               <w:top w:w="80" w:type="dxa"/>
               <w:left w:w="90" w:type="dxa"/>
@@ -5553,6 +5566,9 @@
         <w:tc>
           <w:tcPr>
             <w:tcW w:w="2948" w:type="dxa"/>
+            <w:tcBorders>
+              <w:bottom w:val="single" w:sz="12" w:space="0" w:color="000000"/>
+            </w:tcBorders>
             <w:tcMar>
               <w:top w:w="80" w:type="dxa"/>
               <w:left w:w="90" w:type="dxa"/>
@@ -5590,9 +5606,6 @@
         <w:spacing w:before="60" w:after="120" w:line="240" w:lineRule="auto"/>
         <w:ind w:firstLine="420"/>
         <w:jc w:val="center"/>
-        <w:rPr>
-          <w:rFonts w:hint="eastAsia"/>
-        </w:rPr>
       </w:pPr>
       <w:r>
         <w:rPr>
@@ -5649,7 +5662,7 @@
         <w:ind w:firstLine="360"/>
         <w:jc w:val="center"/>
         <w:rPr>
-          <w:rFonts w:ascii="黑体" w:eastAsia="黑体" w:hAnsi="黑体" w:hint="eastAsia"/>
+          <w:rFonts w:ascii="黑体" w:eastAsia="黑体" w:hAnsi="黑体"/>
           <w:sz w:val="18"/>
           <w:szCs w:val="18"/>
         </w:rPr>
@@ -5812,7 +5825,7 @@
           <w:tcPr>
             <w:tcW w:w="850" w:type="dxa"/>
             <w:tcBorders>
-              <w:top w:val="single" w:sz="4" w:space="0" w:color="auto"/>
+              <w:top w:val="single" w:sz="12" w:space="0" w:color="000000"/>
               <w:bottom w:val="single" w:sz="4" w:space="0" w:color="auto"/>
             </w:tcBorders>
             <w:vAlign w:val="center"/>
@@ -5841,7 +5854,7 @@
           <w:tcPr>
             <w:tcW w:w="1928" w:type="dxa"/>
             <w:tcBorders>
-              <w:top w:val="single" w:sz="4" w:space="0" w:color="auto"/>
+              <w:top w:val="single" w:sz="12" w:space="0" w:color="000000"/>
               <w:bottom w:val="single" w:sz="4" w:space="0" w:color="auto"/>
             </w:tcBorders>
             <w:vAlign w:val="center"/>
@@ -5870,7 +5883,7 @@
           <w:tcPr>
             <w:tcW w:w="2098" w:type="dxa"/>
             <w:tcBorders>
-              <w:top w:val="single" w:sz="4" w:space="0" w:color="auto"/>
+              <w:top w:val="single" w:sz="12" w:space="0" w:color="000000"/>
               <w:bottom w:val="single" w:sz="4" w:space="0" w:color="auto"/>
             </w:tcBorders>
             <w:vAlign w:val="center"/>
@@ -5899,7 +5912,7 @@
           <w:tcPr>
             <w:tcW w:w="4195" w:type="dxa"/>
             <w:tcBorders>
-              <w:top w:val="single" w:sz="4" w:space="0" w:color="auto"/>
+              <w:top w:val="single" w:sz="12" w:space="0" w:color="000000"/>
               <w:bottom w:val="single" w:sz="4" w:space="0" w:color="auto"/>
             </w:tcBorders>
             <w:vAlign w:val="center"/>
@@ -6628,6 +6641,9 @@
         <w:tc>
           <w:tcPr>
             <w:tcW w:w="850" w:type="dxa"/>
+            <w:tcBorders>
+              <w:bottom w:val="single" w:sz="12" w:space="0" w:color="000000"/>
+            </w:tcBorders>
             <w:tcMar>
               <w:top w:w="80" w:type="dxa"/>
               <w:left w:w="90" w:type="dxa"/>
@@ -6657,6 +6673,9 @@
         <w:tc>
           <w:tcPr>
             <w:tcW w:w="1928" w:type="dxa"/>
+            <w:tcBorders>
+              <w:bottom w:val="single" w:sz="12" w:space="0" w:color="000000"/>
+            </w:tcBorders>
             <w:tcMar>
               <w:top w:w="80" w:type="dxa"/>
               <w:left w:w="90" w:type="dxa"/>
@@ -6685,6 +6704,9 @@
         <w:tc>
           <w:tcPr>
             <w:tcW w:w="2098" w:type="dxa"/>
+            <w:tcBorders>
+              <w:bottom w:val="single" w:sz="12" w:space="0" w:color="000000"/>
+            </w:tcBorders>
             <w:tcMar>
               <w:top w:w="80" w:type="dxa"/>
               <w:left w:w="90" w:type="dxa"/>
@@ -6713,6 +6735,9 @@
         <w:tc>
           <w:tcPr>
             <w:tcW w:w="4195" w:type="dxa"/>
+            <w:tcBorders>
+              <w:bottom w:val="single" w:sz="12" w:space="0" w:color="000000"/>
+            </w:tcBorders>
             <w:tcMar>
               <w:top w:w="80" w:type="dxa"/>
               <w:left w:w="90" w:type="dxa"/>
@@ -6801,17 +6826,21 @@
       <w:pPr>
         <w:pStyle w:val="af0"/>
         <w:spacing w:before="60" w:after="120"/>
-        <w:ind w:firstLine="420"/>
+        <w:ind w:firstLine="360"/>
         <w:jc w:val="center"/>
-      </w:pPr>
-      <w:r>
-        <w:t>图</w:t>
-      </w:r>
-      <w:r>
-        <w:t xml:space="preserve">1.4 </w:t>
-      </w:r>
-      <w:r>
-        <w:t>用户学习打卡顺序图</w:t>
+        <w:rPr>
+          <w:rFonts w:ascii="黑体" w:eastAsia="黑体" w:hAnsi="黑体"/>
+          <w:sz w:val="18"/>
+          <w:szCs w:val="18"/>
+        </w:rPr>
+      </w:pPr>
+      <w:r>
+        <w:rPr>
+          <w:rFonts w:ascii="黑体" w:eastAsia="黑体" w:hAnsi="黑体"/>
+          <w:sz w:val="18"/>
+          <w:szCs w:val="18"/>
+        </w:rPr>
+        <w:t>图1.4 用户学习打卡顺序图</w:t>
       </w:r>
     </w:p>
     <w:p>
@@ -6859,9 +6888,6 @@
         <w:spacing w:before="60" w:after="120" w:line="240" w:lineRule="auto"/>
         <w:ind w:firstLine="420"/>
         <w:jc w:val="center"/>
-        <w:rPr>
-          <w:rFonts w:hint="eastAsia"/>
-        </w:rPr>
       </w:pPr>
       <w:r>
         <w:rPr>
@@ -6914,17 +6940,21 @@
       <w:pPr>
         <w:pStyle w:val="af0"/>
         <w:spacing w:before="60" w:after="120"/>
-        <w:ind w:firstLine="420"/>
+        <w:ind w:firstLine="360"/>
         <w:jc w:val="center"/>
-      </w:pPr>
-      <w:r>
-        <w:t>图</w:t>
-      </w:r>
-      <w:r>
-        <w:t xml:space="preserve">1.5 </w:t>
-      </w:r>
-      <w:r>
-        <w:t>分析类图（含属性和方法）</w:t>
+        <w:rPr>
+          <w:rFonts w:ascii="黑体" w:eastAsia="黑体" w:hAnsi="黑体"/>
+          <w:sz w:val="18"/>
+          <w:szCs w:val="18"/>
+        </w:rPr>
+      </w:pPr>
+      <w:r>
+        <w:rPr>
+          <w:rFonts w:ascii="黑体" w:eastAsia="黑体" w:hAnsi="黑体"/>
+          <w:sz w:val="18"/>
+          <w:szCs w:val="18"/>
+        </w:rPr>
+        <w:t>图1.5 分析类图（含属性和方法）</w:t>
       </w:r>
     </w:p>
     <w:p>
@@ -7055,28 +7085,80 @@
       <w:pPr>
         <w:pStyle w:val="af0"/>
         <w:keepNext/>
+        <w:spacing w:line="240" w:lineRule="auto"/>
         <w:ind w:firstLine="420"/>
         <w:jc w:val="center"/>
-      </w:pPr>
-      <w:r>
-        <w:t>【此处插入系统逻辑结构示意图】</w:t>
+        <w:rPr>
+          <w:rFonts w:hint="eastAsia"/>
+        </w:rPr>
+      </w:pPr>
+      <w:r>
+        <w:rPr>
+          <w:rFonts w:hint="eastAsia"/>
+          <w:noProof/>
+        </w:rPr>
+        <w:drawing>
+          <wp:inline distT="0" distB="0" distL="0" distR="0" wp14:anchorId="6D82A981" wp14:editId="4B3F38E8">
+            <wp:extent cx="5580380" cy="3720465"/>
+            <wp:effectExtent l="0" t="0" r="0" b="635"/>
+            <wp:docPr id="1057187372" name="图片 1"/>
+            <wp:cNvGraphicFramePr>
+              <a:graphicFrameLocks xmlns:a="http://schemas.openxmlformats.org/drawingml/2006/main" noChangeAspect="1"/>
+            </wp:cNvGraphicFramePr>
+            <a:graphic xmlns:a="http://schemas.openxmlformats.org/drawingml/2006/main">
+              <a:graphicData uri="http://schemas.openxmlformats.org/drawingml/2006/picture">
+                <pic:pic xmlns:pic="http://schemas.openxmlformats.org/drawingml/2006/picture">
+                  <pic:nvPicPr>
+                    <pic:cNvPr id="1057187372" name="图片 1057187372"/>
+                    <pic:cNvPicPr/>
+                  </pic:nvPicPr>
+                  <pic:blipFill>
+                    <a:blip r:embed="rId25" cstate="print">
+                      <a:extLst>
+                        <a:ext uri="{28A0092B-C50C-407E-A947-70E740481C1C}">
+                          <a14:useLocalDpi xmlns:a14="http://schemas.microsoft.com/office/drawing/2010/main" val="0"/>
+                        </a:ext>
+                      </a:extLst>
+                    </a:blip>
+                    <a:stretch>
+                      <a:fillRect/>
+                    </a:stretch>
+                  </pic:blipFill>
+                  <pic:spPr>
+                    <a:xfrm>
+                      <a:off x="0" y="0"/>
+                      <a:ext cx="5580380" cy="3720465"/>
+                    </a:xfrm>
+                    <a:prstGeom prst="rect">
+                      <a:avLst/>
+                    </a:prstGeom>
+                  </pic:spPr>
+                </pic:pic>
+              </a:graphicData>
+            </a:graphic>
+          </wp:inline>
+        </w:drawing>
       </w:r>
     </w:p>
     <w:p>
       <w:pPr>
         <w:pStyle w:val="af0"/>
         <w:spacing w:before="60" w:after="120"/>
-        <w:ind w:firstLine="420"/>
+        <w:ind w:firstLine="360"/>
         <w:jc w:val="center"/>
-      </w:pPr>
-      <w:r>
-        <w:t>图</w:t>
-      </w:r>
-      <w:r>
-        <w:t xml:space="preserve">2.1 </w:t>
-      </w:r>
-      <w:r>
-        <w:t>系统逻辑结构示意图</w:t>
+        <w:rPr>
+          <w:rFonts w:ascii="黑体" w:eastAsia="黑体" w:hAnsi="黑体"/>
+          <w:sz w:val="18"/>
+          <w:szCs w:val="18"/>
+        </w:rPr>
+      </w:pPr>
+      <w:r>
+        <w:rPr>
+          <w:rFonts w:ascii="黑体" w:eastAsia="黑体" w:hAnsi="黑体"/>
+          <w:sz w:val="18"/>
+          <w:szCs w:val="18"/>
+        </w:rPr>
+        <w:t>图2.1 系统逻辑结构示意图</w:t>
       </w:r>
     </w:p>
     <w:p>
@@ -7136,28 +7218,81 @@
       <w:pPr>
         <w:pStyle w:val="af0"/>
         <w:keepNext/>
+        <w:spacing w:line="240" w:lineRule="auto"/>
         <w:ind w:firstLine="420"/>
         <w:jc w:val="center"/>
-      </w:pPr>
-      <w:r>
-        <w:t>【此处插入系统物理结构示意图】</w:t>
+        <w:rPr>
+          <w:rFonts w:hint="eastAsia"/>
+        </w:rPr>
+      </w:pPr>
+      <w:r>
+        <w:rPr>
+          <w:rFonts w:hint="eastAsia"/>
+          <w:noProof/>
+        </w:rPr>
+        <w:lastRenderedPageBreak/>
+        <w:drawing>
+          <wp:inline distT="0" distB="0" distL="0" distR="0" wp14:anchorId="048F9C74" wp14:editId="779C88F6">
+            <wp:extent cx="5580380" cy="3587115"/>
+            <wp:effectExtent l="0" t="0" r="0" b="0"/>
+            <wp:docPr id="1723476081" name="图片 2"/>
+            <wp:cNvGraphicFramePr>
+              <a:graphicFrameLocks xmlns:a="http://schemas.openxmlformats.org/drawingml/2006/main" noChangeAspect="1"/>
+            </wp:cNvGraphicFramePr>
+            <a:graphic xmlns:a="http://schemas.openxmlformats.org/drawingml/2006/main">
+              <a:graphicData uri="http://schemas.openxmlformats.org/drawingml/2006/picture">
+                <pic:pic xmlns:pic="http://schemas.openxmlformats.org/drawingml/2006/picture">
+                  <pic:nvPicPr>
+                    <pic:cNvPr id="1723476081" name="图片 1723476081"/>
+                    <pic:cNvPicPr/>
+                  </pic:nvPicPr>
+                  <pic:blipFill>
+                    <a:blip r:embed="rId26" cstate="print">
+                      <a:extLst>
+                        <a:ext uri="{28A0092B-C50C-407E-A947-70E740481C1C}">
+                          <a14:useLocalDpi xmlns:a14="http://schemas.microsoft.com/office/drawing/2010/main" val="0"/>
+                        </a:ext>
+                      </a:extLst>
+                    </a:blip>
+                    <a:stretch>
+                      <a:fillRect/>
+                    </a:stretch>
+                  </pic:blipFill>
+                  <pic:spPr>
+                    <a:xfrm>
+                      <a:off x="0" y="0"/>
+                      <a:ext cx="5580380" cy="3587115"/>
+                    </a:xfrm>
+                    <a:prstGeom prst="rect">
+                      <a:avLst/>
+                    </a:prstGeom>
+                  </pic:spPr>
+                </pic:pic>
+              </a:graphicData>
+            </a:graphic>
+          </wp:inline>
+        </w:drawing>
       </w:r>
     </w:p>
     <w:p>
       <w:pPr>
         <w:pStyle w:val="af0"/>
         <w:spacing w:before="60" w:after="120"/>
-        <w:ind w:firstLine="420"/>
+        <w:ind w:firstLine="360"/>
         <w:jc w:val="center"/>
-      </w:pPr>
-      <w:r>
-        <w:t>图</w:t>
-      </w:r>
-      <w:r>
-        <w:t xml:space="preserve">2.2 </w:t>
-      </w:r>
-      <w:r>
-        <w:t>系统物理结构示意图</w:t>
+        <w:rPr>
+          <w:rFonts w:ascii="黑体" w:eastAsia="黑体" w:hAnsi="黑体"/>
+          <w:sz w:val="18"/>
+          <w:szCs w:val="18"/>
+        </w:rPr>
+      </w:pPr>
+      <w:r>
+        <w:rPr>
+          <w:rFonts w:ascii="黑体" w:eastAsia="黑体" w:hAnsi="黑体"/>
+          <w:sz w:val="18"/>
+          <w:szCs w:val="18"/>
+        </w:rPr>
+        <w:t>图2.2 系统物理结构示意图</w:t>
       </w:r>
     </w:p>
     <w:p>
@@ -7199,30 +7334,40 @@
       <w:pPr>
         <w:pStyle w:val="af0"/>
         <w:spacing w:before="60" w:after="120"/>
-        <w:ind w:firstLine="420"/>
+        <w:ind w:firstLine="360"/>
         <w:jc w:val="center"/>
-      </w:pPr>
-      <w:r>
-        <w:t>表</w:t>
-      </w:r>
-      <w:r>
-        <w:t xml:space="preserve">2.1 </w:t>
-      </w:r>
-      <w:r>
-        <w:t>主要类与模块设计</w:t>
+        <w:rPr>
+          <w:rFonts w:ascii="黑体" w:eastAsia="黑体" w:hAnsi="黑体"/>
+          <w:sz w:val="18"/>
+          <w:szCs w:val="18"/>
+        </w:rPr>
+      </w:pPr>
+      <w:r>
+        <w:rPr>
+          <w:rFonts w:ascii="黑体" w:eastAsia="黑体" w:hAnsi="黑体"/>
+          <w:sz w:val="18"/>
+          <w:szCs w:val="18"/>
+        </w:rPr>
+        <w:t>表2.1 主要类与模块设计</w:t>
       </w:r>
     </w:p>
     <w:tbl>
       <w:tblPr>
         <w:tblStyle w:val="a8"/>
         <w:tblW w:w="0" w:type="auto"/>
+        <w:tblBorders>
+          <w:left w:val="none" w:sz="0" w:space="0" w:color="auto"/>
+          <w:right w:val="none" w:sz="0" w:space="0" w:color="auto"/>
+          <w:insideH w:val="none" w:sz="0" w:space="0" w:color="auto"/>
+          <w:insideV w:val="none" w:sz="0" w:space="0" w:color="auto"/>
+        </w:tblBorders>
         <w:tblLook w:val="04A0" w:firstRow="1" w:lastRow="0" w:firstColumn="1" w:lastColumn="0" w:noHBand="0" w:noVBand="1"/>
       </w:tblPr>
       <w:tblGrid>
         <w:gridCol w:w="1695"/>
-        <w:gridCol w:w="2530"/>
-        <w:gridCol w:w="2811"/>
-        <w:gridCol w:w="1968"/>
+        <w:gridCol w:w="2531"/>
+        <w:gridCol w:w="2808"/>
+        <w:gridCol w:w="1970"/>
       </w:tblGrid>
       <w:tr>
         <w:trPr>
@@ -7232,18 +7377,27 @@
         <w:tc>
           <w:tcPr>
             <w:tcW w:w="1701" w:type="dxa"/>
-            <w:shd w:val="clear" w:color="auto" w:fill="D9E2F3"/>
+            <w:tcBorders>
+              <w:top w:val="single" w:sz="12" w:space="0" w:color="000000"/>
+              <w:bottom w:val="single" w:sz="4" w:space="0" w:color="auto"/>
+            </w:tcBorders>
             <w:vAlign w:val="center"/>
           </w:tcPr>
           <w:p>
             <w:pPr>
               <w:jc w:val="center"/>
-            </w:pPr>
-            <w:r>
-              <w:rPr>
-                <w:rFonts w:ascii="宋体" w:hAnsi="宋体"/>
-                <w:b/>
-                <w:sz w:val="16"/>
+              <w:rPr>
+                <w:bCs/>
+                <w:sz w:val="18"/>
+                <w:szCs w:val="18"/>
+              </w:rPr>
+            </w:pPr>
+            <w:r>
+              <w:rPr>
+                <w:rFonts w:ascii="宋体" w:hAnsi="宋体"/>
+                <w:bCs/>
+                <w:sz w:val="18"/>
+                <w:szCs w:val="18"/>
               </w:rPr>
               <w:t>类或模块</w:t>
             </w:r>
@@ -7252,18 +7406,27 @@
         <w:tc>
           <w:tcPr>
             <w:tcW w:w="2551" w:type="dxa"/>
-            <w:shd w:val="clear" w:color="auto" w:fill="D9E2F3"/>
+            <w:tcBorders>
+              <w:top w:val="single" w:sz="12" w:space="0" w:color="000000"/>
+              <w:bottom w:val="single" w:sz="4" w:space="0" w:color="auto"/>
+            </w:tcBorders>
             <w:vAlign w:val="center"/>
           </w:tcPr>
           <w:p>
             <w:pPr>
               <w:jc w:val="center"/>
-            </w:pPr>
-            <w:r>
-              <w:rPr>
-                <w:rFonts w:ascii="宋体" w:hAnsi="宋体"/>
-                <w:b/>
-                <w:sz w:val="16"/>
+              <w:rPr>
+                <w:bCs/>
+                <w:sz w:val="18"/>
+                <w:szCs w:val="18"/>
+              </w:rPr>
+            </w:pPr>
+            <w:r>
+              <w:rPr>
+                <w:rFonts w:ascii="宋体" w:hAnsi="宋体"/>
+                <w:bCs/>
+                <w:sz w:val="18"/>
+                <w:szCs w:val="18"/>
               </w:rPr>
               <w:t>主要属性</w:t>
             </w:r>
@@ -7272,18 +7435,27 @@
         <w:tc>
           <w:tcPr>
             <w:tcW w:w="2835" w:type="dxa"/>
-            <w:shd w:val="clear" w:color="auto" w:fill="D9E2F3"/>
+            <w:tcBorders>
+              <w:top w:val="single" w:sz="12" w:space="0" w:color="000000"/>
+              <w:bottom w:val="single" w:sz="4" w:space="0" w:color="auto"/>
+            </w:tcBorders>
             <w:vAlign w:val="center"/>
           </w:tcPr>
           <w:p>
             <w:pPr>
               <w:jc w:val="center"/>
-            </w:pPr>
-            <w:r>
-              <w:rPr>
-                <w:rFonts w:ascii="宋体" w:hAnsi="宋体"/>
-                <w:b/>
-                <w:sz w:val="16"/>
+              <w:rPr>
+                <w:bCs/>
+                <w:sz w:val="18"/>
+                <w:szCs w:val="18"/>
+              </w:rPr>
+            </w:pPr>
+            <w:r>
+              <w:rPr>
+                <w:rFonts w:ascii="宋体" w:hAnsi="宋体"/>
+                <w:bCs/>
+                <w:sz w:val="18"/>
+                <w:szCs w:val="18"/>
               </w:rPr>
               <w:t>主要方法</w:t>
             </w:r>
@@ -7292,20 +7464,288 @@
         <w:tc>
           <w:tcPr>
             <w:tcW w:w="1984" w:type="dxa"/>
-            <w:shd w:val="clear" w:color="auto" w:fill="D9E2F3"/>
+            <w:tcBorders>
+              <w:top w:val="single" w:sz="12" w:space="0" w:color="000000"/>
+              <w:bottom w:val="single" w:sz="4" w:space="0" w:color="auto"/>
+            </w:tcBorders>
             <w:vAlign w:val="center"/>
           </w:tcPr>
           <w:p>
             <w:pPr>
               <w:jc w:val="center"/>
-            </w:pPr>
-            <w:r>
-              <w:rPr>
-                <w:rFonts w:ascii="宋体" w:hAnsi="宋体"/>
-                <w:b/>
-                <w:sz w:val="16"/>
+              <w:rPr>
+                <w:bCs/>
+                <w:sz w:val="18"/>
+                <w:szCs w:val="18"/>
+              </w:rPr>
+            </w:pPr>
+            <w:r>
+              <w:rPr>
+                <w:rFonts w:ascii="宋体" w:hAnsi="宋体"/>
+                <w:bCs/>
+                <w:sz w:val="18"/>
+                <w:szCs w:val="18"/>
               </w:rPr>
               <w:t>职责</w:t>
+            </w:r>
+          </w:p>
+        </w:tc>
+      </w:tr>
+      <w:tr>
+        <w:trPr>
+          <w:cantSplit/>
+        </w:trPr>
+        <w:tc>
+          <w:tcPr>
+            <w:tcW w:w="1701" w:type="dxa"/>
+            <w:tcBorders>
+              <w:top w:val="single" w:sz="4" w:space="0" w:color="auto"/>
+            </w:tcBorders>
+            <w:tcMar>
+              <w:top w:w="80" w:type="dxa"/>
+              <w:left w:w="90" w:type="dxa"/>
+              <w:bottom w:w="80" w:type="dxa"/>
+              <w:right w:w="90" w:type="dxa"/>
+            </w:tcMar>
+            <w:vAlign w:val="center"/>
+          </w:tcPr>
+          <w:p>
+            <w:pPr>
+              <w:jc w:val="center"/>
+              <w:rPr>
+                <w:sz w:val="18"/>
+                <w:szCs w:val="18"/>
+              </w:rPr>
+            </w:pPr>
+            <w:proofErr w:type="spellStart"/>
+            <w:r>
+              <w:rPr>
+                <w:sz w:val="18"/>
+                <w:szCs w:val="18"/>
+              </w:rPr>
+              <w:t>LearningApp</w:t>
+            </w:r>
+            <w:proofErr w:type="spellEnd"/>
+          </w:p>
+        </w:tc>
+        <w:tc>
+          <w:tcPr>
+            <w:tcW w:w="2551" w:type="dxa"/>
+            <w:tcBorders>
+              <w:top w:val="single" w:sz="4" w:space="0" w:color="auto"/>
+            </w:tcBorders>
+            <w:tcMar>
+              <w:top w:w="80" w:type="dxa"/>
+              <w:left w:w="90" w:type="dxa"/>
+              <w:bottom w:w="80" w:type="dxa"/>
+              <w:right w:w="90" w:type="dxa"/>
+            </w:tcMar>
+            <w:vAlign w:val="center"/>
+          </w:tcPr>
+          <w:p>
+            <w:pPr>
+              <w:jc w:val="center"/>
+              <w:rPr>
+                <w:sz w:val="18"/>
+                <w:szCs w:val="18"/>
+              </w:rPr>
+            </w:pPr>
+            <w:r>
+              <w:rPr>
+                <w:sz w:val="18"/>
+                <w:szCs w:val="18"/>
+              </w:rPr>
+              <w:t>root</w:t>
+            </w:r>
+            <w:r>
+              <w:rPr>
+                <w:sz w:val="18"/>
+                <w:szCs w:val="18"/>
+              </w:rPr>
+              <w:t>，</w:t>
+            </w:r>
+            <w:r>
+              <w:rPr>
+                <w:sz w:val="18"/>
+                <w:szCs w:val="18"/>
+              </w:rPr>
+              <w:t>api</w:t>
+            </w:r>
+            <w:r>
+              <w:rPr>
+                <w:sz w:val="18"/>
+                <w:szCs w:val="18"/>
+              </w:rPr>
+              <w:t>，</w:t>
+            </w:r>
+            <w:r>
+              <w:rPr>
+                <w:sz w:val="18"/>
+                <w:szCs w:val="18"/>
+              </w:rPr>
+              <w:t>tables</w:t>
+            </w:r>
+            <w:r>
+              <w:rPr>
+                <w:sz w:val="18"/>
+                <w:szCs w:val="18"/>
+              </w:rPr>
+              <w:t>，</w:t>
+            </w:r>
+            <w:r>
+              <w:rPr>
+                <w:sz w:val="18"/>
+                <w:szCs w:val="18"/>
+              </w:rPr>
+              <w:t>rows</w:t>
+            </w:r>
+            <w:r>
+              <w:rPr>
+                <w:sz w:val="18"/>
+                <w:szCs w:val="18"/>
+              </w:rPr>
+              <w:t>，</w:t>
+            </w:r>
+            <w:r>
+              <w:rPr>
+                <w:sz w:val="18"/>
+                <w:szCs w:val="18"/>
+              </w:rPr>
+              <w:t>busy</w:t>
+            </w:r>
+          </w:p>
+        </w:tc>
+        <w:tc>
+          <w:tcPr>
+            <w:tcW w:w="2835" w:type="dxa"/>
+            <w:tcBorders>
+              <w:top w:val="single" w:sz="4" w:space="0" w:color="auto"/>
+            </w:tcBorders>
+            <w:tcMar>
+              <w:top w:w="80" w:type="dxa"/>
+              <w:left w:w="90" w:type="dxa"/>
+              <w:bottom w:w="80" w:type="dxa"/>
+              <w:right w:w="90" w:type="dxa"/>
+            </w:tcMar>
+            <w:vAlign w:val="center"/>
+          </w:tcPr>
+          <w:p>
+            <w:pPr>
+              <w:jc w:val="center"/>
+              <w:rPr>
+                <w:sz w:val="18"/>
+                <w:szCs w:val="18"/>
+              </w:rPr>
+            </w:pPr>
+            <w:r>
+              <w:rPr>
+                <w:sz w:val="18"/>
+                <w:szCs w:val="18"/>
+              </w:rPr>
+              <w:t>request</w:t>
+            </w:r>
+            <w:r>
+              <w:rPr>
+                <w:sz w:val="18"/>
+                <w:szCs w:val="18"/>
+              </w:rPr>
+              <w:t>，</w:t>
+            </w:r>
+            <w:r>
+              <w:rPr>
+                <w:sz w:val="18"/>
+                <w:szCs w:val="18"/>
+              </w:rPr>
+              <w:t>logged_in</w:t>
+            </w:r>
+            <w:r>
+              <w:rPr>
+                <w:sz w:val="18"/>
+                <w:szCs w:val="18"/>
+              </w:rPr>
+              <w:t>，</w:t>
+            </w:r>
+            <w:r>
+              <w:rPr>
+                <w:sz w:val="18"/>
+                <w:szCs w:val="18"/>
+              </w:rPr>
+              <w:t>load</w:t>
+            </w:r>
+            <w:r>
+              <w:rPr>
+                <w:sz w:val="18"/>
+                <w:szCs w:val="18"/>
+              </w:rPr>
+              <w:t>，</w:t>
+            </w:r>
+            <w:r>
+              <w:rPr>
+                <w:sz w:val="18"/>
+                <w:szCs w:val="18"/>
+              </w:rPr>
+              <w:t>checkin</w:t>
+            </w:r>
+            <w:r>
+              <w:rPr>
+                <w:sz w:val="18"/>
+                <w:szCs w:val="18"/>
+              </w:rPr>
+              <w:t>，</w:t>
+            </w:r>
+            <w:r>
+              <w:rPr>
+                <w:sz w:val="18"/>
+                <w:szCs w:val="18"/>
+              </w:rPr>
+              <w:t>edit_record</w:t>
+            </w:r>
+            <w:r>
+              <w:rPr>
+                <w:sz w:val="18"/>
+                <w:szCs w:val="18"/>
+              </w:rPr>
+              <w:t>，</w:t>
+            </w:r>
+            <w:r>
+              <w:rPr>
+                <w:sz w:val="18"/>
+                <w:szCs w:val="18"/>
+              </w:rPr>
+              <w:t>delete</w:t>
+            </w:r>
+          </w:p>
+        </w:tc>
+        <w:tc>
+          <w:tcPr>
+            <w:tcW w:w="1984" w:type="dxa"/>
+            <w:tcBorders>
+              <w:top w:val="single" w:sz="4" w:space="0" w:color="auto"/>
+            </w:tcBorders>
+            <w:tcMar>
+              <w:top w:w="80" w:type="dxa"/>
+              <w:left w:w="90" w:type="dxa"/>
+              <w:bottom w:w="80" w:type="dxa"/>
+              <w:right w:w="90" w:type="dxa"/>
+            </w:tcMar>
+            <w:vAlign w:val="center"/>
+          </w:tcPr>
+          <w:p>
+            <w:pPr>
+              <w:jc w:val="left"/>
+              <w:rPr>
+                <w:rFonts w:ascii="宋体" w:hAnsi="宋体"/>
+                <w:sz w:val="18"/>
+                <w:szCs w:val="18"/>
+              </w:rPr>
+            </w:pPr>
+            <w:r>
+              <w:rPr>
+                <w:rFonts w:ascii="宋体" w:hAnsi="宋体"/>
+                <w:sz w:val="18"/>
+                <w:szCs w:val="18"/>
+              </w:rPr>
+              <w:t>构建桌面界面并组织交互</w:t>
             </w:r>
           </w:p>
         </w:tc>
@@ -7328,14 +7768,20 @@
           <w:p>
             <w:pPr>
               <w:jc w:val="center"/>
-            </w:pPr>
-            <w:r>
-              <w:rPr>
-                <w:rFonts w:ascii="宋体" w:hAnsi="宋体"/>
-                <w:sz w:val="16"/>
-              </w:rPr>
-              <w:t>LearningApp</w:t>
-            </w:r>
+              <w:rPr>
+                <w:sz w:val="18"/>
+                <w:szCs w:val="18"/>
+              </w:rPr>
+            </w:pPr>
+            <w:proofErr w:type="spellStart"/>
+            <w:r>
+              <w:rPr>
+                <w:sz w:val="18"/>
+                <w:szCs w:val="18"/>
+              </w:rPr>
+              <w:t>ApiClient</w:t>
+            </w:r>
+            <w:proofErr w:type="spellEnd"/>
           </w:p>
         </w:tc>
         <w:tc>
@@ -7351,14 +7797,32 @@
           </w:tcPr>
           <w:p>
             <w:pPr>
-              <w:jc w:val="left"/>
-            </w:pPr>
-            <w:r>
-              <w:rPr>
-                <w:rFonts w:ascii="宋体" w:hAnsi="宋体"/>
-                <w:sz w:val="16"/>
-              </w:rPr>
-              <w:t>root，api，tables，rows，busy</w:t>
+              <w:jc w:val="center"/>
+              <w:rPr>
+                <w:sz w:val="18"/>
+                <w:szCs w:val="18"/>
+              </w:rPr>
+            </w:pPr>
+            <w:r>
+              <w:rPr>
+                <w:sz w:val="18"/>
+                <w:szCs w:val="18"/>
+              </w:rPr>
+              <w:t>base_url</w:t>
+            </w:r>
+            <w:r>
+              <w:rPr>
+                <w:sz w:val="18"/>
+                <w:szCs w:val="18"/>
+              </w:rPr>
+              <w:t>，</w:t>
+            </w:r>
+            <w:r>
+              <w:rPr>
+                <w:sz w:val="18"/>
+                <w:szCs w:val="18"/>
+              </w:rPr>
+              <w:t>token</w:t>
             </w:r>
           </w:p>
         </w:tc>
@@ -7375,14 +7839,46 @@
           </w:tcPr>
           <w:p>
             <w:pPr>
-              <w:jc w:val="left"/>
-            </w:pPr>
-            <w:r>
-              <w:rPr>
-                <w:rFonts w:ascii="宋体" w:hAnsi="宋体"/>
-                <w:sz w:val="16"/>
-              </w:rPr>
-              <w:t>request，logged_in，load，checkin，edit_record，delete</w:t>
+              <w:jc w:val="center"/>
+              <w:rPr>
+                <w:sz w:val="18"/>
+                <w:szCs w:val="18"/>
+              </w:rPr>
+            </w:pPr>
+            <w:r>
+              <w:rPr>
+                <w:sz w:val="18"/>
+                <w:szCs w:val="18"/>
+              </w:rPr>
+              <w:t>send</w:t>
+            </w:r>
+            <w:r>
+              <w:rPr>
+                <w:sz w:val="18"/>
+                <w:szCs w:val="18"/>
+              </w:rPr>
+              <w:t>，</w:t>
+            </w:r>
+            <w:r>
+              <w:rPr>
+                <w:sz w:val="18"/>
+                <w:szCs w:val="18"/>
+              </w:rPr>
+              <w:t>health</w:t>
+            </w:r>
+            <w:r>
+              <w:rPr>
+                <w:sz w:val="18"/>
+                <w:szCs w:val="18"/>
+              </w:rPr>
+              <w:t>，</w:t>
+            </w:r>
+            <w:r>
+              <w:rPr>
+                <w:sz w:val="18"/>
+                <w:szCs w:val="18"/>
+              </w:rPr>
+              <w:t>call</w:t>
             </w:r>
           </w:p>
         </w:tc>
@@ -7400,13 +7896,34 @@
           <w:p>
             <w:pPr>
               <w:jc w:val="left"/>
-            </w:pPr>
-            <w:r>
-              <w:rPr>
-                <w:rFonts w:ascii="宋体" w:hAnsi="宋体"/>
-                <w:sz w:val="16"/>
-              </w:rPr>
-              <w:t>构建桌面界面并组织交互</w:t>
+              <w:rPr>
+                <w:rFonts w:ascii="宋体" w:hAnsi="宋体"/>
+                <w:sz w:val="18"/>
+                <w:szCs w:val="18"/>
+              </w:rPr>
+            </w:pPr>
+            <w:r>
+              <w:rPr>
+                <w:rFonts w:ascii="宋体" w:hAnsi="宋体"/>
+                <w:sz w:val="18"/>
+                <w:szCs w:val="18"/>
+              </w:rPr>
+              <w:t>封装</w:t>
+            </w:r>
+            <w:r>
+              <w:rPr>
+                <w:sz w:val="18"/>
+                <w:szCs w:val="18"/>
+              </w:rPr>
+              <w:t>HTTP/JSON</w:t>
+            </w:r>
+            <w:r>
+              <w:rPr>
+                <w:rFonts w:ascii="宋体" w:hAnsi="宋体"/>
+                <w:sz w:val="18"/>
+                <w:szCs w:val="18"/>
+              </w:rPr>
+              <w:t>请求和异常</w:t>
             </w:r>
           </w:p>
         </w:tc>
@@ -7429,13 +7946,17 @@
           <w:p>
             <w:pPr>
               <w:jc w:val="center"/>
-            </w:pPr>
-            <w:r>
-              <w:rPr>
-                <w:rFonts w:ascii="宋体" w:hAnsi="宋体"/>
-                <w:sz w:val="16"/>
-              </w:rPr>
-              <w:t>ApiClient</w:t>
+              <w:rPr>
+                <w:sz w:val="18"/>
+                <w:szCs w:val="18"/>
+              </w:rPr>
+            </w:pPr>
+            <w:r>
+              <w:rPr>
+                <w:sz w:val="18"/>
+                <w:szCs w:val="18"/>
+              </w:rPr>
+              <w:t>HTTP Handler</w:t>
             </w:r>
           </w:p>
         </w:tc>
@@ -7452,14 +7973,18 @@
           </w:tcPr>
           <w:p>
             <w:pPr>
-              <w:jc w:val="left"/>
-            </w:pPr>
-            <w:r>
-              <w:rPr>
-                <w:rFonts w:ascii="宋体" w:hAnsi="宋体"/>
-                <w:sz w:val="16"/>
-              </w:rPr>
-              <w:t>base_url，token</w:t>
+              <w:jc w:val="center"/>
+              <w:rPr>
+                <w:sz w:val="18"/>
+                <w:szCs w:val="18"/>
+              </w:rPr>
+            </w:pPr>
+            <w:r>
+              <w:rPr>
+                <w:sz w:val="18"/>
+                <w:szCs w:val="18"/>
+              </w:rPr>
+              <w:t>service</w:t>
             </w:r>
           </w:p>
         </w:tc>
@@ -7476,14 +8001,60 @@
           </w:tcPr>
           <w:p>
             <w:pPr>
-              <w:jc w:val="left"/>
-            </w:pPr>
-            <w:r>
-              <w:rPr>
-                <w:rFonts w:ascii="宋体" w:hAnsi="宋体"/>
-                <w:sz w:val="16"/>
-              </w:rPr>
-              <w:t>send，health，call</w:t>
+              <w:jc w:val="center"/>
+              <w:rPr>
+                <w:sz w:val="18"/>
+                <w:szCs w:val="18"/>
+              </w:rPr>
+            </w:pPr>
+            <w:r>
+              <w:rPr>
+                <w:sz w:val="18"/>
+                <w:szCs w:val="18"/>
+              </w:rPr>
+              <w:t>do_GET</w:t>
+            </w:r>
+            <w:r>
+              <w:rPr>
+                <w:sz w:val="18"/>
+                <w:szCs w:val="18"/>
+              </w:rPr>
+              <w:t>，</w:t>
+            </w:r>
+            <w:r>
+              <w:rPr>
+                <w:sz w:val="18"/>
+                <w:szCs w:val="18"/>
+              </w:rPr>
+              <w:t>do_POST</w:t>
+            </w:r>
+            <w:r>
+              <w:rPr>
+                <w:sz w:val="18"/>
+                <w:szCs w:val="18"/>
+              </w:rPr>
+              <w:t>，</w:t>
+            </w:r>
+            <w:r>
+              <w:rPr>
+                <w:sz w:val="18"/>
+                <w:szCs w:val="18"/>
+              </w:rPr>
+              <w:t>reply</w:t>
+            </w:r>
+            <w:r>
+              <w:rPr>
+                <w:sz w:val="18"/>
+                <w:szCs w:val="18"/>
+              </w:rPr>
+              <w:t>，</w:t>
+            </w:r>
+            <w:r>
+              <w:rPr>
+                <w:sz w:val="18"/>
+                <w:szCs w:val="18"/>
+              </w:rPr>
+              <w:t>reply_home</w:t>
             </w:r>
           </w:p>
         </w:tc>
@@ -7501,13 +8072,19 @@
           <w:p>
             <w:pPr>
               <w:jc w:val="left"/>
-            </w:pPr>
-            <w:r>
-              <w:rPr>
-                <w:rFonts w:ascii="宋体" w:hAnsi="宋体"/>
-                <w:sz w:val="16"/>
-              </w:rPr>
-              <w:t>封装HTTP/JSON请求和异常</w:t>
+              <w:rPr>
+                <w:rFonts w:ascii="宋体" w:hAnsi="宋体"/>
+                <w:sz w:val="18"/>
+                <w:szCs w:val="18"/>
+              </w:rPr>
+            </w:pPr>
+            <w:r>
+              <w:rPr>
+                <w:rFonts w:ascii="宋体" w:hAnsi="宋体"/>
+                <w:sz w:val="18"/>
+                <w:szCs w:val="18"/>
+              </w:rPr>
+              <w:t>解析请求、分发动作和映射状态码</w:t>
             </w:r>
           </w:p>
         </w:tc>
@@ -7530,13 +8107,17 @@
           <w:p>
             <w:pPr>
               <w:jc w:val="center"/>
-            </w:pPr>
-            <w:r>
-              <w:rPr>
-                <w:rFonts w:ascii="宋体" w:hAnsi="宋体"/>
-                <w:sz w:val="16"/>
-              </w:rPr>
-              <w:t>HTTP Handler</w:t>
+              <w:rPr>
+                <w:sz w:val="18"/>
+                <w:szCs w:val="18"/>
+              </w:rPr>
+            </w:pPr>
+            <w:r>
+              <w:rPr>
+                <w:sz w:val="18"/>
+                <w:szCs w:val="18"/>
+              </w:rPr>
+              <w:t>LearningService</w:t>
             </w:r>
           </w:p>
         </w:tc>
@@ -7553,14 +8134,46 @@
           </w:tcPr>
           <w:p>
             <w:pPr>
-              <w:jc w:val="center"/>
-            </w:pPr>
-            <w:r>
-              <w:rPr>
-                <w:rFonts w:ascii="宋体" w:hAnsi="宋体"/>
-                <w:sz w:val="16"/>
-              </w:rPr>
-              <w:t>service</w:t>
+              <w:jc w:val="left"/>
+              <w:rPr>
+                <w:sz w:val="18"/>
+                <w:szCs w:val="18"/>
+              </w:rPr>
+            </w:pPr>
+            <w:r>
+              <w:rPr>
+                <w:sz w:val="18"/>
+                <w:szCs w:val="18"/>
+              </w:rPr>
+              <w:t>db_path</w:t>
+            </w:r>
+            <w:r>
+              <w:rPr>
+                <w:sz w:val="18"/>
+                <w:szCs w:val="18"/>
+              </w:rPr>
+              <w:t>，</w:t>
+            </w:r>
+            <w:r>
+              <w:rPr>
+                <w:sz w:val="18"/>
+                <w:szCs w:val="18"/>
+              </w:rPr>
+              <w:t>sessions</w:t>
+            </w:r>
+            <w:r>
+              <w:rPr>
+                <w:sz w:val="18"/>
+                <w:szCs w:val="18"/>
+              </w:rPr>
+              <w:t>，</w:t>
+            </w:r>
+            <w:r>
+              <w:rPr>
+                <w:sz w:val="18"/>
+                <w:szCs w:val="18"/>
+              </w:rPr>
+              <w:t>session_lock</w:t>
             </w:r>
           </w:p>
         </w:tc>
@@ -7577,14 +8190,32 @@
           </w:tcPr>
           <w:p>
             <w:pPr>
-              <w:jc w:val="left"/>
-            </w:pPr>
-            <w:r>
-              <w:rPr>
-                <w:rFonts w:ascii="宋体" w:hAnsi="宋体"/>
-                <w:sz w:val="16"/>
-              </w:rPr>
-              <w:t>do_GET，do_POST，reply，reply_home</w:t>
+              <w:jc w:val="center"/>
+              <w:rPr>
+                <w:sz w:val="18"/>
+                <w:szCs w:val="18"/>
+              </w:rPr>
+            </w:pPr>
+            <w:r>
+              <w:rPr>
+                <w:sz w:val="18"/>
+                <w:szCs w:val="18"/>
+              </w:rPr>
+              <w:t>profile</w:t>
+            </w:r>
+            <w:r>
+              <w:rPr>
+                <w:sz w:val="18"/>
+                <w:szCs w:val="18"/>
+              </w:rPr>
+              <w:t>，</w:t>
+            </w:r>
+            <w:r>
+              <w:rPr>
+                <w:sz w:val="18"/>
+                <w:szCs w:val="18"/>
+              </w:rPr>
+              <w:t>handle</w:t>
             </w:r>
           </w:p>
         </w:tc>
@@ -7602,13 +8233,19 @@
           <w:p>
             <w:pPr>
               <w:jc w:val="left"/>
-            </w:pPr>
-            <w:r>
-              <w:rPr>
-                <w:rFonts w:ascii="宋体" w:hAnsi="宋体"/>
-                <w:sz w:val="16"/>
-              </w:rPr>
-              <w:t>解析请求、分发动作和映射状态码</w:t>
+              <w:rPr>
+                <w:rFonts w:ascii="宋体" w:hAnsi="宋体"/>
+                <w:sz w:val="18"/>
+                <w:szCs w:val="18"/>
+              </w:rPr>
+            </w:pPr>
+            <w:r>
+              <w:rPr>
+                <w:rFonts w:ascii="宋体" w:hAnsi="宋体"/>
+                <w:sz w:val="18"/>
+                <w:szCs w:val="18"/>
+              </w:rPr>
+              <w:t>执行业务规则、会话和权限校验</w:t>
             </w:r>
           </w:p>
         </w:tc>
@@ -7620,6 +8257,9 @@
         <w:tc>
           <w:tcPr>
             <w:tcW w:w="1701" w:type="dxa"/>
+            <w:tcBorders>
+              <w:bottom w:val="single" w:sz="12" w:space="0" w:color="000000"/>
+            </w:tcBorders>
             <w:tcMar>
               <w:top w:w="80" w:type="dxa"/>
               <w:left w:w="90" w:type="dxa"/>
@@ -7631,19 +8271,33 @@
           <w:p>
             <w:pPr>
               <w:jc w:val="center"/>
-            </w:pPr>
-            <w:r>
-              <w:rPr>
-                <w:rFonts w:ascii="宋体" w:hAnsi="宋体"/>
-                <w:sz w:val="16"/>
-              </w:rPr>
-              <w:t>LearningService</w:t>
+              <w:rPr>
+                <w:sz w:val="18"/>
+                <w:szCs w:val="18"/>
+              </w:rPr>
+            </w:pPr>
+            <w:r>
+              <w:rPr>
+                <w:sz w:val="18"/>
+                <w:szCs w:val="18"/>
+              </w:rPr>
+              <w:t>database</w:t>
+            </w:r>
+            <w:r>
+              <w:rPr>
+                <w:sz w:val="18"/>
+                <w:szCs w:val="18"/>
+              </w:rPr>
+              <w:t>模块</w:t>
             </w:r>
           </w:p>
         </w:tc>
         <w:tc>
           <w:tcPr>
             <w:tcW w:w="2551" w:type="dxa"/>
+            <w:tcBorders>
+              <w:bottom w:val="single" w:sz="12" w:space="0" w:color="000000"/>
+            </w:tcBorders>
             <w:tcMar>
               <w:top w:w="80" w:type="dxa"/>
               <w:left w:w="90" w:type="dxa"/>
@@ -7654,20 +8308,27 @@
           </w:tcPr>
           <w:p>
             <w:pPr>
-              <w:jc w:val="left"/>
-            </w:pPr>
-            <w:r>
-              <w:rPr>
-                <w:rFonts w:ascii="宋体" w:hAnsi="宋体"/>
-                <w:sz w:val="16"/>
-              </w:rPr>
-              <w:t>db_path，sessions，session_lock</w:t>
+              <w:jc w:val="center"/>
+              <w:rPr>
+                <w:sz w:val="18"/>
+                <w:szCs w:val="18"/>
+              </w:rPr>
+            </w:pPr>
+            <w:r>
+              <w:rPr>
+                <w:sz w:val="18"/>
+                <w:szCs w:val="18"/>
+              </w:rPr>
+              <w:t>DEFAULT_DB</w:t>
             </w:r>
           </w:p>
         </w:tc>
         <w:tc>
           <w:tcPr>
             <w:tcW w:w="2835" w:type="dxa"/>
+            <w:tcBorders>
+              <w:bottom w:val="single" w:sz="12" w:space="0" w:color="000000"/>
+            </w:tcBorders>
             <w:tcMar>
               <w:top w:w="80" w:type="dxa"/>
               <w:left w:w="90" w:type="dxa"/>
@@ -7678,20 +8339,41 @@
           </w:tcPr>
           <w:p>
             <w:pPr>
-              <w:jc w:val="left"/>
-            </w:pPr>
-            <w:r>
-              <w:rPr>
-                <w:rFonts w:ascii="宋体" w:hAnsi="宋体"/>
-                <w:sz w:val="16"/>
-              </w:rPr>
-              <w:t>profile，handle</w:t>
+              <w:jc w:val="center"/>
+              <w:rPr>
+                <w:sz w:val="18"/>
+                <w:szCs w:val="18"/>
+              </w:rPr>
+            </w:pPr>
+            <w:r>
+              <w:rPr>
+                <w:sz w:val="18"/>
+                <w:szCs w:val="18"/>
+              </w:rPr>
+              <w:t>connect</w:t>
+            </w:r>
+            <w:r>
+              <w:rPr>
+                <w:sz w:val="18"/>
+                <w:szCs w:val="18"/>
+              </w:rPr>
+              <w:t>，</w:t>
+            </w:r>
+            <w:r>
+              <w:rPr>
+                <w:sz w:val="18"/>
+                <w:szCs w:val="18"/>
+              </w:rPr>
+              <w:t>initialize</w:t>
             </w:r>
           </w:p>
         </w:tc>
         <w:tc>
           <w:tcPr>
             <w:tcW w:w="1984" w:type="dxa"/>
+            <w:tcBorders>
+              <w:bottom w:val="single" w:sz="12" w:space="0" w:color="000000"/>
+            </w:tcBorders>
             <w:tcMar>
               <w:top w:w="80" w:type="dxa"/>
               <w:left w:w="90" w:type="dxa"/>
@@ -7703,13 +8385,805 @@
           <w:p>
             <w:pPr>
               <w:jc w:val="left"/>
-            </w:pPr>
-            <w:r>
-              <w:rPr>
-                <w:rFonts w:ascii="宋体" w:hAnsi="宋体"/>
-                <w:sz w:val="16"/>
-              </w:rPr>
-              <w:t>执行业务规则、会话和权限校验</w:t>
+              <w:rPr>
+                <w:rFonts w:ascii="宋体" w:hAnsi="宋体"/>
+                <w:sz w:val="18"/>
+                <w:szCs w:val="18"/>
+              </w:rPr>
+            </w:pPr>
+            <w:r>
+              <w:rPr>
+                <w:rFonts w:ascii="宋体" w:hAnsi="宋体"/>
+                <w:sz w:val="18"/>
+                <w:szCs w:val="18"/>
+              </w:rPr>
+              <w:t>建立</w:t>
+            </w:r>
+            <w:r>
+              <w:rPr>
+                <w:sz w:val="18"/>
+                <w:szCs w:val="18"/>
+              </w:rPr>
+              <w:t>SQLite</w:t>
+            </w:r>
+            <w:r>
+              <w:rPr>
+                <w:rFonts w:ascii="宋体" w:hAnsi="宋体"/>
+                <w:sz w:val="18"/>
+                <w:szCs w:val="18"/>
+              </w:rPr>
+              <w:t>连接、事务和表结构</w:t>
+            </w:r>
+          </w:p>
+        </w:tc>
+      </w:tr>
+    </w:tbl>
+    <w:p>
+      <w:pPr>
+        <w:pStyle w:val="af0"/>
+        <w:keepNext/>
+        <w:spacing w:line="240" w:lineRule="auto"/>
+        <w:ind w:firstLine="420"/>
+        <w:jc w:val="center"/>
+        <w:rPr>
+          <w:rFonts w:hint="eastAsia"/>
+        </w:rPr>
+      </w:pPr>
+      <w:r>
+        <w:rPr>
+          <w:rFonts w:hint="eastAsia"/>
+          <w:noProof/>
+        </w:rPr>
+        <w:lastRenderedPageBreak/>
+        <w:drawing>
+          <wp:inline distT="0" distB="0" distL="0" distR="0" wp14:anchorId="0B8BC8DF" wp14:editId="2CFCC19E">
+            <wp:extent cx="5580380" cy="4010660"/>
+            <wp:effectExtent l="0" t="0" r="0" b="2540"/>
+            <wp:docPr id="27418075" name="图片 3"/>
+            <wp:cNvGraphicFramePr>
+              <a:graphicFrameLocks xmlns:a="http://schemas.openxmlformats.org/drawingml/2006/main" noChangeAspect="1"/>
+            </wp:cNvGraphicFramePr>
+            <a:graphic xmlns:a="http://schemas.openxmlformats.org/drawingml/2006/main">
+              <a:graphicData uri="http://schemas.openxmlformats.org/drawingml/2006/picture">
+                <pic:pic xmlns:pic="http://schemas.openxmlformats.org/drawingml/2006/picture">
+                  <pic:nvPicPr>
+                    <pic:cNvPr id="27418075" name="图片 27418075"/>
+                    <pic:cNvPicPr/>
+                  </pic:nvPicPr>
+                  <pic:blipFill>
+                    <a:blip r:embed="rId27" cstate="print">
+                      <a:extLst>
+                        <a:ext uri="{28A0092B-C50C-407E-A947-70E740481C1C}">
+                          <a14:useLocalDpi xmlns:a14="http://schemas.microsoft.com/office/drawing/2010/main" val="0"/>
+                        </a:ext>
+                      </a:extLst>
+                    </a:blip>
+                    <a:stretch>
+                      <a:fillRect/>
+                    </a:stretch>
+                  </pic:blipFill>
+                  <pic:spPr>
+                    <a:xfrm>
+                      <a:off x="0" y="0"/>
+                      <a:ext cx="5580380" cy="4010660"/>
+                    </a:xfrm>
+                    <a:prstGeom prst="rect">
+                      <a:avLst/>
+                    </a:prstGeom>
+                  </pic:spPr>
+                </pic:pic>
+              </a:graphicData>
+            </a:graphic>
+          </wp:inline>
+        </w:drawing>
+      </w:r>
+    </w:p>
+    <w:p>
+      <w:pPr>
+        <w:pStyle w:val="af0"/>
+        <w:spacing w:before="60" w:after="120"/>
+        <w:ind w:firstLine="360"/>
+        <w:jc w:val="center"/>
+        <w:rPr>
+          <w:rFonts w:ascii="黑体" w:eastAsia="黑体" w:hAnsi="黑体"/>
+          <w:sz w:val="18"/>
+          <w:szCs w:val="18"/>
+        </w:rPr>
+      </w:pPr>
+      <w:r>
+        <w:rPr>
+          <w:rFonts w:ascii="黑体" w:eastAsia="黑体" w:hAnsi="黑体"/>
+          <w:sz w:val="18"/>
+          <w:szCs w:val="18"/>
+        </w:rPr>
+        <w:t>图2.3 详细设计类图（含属性和方法）</w:t>
+      </w:r>
+    </w:p>
+    <w:p>
+      <w:pPr>
+        <w:pStyle w:val="af"/>
+        <w:keepNext/>
+        <w:spacing w:before="240" w:after="240"/>
+        <w:ind w:firstLine="480"/>
+      </w:pPr>
+      <w:r>
+        <w:rPr>
+          <w:rFonts w:ascii="黑体" w:hAnsi="黑体"/>
+        </w:rPr>
+        <w:t>2.3 数据库设计</w:t>
+      </w:r>
+    </w:p>
+    <w:p>
+      <w:pPr>
+        <w:pStyle w:val="af1"/>
+        <w:keepNext/>
+        <w:spacing w:before="240" w:after="240"/>
+        <w:ind w:firstLine="420"/>
+      </w:pPr>
+      <w:r>
+        <w:rPr>
+          <w:rFonts w:ascii="黑体" w:hAnsi="黑体"/>
+        </w:rPr>
+        <w:t>2.3.1 EAD实体属性设计</w:t>
+      </w:r>
+    </w:p>
+    <w:p>
+      <w:pPr>
+        <w:pStyle w:val="af0"/>
+        <w:ind w:firstLine="420"/>
+      </w:pPr>
+      <w:r>
+        <w:t>EAD</w:t>
+      </w:r>
+      <w:r>
+        <w:t>用于从业务对象角度说明实体与属性。</w:t>
+      </w:r>
+      <w:r>
+        <w:t>users</w:t>
+      </w:r>
+      <w:r>
+        <w:t>保存普通用户账号；</w:t>
+      </w:r>
+      <w:r>
+        <w:t>places</w:t>
+      </w:r>
+      <w:r>
+        <w:t>保存景点名称、位置和历史介绍；</w:t>
+      </w:r>
+      <w:r>
+        <w:t>records</w:t>
+      </w:r>
+      <w:r>
+        <w:t>保存用户对景点的一次学习打卡；</w:t>
+      </w:r>
+      <w:r>
+        <w:t>notices</w:t>
+      </w:r>
+      <w:r>
+        <w:t>保存系统公告。管理员账号由服务端固定配置识别，因此不建立</w:t>
+      </w:r>
+      <w:r>
+        <w:t>admin</w:t>
+      </w:r>
+      <w:r>
+        <w:t>表。实体属性图见图</w:t>
+      </w:r>
+      <w:r>
+        <w:t>2.4</w:t>
+      </w:r>
+      <w:r>
+        <w:t>。</w:t>
+      </w:r>
+    </w:p>
+    <w:p>
+      <w:pPr>
+        <w:pStyle w:val="af0"/>
+        <w:keepNext/>
+        <w:spacing w:line="240" w:lineRule="auto"/>
+        <w:ind w:firstLine="420"/>
+        <w:jc w:val="center"/>
+        <w:rPr>
+          <w:rFonts w:hint="eastAsia"/>
+        </w:rPr>
+      </w:pPr>
+      <w:r>
+        <w:rPr>
+          <w:rFonts w:hint="eastAsia"/>
+          <w:noProof/>
+        </w:rPr>
+        <w:lastRenderedPageBreak/>
+        <w:drawing>
+          <wp:inline distT="0" distB="0" distL="0" distR="0" wp14:anchorId="1E828924" wp14:editId="79CF9E67">
+            <wp:extent cx="5580380" cy="3786505"/>
+            <wp:effectExtent l="0" t="0" r="0" b="0"/>
+            <wp:docPr id="711402923" name="图片 4"/>
+            <wp:cNvGraphicFramePr>
+              <a:graphicFrameLocks xmlns:a="http://schemas.openxmlformats.org/drawingml/2006/main" noChangeAspect="1"/>
+            </wp:cNvGraphicFramePr>
+            <a:graphic xmlns:a="http://schemas.openxmlformats.org/drawingml/2006/main">
+              <a:graphicData uri="http://schemas.openxmlformats.org/drawingml/2006/picture">
+                <pic:pic xmlns:pic="http://schemas.openxmlformats.org/drawingml/2006/picture">
+                  <pic:nvPicPr>
+                    <pic:cNvPr id="711402923" name="图片 711402923"/>
+                    <pic:cNvPicPr/>
+                  </pic:nvPicPr>
+                  <pic:blipFill>
+                    <a:blip r:embed="rId28" cstate="print">
+                      <a:extLst>
+                        <a:ext uri="{28A0092B-C50C-407E-A947-70E740481C1C}">
+                          <a14:useLocalDpi xmlns:a14="http://schemas.microsoft.com/office/drawing/2010/main" val="0"/>
+                        </a:ext>
+                      </a:extLst>
+                    </a:blip>
+                    <a:stretch>
+                      <a:fillRect/>
+                    </a:stretch>
+                  </pic:blipFill>
+                  <pic:spPr>
+                    <a:xfrm>
+                      <a:off x="0" y="0"/>
+                      <a:ext cx="5580380" cy="3786505"/>
+                    </a:xfrm>
+                    <a:prstGeom prst="rect">
+                      <a:avLst/>
+                    </a:prstGeom>
+                  </pic:spPr>
+                </pic:pic>
+              </a:graphicData>
+            </a:graphic>
+          </wp:inline>
+        </w:drawing>
+      </w:r>
+    </w:p>
+    <w:p>
+      <w:pPr>
+        <w:pStyle w:val="af0"/>
+        <w:spacing w:before="60" w:after="120"/>
+        <w:ind w:firstLine="360"/>
+        <w:jc w:val="center"/>
+        <w:rPr>
+          <w:rFonts w:ascii="黑体" w:eastAsia="黑体" w:hAnsi="黑体"/>
+          <w:sz w:val="18"/>
+          <w:szCs w:val="18"/>
+        </w:rPr>
+      </w:pPr>
+      <w:r>
+        <w:rPr>
+          <w:rFonts w:ascii="黑体" w:eastAsia="黑体" w:hAnsi="黑体"/>
+          <w:sz w:val="18"/>
+          <w:szCs w:val="18"/>
+        </w:rPr>
+        <w:t>图2.4 EAD实体属性图</w:t>
+      </w:r>
+    </w:p>
+    <w:p>
+      <w:pPr>
+        <w:pStyle w:val="af1"/>
+        <w:keepNext/>
+        <w:spacing w:before="240" w:after="240"/>
+        <w:ind w:firstLine="420"/>
+      </w:pPr>
+      <w:r>
+        <w:rPr>
+          <w:rFonts w:ascii="黑体" w:hAnsi="黑体"/>
+        </w:rPr>
+        <w:t>2.3.2 ERD实体关系设计</w:t>
+      </w:r>
+    </w:p>
+    <w:p>
+      <w:pPr>
+        <w:pStyle w:val="af0"/>
+        <w:ind w:firstLine="420"/>
+      </w:pPr>
+      <w:r>
+        <w:t>ERD</w:t>
+      </w:r>
+      <w:r>
+        <w:t>在实体属性基础上补充主键、外键和基数关系。</w:t>
+      </w:r>
+      <w:r>
+        <w:t>records.user_id</w:t>
+      </w:r>
+      <w:r>
+        <w:t>引用</w:t>
+      </w:r>
+      <w:r>
+        <w:t>users.id</w:t>
+      </w:r>
+      <w:r>
+        <w:t>，</w:t>
+      </w:r>
+      <w:r>
+        <w:t>records.place_id</w:t>
+      </w:r>
+      <w:r>
+        <w:t>引用</w:t>
+      </w:r>
+      <w:r>
+        <w:t>places.id</w:t>
+      </w:r>
+      <w:r>
+        <w:t>，因此一个普通用户可以有多条学习记录，一个景点也可以对应多条学习记录。为保护历史数据，已有打卡记录关联的景点不能直接删除。</w:t>
+      </w:r>
+      <w:r>
+        <w:t>notices</w:t>
+      </w:r>
+      <w:r>
+        <w:t>与其他表没有外键关系。数据库</w:t>
+      </w:r>
+      <w:r>
+        <w:t>ERD</w:t>
+      </w:r>
+      <w:r>
+        <w:t>见图</w:t>
+      </w:r>
+      <w:r>
+        <w:t>2.5</w:t>
+      </w:r>
+      <w:r>
+        <w:t>。</w:t>
+      </w:r>
+    </w:p>
+    <w:p>
+      <w:pPr>
+        <w:pStyle w:val="af0"/>
+        <w:keepNext/>
+        <w:spacing w:line="240" w:lineRule="auto"/>
+        <w:ind w:firstLine="420"/>
+        <w:jc w:val="center"/>
+        <w:rPr>
+          <w:rFonts w:hint="eastAsia"/>
+        </w:rPr>
+      </w:pPr>
+      <w:r>
+        <w:rPr>
+          <w:rFonts w:hint="eastAsia"/>
+          <w:noProof/>
+        </w:rPr>
+        <w:lastRenderedPageBreak/>
+        <w:drawing>
+          <wp:inline distT="0" distB="0" distL="0" distR="0" wp14:anchorId="23D39A02" wp14:editId="66A59846">
+            <wp:extent cx="5580380" cy="3534410"/>
+            <wp:effectExtent l="0" t="0" r="0" b="0"/>
+            <wp:docPr id="2095629658" name="图片 5"/>
+            <wp:cNvGraphicFramePr>
+              <a:graphicFrameLocks xmlns:a="http://schemas.openxmlformats.org/drawingml/2006/main" noChangeAspect="1"/>
+            </wp:cNvGraphicFramePr>
+            <a:graphic xmlns:a="http://schemas.openxmlformats.org/drawingml/2006/main">
+              <a:graphicData uri="http://schemas.openxmlformats.org/drawingml/2006/picture">
+                <pic:pic xmlns:pic="http://schemas.openxmlformats.org/drawingml/2006/picture">
+                  <pic:nvPicPr>
+                    <pic:cNvPr id="2095629658" name="图片 2095629658"/>
+                    <pic:cNvPicPr/>
+                  </pic:nvPicPr>
+                  <pic:blipFill>
+                    <a:blip r:embed="rId29" cstate="print">
+                      <a:extLst>
+                        <a:ext uri="{28A0092B-C50C-407E-A947-70E740481C1C}">
+                          <a14:useLocalDpi xmlns:a14="http://schemas.microsoft.com/office/drawing/2010/main" val="0"/>
+                        </a:ext>
+                      </a:extLst>
+                    </a:blip>
+                    <a:stretch>
+                      <a:fillRect/>
+                    </a:stretch>
+                  </pic:blipFill>
+                  <pic:spPr>
+                    <a:xfrm>
+                      <a:off x="0" y="0"/>
+                      <a:ext cx="5580380" cy="3534410"/>
+                    </a:xfrm>
+                    <a:prstGeom prst="rect">
+                      <a:avLst/>
+                    </a:prstGeom>
+                  </pic:spPr>
+                </pic:pic>
+              </a:graphicData>
+            </a:graphic>
+          </wp:inline>
+        </w:drawing>
+      </w:r>
+    </w:p>
+    <w:p>
+      <w:pPr>
+        <w:pStyle w:val="af0"/>
+        <w:spacing w:before="60" w:after="120"/>
+        <w:ind w:firstLine="360"/>
+        <w:jc w:val="center"/>
+        <w:rPr>
+          <w:rFonts w:ascii="黑体" w:eastAsia="黑体" w:hAnsi="黑体"/>
+          <w:sz w:val="18"/>
+          <w:szCs w:val="18"/>
+        </w:rPr>
+      </w:pPr>
+      <w:r>
+        <w:rPr>
+          <w:rFonts w:ascii="黑体" w:eastAsia="黑体" w:hAnsi="黑体"/>
+          <w:sz w:val="18"/>
+          <w:szCs w:val="18"/>
+        </w:rPr>
+        <w:t>图2.5 数据库ERD</w:t>
+      </w:r>
+    </w:p>
+    <w:p>
+      <w:pPr>
+        <w:pStyle w:val="af1"/>
+        <w:keepNext/>
+        <w:spacing w:before="240" w:after="240"/>
+        <w:ind w:firstLine="420"/>
+      </w:pPr>
+      <w:r>
+        <w:rPr>
+          <w:rFonts w:ascii="黑体" w:hAnsi="黑体"/>
+        </w:rPr>
+        <w:t>2.3.3 关系数据模型</w:t>
+      </w:r>
+    </w:p>
+    <w:p>
+      <w:pPr>
+        <w:pStyle w:val="af0"/>
+        <w:ind w:firstLine="420"/>
+      </w:pPr>
+      <w:r>
+        <w:t>users</w:t>
+      </w:r>
+      <w:r>
+        <w:t>（</w:t>
+      </w:r>
+      <w:r>
+        <w:t>id</w:t>
+      </w:r>
+      <w:r>
+        <w:t>，</w:t>
+      </w:r>
+      <w:r>
+        <w:t>username</w:t>
+      </w:r>
+      <w:r>
+        <w:t>，</w:t>
+      </w:r>
+      <w:r>
+        <w:t>password_hash</w:t>
+      </w:r>
+      <w:r>
+        <w:t>，</w:t>
+      </w:r>
+      <w:r>
+        <w:t>salt</w:t>
+      </w:r>
+      <w:r>
+        <w:t>），主键为</w:t>
+      </w:r>
+      <w:r>
+        <w:t>id</w:t>
+      </w:r>
+      <w:r>
+        <w:t>，</w:t>
+      </w:r>
+      <w:r>
+        <w:t>username</w:t>
+      </w:r>
+      <w:r>
+        <w:t>具有唯一约束。</w:t>
+      </w:r>
+    </w:p>
+    <w:p>
+      <w:pPr>
+        <w:pStyle w:val="af0"/>
+        <w:ind w:firstLine="420"/>
+      </w:pPr>
+      <w:r>
+        <w:t>places</w:t>
+      </w:r>
+      <w:r>
+        <w:t>（</w:t>
+      </w:r>
+      <w:r>
+        <w:t>id</w:t>
+      </w:r>
+      <w:r>
+        <w:t>，</w:t>
+      </w:r>
+      <w:r>
+        <w:t>name</w:t>
+      </w:r>
+      <w:r>
+        <w:t>，</w:t>
+      </w:r>
+      <w:r>
+        <w:t>location</w:t>
+      </w:r>
+      <w:r>
+        <w:t>，</w:t>
+      </w:r>
+      <w:r>
+        <w:t>history</w:t>
+      </w:r>
+      <w:r>
+        <w:t>），主键为</w:t>
+      </w:r>
+      <w:r>
+        <w:t>id</w:t>
+      </w:r>
+      <w:r>
+        <w:t>。</w:t>
+      </w:r>
+    </w:p>
+    <w:p>
+      <w:pPr>
+        <w:pStyle w:val="af0"/>
+        <w:ind w:firstLine="420"/>
+      </w:pPr>
+      <w:r>
+        <w:t>records</w:t>
+      </w:r>
+      <w:r>
+        <w:t>（</w:t>
+      </w:r>
+      <w:r>
+        <w:t>id</w:t>
+      </w:r>
+      <w:r>
+        <w:t>，</w:t>
+      </w:r>
+      <w:r>
+        <w:t>user_id</w:t>
+      </w:r>
+      <w:r>
+        <w:t>，</w:t>
+      </w:r>
+      <w:r>
+        <w:t>place_id</w:t>
+      </w:r>
+      <w:r>
+        <w:t>，</w:t>
+      </w:r>
+      <w:r>
+        <w:t>created_at</w:t>
+      </w:r>
+      <w:r>
+        <w:t>，</w:t>
+      </w:r>
+      <w:r>
+        <w:t>reflection</w:t>
+      </w:r>
+      <w:r>
+        <w:t>），主键为</w:t>
+      </w:r>
+      <w:r>
+        <w:t>id</w:t>
+      </w:r>
+      <w:r>
+        <w:t>，</w:t>
+      </w:r>
+      <w:r>
+        <w:t>user_id</w:t>
+      </w:r>
+      <w:r>
+        <w:t>和</w:t>
+      </w:r>
+      <w:r>
+        <w:t>place_id</w:t>
+      </w:r>
+      <w:r>
+        <w:t>为外键。</w:t>
+      </w:r>
+    </w:p>
+    <w:p>
+      <w:pPr>
+        <w:pStyle w:val="af0"/>
+        <w:ind w:firstLine="420"/>
+      </w:pPr>
+      <w:r>
+        <w:t>notices</w:t>
+      </w:r>
+      <w:r>
+        <w:t>（</w:t>
+      </w:r>
+      <w:r>
+        <w:t>id</w:t>
+      </w:r>
+      <w:r>
+        <w:t>，</w:t>
+      </w:r>
+      <w:r>
+        <w:t>title</w:t>
+      </w:r>
+      <w:r>
+        <w:t>，</w:t>
+      </w:r>
+      <w:r>
+        <w:t>content</w:t>
+      </w:r>
+      <w:r>
+        <w:t>，</w:t>
+      </w:r>
+      <w:r>
+        <w:t>published_at</w:t>
+      </w:r>
+      <w:r>
+        <w:t>，</w:t>
+      </w:r>
+      <w:r>
+        <w:t>remark</w:t>
+      </w:r>
+      <w:r>
+        <w:t>），主键为</w:t>
+      </w:r>
+      <w:r>
+        <w:t>id</w:t>
+      </w:r>
+      <w:r>
+        <w:t>，</w:t>
+      </w:r>
+      <w:r>
+        <w:t>remark</w:t>
+      </w:r>
+      <w:r>
+        <w:t>默认空字符串。</w:t>
+      </w:r>
+    </w:p>
+    <w:p>
+      <w:pPr>
+        <w:pStyle w:val="af1"/>
+        <w:keepNext/>
+        <w:spacing w:before="240" w:after="240"/>
+        <w:ind w:firstLine="420"/>
+      </w:pPr>
+      <w:r>
+        <w:rPr>
+          <w:rFonts w:ascii="黑体" w:hAnsi="黑体"/>
+        </w:rPr>
+        <w:t>2.3.4 数据表结构</w:t>
+      </w:r>
+    </w:p>
+    <w:p>
+      <w:pPr>
+        <w:pStyle w:val="af0"/>
+        <w:spacing w:before="60" w:after="120"/>
+        <w:ind w:firstLine="360"/>
+        <w:jc w:val="center"/>
+        <w:rPr>
+          <w:rFonts w:ascii="黑体" w:eastAsia="黑体" w:hAnsi="黑体"/>
+          <w:sz w:val="18"/>
+          <w:szCs w:val="18"/>
+        </w:rPr>
+      </w:pPr>
+      <w:r>
+        <w:rPr>
+          <w:rFonts w:ascii="黑体" w:eastAsia="黑体" w:hAnsi="黑体"/>
+          <w:sz w:val="18"/>
+          <w:szCs w:val="18"/>
+        </w:rPr>
+        <w:t>表2.2 users表结构</w:t>
+      </w:r>
+    </w:p>
+    <w:tbl>
+      <w:tblPr>
+        <w:tblStyle w:val="a8"/>
+        <w:tblW w:w="0" w:type="auto"/>
+        <w:tblBorders>
+          <w:top w:val="single" w:sz="12" w:space="0" w:color="000000"/>
+          <w:left w:val="none" w:sz="0" w:space="0" w:color="auto"/>
+          <w:bottom w:val="single" w:sz="12" w:space="0" w:color="000000"/>
+          <w:right w:val="none" w:sz="0" w:space="0" w:color="auto"/>
+          <w:insideH w:val="none" w:sz="0" w:space="0" w:color="auto"/>
+          <w:insideV w:val="none" w:sz="0" w:space="0" w:color="auto"/>
+        </w:tblBorders>
+        <w:tblLook w:val="04A0" w:firstRow="1" w:lastRow="0" w:firstColumn="1" w:lastColumn="0" w:noHBand="0" w:noVBand="1"/>
+      </w:tblPr>
+      <w:tblGrid>
+        <w:gridCol w:w="1809"/>
+        <w:gridCol w:w="1804"/>
+        <w:gridCol w:w="2360"/>
+        <w:gridCol w:w="3031"/>
+      </w:tblGrid>
+      <w:tr>
+        <w:trPr>
+          <w:cantSplit/>
+          <w:tblHeader/>
+        </w:trPr>
+        <w:tc>
+          <w:tcPr>
+            <w:tcW w:w="1814" w:type="dxa"/>
+            <w:tcBorders>
+              <w:top w:val="single" w:sz="12" w:space="0" w:color="000000"/>
+              <w:bottom w:val="single" w:sz="4" w:space="0" w:color="000000"/>
+            </w:tcBorders>
+            <w:vAlign w:val="center"/>
+          </w:tcPr>
+          <w:p>
+            <w:pPr>
+              <w:jc w:val="center"/>
+              <w:rPr>
+                <w:bCs/>
+              </w:rPr>
+            </w:pPr>
+            <w:r>
+              <w:rPr>
+                <w:rFonts w:ascii="宋体" w:hAnsi="宋体"/>
+                <w:bCs/>
+                <w:sz w:val="18"/>
+              </w:rPr>
+              <w:t>字段名</w:t>
+            </w:r>
+          </w:p>
+        </w:tc>
+        <w:tc>
+          <w:tcPr>
+            <w:tcW w:w="1814" w:type="dxa"/>
+            <w:tcBorders>
+              <w:top w:val="single" w:sz="12" w:space="0" w:color="000000"/>
+              <w:bottom w:val="single" w:sz="4" w:space="0" w:color="000000"/>
+            </w:tcBorders>
+            <w:vAlign w:val="center"/>
+          </w:tcPr>
+          <w:p>
+            <w:pPr>
+              <w:jc w:val="center"/>
+              <w:rPr>
+                <w:bCs/>
+              </w:rPr>
+            </w:pPr>
+            <w:r>
+              <w:rPr>
+                <w:rFonts w:ascii="宋体" w:hAnsi="宋体"/>
+                <w:bCs/>
+                <w:sz w:val="18"/>
+              </w:rPr>
+              <w:t>数据类型</w:t>
+            </w:r>
+          </w:p>
+        </w:tc>
+        <w:tc>
+          <w:tcPr>
+            <w:tcW w:w="2381" w:type="dxa"/>
+            <w:tcBorders>
+              <w:top w:val="single" w:sz="12" w:space="0" w:color="000000"/>
+              <w:bottom w:val="single" w:sz="4" w:space="0" w:color="000000"/>
+            </w:tcBorders>
+            <w:vAlign w:val="center"/>
+          </w:tcPr>
+          <w:p>
+            <w:pPr>
+              <w:jc w:val="center"/>
+              <w:rPr>
+                <w:bCs/>
+              </w:rPr>
+            </w:pPr>
+            <w:r>
+              <w:rPr>
+                <w:rFonts w:ascii="宋体" w:hAnsi="宋体"/>
+                <w:bCs/>
+                <w:sz w:val="18"/>
+              </w:rPr>
+              <w:t>约束</w:t>
+            </w:r>
+          </w:p>
+        </w:tc>
+        <w:tc>
+          <w:tcPr>
+            <w:tcW w:w="3061" w:type="dxa"/>
+            <w:tcBorders>
+              <w:top w:val="single" w:sz="12" w:space="0" w:color="000000"/>
+              <w:bottom w:val="single" w:sz="4" w:space="0" w:color="000000"/>
+            </w:tcBorders>
+            <w:vAlign w:val="center"/>
+          </w:tcPr>
+          <w:p>
+            <w:pPr>
+              <w:jc w:val="center"/>
+              <w:rPr>
+                <w:bCs/>
+              </w:rPr>
+            </w:pPr>
+            <w:r>
+              <w:rPr>
+                <w:rFonts w:ascii="宋体" w:hAnsi="宋体"/>
+                <w:bCs/>
+                <w:sz w:val="18"/>
+              </w:rPr>
+              <w:t>说明</w:t>
             </w:r>
           </w:p>
         </w:tc>
@@ -7720,7 +9194,10 @@
         </w:trPr>
         <w:tc>
           <w:tcPr>
-            <w:tcW w:w="1701" w:type="dxa"/>
+            <w:tcW w:w="1814" w:type="dxa"/>
+            <w:tcBorders>
+              <w:top w:val="single" w:sz="4" w:space="0" w:color="000000"/>
+            </w:tcBorders>
             <w:tcMar>
               <w:top w:w="80" w:type="dxa"/>
               <w:left w:w="90" w:type="dxa"/>
@@ -7735,16 +9212,18 @@
             </w:pPr>
             <w:r>
               <w:rPr>
-                <w:rFonts w:ascii="宋体" w:hAnsi="宋体"/>
-                <w:sz w:val="16"/>
-              </w:rPr>
-              <w:t>database模块</w:t>
-            </w:r>
-          </w:p>
-        </w:tc>
-        <w:tc>
-          <w:tcPr>
-            <w:tcW w:w="2551" w:type="dxa"/>
+                <w:sz w:val="18"/>
+              </w:rPr>
+              <w:t>id</w:t>
+            </w:r>
+          </w:p>
+        </w:tc>
+        <w:tc>
+          <w:tcPr>
+            <w:tcW w:w="1814" w:type="dxa"/>
+            <w:tcBorders>
+              <w:top w:val="single" w:sz="4" w:space="0" w:color="000000"/>
+            </w:tcBorders>
             <w:tcMar>
               <w:top w:w="80" w:type="dxa"/>
               <w:left w:w="90" w:type="dxa"/>
@@ -7759,16 +9238,18 @@
             </w:pPr>
             <w:r>
               <w:rPr>
-                <w:rFonts w:ascii="宋体" w:hAnsi="宋体"/>
-                <w:sz w:val="16"/>
-              </w:rPr>
-              <w:t>DEFAULT_DB</w:t>
-            </w:r>
-          </w:p>
-        </w:tc>
-        <w:tc>
-          <w:tcPr>
-            <w:tcW w:w="2835" w:type="dxa"/>
+                <w:sz w:val="18"/>
+              </w:rPr>
+              <w:t>INTEGER</w:t>
+            </w:r>
+          </w:p>
+        </w:tc>
+        <w:tc>
+          <w:tcPr>
+            <w:tcW w:w="2381" w:type="dxa"/>
+            <w:tcBorders>
+              <w:top w:val="single" w:sz="4" w:space="0" w:color="000000"/>
+            </w:tcBorders>
             <w:tcMar>
               <w:top w:w="80" w:type="dxa"/>
               <w:left w:w="90" w:type="dxa"/>
@@ -7779,20 +9260,23 @@
           </w:tcPr>
           <w:p>
             <w:pPr>
-              <w:jc w:val="left"/>
-            </w:pPr>
-            <w:r>
-              <w:rPr>
-                <w:rFonts w:ascii="宋体" w:hAnsi="宋体"/>
-                <w:sz w:val="16"/>
-              </w:rPr>
-              <w:t>connect，initialize</w:t>
-            </w:r>
-          </w:p>
-        </w:tc>
-        <w:tc>
-          <w:tcPr>
-            <w:tcW w:w="1984" w:type="dxa"/>
+              <w:jc w:val="center"/>
+            </w:pPr>
+            <w:r>
+              <w:rPr>
+                <w:rFonts w:ascii="宋体" w:hAnsi="宋体"/>
+                <w:sz w:val="18"/>
+              </w:rPr>
+              <w:t>主键，自增</w:t>
+            </w:r>
+          </w:p>
+        </w:tc>
+        <w:tc>
+          <w:tcPr>
+            <w:tcW w:w="3061" w:type="dxa"/>
+            <w:tcBorders>
+              <w:top w:val="single" w:sz="4" w:space="0" w:color="000000"/>
+            </w:tcBorders>
             <w:tcMar>
               <w:top w:w="80" w:type="dxa"/>
               <w:left w:w="90" w:type="dxa"/>
@@ -7803,606 +9287,14 @@
           </w:tcPr>
           <w:p>
             <w:pPr>
-              <w:jc w:val="left"/>
-            </w:pPr>
-            <w:r>
-              <w:rPr>
-                <w:rFonts w:ascii="宋体" w:hAnsi="宋体"/>
-                <w:sz w:val="16"/>
-              </w:rPr>
-              <w:t>建立SQLite连接、事务和表结构</w:t>
-            </w:r>
-          </w:p>
-        </w:tc>
-      </w:tr>
-    </w:tbl>
-    <w:p>
-      <w:pPr>
-        <w:pStyle w:val="af0"/>
-        <w:keepNext/>
-        <w:ind w:firstLine="420"/>
-        <w:jc w:val="center"/>
-      </w:pPr>
-      <w:r>
-        <w:t>【此处插入详细设计类图】</w:t>
-      </w:r>
-    </w:p>
-    <w:p>
-      <w:pPr>
-        <w:pStyle w:val="af0"/>
-        <w:spacing w:before="60" w:after="120"/>
-        <w:ind w:firstLine="420"/>
-        <w:jc w:val="center"/>
-      </w:pPr>
-      <w:r>
-        <w:t>图</w:t>
-      </w:r>
-      <w:r>
-        <w:t xml:space="preserve">2.3 </w:t>
-      </w:r>
-      <w:r>
-        <w:t>详细设计类图（含属性和方法）</w:t>
-      </w:r>
-    </w:p>
-    <w:p>
-      <w:pPr>
-        <w:pStyle w:val="af"/>
-        <w:keepNext/>
-        <w:spacing w:before="240" w:after="240"/>
-        <w:ind w:firstLine="480"/>
-      </w:pPr>
-      <w:r>
-        <w:rPr>
-          <w:rFonts w:ascii="黑体" w:hAnsi="黑体"/>
-        </w:rPr>
-        <w:lastRenderedPageBreak/>
-        <w:t>2.3 数据库设计</w:t>
-      </w:r>
-    </w:p>
-    <w:p>
-      <w:pPr>
-        <w:pStyle w:val="af1"/>
-        <w:keepNext/>
-        <w:spacing w:before="240" w:after="240"/>
-        <w:ind w:firstLine="420"/>
-      </w:pPr>
-      <w:r>
-        <w:rPr>
-          <w:rFonts w:ascii="黑体" w:hAnsi="黑体"/>
-        </w:rPr>
-        <w:t>2.3.1 EAD实体属性设计</w:t>
-      </w:r>
-    </w:p>
-    <w:p>
-      <w:pPr>
-        <w:pStyle w:val="af0"/>
-        <w:ind w:firstLine="420"/>
-      </w:pPr>
-      <w:r>
-        <w:t>EAD</w:t>
-      </w:r>
-      <w:r>
-        <w:t>用于从业务对象角度说明实体与属性。</w:t>
-      </w:r>
-      <w:r>
-        <w:t>users</w:t>
-      </w:r>
-      <w:r>
-        <w:t>保存普通用户账号；</w:t>
-      </w:r>
-      <w:r>
-        <w:t>places</w:t>
-      </w:r>
-      <w:r>
-        <w:t>保存景点名称、位置和历史介绍；</w:t>
-      </w:r>
-      <w:r>
-        <w:t>records</w:t>
-      </w:r>
-      <w:r>
-        <w:t>保存用户对景点的一次学习打卡；</w:t>
-      </w:r>
-      <w:r>
-        <w:t>notices</w:t>
-      </w:r>
-      <w:r>
-        <w:t>保存系统公告。管理员账号由服务端固定配置识别，因此不建立</w:t>
-      </w:r>
-      <w:r>
-        <w:t>admin</w:t>
-      </w:r>
-      <w:r>
-        <w:t>表。实体属性图见图</w:t>
-      </w:r>
-      <w:r>
-        <w:t>2.4</w:t>
-      </w:r>
-      <w:r>
-        <w:t>。</w:t>
-      </w:r>
-    </w:p>
-    <w:p>
-      <w:pPr>
-        <w:pStyle w:val="af0"/>
-        <w:keepNext/>
-        <w:ind w:firstLine="420"/>
-        <w:jc w:val="center"/>
-      </w:pPr>
-      <w:r>
-        <w:t>【此处插入</w:t>
-      </w:r>
-      <w:r>
-        <w:t>EAD</w:t>
-      </w:r>
-      <w:r>
-        <w:t>实体属性图】</w:t>
-      </w:r>
-    </w:p>
-    <w:p>
-      <w:pPr>
-        <w:pStyle w:val="af0"/>
-        <w:spacing w:before="60" w:after="120"/>
-        <w:ind w:firstLine="420"/>
-        <w:jc w:val="center"/>
-      </w:pPr>
-      <w:r>
-        <w:t>图</w:t>
-      </w:r>
-      <w:r>
-        <w:t>2.4 EAD</w:t>
-      </w:r>
-      <w:r>
-        <w:t>实体属性图</w:t>
-      </w:r>
-    </w:p>
-    <w:p>
-      <w:pPr>
-        <w:pStyle w:val="af1"/>
-        <w:keepNext/>
-        <w:spacing w:before="240" w:after="240"/>
-        <w:ind w:firstLine="420"/>
-      </w:pPr>
-      <w:r>
-        <w:rPr>
-          <w:rFonts w:ascii="黑体" w:hAnsi="黑体"/>
-        </w:rPr>
-        <w:t>2.3.2 ERD实体关系设计</w:t>
-      </w:r>
-    </w:p>
-    <w:p>
-      <w:pPr>
-        <w:pStyle w:val="af0"/>
-        <w:ind w:firstLine="420"/>
-      </w:pPr>
-      <w:r>
-        <w:t>ERD</w:t>
-      </w:r>
-      <w:r>
-        <w:t>在实体属性基础上补充主键、外键和基数关系。</w:t>
-      </w:r>
-      <w:r>
-        <w:t>records.user_id</w:t>
-      </w:r>
-      <w:r>
-        <w:t>引用</w:t>
-      </w:r>
-      <w:r>
-        <w:t>users.id</w:t>
-      </w:r>
-      <w:r>
-        <w:t>，</w:t>
-      </w:r>
-      <w:r>
-        <w:t>records.place_id</w:t>
-      </w:r>
-      <w:r>
-        <w:t>引用</w:t>
-      </w:r>
-      <w:r>
-        <w:t>places.id</w:t>
-      </w:r>
-      <w:r>
-        <w:t>，因此一个普通用户可以有多条学习记录，一个景点也可以对应多条学习记录。为保护历史数据，已有打卡记录关联的景点不能直接删除。</w:t>
-      </w:r>
-      <w:r>
-        <w:t>notices</w:t>
-      </w:r>
-      <w:r>
-        <w:t>与其他表没有外键关系。数据库</w:t>
-      </w:r>
-      <w:r>
-        <w:t>ERD</w:t>
-      </w:r>
-      <w:r>
-        <w:t>见图</w:t>
-      </w:r>
-      <w:r>
-        <w:t>2.5</w:t>
-      </w:r>
-      <w:r>
-        <w:t>。</w:t>
-      </w:r>
-    </w:p>
-    <w:p>
-      <w:pPr>
-        <w:pStyle w:val="af0"/>
-        <w:keepNext/>
-        <w:ind w:firstLine="420"/>
-        <w:jc w:val="center"/>
-      </w:pPr>
-      <w:r>
-        <w:t>【此处插入数据库</w:t>
-      </w:r>
-      <w:r>
-        <w:t>ERD</w:t>
-      </w:r>
-      <w:r>
-        <w:t>】</w:t>
-      </w:r>
-    </w:p>
-    <w:p>
-      <w:pPr>
-        <w:pStyle w:val="af0"/>
-        <w:spacing w:before="60" w:after="120"/>
-        <w:ind w:firstLine="420"/>
-        <w:jc w:val="center"/>
-      </w:pPr>
-      <w:r>
-        <w:t>图</w:t>
-      </w:r>
-      <w:r>
-        <w:t xml:space="preserve">2.5 </w:t>
-      </w:r>
-      <w:r>
-        <w:t>数据库</w:t>
-      </w:r>
-      <w:r>
-        <w:t>ERD</w:t>
-      </w:r>
-    </w:p>
-    <w:p>
-      <w:pPr>
-        <w:pStyle w:val="af1"/>
-        <w:keepNext/>
-        <w:spacing w:before="240" w:after="240"/>
-        <w:ind w:firstLine="420"/>
-      </w:pPr>
-      <w:r>
-        <w:rPr>
-          <w:rFonts w:ascii="黑体" w:hAnsi="黑体"/>
-        </w:rPr>
-        <w:t>2.3.3 关系数据模型</w:t>
-      </w:r>
-    </w:p>
-    <w:p>
-      <w:pPr>
-        <w:pStyle w:val="af0"/>
-        <w:ind w:firstLine="420"/>
-      </w:pPr>
-      <w:r>
-        <w:t>users</w:t>
-      </w:r>
-      <w:r>
-        <w:t>（</w:t>
-      </w:r>
-      <w:r>
-        <w:t>id</w:t>
-      </w:r>
-      <w:r>
-        <w:t>，</w:t>
-      </w:r>
-      <w:r>
-        <w:t>username</w:t>
-      </w:r>
-      <w:r>
-        <w:t>，</w:t>
-      </w:r>
-      <w:r>
-        <w:t>password_hash</w:t>
-      </w:r>
-      <w:r>
-        <w:t>，</w:t>
-      </w:r>
-      <w:r>
-        <w:t>salt</w:t>
-      </w:r>
-      <w:r>
-        <w:t>），主键为</w:t>
-      </w:r>
-      <w:r>
-        <w:t>id</w:t>
-      </w:r>
-      <w:r>
-        <w:t>，</w:t>
-      </w:r>
-      <w:r>
-        <w:t>username</w:t>
-      </w:r>
-      <w:r>
-        <w:t>具有唯一约束。</w:t>
-      </w:r>
-    </w:p>
-    <w:p>
-      <w:pPr>
-        <w:pStyle w:val="af0"/>
-        <w:ind w:firstLine="420"/>
-      </w:pPr>
-      <w:r>
-        <w:t>places</w:t>
-      </w:r>
-      <w:r>
-        <w:t>（</w:t>
-      </w:r>
-      <w:r>
-        <w:t>id</w:t>
-      </w:r>
-      <w:r>
-        <w:t>，</w:t>
-      </w:r>
-      <w:r>
-        <w:t>name</w:t>
-      </w:r>
-      <w:r>
-        <w:t>，</w:t>
-      </w:r>
-      <w:r>
-        <w:t>location</w:t>
-      </w:r>
-      <w:r>
-        <w:t>，</w:t>
-      </w:r>
-      <w:r>
-        <w:t>history</w:t>
-      </w:r>
-      <w:r>
-        <w:t>），主键为</w:t>
-      </w:r>
-      <w:r>
-        <w:t>id</w:t>
-      </w:r>
-      <w:r>
-        <w:t>。</w:t>
-      </w:r>
-    </w:p>
-    <w:p>
-      <w:pPr>
-        <w:pStyle w:val="af0"/>
-        <w:ind w:firstLine="420"/>
-      </w:pPr>
-      <w:r>
-        <w:t>records</w:t>
-      </w:r>
-      <w:r>
-        <w:t>（</w:t>
-      </w:r>
-      <w:r>
-        <w:t>id</w:t>
-      </w:r>
-      <w:r>
-        <w:t>，</w:t>
-      </w:r>
-      <w:r>
-        <w:t>user_id</w:t>
-      </w:r>
-      <w:r>
-        <w:t>，</w:t>
-      </w:r>
-      <w:r>
-        <w:t>place_id</w:t>
-      </w:r>
-      <w:r>
-        <w:t>，</w:t>
-      </w:r>
-      <w:r>
-        <w:t>created_at</w:t>
-      </w:r>
-      <w:r>
-        <w:t>，</w:t>
-      </w:r>
-      <w:r>
-        <w:t>reflection</w:t>
-      </w:r>
-      <w:r>
-        <w:t>），主键为</w:t>
-      </w:r>
-      <w:r>
-        <w:t>id</w:t>
-      </w:r>
-      <w:r>
-        <w:t>，</w:t>
-      </w:r>
-      <w:r>
-        <w:t>user_id</w:t>
-      </w:r>
-      <w:r>
-        <w:t>和</w:t>
-      </w:r>
-      <w:r>
-        <w:t>place_id</w:t>
-      </w:r>
-      <w:r>
-        <w:t>为外键。</w:t>
-      </w:r>
-    </w:p>
-    <w:p>
-      <w:pPr>
-        <w:pStyle w:val="af0"/>
-        <w:ind w:firstLine="420"/>
-      </w:pPr>
-      <w:r>
-        <w:t>notices</w:t>
-      </w:r>
-      <w:r>
-        <w:t>（</w:t>
-      </w:r>
-      <w:r>
-        <w:t>id</w:t>
-      </w:r>
-      <w:r>
-        <w:t>，</w:t>
-      </w:r>
-      <w:r>
-        <w:t>title</w:t>
-      </w:r>
-      <w:r>
-        <w:t>，</w:t>
-      </w:r>
-      <w:r>
-        <w:t>content</w:t>
-      </w:r>
-      <w:r>
-        <w:t>，</w:t>
-      </w:r>
-      <w:r>
-        <w:t>published_at</w:t>
-      </w:r>
-      <w:r>
-        <w:t>，</w:t>
-      </w:r>
-      <w:r>
-        <w:t>remark</w:t>
-      </w:r>
-      <w:r>
-        <w:t>），主键为</w:t>
-      </w:r>
-      <w:r>
-        <w:t>id</w:t>
-      </w:r>
-      <w:r>
-        <w:t>，</w:t>
-      </w:r>
-      <w:r>
-        <w:t>remark</w:t>
-      </w:r>
-      <w:r>
-        <w:t>默认空字符串。</w:t>
-      </w:r>
-    </w:p>
-    <w:p>
-      <w:pPr>
-        <w:pStyle w:val="af1"/>
-        <w:keepNext/>
-        <w:spacing w:before="240" w:after="240"/>
-        <w:ind w:firstLine="420"/>
-      </w:pPr>
-      <w:r>
-        <w:rPr>
-          <w:rFonts w:ascii="黑体" w:hAnsi="黑体"/>
-        </w:rPr>
-        <w:t>2.3.4 数据表结构</w:t>
-      </w:r>
-    </w:p>
-    <w:p>
-      <w:pPr>
-        <w:pStyle w:val="af0"/>
-        <w:spacing w:before="60" w:after="120"/>
-        <w:ind w:firstLine="420"/>
-        <w:jc w:val="center"/>
-      </w:pPr>
-      <w:r>
-        <w:t>表</w:t>
-      </w:r>
-      <w:r>
-        <w:t>2.2 users</w:t>
-      </w:r>
-      <w:r>
-        <w:t>表结构</w:t>
-      </w:r>
-    </w:p>
-    <w:tbl>
-      <w:tblPr>
-        <w:tblStyle w:val="a8"/>
-        <w:tblW w:w="0" w:type="auto"/>
-        <w:tblLook w:val="04A0" w:firstRow="1" w:lastRow="0" w:firstColumn="1" w:lastColumn="0" w:noHBand="0" w:noVBand="1"/>
-      </w:tblPr>
-      <w:tblGrid>
-        <w:gridCol w:w="1808"/>
-        <w:gridCol w:w="1803"/>
-        <w:gridCol w:w="2361"/>
-        <w:gridCol w:w="3032"/>
-      </w:tblGrid>
-      <w:tr>
-        <w:trPr>
-          <w:cantSplit/>
-          <w:tblHeader/>
-        </w:trPr>
-        <w:tc>
-          <w:tcPr>
-            <w:tcW w:w="1814" w:type="dxa"/>
-            <w:shd w:val="clear" w:color="auto" w:fill="D9E2F3"/>
-            <w:vAlign w:val="center"/>
-          </w:tcPr>
-          <w:p>
-            <w:pPr>
-              <w:jc w:val="center"/>
-            </w:pPr>
-            <w:r>
-              <w:rPr>
-                <w:rFonts w:ascii="宋体" w:hAnsi="宋体"/>
-                <w:b/>
-                <w:sz w:val="18"/>
-              </w:rPr>
-              <w:t>字段名</w:t>
-            </w:r>
-          </w:p>
-        </w:tc>
-        <w:tc>
-          <w:tcPr>
-            <w:tcW w:w="1814" w:type="dxa"/>
-            <w:shd w:val="clear" w:color="auto" w:fill="D9E2F3"/>
-            <w:vAlign w:val="center"/>
-          </w:tcPr>
-          <w:p>
-            <w:pPr>
-              <w:jc w:val="center"/>
-            </w:pPr>
-            <w:r>
-              <w:rPr>
-                <w:rFonts w:ascii="宋体" w:hAnsi="宋体"/>
-                <w:b/>
-                <w:sz w:val="18"/>
-              </w:rPr>
-              <w:t>数据类型</w:t>
-            </w:r>
-          </w:p>
-        </w:tc>
-        <w:tc>
-          <w:tcPr>
-            <w:tcW w:w="2381" w:type="dxa"/>
-            <w:shd w:val="clear" w:color="auto" w:fill="D9E2F3"/>
-            <w:vAlign w:val="center"/>
-          </w:tcPr>
-          <w:p>
-            <w:pPr>
-              <w:jc w:val="center"/>
-            </w:pPr>
-            <w:r>
-              <w:rPr>
-                <w:rFonts w:ascii="宋体" w:hAnsi="宋体"/>
-                <w:b/>
-                <w:sz w:val="18"/>
-              </w:rPr>
-              <w:t>约束</w:t>
-            </w:r>
-          </w:p>
-        </w:tc>
-        <w:tc>
-          <w:tcPr>
-            <w:tcW w:w="3061" w:type="dxa"/>
-            <w:shd w:val="clear" w:color="auto" w:fill="D9E2F3"/>
-            <w:vAlign w:val="center"/>
-          </w:tcPr>
-          <w:p>
-            <w:pPr>
-              <w:jc w:val="center"/>
-            </w:pPr>
-            <w:r>
-              <w:rPr>
-                <w:rFonts w:ascii="宋体" w:hAnsi="宋体"/>
-                <w:b/>
-                <w:sz w:val="18"/>
-              </w:rPr>
-              <w:t>说明</w:t>
+              <w:jc w:val="center"/>
+            </w:pPr>
+            <w:r>
+              <w:rPr>
+                <w:rFonts w:ascii="宋体" w:hAnsi="宋体"/>
+                <w:sz w:val="18"/>
+              </w:rPr>
+              <w:t>普通用户编号</w:t>
             </w:r>
           </w:p>
         </w:tc>
@@ -8428,10 +9320,9 @@
             </w:pPr>
             <w:r>
               <w:rPr>
-                <w:rFonts w:ascii="宋体" w:hAnsi="宋体"/>
-                <w:sz w:val="18"/>
-              </w:rPr>
-              <w:t>id</w:t>
+                <w:sz w:val="18"/>
+              </w:rPr>
+              <w:t>username</w:t>
             </w:r>
           </w:p>
         </w:tc>
@@ -8452,10 +9343,9 @@
             </w:pPr>
             <w:r>
               <w:rPr>
-                <w:rFonts w:ascii="宋体" w:hAnsi="宋体"/>
-                <w:sz w:val="18"/>
-              </w:rPr>
-              <w:t>INTEGER</w:t>
+                <w:sz w:val="18"/>
+              </w:rPr>
+              <w:t>TEXT</w:t>
             </w:r>
           </w:p>
         </w:tc>
@@ -8479,7 +9369,7 @@
                 <w:rFonts w:ascii="宋体" w:hAnsi="宋体"/>
                 <w:sz w:val="18"/>
               </w:rPr>
-              <w:t>主键，自增</w:t>
+              <w:t>非空、唯一</w:t>
             </w:r>
           </w:p>
         </w:tc>
@@ -8503,7 +9393,7 @@
                 <w:rFonts w:ascii="宋体" w:hAnsi="宋体"/>
                 <w:sz w:val="18"/>
               </w:rPr>
-              <w:t>普通用户编号</w:t>
+              <w:t>用户名</w:t>
             </w:r>
           </w:p>
         </w:tc>
@@ -8529,10 +9419,9 @@
             </w:pPr>
             <w:r>
               <w:rPr>
-                <w:rFonts w:ascii="宋体" w:hAnsi="宋体"/>
-                <w:sz w:val="18"/>
-              </w:rPr>
-              <w:t>username</w:t>
+                <w:sz w:val="18"/>
+              </w:rPr>
+              <w:t>password_hash</w:t>
             </w:r>
           </w:p>
         </w:tc>
@@ -8553,7 +9442,6 @@
             </w:pPr>
             <w:r>
               <w:rPr>
-                <w:rFonts w:ascii="宋体" w:hAnsi="宋体"/>
                 <w:sz w:val="18"/>
               </w:rPr>
               <w:t>TEXT</w:t>
@@ -8580,7 +9468,7 @@
                 <w:rFonts w:ascii="宋体" w:hAnsi="宋体"/>
                 <w:sz w:val="18"/>
               </w:rPr>
-              <w:t>非空、唯一</w:t>
+              <w:t>非空</w:t>
             </w:r>
           </w:p>
         </w:tc>
@@ -8604,7 +9492,7 @@
                 <w:rFonts w:ascii="宋体" w:hAnsi="宋体"/>
                 <w:sz w:val="18"/>
               </w:rPr>
-              <w:t>用户名</w:t>
+              <w:t>密码摘要</w:t>
             </w:r>
           </w:p>
         </w:tc>
@@ -8616,6 +9504,9 @@
         <w:tc>
           <w:tcPr>
             <w:tcW w:w="1814" w:type="dxa"/>
+            <w:tcBorders>
+              <w:bottom w:val="single" w:sz="12" w:space="0" w:color="auto"/>
+            </w:tcBorders>
             <w:tcMar>
               <w:top w:w="80" w:type="dxa"/>
               <w:left w:w="90" w:type="dxa"/>
@@ -8630,16 +9521,18 @@
             </w:pPr>
             <w:r>
               <w:rPr>
-                <w:rFonts w:ascii="宋体" w:hAnsi="宋体"/>
-                <w:sz w:val="18"/>
-              </w:rPr>
-              <w:t>password_hash</w:t>
+                <w:sz w:val="18"/>
+              </w:rPr>
+              <w:t>salt</w:t>
             </w:r>
           </w:p>
         </w:tc>
         <w:tc>
           <w:tcPr>
             <w:tcW w:w="1814" w:type="dxa"/>
+            <w:tcBorders>
+              <w:bottom w:val="single" w:sz="12" w:space="0" w:color="auto"/>
+            </w:tcBorders>
             <w:tcMar>
               <w:top w:w="80" w:type="dxa"/>
               <w:left w:w="90" w:type="dxa"/>
@@ -8654,7 +9547,6 @@
             </w:pPr>
             <w:r>
               <w:rPr>
-                <w:rFonts w:ascii="宋体" w:hAnsi="宋体"/>
                 <w:sz w:val="18"/>
               </w:rPr>
               <w:t>TEXT</w:t>
@@ -8664,6 +9556,9 @@
         <w:tc>
           <w:tcPr>
             <w:tcW w:w="2381" w:type="dxa"/>
+            <w:tcBorders>
+              <w:bottom w:val="single" w:sz="12" w:space="0" w:color="auto"/>
+            </w:tcBorders>
             <w:tcMar>
               <w:top w:w="80" w:type="dxa"/>
               <w:left w:w="90" w:type="dxa"/>
@@ -8688,6 +9583,9 @@
         <w:tc>
           <w:tcPr>
             <w:tcW w:w="3061" w:type="dxa"/>
+            <w:tcBorders>
+              <w:bottom w:val="single" w:sz="12" w:space="0" w:color="auto"/>
+            </w:tcBorders>
             <w:tcMar>
               <w:top w:w="80" w:type="dxa"/>
               <w:left w:w="90" w:type="dxa"/>
@@ -8705,107 +9603,6 @@
                 <w:rFonts w:ascii="宋体" w:hAnsi="宋体"/>
                 <w:sz w:val="18"/>
               </w:rPr>
-              <w:t>密码摘要</w:t>
-            </w:r>
-          </w:p>
-        </w:tc>
-      </w:tr>
-      <w:tr>
-        <w:trPr>
-          <w:cantSplit/>
-        </w:trPr>
-        <w:tc>
-          <w:tcPr>
-            <w:tcW w:w="1814" w:type="dxa"/>
-            <w:tcMar>
-              <w:top w:w="80" w:type="dxa"/>
-              <w:left w:w="90" w:type="dxa"/>
-              <w:bottom w:w="80" w:type="dxa"/>
-              <w:right w:w="90" w:type="dxa"/>
-            </w:tcMar>
-            <w:vAlign w:val="center"/>
-          </w:tcPr>
-          <w:p>
-            <w:pPr>
-              <w:jc w:val="center"/>
-            </w:pPr>
-            <w:r>
-              <w:rPr>
-                <w:rFonts w:ascii="宋体" w:hAnsi="宋体"/>
-                <w:sz w:val="18"/>
-              </w:rPr>
-              <w:t>salt</w:t>
-            </w:r>
-          </w:p>
-        </w:tc>
-        <w:tc>
-          <w:tcPr>
-            <w:tcW w:w="1814" w:type="dxa"/>
-            <w:tcMar>
-              <w:top w:w="80" w:type="dxa"/>
-              <w:left w:w="90" w:type="dxa"/>
-              <w:bottom w:w="80" w:type="dxa"/>
-              <w:right w:w="90" w:type="dxa"/>
-            </w:tcMar>
-            <w:vAlign w:val="center"/>
-          </w:tcPr>
-          <w:p>
-            <w:pPr>
-              <w:jc w:val="center"/>
-            </w:pPr>
-            <w:r>
-              <w:rPr>
-                <w:rFonts w:ascii="宋体" w:hAnsi="宋体"/>
-                <w:sz w:val="18"/>
-              </w:rPr>
-              <w:t>TEXT</w:t>
-            </w:r>
-          </w:p>
-        </w:tc>
-        <w:tc>
-          <w:tcPr>
-            <w:tcW w:w="2381" w:type="dxa"/>
-            <w:tcMar>
-              <w:top w:w="80" w:type="dxa"/>
-              <w:left w:w="90" w:type="dxa"/>
-              <w:bottom w:w="80" w:type="dxa"/>
-              <w:right w:w="90" w:type="dxa"/>
-            </w:tcMar>
-            <w:vAlign w:val="center"/>
-          </w:tcPr>
-          <w:p>
-            <w:pPr>
-              <w:jc w:val="center"/>
-            </w:pPr>
-            <w:r>
-              <w:rPr>
-                <w:rFonts w:ascii="宋体" w:hAnsi="宋体"/>
-                <w:sz w:val="18"/>
-              </w:rPr>
-              <w:t>非空</w:t>
-            </w:r>
-          </w:p>
-        </w:tc>
-        <w:tc>
-          <w:tcPr>
-            <w:tcW w:w="3061" w:type="dxa"/>
-            <w:tcMar>
-              <w:top w:w="80" w:type="dxa"/>
-              <w:left w:w="90" w:type="dxa"/>
-              <w:bottom w:w="80" w:type="dxa"/>
-              <w:right w:w="90" w:type="dxa"/>
-            </w:tcMar>
-            <w:vAlign w:val="center"/>
-          </w:tcPr>
-          <w:p>
-            <w:pPr>
-              <w:jc w:val="center"/>
-            </w:pPr>
-            <w:r>
-              <w:rPr>
-                <w:rFonts w:ascii="宋体" w:hAnsi="宋体"/>
-                <w:sz w:val="18"/>
-              </w:rPr>
               <w:t>随机盐</w:t>
             </w:r>
           </w:p>
@@ -8819,47 +9616,80 @@
         <w:ind w:firstLine="420"/>
         <w:jc w:val="center"/>
       </w:pPr>
-      <w:r>
-        <w:t>表</w:t>
-      </w:r>
-      <w:r>
-        <w:t>2.3 places</w:t>
-      </w:r>
-      <w:r>
-        <w:t>表结构</w:t>
+    </w:p>
+    <w:p>
+      <w:pPr>
+        <w:pStyle w:val="af0"/>
+        <w:spacing w:before="60" w:after="120"/>
+        <w:ind w:firstLine="420"/>
+        <w:jc w:val="center"/>
+      </w:pPr>
+    </w:p>
+    <w:p>
+      <w:pPr>
+        <w:pStyle w:val="af0"/>
+        <w:spacing w:before="60" w:after="120"/>
+        <w:ind w:firstLine="420"/>
+        <w:jc w:val="center"/>
+        <w:rPr>
+          <w:rFonts w:hint="eastAsia"/>
+        </w:rPr>
+      </w:pPr>
+    </w:p>
+    <w:p>
+      <w:pPr>
+        <w:pStyle w:val="af0"/>
+        <w:spacing w:before="60" w:after="120"/>
+        <w:ind w:firstLine="360"/>
+        <w:jc w:val="center"/>
+        <w:rPr>
+          <w:rFonts w:ascii="黑体" w:eastAsia="黑体" w:hAnsi="黑体"/>
+          <w:sz w:val="18"/>
+          <w:szCs w:val="18"/>
+        </w:rPr>
+      </w:pPr>
+      <w:r>
+        <w:rPr>
+          <w:rFonts w:ascii="黑体" w:eastAsia="黑体" w:hAnsi="黑体"/>
+          <w:sz w:val="18"/>
+          <w:szCs w:val="18"/>
+        </w:rPr>
+        <w:lastRenderedPageBreak/>
+        <w:t>表2.3 places表结构</w:t>
       </w:r>
     </w:p>
     <w:tbl>
       <w:tblPr>
-        <w:tblStyle w:val="a8"/>
+        <w:tblStyle w:val="af2"/>
         <w:tblW w:w="0" w:type="auto"/>
         <w:tblLook w:val="04A0" w:firstRow="1" w:lastRow="0" w:firstColumn="1" w:lastColumn="0" w:noHBand="0" w:noVBand="1"/>
       </w:tblPr>
       <w:tblGrid>
         <w:gridCol w:w="1804"/>
-        <w:gridCol w:w="1804"/>
+        <w:gridCol w:w="1805"/>
         <w:gridCol w:w="2362"/>
-        <w:gridCol w:w="3034"/>
+        <w:gridCol w:w="3033"/>
       </w:tblGrid>
       <w:tr>
-        <w:trPr>
-          <w:cantSplit/>
-          <w:tblHeader/>
-        </w:trPr>
         <w:tc>
           <w:tcPr>
             <w:tcW w:w="1814" w:type="dxa"/>
-            <w:shd w:val="clear" w:color="auto" w:fill="D9E2F3"/>
-            <w:vAlign w:val="center"/>
-          </w:tcPr>
-          <w:p>
-            <w:pPr>
-              <w:jc w:val="center"/>
-            </w:pPr>
-            <w:r>
-              <w:rPr>
-                <w:rFonts w:ascii="宋体" w:hAnsi="宋体"/>
-                <w:b/>
+            <w:tcBorders>
+              <w:top w:val="single" w:sz="12" w:space="0" w:color="auto"/>
+              <w:bottom w:val="single" w:sz="4" w:space="0" w:color="auto"/>
+            </w:tcBorders>
+          </w:tcPr>
+          <w:p>
+            <w:pPr>
+              <w:jc w:val="center"/>
+              <w:rPr>
+                <w:bCs/>
+              </w:rPr>
+            </w:pPr>
+            <w:r>
+              <w:rPr>
+                <w:rFonts w:ascii="宋体" w:hAnsi="宋体"/>
+                <w:bCs/>
                 <w:sz w:val="18"/>
               </w:rPr>
               <w:t>字段名</w:t>
@@ -8869,17 +9699,22 @@
         <w:tc>
           <w:tcPr>
             <w:tcW w:w="1814" w:type="dxa"/>
-            <w:shd w:val="clear" w:color="auto" w:fill="D9E2F3"/>
-            <w:vAlign w:val="center"/>
-          </w:tcPr>
-          <w:p>
-            <w:pPr>
-              <w:jc w:val="center"/>
-            </w:pPr>
-            <w:r>
-              <w:rPr>
-                <w:rFonts w:ascii="宋体" w:hAnsi="宋体"/>
-                <w:b/>
+            <w:tcBorders>
+              <w:top w:val="single" w:sz="12" w:space="0" w:color="auto"/>
+              <w:bottom w:val="single" w:sz="4" w:space="0" w:color="auto"/>
+            </w:tcBorders>
+          </w:tcPr>
+          <w:p>
+            <w:pPr>
+              <w:jc w:val="center"/>
+              <w:rPr>
+                <w:bCs/>
+              </w:rPr>
+            </w:pPr>
+            <w:r>
+              <w:rPr>
+                <w:rFonts w:ascii="宋体" w:hAnsi="宋体"/>
+                <w:bCs/>
                 <w:sz w:val="18"/>
               </w:rPr>
               <w:t>数据类型</w:t>
@@ -8889,17 +9724,22 @@
         <w:tc>
           <w:tcPr>
             <w:tcW w:w="2381" w:type="dxa"/>
-            <w:shd w:val="clear" w:color="auto" w:fill="D9E2F3"/>
-            <w:vAlign w:val="center"/>
-          </w:tcPr>
-          <w:p>
-            <w:pPr>
-              <w:jc w:val="center"/>
-            </w:pPr>
-            <w:r>
-              <w:rPr>
-                <w:rFonts w:ascii="宋体" w:hAnsi="宋体"/>
-                <w:b/>
+            <w:tcBorders>
+              <w:top w:val="single" w:sz="12" w:space="0" w:color="auto"/>
+              <w:bottom w:val="single" w:sz="4" w:space="0" w:color="auto"/>
+            </w:tcBorders>
+          </w:tcPr>
+          <w:p>
+            <w:pPr>
+              <w:jc w:val="center"/>
+              <w:rPr>
+                <w:bCs/>
+              </w:rPr>
+            </w:pPr>
+            <w:r>
+              <w:rPr>
+                <w:rFonts w:ascii="宋体" w:hAnsi="宋体"/>
+                <w:bCs/>
                 <w:sz w:val="18"/>
               </w:rPr>
               <w:t>约束</w:t>
@@ -8909,17 +9749,22 @@
         <w:tc>
           <w:tcPr>
             <w:tcW w:w="3061" w:type="dxa"/>
-            <w:shd w:val="clear" w:color="auto" w:fill="D9E2F3"/>
-            <w:vAlign w:val="center"/>
-          </w:tcPr>
-          <w:p>
-            <w:pPr>
-              <w:jc w:val="center"/>
-            </w:pPr>
-            <w:r>
-              <w:rPr>
-                <w:rFonts w:ascii="宋体" w:hAnsi="宋体"/>
-                <w:b/>
+            <w:tcBorders>
+              <w:top w:val="single" w:sz="12" w:space="0" w:color="auto"/>
+              <w:bottom w:val="single" w:sz="4" w:space="0" w:color="auto"/>
+            </w:tcBorders>
+          </w:tcPr>
+          <w:p>
+            <w:pPr>
+              <w:jc w:val="center"/>
+              <w:rPr>
+                <w:bCs/>
+              </w:rPr>
+            </w:pPr>
+            <w:r>
+              <w:rPr>
+                <w:rFonts w:ascii="宋体" w:hAnsi="宋体"/>
+                <w:bCs/>
                 <w:sz w:val="18"/>
               </w:rPr>
               <w:t>说明</w:t>
@@ -8928,30 +9773,21 @@
         </w:tc>
       </w:tr>
       <w:tr>
-        <w:trPr>
-          <w:cantSplit/>
-        </w:trPr>
         <w:tc>
           <w:tcPr>
             <w:tcW w:w="1814" w:type="dxa"/>
-            <w:tcMar>
-              <w:top w:w="80" w:type="dxa"/>
-              <w:left w:w="90" w:type="dxa"/>
-              <w:bottom w:w="80" w:type="dxa"/>
-              <w:right w:w="90" w:type="dxa"/>
-            </w:tcMar>
-            <w:vAlign w:val="center"/>
-          </w:tcPr>
-          <w:p>
-            <w:pPr>
-              <w:jc w:val="center"/>
-            </w:pPr>
-            <w:r>
-              <w:rPr>
-                <w:rFonts w:ascii="宋体" w:hAnsi="宋体"/>
-                <w:sz w:val="18"/>
-              </w:rPr>
-              <w:lastRenderedPageBreak/>
+            <w:tcBorders>
+              <w:top w:val="single" w:sz="4" w:space="0" w:color="auto"/>
+            </w:tcBorders>
+          </w:tcPr>
+          <w:p>
+            <w:pPr>
+              <w:jc w:val="center"/>
+            </w:pPr>
+            <w:r>
+              <w:rPr>
+                <w:sz w:val="18"/>
+              </w:rPr>
               <w:t>id</w:t>
             </w:r>
           </w:p>
@@ -8959,21 +9795,16 @@
         <w:tc>
           <w:tcPr>
             <w:tcW w:w="1814" w:type="dxa"/>
-            <w:tcMar>
-              <w:top w:w="80" w:type="dxa"/>
-              <w:left w:w="90" w:type="dxa"/>
-              <w:bottom w:w="80" w:type="dxa"/>
-              <w:right w:w="90" w:type="dxa"/>
-            </w:tcMar>
-            <w:vAlign w:val="center"/>
-          </w:tcPr>
-          <w:p>
-            <w:pPr>
-              <w:jc w:val="center"/>
-            </w:pPr>
-            <w:r>
-              <w:rPr>
-                <w:rFonts w:ascii="宋体" w:hAnsi="宋体"/>
+            <w:tcBorders>
+              <w:top w:val="single" w:sz="4" w:space="0" w:color="auto"/>
+            </w:tcBorders>
+          </w:tcPr>
+          <w:p>
+            <w:pPr>
+              <w:jc w:val="center"/>
+            </w:pPr>
+            <w:r>
+              <w:rPr>
                 <w:sz w:val="18"/>
               </w:rPr>
               <w:t>INTEGER</w:t>
@@ -8983,13 +9814,9 @@
         <w:tc>
           <w:tcPr>
             <w:tcW w:w="2381" w:type="dxa"/>
-            <w:tcMar>
-              <w:top w:w="80" w:type="dxa"/>
-              <w:left w:w="90" w:type="dxa"/>
-              <w:bottom w:w="80" w:type="dxa"/>
-              <w:right w:w="90" w:type="dxa"/>
-            </w:tcMar>
-            <w:vAlign w:val="center"/>
+            <w:tcBorders>
+              <w:top w:val="single" w:sz="4" w:space="0" w:color="auto"/>
+            </w:tcBorders>
           </w:tcPr>
           <w:p>
             <w:pPr>
@@ -9007,13 +9834,9 @@
         <w:tc>
           <w:tcPr>
             <w:tcW w:w="3061" w:type="dxa"/>
-            <w:tcMar>
-              <w:top w:w="80" w:type="dxa"/>
-              <w:left w:w="90" w:type="dxa"/>
-              <w:bottom w:w="80" w:type="dxa"/>
-              <w:right w:w="90" w:type="dxa"/>
-            </w:tcMar>
-            <w:vAlign w:val="center"/>
+            <w:tcBorders>
+              <w:top w:val="single" w:sz="4" w:space="0" w:color="auto"/>
+            </w:tcBorders>
           </w:tcPr>
           <w:p>
             <w:pPr>
@@ -9030,27 +9853,16 @@
         </w:tc>
       </w:tr>
       <w:tr>
-        <w:trPr>
-          <w:cantSplit/>
-        </w:trPr>
         <w:tc>
           <w:tcPr>
             <w:tcW w:w="1814" w:type="dxa"/>
-            <w:tcMar>
-              <w:top w:w="80" w:type="dxa"/>
-              <w:left w:w="90" w:type="dxa"/>
-              <w:bottom w:w="80" w:type="dxa"/>
-              <w:right w:w="90" w:type="dxa"/>
-            </w:tcMar>
-            <w:vAlign w:val="center"/>
-          </w:tcPr>
-          <w:p>
-            <w:pPr>
-              <w:jc w:val="center"/>
-            </w:pPr>
-            <w:r>
-              <w:rPr>
-                <w:rFonts w:ascii="宋体" w:hAnsi="宋体"/>
+          </w:tcPr>
+          <w:p>
+            <w:pPr>
+              <w:jc w:val="center"/>
+            </w:pPr>
+            <w:r>
+              <w:rPr>
                 <w:sz w:val="18"/>
               </w:rPr>
               <w:t>name</w:t>
@@ -9060,21 +9872,13 @@
         <w:tc>
           <w:tcPr>
             <w:tcW w:w="1814" w:type="dxa"/>
-            <w:tcMar>
-              <w:top w:w="80" w:type="dxa"/>
-              <w:left w:w="90" w:type="dxa"/>
-              <w:bottom w:w="80" w:type="dxa"/>
-              <w:right w:w="90" w:type="dxa"/>
-            </w:tcMar>
-            <w:vAlign w:val="center"/>
-          </w:tcPr>
-          <w:p>
-            <w:pPr>
-              <w:jc w:val="center"/>
-            </w:pPr>
-            <w:r>
-              <w:rPr>
-                <w:rFonts w:ascii="宋体" w:hAnsi="宋体"/>
+          </w:tcPr>
+          <w:p>
+            <w:pPr>
+              <w:jc w:val="center"/>
+            </w:pPr>
+            <w:r>
+              <w:rPr>
                 <w:sz w:val="18"/>
               </w:rPr>
               <w:t>TEXT</w:t>
@@ -9084,13 +9888,6 @@
         <w:tc>
           <w:tcPr>
             <w:tcW w:w="2381" w:type="dxa"/>
-            <w:tcMar>
-              <w:top w:w="80" w:type="dxa"/>
-              <w:left w:w="90" w:type="dxa"/>
-              <w:bottom w:w="80" w:type="dxa"/>
-              <w:right w:w="90" w:type="dxa"/>
-            </w:tcMar>
-            <w:vAlign w:val="center"/>
           </w:tcPr>
           <w:p>
             <w:pPr>
@@ -9108,13 +9905,6 @@
         <w:tc>
           <w:tcPr>
             <w:tcW w:w="3061" w:type="dxa"/>
-            <w:tcMar>
-              <w:top w:w="80" w:type="dxa"/>
-              <w:left w:w="90" w:type="dxa"/>
-              <w:bottom w:w="80" w:type="dxa"/>
-              <w:right w:w="90" w:type="dxa"/>
-            </w:tcMar>
-            <w:vAlign w:val="center"/>
           </w:tcPr>
           <w:p>
             <w:pPr>
@@ -9131,27 +9921,16 @@
         </w:tc>
       </w:tr>
       <w:tr>
-        <w:trPr>
-          <w:cantSplit/>
-        </w:trPr>
         <w:tc>
           <w:tcPr>
             <w:tcW w:w="1814" w:type="dxa"/>
-            <w:tcMar>
-              <w:top w:w="80" w:type="dxa"/>
-              <w:left w:w="90" w:type="dxa"/>
-              <w:bottom w:w="80" w:type="dxa"/>
-              <w:right w:w="90" w:type="dxa"/>
-            </w:tcMar>
-            <w:vAlign w:val="center"/>
-          </w:tcPr>
-          <w:p>
-            <w:pPr>
-              <w:jc w:val="center"/>
-            </w:pPr>
-            <w:r>
-              <w:rPr>
-                <w:rFonts w:ascii="宋体" w:hAnsi="宋体"/>
+          </w:tcPr>
+          <w:p>
+            <w:pPr>
+              <w:jc w:val="center"/>
+            </w:pPr>
+            <w:r>
+              <w:rPr>
                 <w:sz w:val="18"/>
               </w:rPr>
               <w:t>location</w:t>
@@ -9161,21 +9940,13 @@
         <w:tc>
           <w:tcPr>
             <w:tcW w:w="1814" w:type="dxa"/>
-            <w:tcMar>
-              <w:top w:w="80" w:type="dxa"/>
-              <w:left w:w="90" w:type="dxa"/>
-              <w:bottom w:w="80" w:type="dxa"/>
-              <w:right w:w="90" w:type="dxa"/>
-            </w:tcMar>
-            <w:vAlign w:val="center"/>
-          </w:tcPr>
-          <w:p>
-            <w:pPr>
-              <w:jc w:val="center"/>
-            </w:pPr>
-            <w:r>
-              <w:rPr>
-                <w:rFonts w:ascii="宋体" w:hAnsi="宋体"/>
+          </w:tcPr>
+          <w:p>
+            <w:pPr>
+              <w:jc w:val="center"/>
+            </w:pPr>
+            <w:r>
+              <w:rPr>
                 <w:sz w:val="18"/>
               </w:rPr>
               <w:t>TEXT</w:t>
@@ -9185,13 +9956,6 @@
         <w:tc>
           <w:tcPr>
             <w:tcW w:w="2381" w:type="dxa"/>
-            <w:tcMar>
-              <w:top w:w="80" w:type="dxa"/>
-              <w:left w:w="90" w:type="dxa"/>
-              <w:bottom w:w="80" w:type="dxa"/>
-              <w:right w:w="90" w:type="dxa"/>
-            </w:tcMar>
-            <w:vAlign w:val="center"/>
           </w:tcPr>
           <w:p>
             <w:pPr>
@@ -9209,13 +9973,6 @@
         <w:tc>
           <w:tcPr>
             <w:tcW w:w="3061" w:type="dxa"/>
-            <w:tcMar>
-              <w:top w:w="80" w:type="dxa"/>
-              <w:left w:w="90" w:type="dxa"/>
-              <w:bottom w:w="80" w:type="dxa"/>
-              <w:right w:w="90" w:type="dxa"/>
-            </w:tcMar>
-            <w:vAlign w:val="center"/>
           </w:tcPr>
           <w:p>
             <w:pPr>
@@ -9232,27 +9989,16 @@
         </w:tc>
       </w:tr>
       <w:tr>
-        <w:trPr>
-          <w:cantSplit/>
-        </w:trPr>
         <w:tc>
           <w:tcPr>
             <w:tcW w:w="1814" w:type="dxa"/>
-            <w:tcMar>
-              <w:top w:w="80" w:type="dxa"/>
-              <w:left w:w="90" w:type="dxa"/>
-              <w:bottom w:w="80" w:type="dxa"/>
-              <w:right w:w="90" w:type="dxa"/>
-            </w:tcMar>
-            <w:vAlign w:val="center"/>
-          </w:tcPr>
-          <w:p>
-            <w:pPr>
-              <w:jc w:val="center"/>
-            </w:pPr>
-            <w:r>
-              <w:rPr>
-                <w:rFonts w:ascii="宋体" w:hAnsi="宋体"/>
+          </w:tcPr>
+          <w:p>
+            <w:pPr>
+              <w:jc w:val="center"/>
+            </w:pPr>
+            <w:r>
+              <w:rPr>
                 <w:sz w:val="18"/>
               </w:rPr>
               <w:t>history</w:t>
@@ -9262,21 +10008,13 @@
         <w:tc>
           <w:tcPr>
             <w:tcW w:w="1814" w:type="dxa"/>
-            <w:tcMar>
-              <w:top w:w="80" w:type="dxa"/>
-              <w:left w:w="90" w:type="dxa"/>
-              <w:bottom w:w="80" w:type="dxa"/>
-              <w:right w:w="90" w:type="dxa"/>
-            </w:tcMar>
-            <w:vAlign w:val="center"/>
-          </w:tcPr>
-          <w:p>
-            <w:pPr>
-              <w:jc w:val="center"/>
-            </w:pPr>
-            <w:r>
-              <w:rPr>
-                <w:rFonts w:ascii="宋体" w:hAnsi="宋体"/>
+          </w:tcPr>
+          <w:p>
+            <w:pPr>
+              <w:jc w:val="center"/>
+            </w:pPr>
+            <w:r>
+              <w:rPr>
                 <w:sz w:val="18"/>
               </w:rPr>
               <w:t>TEXT</w:t>
@@ -9286,13 +10024,6 @@
         <w:tc>
           <w:tcPr>
             <w:tcW w:w="2381" w:type="dxa"/>
-            <w:tcMar>
-              <w:top w:w="80" w:type="dxa"/>
-              <w:left w:w="90" w:type="dxa"/>
-              <w:bottom w:w="80" w:type="dxa"/>
-              <w:right w:w="90" w:type="dxa"/>
-            </w:tcMar>
-            <w:vAlign w:val="center"/>
           </w:tcPr>
           <w:p>
             <w:pPr>
@@ -9310,13 +10041,6 @@
         <w:tc>
           <w:tcPr>
             <w:tcW w:w="3061" w:type="dxa"/>
-            <w:tcMar>
-              <w:top w:w="80" w:type="dxa"/>
-              <w:left w:w="90" w:type="dxa"/>
-              <w:bottom w:w="80" w:type="dxa"/>
-              <w:right w:w="90" w:type="dxa"/>
-            </w:tcMar>
-            <w:vAlign w:val="center"/>
           </w:tcPr>
           <w:p>
             <w:pPr>
@@ -9337,671 +10061,543 @@
       <w:pPr>
         <w:pStyle w:val="af0"/>
         <w:spacing w:before="60" w:after="120"/>
-        <w:ind w:firstLine="420"/>
+        <w:ind w:firstLine="360"/>
         <w:jc w:val="center"/>
-      </w:pPr>
-      <w:r>
-        <w:t>表</w:t>
-      </w:r>
-      <w:r>
-        <w:t>2.4 records</w:t>
-      </w:r>
-      <w:r>
-        <w:t>表结构</w:t>
+        <w:rPr>
+          <w:rFonts w:ascii="黑体" w:eastAsia="黑体" w:hAnsi="黑体"/>
+          <w:sz w:val="18"/>
+          <w:szCs w:val="18"/>
+        </w:rPr>
+      </w:pPr>
+      <w:r>
+        <w:rPr>
+          <w:rFonts w:ascii="黑体" w:eastAsia="黑体" w:hAnsi="黑体"/>
+          <w:sz w:val="18"/>
+          <w:szCs w:val="18"/>
+        </w:rPr>
+        <w:t>表2.4 records表结构</w:t>
       </w:r>
     </w:p>
     <w:tbl>
       <w:tblPr>
-        <w:tblStyle w:val="a8"/>
+        <w:tblStyle w:val="af2"/>
+        <w:tblW w:w="0" w:type="auto"/>
+        <w:tblLook w:val="04A0" w:firstRow="1" w:lastRow="0" w:firstColumn="1" w:lastColumn="0" w:noHBand="0" w:noVBand="1"/>
+      </w:tblPr>
+      <w:tblGrid>
+        <w:gridCol w:w="1805"/>
+        <w:gridCol w:w="1805"/>
+        <w:gridCol w:w="2362"/>
+        <w:gridCol w:w="3032"/>
+      </w:tblGrid>
+      <w:tr>
+        <w:tc>
+          <w:tcPr>
+            <w:tcW w:w="1814" w:type="dxa"/>
+            <w:tcBorders>
+              <w:top w:val="single" w:sz="12" w:space="0" w:color="auto"/>
+              <w:bottom w:val="single" w:sz="4" w:space="0" w:color="auto"/>
+            </w:tcBorders>
+          </w:tcPr>
+          <w:p>
+            <w:pPr>
+              <w:jc w:val="center"/>
+              <w:rPr>
+                <w:bCs/>
+              </w:rPr>
+            </w:pPr>
+            <w:r>
+              <w:rPr>
+                <w:rFonts w:ascii="宋体" w:hAnsi="宋体"/>
+                <w:bCs/>
+                <w:sz w:val="18"/>
+              </w:rPr>
+              <w:t>字段名</w:t>
+            </w:r>
+          </w:p>
+        </w:tc>
+        <w:tc>
+          <w:tcPr>
+            <w:tcW w:w="1814" w:type="dxa"/>
+            <w:tcBorders>
+              <w:top w:val="single" w:sz="12" w:space="0" w:color="auto"/>
+              <w:bottom w:val="single" w:sz="4" w:space="0" w:color="auto"/>
+            </w:tcBorders>
+          </w:tcPr>
+          <w:p>
+            <w:pPr>
+              <w:jc w:val="center"/>
+              <w:rPr>
+                <w:bCs/>
+              </w:rPr>
+            </w:pPr>
+            <w:r>
+              <w:rPr>
+                <w:rFonts w:ascii="宋体" w:hAnsi="宋体"/>
+                <w:bCs/>
+                <w:sz w:val="18"/>
+              </w:rPr>
+              <w:t>数据类型</w:t>
+            </w:r>
+          </w:p>
+        </w:tc>
+        <w:tc>
+          <w:tcPr>
+            <w:tcW w:w="2381" w:type="dxa"/>
+            <w:tcBorders>
+              <w:top w:val="single" w:sz="12" w:space="0" w:color="auto"/>
+              <w:bottom w:val="single" w:sz="4" w:space="0" w:color="auto"/>
+            </w:tcBorders>
+          </w:tcPr>
+          <w:p>
+            <w:pPr>
+              <w:jc w:val="center"/>
+              <w:rPr>
+                <w:bCs/>
+              </w:rPr>
+            </w:pPr>
+            <w:r>
+              <w:rPr>
+                <w:rFonts w:ascii="宋体" w:hAnsi="宋体"/>
+                <w:bCs/>
+                <w:sz w:val="18"/>
+              </w:rPr>
+              <w:t>约束</w:t>
+            </w:r>
+          </w:p>
+        </w:tc>
+        <w:tc>
+          <w:tcPr>
+            <w:tcW w:w="3061" w:type="dxa"/>
+            <w:tcBorders>
+              <w:top w:val="single" w:sz="12" w:space="0" w:color="auto"/>
+              <w:bottom w:val="single" w:sz="4" w:space="0" w:color="auto"/>
+            </w:tcBorders>
+          </w:tcPr>
+          <w:p>
+            <w:pPr>
+              <w:jc w:val="center"/>
+              <w:rPr>
+                <w:bCs/>
+              </w:rPr>
+            </w:pPr>
+            <w:r>
+              <w:rPr>
+                <w:rFonts w:ascii="宋体" w:hAnsi="宋体"/>
+                <w:bCs/>
+                <w:sz w:val="18"/>
+              </w:rPr>
+              <w:t>说明</w:t>
+            </w:r>
+          </w:p>
+        </w:tc>
+      </w:tr>
+      <w:tr>
+        <w:tc>
+          <w:tcPr>
+            <w:tcW w:w="1814" w:type="dxa"/>
+            <w:tcBorders>
+              <w:top w:val="single" w:sz="4" w:space="0" w:color="auto"/>
+            </w:tcBorders>
+          </w:tcPr>
+          <w:p>
+            <w:pPr>
+              <w:jc w:val="center"/>
+            </w:pPr>
+            <w:r>
+              <w:rPr>
+                <w:sz w:val="18"/>
+              </w:rPr>
+              <w:t>id</w:t>
+            </w:r>
+          </w:p>
+        </w:tc>
+        <w:tc>
+          <w:tcPr>
+            <w:tcW w:w="1814" w:type="dxa"/>
+            <w:tcBorders>
+              <w:top w:val="single" w:sz="4" w:space="0" w:color="auto"/>
+            </w:tcBorders>
+          </w:tcPr>
+          <w:p>
+            <w:pPr>
+              <w:jc w:val="center"/>
+            </w:pPr>
+            <w:r>
+              <w:rPr>
+                <w:sz w:val="18"/>
+              </w:rPr>
+              <w:t>INTEGER</w:t>
+            </w:r>
+          </w:p>
+        </w:tc>
+        <w:tc>
+          <w:tcPr>
+            <w:tcW w:w="2381" w:type="dxa"/>
+            <w:tcBorders>
+              <w:top w:val="single" w:sz="4" w:space="0" w:color="auto"/>
+            </w:tcBorders>
+          </w:tcPr>
+          <w:p>
+            <w:pPr>
+              <w:jc w:val="center"/>
+            </w:pPr>
+            <w:r>
+              <w:rPr>
+                <w:rFonts w:ascii="宋体" w:hAnsi="宋体"/>
+                <w:sz w:val="18"/>
+              </w:rPr>
+              <w:t>主键，自增</w:t>
+            </w:r>
+          </w:p>
+        </w:tc>
+        <w:tc>
+          <w:tcPr>
+            <w:tcW w:w="3061" w:type="dxa"/>
+            <w:tcBorders>
+              <w:top w:val="single" w:sz="4" w:space="0" w:color="auto"/>
+            </w:tcBorders>
+          </w:tcPr>
+          <w:p>
+            <w:pPr>
+              <w:jc w:val="center"/>
+            </w:pPr>
+            <w:r>
+              <w:rPr>
+                <w:rFonts w:ascii="宋体" w:hAnsi="宋体"/>
+                <w:sz w:val="18"/>
+              </w:rPr>
+              <w:t>记录编号</w:t>
+            </w:r>
+          </w:p>
+        </w:tc>
+      </w:tr>
+      <w:tr>
+        <w:tc>
+          <w:tcPr>
+            <w:tcW w:w="1814" w:type="dxa"/>
+          </w:tcPr>
+          <w:p>
+            <w:pPr>
+              <w:jc w:val="center"/>
+            </w:pPr>
+            <w:r>
+              <w:rPr>
+                <w:sz w:val="18"/>
+              </w:rPr>
+              <w:t>user_id</w:t>
+            </w:r>
+          </w:p>
+        </w:tc>
+        <w:tc>
+          <w:tcPr>
+            <w:tcW w:w="1814" w:type="dxa"/>
+          </w:tcPr>
+          <w:p>
+            <w:pPr>
+              <w:jc w:val="center"/>
+            </w:pPr>
+            <w:r>
+              <w:rPr>
+                <w:sz w:val="18"/>
+              </w:rPr>
+              <w:t>INTEGER</w:t>
+            </w:r>
+          </w:p>
+        </w:tc>
+        <w:tc>
+          <w:tcPr>
+            <w:tcW w:w="2381" w:type="dxa"/>
+          </w:tcPr>
+          <w:p>
+            <w:pPr>
+              <w:jc w:val="center"/>
+            </w:pPr>
+            <w:r>
+              <w:rPr>
+                <w:rFonts w:ascii="宋体" w:hAnsi="宋体"/>
+                <w:sz w:val="18"/>
+              </w:rPr>
+              <w:t>外键、非空</w:t>
+            </w:r>
+          </w:p>
+        </w:tc>
+        <w:tc>
+          <w:tcPr>
+            <w:tcW w:w="3061" w:type="dxa"/>
+          </w:tcPr>
+          <w:p>
+            <w:pPr>
+              <w:jc w:val="center"/>
+            </w:pPr>
+            <w:r>
+              <w:rPr>
+                <w:rFonts w:ascii="宋体" w:hAnsi="宋体"/>
+                <w:sz w:val="18"/>
+              </w:rPr>
+              <w:t>普通用户编号</w:t>
+            </w:r>
+          </w:p>
+        </w:tc>
+      </w:tr>
+      <w:tr>
+        <w:tc>
+          <w:tcPr>
+            <w:tcW w:w="1814" w:type="dxa"/>
+          </w:tcPr>
+          <w:p>
+            <w:pPr>
+              <w:jc w:val="center"/>
+            </w:pPr>
+            <w:r>
+              <w:rPr>
+                <w:sz w:val="18"/>
+              </w:rPr>
+              <w:t>place_id</w:t>
+            </w:r>
+          </w:p>
+        </w:tc>
+        <w:tc>
+          <w:tcPr>
+            <w:tcW w:w="1814" w:type="dxa"/>
+          </w:tcPr>
+          <w:p>
+            <w:pPr>
+              <w:jc w:val="center"/>
+            </w:pPr>
+            <w:r>
+              <w:rPr>
+                <w:sz w:val="18"/>
+              </w:rPr>
+              <w:t>INTEGER</w:t>
+            </w:r>
+          </w:p>
+        </w:tc>
+        <w:tc>
+          <w:tcPr>
+            <w:tcW w:w="2381" w:type="dxa"/>
+          </w:tcPr>
+          <w:p>
+            <w:pPr>
+              <w:jc w:val="center"/>
+            </w:pPr>
+            <w:r>
+              <w:rPr>
+                <w:rFonts w:ascii="宋体" w:hAnsi="宋体"/>
+                <w:sz w:val="18"/>
+              </w:rPr>
+              <w:t>外键、非空</w:t>
+            </w:r>
+          </w:p>
+        </w:tc>
+        <w:tc>
+          <w:tcPr>
+            <w:tcW w:w="3061" w:type="dxa"/>
+          </w:tcPr>
+          <w:p>
+            <w:pPr>
+              <w:jc w:val="center"/>
+            </w:pPr>
+            <w:r>
+              <w:rPr>
+                <w:rFonts w:ascii="宋体" w:hAnsi="宋体"/>
+                <w:sz w:val="18"/>
+              </w:rPr>
+              <w:t>景点编号</w:t>
+            </w:r>
+          </w:p>
+        </w:tc>
+      </w:tr>
+      <w:tr>
+        <w:tc>
+          <w:tcPr>
+            <w:tcW w:w="1814" w:type="dxa"/>
+          </w:tcPr>
+          <w:p>
+            <w:pPr>
+              <w:jc w:val="center"/>
+            </w:pPr>
+            <w:r>
+              <w:rPr>
+                <w:sz w:val="18"/>
+              </w:rPr>
+              <w:t>created_at</w:t>
+            </w:r>
+          </w:p>
+        </w:tc>
+        <w:tc>
+          <w:tcPr>
+            <w:tcW w:w="1814" w:type="dxa"/>
+          </w:tcPr>
+          <w:p>
+            <w:pPr>
+              <w:jc w:val="center"/>
+            </w:pPr>
+            <w:r>
+              <w:rPr>
+                <w:sz w:val="18"/>
+              </w:rPr>
+              <w:t>TEXT</w:t>
+            </w:r>
+          </w:p>
+        </w:tc>
+        <w:tc>
+          <w:tcPr>
+            <w:tcW w:w="2381" w:type="dxa"/>
+          </w:tcPr>
+          <w:p>
+            <w:pPr>
+              <w:jc w:val="center"/>
+            </w:pPr>
+            <w:r>
+              <w:rPr>
+                <w:rFonts w:ascii="宋体" w:hAnsi="宋体"/>
+                <w:sz w:val="18"/>
+              </w:rPr>
+              <w:t>非空</w:t>
+            </w:r>
+          </w:p>
+        </w:tc>
+        <w:tc>
+          <w:tcPr>
+            <w:tcW w:w="3061" w:type="dxa"/>
+          </w:tcPr>
+          <w:p>
+            <w:pPr>
+              <w:jc w:val="center"/>
+            </w:pPr>
+            <w:r>
+              <w:rPr>
+                <w:rFonts w:ascii="宋体" w:hAnsi="宋体"/>
+                <w:sz w:val="18"/>
+              </w:rPr>
+              <w:t>打卡时间</w:t>
+            </w:r>
+          </w:p>
+        </w:tc>
+      </w:tr>
+      <w:tr>
+        <w:tc>
+          <w:tcPr>
+            <w:tcW w:w="1814" w:type="dxa"/>
+          </w:tcPr>
+          <w:p>
+            <w:pPr>
+              <w:jc w:val="center"/>
+            </w:pPr>
+            <w:r>
+              <w:rPr>
+                <w:sz w:val="18"/>
+              </w:rPr>
+              <w:t>reflection</w:t>
+            </w:r>
+          </w:p>
+        </w:tc>
+        <w:tc>
+          <w:tcPr>
+            <w:tcW w:w="1814" w:type="dxa"/>
+          </w:tcPr>
+          <w:p>
+            <w:pPr>
+              <w:jc w:val="center"/>
+            </w:pPr>
+            <w:r>
+              <w:rPr>
+                <w:sz w:val="18"/>
+              </w:rPr>
+              <w:t>TEXT</w:t>
+            </w:r>
+          </w:p>
+        </w:tc>
+        <w:tc>
+          <w:tcPr>
+            <w:tcW w:w="2381" w:type="dxa"/>
+          </w:tcPr>
+          <w:p>
+            <w:pPr>
+              <w:jc w:val="center"/>
+            </w:pPr>
+            <w:r>
+              <w:rPr>
+                <w:rFonts w:ascii="宋体" w:hAnsi="宋体"/>
+                <w:sz w:val="18"/>
+              </w:rPr>
+              <w:t>非空</w:t>
+            </w:r>
+          </w:p>
+        </w:tc>
+        <w:tc>
+          <w:tcPr>
+            <w:tcW w:w="3061" w:type="dxa"/>
+          </w:tcPr>
+          <w:p>
+            <w:pPr>
+              <w:jc w:val="center"/>
+            </w:pPr>
+            <w:r>
+              <w:rPr>
+                <w:rFonts w:ascii="宋体" w:hAnsi="宋体"/>
+                <w:sz w:val="18"/>
+              </w:rPr>
+              <w:t>学习心得</w:t>
+            </w:r>
+          </w:p>
+        </w:tc>
+      </w:tr>
+    </w:tbl>
+    <w:p>
+      <w:pPr>
+        <w:pStyle w:val="af0"/>
+        <w:spacing w:before="60" w:after="120"/>
+        <w:ind w:firstLine="360"/>
+        <w:jc w:val="center"/>
+        <w:rPr>
+          <w:rFonts w:ascii="黑体" w:eastAsia="黑体" w:hAnsi="黑体"/>
+          <w:sz w:val="18"/>
+          <w:szCs w:val="18"/>
+        </w:rPr>
+      </w:pPr>
+      <w:r>
+        <w:rPr>
+          <w:rFonts w:ascii="黑体" w:eastAsia="黑体" w:hAnsi="黑体"/>
+          <w:sz w:val="18"/>
+          <w:szCs w:val="18"/>
+        </w:rPr>
+        <w:t>表2.5 notices表结构</w:t>
+      </w:r>
+    </w:p>
+    <w:tbl>
+      <w:tblPr>
+        <w:tblStyle w:val="af2"/>
         <w:tblW w:w="0" w:type="auto"/>
         <w:tblLook w:val="04A0" w:firstRow="1" w:lastRow="0" w:firstColumn="1" w:lastColumn="0" w:noHBand="0" w:noVBand="1"/>
       </w:tblPr>
       <w:tblGrid>
         <w:gridCol w:w="1806"/>
-        <w:gridCol w:w="1803"/>
-        <w:gridCol w:w="2362"/>
-        <w:gridCol w:w="3033"/>
-      </w:tblGrid>
-      <w:tr>
-        <w:trPr>
-          <w:cantSplit/>
-          <w:tblHeader/>
-        </w:trPr>
-        <w:tc>
-          <w:tcPr>
-            <w:tcW w:w="1814" w:type="dxa"/>
-            <w:shd w:val="clear" w:color="auto" w:fill="D9E2F3"/>
-            <w:vAlign w:val="center"/>
-          </w:tcPr>
-          <w:p>
-            <w:pPr>
-              <w:jc w:val="center"/>
-            </w:pPr>
-            <w:r>
-              <w:rPr>
-                <w:rFonts w:ascii="宋体" w:hAnsi="宋体"/>
-                <w:b/>
-                <w:sz w:val="18"/>
-              </w:rPr>
-              <w:t>字段名</w:t>
-            </w:r>
-          </w:p>
-        </w:tc>
-        <w:tc>
-          <w:tcPr>
-            <w:tcW w:w="1814" w:type="dxa"/>
-            <w:shd w:val="clear" w:color="auto" w:fill="D9E2F3"/>
-            <w:vAlign w:val="center"/>
-          </w:tcPr>
-          <w:p>
-            <w:pPr>
-              <w:jc w:val="center"/>
-            </w:pPr>
-            <w:r>
-              <w:rPr>
-                <w:rFonts w:ascii="宋体" w:hAnsi="宋体"/>
-                <w:b/>
-                <w:sz w:val="18"/>
-              </w:rPr>
-              <w:t>数据类型</w:t>
-            </w:r>
-          </w:p>
-        </w:tc>
-        <w:tc>
-          <w:tcPr>
-            <w:tcW w:w="2381" w:type="dxa"/>
-            <w:shd w:val="clear" w:color="auto" w:fill="D9E2F3"/>
-            <w:vAlign w:val="center"/>
-          </w:tcPr>
-          <w:p>
-            <w:pPr>
-              <w:jc w:val="center"/>
-            </w:pPr>
-            <w:r>
-              <w:rPr>
-                <w:rFonts w:ascii="宋体" w:hAnsi="宋体"/>
-                <w:b/>
-                <w:sz w:val="18"/>
-              </w:rPr>
-              <w:t>约束</w:t>
-            </w:r>
-          </w:p>
-        </w:tc>
-        <w:tc>
-          <w:tcPr>
-            <w:tcW w:w="3061" w:type="dxa"/>
-            <w:shd w:val="clear" w:color="auto" w:fill="D9E2F3"/>
-            <w:vAlign w:val="center"/>
-          </w:tcPr>
-          <w:p>
-            <w:pPr>
-              <w:jc w:val="center"/>
-            </w:pPr>
-            <w:r>
-              <w:rPr>
-                <w:rFonts w:ascii="宋体" w:hAnsi="宋体"/>
-                <w:b/>
-                <w:sz w:val="18"/>
-              </w:rPr>
-              <w:t>说明</w:t>
-            </w:r>
-          </w:p>
-        </w:tc>
-      </w:tr>
-      <w:tr>
-        <w:trPr>
-          <w:cantSplit/>
-        </w:trPr>
-        <w:tc>
-          <w:tcPr>
-            <w:tcW w:w="1814" w:type="dxa"/>
-            <w:tcMar>
-              <w:top w:w="80" w:type="dxa"/>
-              <w:left w:w="90" w:type="dxa"/>
-              <w:bottom w:w="80" w:type="dxa"/>
-              <w:right w:w="90" w:type="dxa"/>
-            </w:tcMar>
-            <w:vAlign w:val="center"/>
-          </w:tcPr>
-          <w:p>
-            <w:pPr>
-              <w:jc w:val="center"/>
-            </w:pPr>
-            <w:r>
-              <w:rPr>
-                <w:rFonts w:ascii="宋体" w:hAnsi="宋体"/>
-                <w:sz w:val="18"/>
-              </w:rPr>
-              <w:t>id</w:t>
-            </w:r>
-          </w:p>
-        </w:tc>
-        <w:tc>
-          <w:tcPr>
-            <w:tcW w:w="1814" w:type="dxa"/>
-            <w:tcMar>
-              <w:top w:w="80" w:type="dxa"/>
-              <w:left w:w="90" w:type="dxa"/>
-              <w:bottom w:w="80" w:type="dxa"/>
-              <w:right w:w="90" w:type="dxa"/>
-            </w:tcMar>
-            <w:vAlign w:val="center"/>
-          </w:tcPr>
-          <w:p>
-            <w:pPr>
-              <w:jc w:val="center"/>
-            </w:pPr>
-            <w:r>
-              <w:rPr>
-                <w:rFonts w:ascii="宋体" w:hAnsi="宋体"/>
-                <w:sz w:val="18"/>
-              </w:rPr>
-              <w:t>INTEGER</w:t>
-            </w:r>
-          </w:p>
-        </w:tc>
-        <w:tc>
-          <w:tcPr>
-            <w:tcW w:w="2381" w:type="dxa"/>
-            <w:tcMar>
-              <w:top w:w="80" w:type="dxa"/>
-              <w:left w:w="90" w:type="dxa"/>
-              <w:bottom w:w="80" w:type="dxa"/>
-              <w:right w:w="90" w:type="dxa"/>
-            </w:tcMar>
-            <w:vAlign w:val="center"/>
-          </w:tcPr>
-          <w:p>
-            <w:pPr>
-              <w:jc w:val="center"/>
-            </w:pPr>
-            <w:r>
-              <w:rPr>
-                <w:rFonts w:ascii="宋体" w:hAnsi="宋体"/>
-                <w:sz w:val="18"/>
-              </w:rPr>
-              <w:t>主键，自增</w:t>
-            </w:r>
-          </w:p>
-        </w:tc>
-        <w:tc>
-          <w:tcPr>
-            <w:tcW w:w="3061" w:type="dxa"/>
-            <w:tcMar>
-              <w:top w:w="80" w:type="dxa"/>
-              <w:left w:w="90" w:type="dxa"/>
-              <w:bottom w:w="80" w:type="dxa"/>
-              <w:right w:w="90" w:type="dxa"/>
-            </w:tcMar>
-            <w:vAlign w:val="center"/>
-          </w:tcPr>
-          <w:p>
-            <w:pPr>
-              <w:jc w:val="center"/>
-            </w:pPr>
-            <w:r>
-              <w:rPr>
-                <w:rFonts w:ascii="宋体" w:hAnsi="宋体"/>
-                <w:sz w:val="18"/>
-              </w:rPr>
-              <w:t>记录编号</w:t>
-            </w:r>
-          </w:p>
-        </w:tc>
-      </w:tr>
-      <w:tr>
-        <w:trPr>
-          <w:cantSplit/>
-        </w:trPr>
-        <w:tc>
-          <w:tcPr>
-            <w:tcW w:w="1814" w:type="dxa"/>
-            <w:tcMar>
-              <w:top w:w="80" w:type="dxa"/>
-              <w:left w:w="90" w:type="dxa"/>
-              <w:bottom w:w="80" w:type="dxa"/>
-              <w:right w:w="90" w:type="dxa"/>
-            </w:tcMar>
-            <w:vAlign w:val="center"/>
-          </w:tcPr>
-          <w:p>
-            <w:pPr>
-              <w:jc w:val="center"/>
-            </w:pPr>
-            <w:r>
-              <w:rPr>
-                <w:rFonts w:ascii="宋体" w:hAnsi="宋体"/>
-                <w:sz w:val="18"/>
-              </w:rPr>
-              <w:t>user_id</w:t>
-            </w:r>
-          </w:p>
-        </w:tc>
-        <w:tc>
-          <w:tcPr>
-            <w:tcW w:w="1814" w:type="dxa"/>
-            <w:tcMar>
-              <w:top w:w="80" w:type="dxa"/>
-              <w:left w:w="90" w:type="dxa"/>
-              <w:bottom w:w="80" w:type="dxa"/>
-              <w:right w:w="90" w:type="dxa"/>
-            </w:tcMar>
-            <w:vAlign w:val="center"/>
-          </w:tcPr>
-          <w:p>
-            <w:pPr>
-              <w:jc w:val="center"/>
-            </w:pPr>
-            <w:r>
-              <w:rPr>
-                <w:rFonts w:ascii="宋体" w:hAnsi="宋体"/>
-                <w:sz w:val="18"/>
-              </w:rPr>
-              <w:t>INTEGER</w:t>
-            </w:r>
-          </w:p>
-        </w:tc>
-        <w:tc>
-          <w:tcPr>
-            <w:tcW w:w="2381" w:type="dxa"/>
-            <w:tcMar>
-              <w:top w:w="80" w:type="dxa"/>
-              <w:left w:w="90" w:type="dxa"/>
-              <w:bottom w:w="80" w:type="dxa"/>
-              <w:right w:w="90" w:type="dxa"/>
-            </w:tcMar>
-            <w:vAlign w:val="center"/>
-          </w:tcPr>
-          <w:p>
-            <w:pPr>
-              <w:jc w:val="center"/>
-            </w:pPr>
-            <w:r>
-              <w:rPr>
-                <w:rFonts w:ascii="宋体" w:hAnsi="宋体"/>
-                <w:sz w:val="18"/>
-              </w:rPr>
-              <w:t>外键、非空</w:t>
-            </w:r>
-          </w:p>
-        </w:tc>
-        <w:tc>
-          <w:tcPr>
-            <w:tcW w:w="3061" w:type="dxa"/>
-            <w:tcMar>
-              <w:top w:w="80" w:type="dxa"/>
-              <w:left w:w="90" w:type="dxa"/>
-              <w:bottom w:w="80" w:type="dxa"/>
-              <w:right w:w="90" w:type="dxa"/>
-            </w:tcMar>
-            <w:vAlign w:val="center"/>
-          </w:tcPr>
-          <w:p>
-            <w:pPr>
-              <w:jc w:val="center"/>
-            </w:pPr>
-            <w:r>
-              <w:rPr>
-                <w:rFonts w:ascii="宋体" w:hAnsi="宋体"/>
-                <w:sz w:val="18"/>
-              </w:rPr>
-              <w:t>普通用户编号</w:t>
-            </w:r>
-          </w:p>
-        </w:tc>
-      </w:tr>
-      <w:tr>
-        <w:trPr>
-          <w:cantSplit/>
-        </w:trPr>
-        <w:tc>
-          <w:tcPr>
-            <w:tcW w:w="1814" w:type="dxa"/>
-            <w:tcMar>
-              <w:top w:w="80" w:type="dxa"/>
-              <w:left w:w="90" w:type="dxa"/>
-              <w:bottom w:w="80" w:type="dxa"/>
-              <w:right w:w="90" w:type="dxa"/>
-            </w:tcMar>
-            <w:vAlign w:val="center"/>
-          </w:tcPr>
-          <w:p>
-            <w:pPr>
-              <w:jc w:val="center"/>
-            </w:pPr>
-            <w:r>
-              <w:rPr>
-                <w:rFonts w:ascii="宋体" w:hAnsi="宋体"/>
-                <w:sz w:val="18"/>
-              </w:rPr>
-              <w:t>place_id</w:t>
-            </w:r>
-          </w:p>
-        </w:tc>
-        <w:tc>
-          <w:tcPr>
-            <w:tcW w:w="1814" w:type="dxa"/>
-            <w:tcMar>
-              <w:top w:w="80" w:type="dxa"/>
-              <w:left w:w="90" w:type="dxa"/>
-              <w:bottom w:w="80" w:type="dxa"/>
-              <w:right w:w="90" w:type="dxa"/>
-            </w:tcMar>
-            <w:vAlign w:val="center"/>
-          </w:tcPr>
-          <w:p>
-            <w:pPr>
-              <w:jc w:val="center"/>
-            </w:pPr>
-            <w:r>
-              <w:rPr>
-                <w:rFonts w:ascii="宋体" w:hAnsi="宋体"/>
-                <w:sz w:val="18"/>
-              </w:rPr>
-              <w:t>INTEGER</w:t>
-            </w:r>
-          </w:p>
-        </w:tc>
-        <w:tc>
-          <w:tcPr>
-            <w:tcW w:w="2381" w:type="dxa"/>
-            <w:tcMar>
-              <w:top w:w="80" w:type="dxa"/>
-              <w:left w:w="90" w:type="dxa"/>
-              <w:bottom w:w="80" w:type="dxa"/>
-              <w:right w:w="90" w:type="dxa"/>
-            </w:tcMar>
-            <w:vAlign w:val="center"/>
-          </w:tcPr>
-          <w:p>
-            <w:pPr>
-              <w:jc w:val="center"/>
-            </w:pPr>
-            <w:r>
-              <w:rPr>
-                <w:rFonts w:ascii="宋体" w:hAnsi="宋体"/>
-                <w:sz w:val="18"/>
-              </w:rPr>
-              <w:t>外键、非空</w:t>
-            </w:r>
-          </w:p>
-        </w:tc>
-        <w:tc>
-          <w:tcPr>
-            <w:tcW w:w="3061" w:type="dxa"/>
-            <w:tcMar>
-              <w:top w:w="80" w:type="dxa"/>
-              <w:left w:w="90" w:type="dxa"/>
-              <w:bottom w:w="80" w:type="dxa"/>
-              <w:right w:w="90" w:type="dxa"/>
-            </w:tcMar>
-            <w:vAlign w:val="center"/>
-          </w:tcPr>
-          <w:p>
-            <w:pPr>
-              <w:jc w:val="center"/>
-            </w:pPr>
-            <w:r>
-              <w:rPr>
-                <w:rFonts w:ascii="宋体" w:hAnsi="宋体"/>
-                <w:sz w:val="18"/>
-              </w:rPr>
-              <w:t>景点编号</w:t>
-            </w:r>
-          </w:p>
-        </w:tc>
-      </w:tr>
-      <w:tr>
-        <w:trPr>
-          <w:cantSplit/>
-        </w:trPr>
-        <w:tc>
-          <w:tcPr>
-            <w:tcW w:w="1814" w:type="dxa"/>
-            <w:tcMar>
-              <w:top w:w="80" w:type="dxa"/>
-              <w:left w:w="90" w:type="dxa"/>
-              <w:bottom w:w="80" w:type="dxa"/>
-              <w:right w:w="90" w:type="dxa"/>
-            </w:tcMar>
-            <w:vAlign w:val="center"/>
-          </w:tcPr>
-          <w:p>
-            <w:pPr>
-              <w:jc w:val="center"/>
-            </w:pPr>
-            <w:r>
-              <w:rPr>
-                <w:rFonts w:ascii="宋体" w:hAnsi="宋体"/>
-                <w:sz w:val="18"/>
-              </w:rPr>
-              <w:t>created_at</w:t>
-            </w:r>
-          </w:p>
-        </w:tc>
-        <w:tc>
-          <w:tcPr>
-            <w:tcW w:w="1814" w:type="dxa"/>
-            <w:tcMar>
-              <w:top w:w="80" w:type="dxa"/>
-              <w:left w:w="90" w:type="dxa"/>
-              <w:bottom w:w="80" w:type="dxa"/>
-              <w:right w:w="90" w:type="dxa"/>
-            </w:tcMar>
-            <w:vAlign w:val="center"/>
-          </w:tcPr>
-          <w:p>
-            <w:pPr>
-              <w:jc w:val="center"/>
-            </w:pPr>
-            <w:r>
-              <w:rPr>
-                <w:rFonts w:ascii="宋体" w:hAnsi="宋体"/>
-                <w:sz w:val="18"/>
-              </w:rPr>
-              <w:t>TEXT</w:t>
-            </w:r>
-          </w:p>
-        </w:tc>
-        <w:tc>
-          <w:tcPr>
-            <w:tcW w:w="2381" w:type="dxa"/>
-            <w:tcMar>
-              <w:top w:w="80" w:type="dxa"/>
-              <w:left w:w="90" w:type="dxa"/>
-              <w:bottom w:w="80" w:type="dxa"/>
-              <w:right w:w="90" w:type="dxa"/>
-            </w:tcMar>
-            <w:vAlign w:val="center"/>
-          </w:tcPr>
-          <w:p>
-            <w:pPr>
-              <w:jc w:val="center"/>
-            </w:pPr>
-            <w:r>
-              <w:rPr>
-                <w:rFonts w:ascii="宋体" w:hAnsi="宋体"/>
-                <w:sz w:val="18"/>
-              </w:rPr>
-              <w:t>非空</w:t>
-            </w:r>
-          </w:p>
-        </w:tc>
-        <w:tc>
-          <w:tcPr>
-            <w:tcW w:w="3061" w:type="dxa"/>
-            <w:tcMar>
-              <w:top w:w="80" w:type="dxa"/>
-              <w:left w:w="90" w:type="dxa"/>
-              <w:bottom w:w="80" w:type="dxa"/>
-              <w:right w:w="90" w:type="dxa"/>
-            </w:tcMar>
-            <w:vAlign w:val="center"/>
-          </w:tcPr>
-          <w:p>
-            <w:pPr>
-              <w:jc w:val="center"/>
-            </w:pPr>
-            <w:r>
-              <w:rPr>
-                <w:rFonts w:ascii="宋体" w:hAnsi="宋体"/>
-                <w:sz w:val="18"/>
-              </w:rPr>
-              <w:t>打卡时间</w:t>
-            </w:r>
-          </w:p>
-        </w:tc>
-      </w:tr>
-      <w:tr>
-        <w:trPr>
-          <w:cantSplit/>
-        </w:trPr>
-        <w:tc>
-          <w:tcPr>
-            <w:tcW w:w="1814" w:type="dxa"/>
-            <w:tcMar>
-              <w:top w:w="80" w:type="dxa"/>
-              <w:left w:w="90" w:type="dxa"/>
-              <w:bottom w:w="80" w:type="dxa"/>
-              <w:right w:w="90" w:type="dxa"/>
-            </w:tcMar>
-            <w:vAlign w:val="center"/>
-          </w:tcPr>
-          <w:p>
-            <w:pPr>
-              <w:jc w:val="center"/>
-            </w:pPr>
-            <w:r>
-              <w:rPr>
-                <w:rFonts w:ascii="宋体" w:hAnsi="宋体"/>
-                <w:sz w:val="18"/>
-              </w:rPr>
-              <w:t>reflection</w:t>
-            </w:r>
-          </w:p>
-        </w:tc>
-        <w:tc>
-          <w:tcPr>
-            <w:tcW w:w="1814" w:type="dxa"/>
-            <w:tcMar>
-              <w:top w:w="80" w:type="dxa"/>
-              <w:left w:w="90" w:type="dxa"/>
-              <w:bottom w:w="80" w:type="dxa"/>
-              <w:right w:w="90" w:type="dxa"/>
-            </w:tcMar>
-            <w:vAlign w:val="center"/>
-          </w:tcPr>
-          <w:p>
-            <w:pPr>
-              <w:jc w:val="center"/>
-            </w:pPr>
-            <w:r>
-              <w:rPr>
-                <w:rFonts w:ascii="宋体" w:hAnsi="宋体"/>
-                <w:sz w:val="18"/>
-              </w:rPr>
-              <w:t>TEXT</w:t>
-            </w:r>
-          </w:p>
-        </w:tc>
-        <w:tc>
-          <w:tcPr>
-            <w:tcW w:w="2381" w:type="dxa"/>
-            <w:tcMar>
-              <w:top w:w="80" w:type="dxa"/>
-              <w:left w:w="90" w:type="dxa"/>
-              <w:bottom w:w="80" w:type="dxa"/>
-              <w:right w:w="90" w:type="dxa"/>
-            </w:tcMar>
-            <w:vAlign w:val="center"/>
-          </w:tcPr>
-          <w:p>
-            <w:pPr>
-              <w:jc w:val="center"/>
-            </w:pPr>
-            <w:r>
-              <w:rPr>
-                <w:rFonts w:ascii="宋体" w:hAnsi="宋体"/>
-                <w:sz w:val="18"/>
-              </w:rPr>
-              <w:t>非空</w:t>
-            </w:r>
-          </w:p>
-        </w:tc>
-        <w:tc>
-          <w:tcPr>
-            <w:tcW w:w="3061" w:type="dxa"/>
-            <w:tcMar>
-              <w:top w:w="80" w:type="dxa"/>
-              <w:left w:w="90" w:type="dxa"/>
-              <w:bottom w:w="80" w:type="dxa"/>
-              <w:right w:w="90" w:type="dxa"/>
-            </w:tcMar>
-            <w:vAlign w:val="center"/>
-          </w:tcPr>
-          <w:p>
-            <w:pPr>
-              <w:jc w:val="center"/>
-            </w:pPr>
-            <w:r>
-              <w:rPr>
-                <w:rFonts w:ascii="宋体" w:hAnsi="宋体"/>
-                <w:sz w:val="18"/>
-              </w:rPr>
-              <w:t>学习心得</w:t>
-            </w:r>
-          </w:p>
-        </w:tc>
-      </w:tr>
-    </w:tbl>
-    <w:p>
-      <w:pPr>
-        <w:pStyle w:val="af0"/>
-        <w:spacing w:before="60" w:after="120"/>
-        <w:ind w:firstLine="420"/>
-        <w:jc w:val="center"/>
-      </w:pPr>
-      <w:r>
-        <w:t>表</w:t>
-      </w:r>
-      <w:r>
-        <w:t>2.5 notices</w:t>
-      </w:r>
-      <w:r>
-        <w:t>表结构</w:t>
-      </w:r>
-    </w:p>
-    <w:tbl>
-      <w:tblPr>
-        <w:tblStyle w:val="a8"/>
-        <w:tblW w:w="0" w:type="auto"/>
-        <w:tblLook w:val="04A0" w:firstRow="1" w:lastRow="0" w:firstColumn="1" w:lastColumn="0" w:noHBand="0" w:noVBand="1"/>
-      </w:tblPr>
-      <w:tblGrid>
-        <w:gridCol w:w="1808"/>
-        <w:gridCol w:w="1803"/>
+        <w:gridCol w:w="1805"/>
         <w:gridCol w:w="2361"/>
         <w:gridCol w:w="3032"/>
       </w:tblGrid>
       <w:tr>
-        <w:trPr>
-          <w:cantSplit/>
-          <w:tblHeader/>
-        </w:trPr>
         <w:tc>
           <w:tcPr>
             <w:tcW w:w="1814" w:type="dxa"/>
-            <w:shd w:val="clear" w:color="auto" w:fill="D9E2F3"/>
-            <w:vAlign w:val="center"/>
-          </w:tcPr>
-          <w:p>
-            <w:pPr>
-              <w:jc w:val="center"/>
-            </w:pPr>
-            <w:r>
-              <w:rPr>
-                <w:rFonts w:ascii="宋体" w:hAnsi="宋体"/>
-                <w:b/>
+            <w:tcBorders>
+              <w:top w:val="single" w:sz="12" w:space="0" w:color="auto"/>
+              <w:bottom w:val="single" w:sz="4" w:space="0" w:color="auto"/>
+            </w:tcBorders>
+          </w:tcPr>
+          <w:p>
+            <w:pPr>
+              <w:jc w:val="center"/>
+              <w:rPr>
+                <w:bCs/>
+              </w:rPr>
+            </w:pPr>
+            <w:r>
+              <w:rPr>
+                <w:rFonts w:ascii="宋体" w:hAnsi="宋体"/>
+                <w:bCs/>
                 <w:sz w:val="18"/>
               </w:rPr>
               <w:t>字段名</w:t>
@@ -10011,17 +10607,22 @@
         <w:tc>
           <w:tcPr>
             <w:tcW w:w="1814" w:type="dxa"/>
-            <w:shd w:val="clear" w:color="auto" w:fill="D9E2F3"/>
-            <w:vAlign w:val="center"/>
-          </w:tcPr>
-          <w:p>
-            <w:pPr>
-              <w:jc w:val="center"/>
-            </w:pPr>
-            <w:r>
-              <w:rPr>
-                <w:rFonts w:ascii="宋体" w:hAnsi="宋体"/>
-                <w:b/>
+            <w:tcBorders>
+              <w:top w:val="single" w:sz="12" w:space="0" w:color="auto"/>
+              <w:bottom w:val="single" w:sz="4" w:space="0" w:color="auto"/>
+            </w:tcBorders>
+          </w:tcPr>
+          <w:p>
+            <w:pPr>
+              <w:jc w:val="center"/>
+              <w:rPr>
+                <w:bCs/>
+              </w:rPr>
+            </w:pPr>
+            <w:r>
+              <w:rPr>
+                <w:rFonts w:ascii="宋体" w:hAnsi="宋体"/>
+                <w:bCs/>
                 <w:sz w:val="18"/>
               </w:rPr>
               <w:t>数据类型</w:t>
@@ -10031,17 +10632,22 @@
         <w:tc>
           <w:tcPr>
             <w:tcW w:w="2381" w:type="dxa"/>
-            <w:shd w:val="clear" w:color="auto" w:fill="D9E2F3"/>
-            <w:vAlign w:val="center"/>
-          </w:tcPr>
-          <w:p>
-            <w:pPr>
-              <w:jc w:val="center"/>
-            </w:pPr>
-            <w:r>
-              <w:rPr>
-                <w:rFonts w:ascii="宋体" w:hAnsi="宋体"/>
-                <w:b/>
+            <w:tcBorders>
+              <w:top w:val="single" w:sz="12" w:space="0" w:color="auto"/>
+              <w:bottom w:val="single" w:sz="4" w:space="0" w:color="auto"/>
+            </w:tcBorders>
+          </w:tcPr>
+          <w:p>
+            <w:pPr>
+              <w:jc w:val="center"/>
+              <w:rPr>
+                <w:bCs/>
+              </w:rPr>
+            </w:pPr>
+            <w:r>
+              <w:rPr>
+                <w:rFonts w:ascii="宋体" w:hAnsi="宋体"/>
+                <w:bCs/>
                 <w:sz w:val="18"/>
               </w:rPr>
               <w:t>约束</w:t>
@@ -10051,17 +10657,22 @@
         <w:tc>
           <w:tcPr>
             <w:tcW w:w="3061" w:type="dxa"/>
-            <w:shd w:val="clear" w:color="auto" w:fill="D9E2F3"/>
-            <w:vAlign w:val="center"/>
-          </w:tcPr>
-          <w:p>
-            <w:pPr>
-              <w:jc w:val="center"/>
-            </w:pPr>
-            <w:r>
-              <w:rPr>
-                <w:rFonts w:ascii="宋体" w:hAnsi="宋体"/>
-                <w:b/>
+            <w:tcBorders>
+              <w:top w:val="single" w:sz="12" w:space="0" w:color="auto"/>
+              <w:bottom w:val="single" w:sz="4" w:space="0" w:color="auto"/>
+            </w:tcBorders>
+          </w:tcPr>
+          <w:p>
+            <w:pPr>
+              <w:jc w:val="center"/>
+              <w:rPr>
+                <w:bCs/>
+              </w:rPr>
+            </w:pPr>
+            <w:r>
+              <w:rPr>
+                <w:rFonts w:ascii="宋体" w:hAnsi="宋体"/>
+                <w:bCs/>
                 <w:sz w:val="18"/>
               </w:rPr>
               <w:t>说明</w:t>
@@ -10070,27 +10681,19 @@
         </w:tc>
       </w:tr>
       <w:tr>
-        <w:trPr>
-          <w:cantSplit/>
-        </w:trPr>
         <w:tc>
           <w:tcPr>
             <w:tcW w:w="1814" w:type="dxa"/>
-            <w:tcMar>
-              <w:top w:w="80" w:type="dxa"/>
-              <w:left w:w="90" w:type="dxa"/>
-              <w:bottom w:w="80" w:type="dxa"/>
-              <w:right w:w="90" w:type="dxa"/>
-            </w:tcMar>
-            <w:vAlign w:val="center"/>
-          </w:tcPr>
-          <w:p>
-            <w:pPr>
-              <w:jc w:val="center"/>
-            </w:pPr>
-            <w:r>
-              <w:rPr>
-                <w:rFonts w:ascii="宋体" w:hAnsi="宋体"/>
+            <w:tcBorders>
+              <w:top w:val="single" w:sz="4" w:space="0" w:color="auto"/>
+            </w:tcBorders>
+          </w:tcPr>
+          <w:p>
+            <w:pPr>
+              <w:jc w:val="center"/>
+            </w:pPr>
+            <w:r>
+              <w:rPr>
                 <w:sz w:val="18"/>
               </w:rPr>
               <w:t>id</w:t>
@@ -10100,21 +10703,16 @@
         <w:tc>
           <w:tcPr>
             <w:tcW w:w="1814" w:type="dxa"/>
-            <w:tcMar>
-              <w:top w:w="80" w:type="dxa"/>
-              <w:left w:w="90" w:type="dxa"/>
-              <w:bottom w:w="80" w:type="dxa"/>
-              <w:right w:w="90" w:type="dxa"/>
-            </w:tcMar>
-            <w:vAlign w:val="center"/>
-          </w:tcPr>
-          <w:p>
-            <w:pPr>
-              <w:jc w:val="center"/>
-            </w:pPr>
-            <w:r>
-              <w:rPr>
-                <w:rFonts w:ascii="宋体" w:hAnsi="宋体"/>
+            <w:tcBorders>
+              <w:top w:val="single" w:sz="4" w:space="0" w:color="auto"/>
+            </w:tcBorders>
+          </w:tcPr>
+          <w:p>
+            <w:pPr>
+              <w:jc w:val="center"/>
+            </w:pPr>
+            <w:r>
+              <w:rPr>
                 <w:sz w:val="18"/>
               </w:rPr>
               <w:t>INTEGER</w:t>
@@ -10124,13 +10722,9 @@
         <w:tc>
           <w:tcPr>
             <w:tcW w:w="2381" w:type="dxa"/>
-            <w:tcMar>
-              <w:top w:w="80" w:type="dxa"/>
-              <w:left w:w="90" w:type="dxa"/>
-              <w:bottom w:w="80" w:type="dxa"/>
-              <w:right w:w="90" w:type="dxa"/>
-            </w:tcMar>
-            <w:vAlign w:val="center"/>
+            <w:tcBorders>
+              <w:top w:val="single" w:sz="4" w:space="0" w:color="auto"/>
+            </w:tcBorders>
           </w:tcPr>
           <w:p>
             <w:pPr>
@@ -10148,13 +10742,9 @@
         <w:tc>
           <w:tcPr>
             <w:tcW w:w="3061" w:type="dxa"/>
-            <w:tcMar>
-              <w:top w:w="80" w:type="dxa"/>
-              <w:left w:w="90" w:type="dxa"/>
-              <w:bottom w:w="80" w:type="dxa"/>
-              <w:right w:w="90" w:type="dxa"/>
-            </w:tcMar>
-            <w:vAlign w:val="center"/>
+            <w:tcBorders>
+              <w:top w:val="single" w:sz="4" w:space="0" w:color="auto"/>
+            </w:tcBorders>
           </w:tcPr>
           <w:p>
             <w:pPr>
@@ -10171,27 +10761,16 @@
         </w:tc>
       </w:tr>
       <w:tr>
-        <w:trPr>
-          <w:cantSplit/>
-        </w:trPr>
         <w:tc>
           <w:tcPr>
             <w:tcW w:w="1814" w:type="dxa"/>
-            <w:tcMar>
-              <w:top w:w="80" w:type="dxa"/>
-              <w:left w:w="90" w:type="dxa"/>
-              <w:bottom w:w="80" w:type="dxa"/>
-              <w:right w:w="90" w:type="dxa"/>
-            </w:tcMar>
-            <w:vAlign w:val="center"/>
-          </w:tcPr>
-          <w:p>
-            <w:pPr>
-              <w:jc w:val="center"/>
-            </w:pPr>
-            <w:r>
-              <w:rPr>
-                <w:rFonts w:ascii="宋体" w:hAnsi="宋体"/>
+          </w:tcPr>
+          <w:p>
+            <w:pPr>
+              <w:jc w:val="center"/>
+            </w:pPr>
+            <w:r>
+              <w:rPr>
                 <w:sz w:val="18"/>
               </w:rPr>
               <w:t>title</w:t>
@@ -10201,21 +10780,13 @@
         <w:tc>
           <w:tcPr>
             <w:tcW w:w="1814" w:type="dxa"/>
-            <w:tcMar>
-              <w:top w:w="80" w:type="dxa"/>
-              <w:left w:w="90" w:type="dxa"/>
-              <w:bottom w:w="80" w:type="dxa"/>
-              <w:right w:w="90" w:type="dxa"/>
-            </w:tcMar>
-            <w:vAlign w:val="center"/>
-          </w:tcPr>
-          <w:p>
-            <w:pPr>
-              <w:jc w:val="center"/>
-            </w:pPr>
-            <w:r>
-              <w:rPr>
-                <w:rFonts w:ascii="宋体" w:hAnsi="宋体"/>
+          </w:tcPr>
+          <w:p>
+            <w:pPr>
+              <w:jc w:val="center"/>
+            </w:pPr>
+            <w:r>
+              <w:rPr>
                 <w:sz w:val="18"/>
               </w:rPr>
               <w:t>TEXT</w:t>
@@ -10225,13 +10796,6 @@
         <w:tc>
           <w:tcPr>
             <w:tcW w:w="2381" w:type="dxa"/>
-            <w:tcMar>
-              <w:top w:w="80" w:type="dxa"/>
-              <w:left w:w="90" w:type="dxa"/>
-              <w:bottom w:w="80" w:type="dxa"/>
-              <w:right w:w="90" w:type="dxa"/>
-            </w:tcMar>
-            <w:vAlign w:val="center"/>
           </w:tcPr>
           <w:p>
             <w:pPr>
@@ -10249,13 +10813,6 @@
         <w:tc>
           <w:tcPr>
             <w:tcW w:w="3061" w:type="dxa"/>
-            <w:tcMar>
-              <w:top w:w="80" w:type="dxa"/>
-              <w:left w:w="90" w:type="dxa"/>
-              <w:bottom w:w="80" w:type="dxa"/>
-              <w:right w:w="90" w:type="dxa"/>
-            </w:tcMar>
-            <w:vAlign w:val="center"/>
           </w:tcPr>
           <w:p>
             <w:pPr>
@@ -10272,27 +10829,16 @@
         </w:tc>
       </w:tr>
       <w:tr>
-        <w:trPr>
-          <w:cantSplit/>
-        </w:trPr>
         <w:tc>
           <w:tcPr>
             <w:tcW w:w="1814" w:type="dxa"/>
-            <w:tcMar>
-              <w:top w:w="80" w:type="dxa"/>
-              <w:left w:w="90" w:type="dxa"/>
-              <w:bottom w:w="80" w:type="dxa"/>
-              <w:right w:w="90" w:type="dxa"/>
-            </w:tcMar>
-            <w:vAlign w:val="center"/>
-          </w:tcPr>
-          <w:p>
-            <w:pPr>
-              <w:jc w:val="center"/>
-            </w:pPr>
-            <w:r>
-              <w:rPr>
-                <w:rFonts w:ascii="宋体" w:hAnsi="宋体"/>
+          </w:tcPr>
+          <w:p>
+            <w:pPr>
+              <w:jc w:val="center"/>
+            </w:pPr>
+            <w:r>
+              <w:rPr>
                 <w:sz w:val="18"/>
               </w:rPr>
               <w:t>content</w:t>
@@ -10302,21 +10848,13 @@
         <w:tc>
           <w:tcPr>
             <w:tcW w:w="1814" w:type="dxa"/>
-            <w:tcMar>
-              <w:top w:w="80" w:type="dxa"/>
-              <w:left w:w="90" w:type="dxa"/>
-              <w:bottom w:w="80" w:type="dxa"/>
-              <w:right w:w="90" w:type="dxa"/>
-            </w:tcMar>
-            <w:vAlign w:val="center"/>
-          </w:tcPr>
-          <w:p>
-            <w:pPr>
-              <w:jc w:val="center"/>
-            </w:pPr>
-            <w:r>
-              <w:rPr>
-                <w:rFonts w:ascii="宋体" w:hAnsi="宋体"/>
+          </w:tcPr>
+          <w:p>
+            <w:pPr>
+              <w:jc w:val="center"/>
+            </w:pPr>
+            <w:r>
+              <w:rPr>
                 <w:sz w:val="18"/>
               </w:rPr>
               <w:t>TEXT</w:t>
@@ -10326,13 +10864,6 @@
         <w:tc>
           <w:tcPr>
             <w:tcW w:w="2381" w:type="dxa"/>
-            <w:tcMar>
-              <w:top w:w="80" w:type="dxa"/>
-              <w:left w:w="90" w:type="dxa"/>
-              <w:bottom w:w="80" w:type="dxa"/>
-              <w:right w:w="90" w:type="dxa"/>
-            </w:tcMar>
-            <w:vAlign w:val="center"/>
           </w:tcPr>
           <w:p>
             <w:pPr>
@@ -10350,13 +10881,6 @@
         <w:tc>
           <w:tcPr>
             <w:tcW w:w="3061" w:type="dxa"/>
-            <w:tcMar>
-              <w:top w:w="80" w:type="dxa"/>
-              <w:left w:w="90" w:type="dxa"/>
-              <w:bottom w:w="80" w:type="dxa"/>
-              <w:right w:w="90" w:type="dxa"/>
-            </w:tcMar>
-            <w:vAlign w:val="center"/>
           </w:tcPr>
           <w:p>
             <w:pPr>
@@ -10373,27 +10897,16 @@
         </w:tc>
       </w:tr>
       <w:tr>
-        <w:trPr>
-          <w:cantSplit/>
-        </w:trPr>
         <w:tc>
           <w:tcPr>
             <w:tcW w:w="1814" w:type="dxa"/>
-            <w:tcMar>
-              <w:top w:w="80" w:type="dxa"/>
-              <w:left w:w="90" w:type="dxa"/>
-              <w:bottom w:w="80" w:type="dxa"/>
-              <w:right w:w="90" w:type="dxa"/>
-            </w:tcMar>
-            <w:vAlign w:val="center"/>
-          </w:tcPr>
-          <w:p>
-            <w:pPr>
-              <w:jc w:val="center"/>
-            </w:pPr>
-            <w:r>
-              <w:rPr>
-                <w:rFonts w:ascii="宋体" w:hAnsi="宋体"/>
+          </w:tcPr>
+          <w:p>
+            <w:pPr>
+              <w:jc w:val="center"/>
+            </w:pPr>
+            <w:r>
+              <w:rPr>
                 <w:sz w:val="18"/>
               </w:rPr>
               <w:t>published_at</w:t>
@@ -10403,21 +10916,13 @@
         <w:tc>
           <w:tcPr>
             <w:tcW w:w="1814" w:type="dxa"/>
-            <w:tcMar>
-              <w:top w:w="80" w:type="dxa"/>
-              <w:left w:w="90" w:type="dxa"/>
-              <w:bottom w:w="80" w:type="dxa"/>
-              <w:right w:w="90" w:type="dxa"/>
-            </w:tcMar>
-            <w:vAlign w:val="center"/>
-          </w:tcPr>
-          <w:p>
-            <w:pPr>
-              <w:jc w:val="center"/>
-            </w:pPr>
-            <w:r>
-              <w:rPr>
-                <w:rFonts w:ascii="宋体" w:hAnsi="宋体"/>
+          </w:tcPr>
+          <w:p>
+            <w:pPr>
+              <w:jc w:val="center"/>
+            </w:pPr>
+            <w:r>
+              <w:rPr>
                 <w:sz w:val="18"/>
               </w:rPr>
               <w:t>TEXT</w:t>
@@ -10427,13 +10932,6 @@
         <w:tc>
           <w:tcPr>
             <w:tcW w:w="2381" w:type="dxa"/>
-            <w:tcMar>
-              <w:top w:w="80" w:type="dxa"/>
-              <w:left w:w="90" w:type="dxa"/>
-              <w:bottom w:w="80" w:type="dxa"/>
-              <w:right w:w="90" w:type="dxa"/>
-            </w:tcMar>
-            <w:vAlign w:val="center"/>
           </w:tcPr>
           <w:p>
             <w:pPr>
@@ -10451,13 +10949,6 @@
         <w:tc>
           <w:tcPr>
             <w:tcW w:w="3061" w:type="dxa"/>
-            <w:tcMar>
-              <w:top w:w="80" w:type="dxa"/>
-              <w:left w:w="90" w:type="dxa"/>
-              <w:bottom w:w="80" w:type="dxa"/>
-              <w:right w:w="90" w:type="dxa"/>
-            </w:tcMar>
-            <w:vAlign w:val="center"/>
           </w:tcPr>
           <w:p>
             <w:pPr>
@@ -10474,27 +10965,16 @@
         </w:tc>
       </w:tr>
       <w:tr>
-        <w:trPr>
-          <w:cantSplit/>
-        </w:trPr>
         <w:tc>
           <w:tcPr>
             <w:tcW w:w="1814" w:type="dxa"/>
-            <w:tcMar>
-              <w:top w:w="80" w:type="dxa"/>
-              <w:left w:w="90" w:type="dxa"/>
-              <w:bottom w:w="80" w:type="dxa"/>
-              <w:right w:w="90" w:type="dxa"/>
-            </w:tcMar>
-            <w:vAlign w:val="center"/>
-          </w:tcPr>
-          <w:p>
-            <w:pPr>
-              <w:jc w:val="center"/>
-            </w:pPr>
-            <w:r>
-              <w:rPr>
-                <w:rFonts w:ascii="宋体" w:hAnsi="宋体"/>
+          </w:tcPr>
+          <w:p>
+            <w:pPr>
+              <w:jc w:val="center"/>
+            </w:pPr>
+            <w:r>
+              <w:rPr>
                 <w:sz w:val="18"/>
               </w:rPr>
               <w:t>remark</w:t>
@@ -10504,21 +10984,13 @@
         <w:tc>
           <w:tcPr>
             <w:tcW w:w="1814" w:type="dxa"/>
-            <w:tcMar>
-              <w:top w:w="80" w:type="dxa"/>
-              <w:left w:w="90" w:type="dxa"/>
-              <w:bottom w:w="80" w:type="dxa"/>
-              <w:right w:w="90" w:type="dxa"/>
-            </w:tcMar>
-            <w:vAlign w:val="center"/>
-          </w:tcPr>
-          <w:p>
-            <w:pPr>
-              <w:jc w:val="center"/>
-            </w:pPr>
-            <w:r>
-              <w:rPr>
-                <w:rFonts w:ascii="宋体" w:hAnsi="宋体"/>
+          </w:tcPr>
+          <w:p>
+            <w:pPr>
+              <w:jc w:val="center"/>
+            </w:pPr>
+            <w:r>
+              <w:rPr>
                 <w:sz w:val="18"/>
               </w:rPr>
               <w:t>TEXT</w:t>
@@ -10528,13 +11000,6 @@
         <w:tc>
           <w:tcPr>
             <w:tcW w:w="2381" w:type="dxa"/>
-            <w:tcMar>
-              <w:top w:w="80" w:type="dxa"/>
-              <w:left w:w="90" w:type="dxa"/>
-              <w:bottom w:w="80" w:type="dxa"/>
-              <w:right w:w="90" w:type="dxa"/>
-            </w:tcMar>
-            <w:vAlign w:val="center"/>
           </w:tcPr>
           <w:p>
             <w:pPr>
@@ -10552,13 +11017,6 @@
         <w:tc>
           <w:tcPr>
             <w:tcW w:w="3061" w:type="dxa"/>
-            <w:tcMar>
-              <w:top w:w="80" w:type="dxa"/>
-              <w:left w:w="90" w:type="dxa"/>
-              <w:bottom w:w="80" w:type="dxa"/>
-              <w:right w:w="90" w:type="dxa"/>
-            </w:tcMar>
-            <w:vAlign w:val="center"/>
           </w:tcPr>
           <w:p>
             <w:pPr>
@@ -10685,8 +11143,8 @@
     <w:p>
       <w:pPr>
         <w:sectPr>
-          <w:headerReference w:type="default" r:id="rId25"/>
-          <w:footerReference w:type="default" r:id="rId26"/>
+          <w:headerReference w:type="default" r:id="rId30"/>
+          <w:footerReference w:type="default" r:id="rId31"/>
           <w:pgSz w:w="11906" w:h="16838"/>
           <w:pgMar w:top="1701" w:right="1417" w:bottom="1417" w:left="1701" w:header="1304" w:footer="1020" w:gutter="0"/>
           <w:cols w:space="720"/>
@@ -11526,8 +11984,8 @@
     <w:p>
       <w:pPr>
         <w:sectPr>
-          <w:headerReference w:type="default" r:id="rId27"/>
-          <w:footerReference w:type="default" r:id="rId28"/>
+          <w:headerReference w:type="default" r:id="rId32"/>
+          <w:footerReference w:type="default" r:id="rId33"/>
           <w:pgSz w:w="11906" w:h="16838"/>
           <w:pgMar w:top="1701" w:right="1417" w:bottom="1417" w:left="1701" w:header="1304" w:footer="1020" w:gutter="0"/>
           <w:cols w:space="720"/>
@@ -11606,7 +12064,7 @@
                     <pic:cNvPicPr/>
                   </pic:nvPicPr>
                   <pic:blipFill>
-                    <a:blip r:embed="rId29"/>
+                    <a:blip r:embed="rId34"/>
                     <a:stretch>
                       <a:fillRect/>
                     </a:stretch>
@@ -11631,17 +12089,21 @@
       <w:pPr>
         <w:pStyle w:val="af0"/>
         <w:spacing w:before="60" w:after="120"/>
-        <w:ind w:firstLine="420"/>
+        <w:ind w:firstLine="360"/>
         <w:jc w:val="center"/>
-      </w:pPr>
-      <w:r>
-        <w:t>图</w:t>
-      </w:r>
-      <w:r>
-        <w:t xml:space="preserve">3.1 </w:t>
-      </w:r>
-      <w:r>
-        <w:t>用户注册界面</w:t>
+        <w:rPr>
+          <w:rFonts w:ascii="黑体" w:eastAsia="黑体" w:hAnsi="黑体"/>
+          <w:sz w:val="18"/>
+          <w:szCs w:val="18"/>
+        </w:rPr>
+      </w:pPr>
+      <w:r>
+        <w:rPr>
+          <w:rFonts w:ascii="黑体" w:eastAsia="黑体" w:hAnsi="黑体"/>
+          <w:sz w:val="18"/>
+          <w:szCs w:val="18"/>
+        </w:rPr>
+        <w:t>图3.1 用户注册界面</w:t>
       </w:r>
     </w:p>
     <w:p>
@@ -11708,7 +12170,7 @@
                     <pic:cNvPicPr/>
                   </pic:nvPicPr>
                   <pic:blipFill>
-                    <a:blip r:embed="rId30"/>
+                    <a:blip r:embed="rId35"/>
                     <a:stretch>
                       <a:fillRect/>
                     </a:stretch>
@@ -11733,17 +12195,21 @@
       <w:pPr>
         <w:pStyle w:val="af0"/>
         <w:spacing w:before="60" w:after="120"/>
-        <w:ind w:firstLine="420"/>
+        <w:ind w:firstLine="360"/>
         <w:jc w:val="center"/>
-      </w:pPr>
-      <w:r>
-        <w:t>图</w:t>
-      </w:r>
-      <w:r>
-        <w:t xml:space="preserve">3.2 </w:t>
-      </w:r>
-      <w:r>
-        <w:t>普通用户景点列表界面</w:t>
+        <w:rPr>
+          <w:rFonts w:ascii="黑体" w:eastAsia="黑体" w:hAnsi="黑体"/>
+          <w:sz w:val="18"/>
+          <w:szCs w:val="18"/>
+        </w:rPr>
+      </w:pPr>
+      <w:r>
+        <w:rPr>
+          <w:rFonts w:ascii="黑体" w:eastAsia="黑体" w:hAnsi="黑体"/>
+          <w:sz w:val="18"/>
+          <w:szCs w:val="18"/>
+        </w:rPr>
+        <w:t>图3.2 普通用户景点列表界面</w:t>
       </w:r>
     </w:p>
     <w:p>
@@ -11774,7 +12240,7 @@
                     <pic:cNvPicPr/>
                   </pic:nvPicPr>
                   <pic:blipFill>
-                    <a:blip r:embed="rId31"/>
+                    <a:blip r:embed="rId36"/>
                     <a:stretch>
                       <a:fillRect/>
                     </a:stretch>
@@ -11799,17 +12265,21 @@
       <w:pPr>
         <w:pStyle w:val="af0"/>
         <w:spacing w:before="60" w:after="120"/>
-        <w:ind w:firstLine="420"/>
+        <w:ind w:firstLine="360"/>
         <w:jc w:val="center"/>
-      </w:pPr>
-      <w:r>
-        <w:t>图</w:t>
-      </w:r>
-      <w:r>
-        <w:t xml:space="preserve">3.3 </w:t>
-      </w:r>
-      <w:r>
-        <w:t>普通用户学习打卡界面</w:t>
+        <w:rPr>
+          <w:rFonts w:ascii="黑体" w:eastAsia="黑体" w:hAnsi="黑体"/>
+          <w:sz w:val="18"/>
+          <w:szCs w:val="18"/>
+        </w:rPr>
+      </w:pPr>
+      <w:r>
+        <w:rPr>
+          <w:rFonts w:ascii="黑体" w:eastAsia="黑体" w:hAnsi="黑体"/>
+          <w:sz w:val="18"/>
+          <w:szCs w:val="18"/>
+        </w:rPr>
+        <w:t>图3.3 普通用户学习打卡界面</w:t>
       </w:r>
     </w:p>
     <w:p>
@@ -11876,7 +12346,7 @@
                     <pic:cNvPicPr/>
                   </pic:nvPicPr>
                   <pic:blipFill>
-                    <a:blip r:embed="rId32"/>
+                    <a:blip r:embed="rId37"/>
                     <a:stretch>
                       <a:fillRect/>
                     </a:stretch>
@@ -11901,17 +12371,21 @@
       <w:pPr>
         <w:pStyle w:val="af0"/>
         <w:spacing w:before="60" w:after="120"/>
-        <w:ind w:firstLine="420"/>
+        <w:ind w:firstLine="360"/>
         <w:jc w:val="center"/>
-      </w:pPr>
-      <w:r>
-        <w:t>图</w:t>
-      </w:r>
-      <w:r>
-        <w:t xml:space="preserve">3.4 </w:t>
-      </w:r>
-      <w:r>
-        <w:t>管理员主界面</w:t>
+        <w:rPr>
+          <w:rFonts w:ascii="黑体" w:eastAsia="黑体" w:hAnsi="黑体"/>
+          <w:sz w:val="18"/>
+          <w:szCs w:val="18"/>
+        </w:rPr>
+      </w:pPr>
+      <w:r>
+        <w:rPr>
+          <w:rFonts w:ascii="黑体" w:eastAsia="黑体" w:hAnsi="黑体"/>
+          <w:sz w:val="18"/>
+          <w:szCs w:val="18"/>
+        </w:rPr>
+        <w:t>图3.4 管理员主界面</w:t>
       </w:r>
     </w:p>
     <w:p>
@@ -11943,7 +12417,7 @@
                     <pic:cNvPicPr/>
                   </pic:nvPicPr>
                   <pic:blipFill>
-                    <a:blip r:embed="rId33"/>
+                    <a:blip r:embed="rId38"/>
                     <a:stretch>
                       <a:fillRect/>
                     </a:stretch>
@@ -11968,17 +12442,21 @@
       <w:pPr>
         <w:pStyle w:val="af0"/>
         <w:spacing w:before="60" w:after="120"/>
-        <w:ind w:firstLine="420"/>
+        <w:ind w:firstLine="360"/>
         <w:jc w:val="center"/>
-      </w:pPr>
-      <w:r>
-        <w:t>图</w:t>
-      </w:r>
-      <w:r>
-        <w:t xml:space="preserve">3.5 </w:t>
-      </w:r>
-      <w:r>
-        <w:t>管理员公告管理界面</w:t>
+        <w:rPr>
+          <w:rFonts w:ascii="黑体" w:eastAsia="黑体" w:hAnsi="黑体"/>
+          <w:sz w:val="18"/>
+          <w:szCs w:val="18"/>
+        </w:rPr>
+      </w:pPr>
+      <w:r>
+        <w:rPr>
+          <w:rFonts w:ascii="黑体" w:eastAsia="黑体" w:hAnsi="黑体"/>
+          <w:sz w:val="18"/>
+          <w:szCs w:val="18"/>
+        </w:rPr>
+        <w:t>图3.5 管理员公告管理界面</w:t>
       </w:r>
     </w:p>
     <w:p>
@@ -12045,7 +12523,7 @@
                     <pic:cNvPicPr/>
                   </pic:nvPicPr>
                   <pic:blipFill>
-                    <a:blip r:embed="rId34"/>
+                    <a:blip r:embed="rId39"/>
                     <a:stretch>
                       <a:fillRect/>
                     </a:stretch>
@@ -12070,17 +12548,21 @@
       <w:pPr>
         <w:pStyle w:val="af0"/>
         <w:spacing w:before="60" w:after="120"/>
-        <w:ind w:firstLine="420"/>
+        <w:ind w:firstLine="360"/>
         <w:jc w:val="center"/>
-      </w:pPr>
-      <w:r>
-        <w:t>图</w:t>
-      </w:r>
-      <w:r>
-        <w:t xml:space="preserve">3.6 </w:t>
-      </w:r>
-      <w:r>
-        <w:t>同一局域网客户端运行界面</w:t>
+        <w:rPr>
+          <w:rFonts w:ascii="黑体" w:eastAsia="黑体" w:hAnsi="黑体"/>
+          <w:sz w:val="18"/>
+          <w:szCs w:val="18"/>
+        </w:rPr>
+      </w:pPr>
+      <w:r>
+        <w:rPr>
+          <w:rFonts w:ascii="黑体" w:eastAsia="黑体" w:hAnsi="黑体"/>
+          <w:sz w:val="18"/>
+          <w:szCs w:val="18"/>
+        </w:rPr>
+        <w:t>图3.6 同一局域网客户端运行界面</w:t>
       </w:r>
     </w:p>
     <w:p>
@@ -12111,7 +12593,7 @@
                     <pic:cNvPicPr/>
                   </pic:nvPicPr>
                   <pic:blipFill>
-                    <a:blip r:embed="rId35"/>
+                    <a:blip r:embed="rId40"/>
                     <a:stretch>
                       <a:fillRect/>
                     </a:stretch>
@@ -12136,17 +12618,21 @@
       <w:pPr>
         <w:pStyle w:val="af0"/>
         <w:spacing w:before="60" w:after="120"/>
-        <w:ind w:firstLine="420"/>
+        <w:ind w:firstLine="360"/>
         <w:jc w:val="center"/>
-      </w:pPr>
-      <w:r>
-        <w:t>图</w:t>
-      </w:r>
-      <w:r>
-        <w:t xml:space="preserve">3.7 </w:t>
-      </w:r>
-      <w:r>
-        <w:t>跨电脑服务连接测试</w:t>
+        <w:rPr>
+          <w:rFonts w:ascii="黑体" w:eastAsia="黑体" w:hAnsi="黑体"/>
+          <w:sz w:val="18"/>
+          <w:szCs w:val="18"/>
+        </w:rPr>
+      </w:pPr>
+      <w:r>
+        <w:rPr>
+          <w:rFonts w:ascii="黑体" w:eastAsia="黑体" w:hAnsi="黑体"/>
+          <w:sz w:val="18"/>
+          <w:szCs w:val="18"/>
+        </w:rPr>
+        <w:t>图3.7 跨电脑服务连接测试</w:t>
       </w:r>
     </w:p>
     <w:p>
@@ -12154,8 +12640,8 @@
         <w:pStyle w:val="af0"/>
         <w:ind w:firstLine="420"/>
         <w:sectPr>
-          <w:headerReference w:type="default" r:id="rId36"/>
-          <w:footerReference w:type="default" r:id="rId37"/>
+          <w:headerReference w:type="default" r:id="rId41"/>
+          <w:footerReference w:type="default" r:id="rId42"/>
           <w:pgSz w:w="11906" w:h="16838"/>
           <w:pgMar w:top="1701" w:right="1417" w:bottom="1417" w:left="1701" w:header="1304" w:footer="1020" w:gutter="0"/>
           <w:cols w:space="720"/>
@@ -12364,22 +12850,26 @@
       <w:pPr>
         <w:pStyle w:val="af0"/>
         <w:spacing w:before="60" w:after="120"/>
-        <w:ind w:firstLine="420"/>
+        <w:ind w:firstLine="360"/>
         <w:jc w:val="center"/>
-      </w:pPr>
-      <w:r>
-        <w:t>表</w:t>
-      </w:r>
-      <w:r>
-        <w:t>4.1 Postman</w:t>
-      </w:r>
-      <w:r>
-        <w:t>接口测试结果</w:t>
+        <w:rPr>
+          <w:rFonts w:ascii="黑体" w:eastAsia="黑体" w:hAnsi="黑体"/>
+          <w:sz w:val="18"/>
+          <w:szCs w:val="18"/>
+        </w:rPr>
+      </w:pPr>
+      <w:r>
+        <w:rPr>
+          <w:rFonts w:ascii="黑体" w:eastAsia="黑体" w:hAnsi="黑体"/>
+          <w:sz w:val="18"/>
+          <w:szCs w:val="18"/>
+        </w:rPr>
+        <w:t>表4.1 Postman接口测试结果</w:t>
       </w:r>
     </w:p>
     <w:tbl>
       <w:tblPr>
-        <w:tblStyle w:val="a8"/>
+        <w:tblStyle w:val="af2"/>
         <w:tblW w:w="0" w:type="auto"/>
         <w:tblLook w:val="04A0" w:firstRow="1" w:lastRow="0" w:firstColumn="1" w:lastColumn="0" w:noHBand="0" w:noVBand="1"/>
       </w:tblPr>
@@ -12391,15 +12881,9 @@
         <w:gridCol w:w="789"/>
       </w:tblGrid>
       <w:tr>
-        <w:trPr>
-          <w:cantSplit/>
-          <w:tblHeader/>
-        </w:trPr>
         <w:tc>
           <w:tcPr>
             <w:tcW w:w="1474" w:type="dxa"/>
-            <w:shd w:val="clear" w:color="auto" w:fill="D9E2F3"/>
-            <w:vAlign w:val="center"/>
           </w:tcPr>
           <w:p>
             <w:pPr>
@@ -12418,8 +12902,6 @@
         <w:tc>
           <w:tcPr>
             <w:tcW w:w="2268" w:type="dxa"/>
-            <w:shd w:val="clear" w:color="auto" w:fill="D9E2F3"/>
-            <w:vAlign w:val="center"/>
           </w:tcPr>
           <w:p>
             <w:pPr>
@@ -12438,8 +12920,6 @@
         <w:tc>
           <w:tcPr>
             <w:tcW w:w="1814" w:type="dxa"/>
-            <w:shd w:val="clear" w:color="auto" w:fill="D9E2F3"/>
-            <w:vAlign w:val="center"/>
           </w:tcPr>
           <w:p>
             <w:pPr>
@@ -12458,8 +12938,6 @@
         <w:tc>
           <w:tcPr>
             <w:tcW w:w="2721" w:type="dxa"/>
-            <w:shd w:val="clear" w:color="auto" w:fill="D9E2F3"/>
-            <w:vAlign w:val="center"/>
           </w:tcPr>
           <w:p>
             <w:pPr>
@@ -12478,8 +12956,6 @@
         <w:tc>
           <w:tcPr>
             <w:tcW w:w="794" w:type="dxa"/>
-            <w:shd w:val="clear" w:color="auto" w:fill="D9E2F3"/>
-            <w:vAlign w:val="center"/>
           </w:tcPr>
           <w:p>
             <w:pPr>
@@ -12497,19 +12973,9 @@
         </w:tc>
       </w:tr>
       <w:tr>
-        <w:trPr>
-          <w:cantSplit/>
-        </w:trPr>
         <w:tc>
           <w:tcPr>
             <w:tcW w:w="1474" w:type="dxa"/>
-            <w:tcMar>
-              <w:top w:w="80" w:type="dxa"/>
-              <w:left w:w="90" w:type="dxa"/>
-              <w:bottom w:w="80" w:type="dxa"/>
-              <w:right w:w="90" w:type="dxa"/>
-            </w:tcMar>
-            <w:vAlign w:val="center"/>
           </w:tcPr>
           <w:p>
             <w:pPr>
@@ -12527,13 +12993,6 @@
         <w:tc>
           <w:tcPr>
             <w:tcW w:w="2268" w:type="dxa"/>
-            <w:tcMar>
-              <w:top w:w="80" w:type="dxa"/>
-              <w:left w:w="90" w:type="dxa"/>
-              <w:bottom w:w="80" w:type="dxa"/>
-              <w:right w:w="90" w:type="dxa"/>
-            </w:tcMar>
-            <w:vAlign w:val="center"/>
           </w:tcPr>
           <w:p>
             <w:pPr>
@@ -12551,13 +13010,6 @@
         <w:tc>
           <w:tcPr>
             <w:tcW w:w="1814" w:type="dxa"/>
-            <w:tcMar>
-              <w:top w:w="80" w:type="dxa"/>
-              <w:left w:w="90" w:type="dxa"/>
-              <w:bottom w:w="80" w:type="dxa"/>
-              <w:right w:w="90" w:type="dxa"/>
-            </w:tcMar>
-            <w:vAlign w:val="center"/>
           </w:tcPr>
           <w:p>
             <w:pPr>
@@ -12575,13 +13027,6 @@
         <w:tc>
           <w:tcPr>
             <w:tcW w:w="2721" w:type="dxa"/>
-            <w:tcMar>
-              <w:top w:w="80" w:type="dxa"/>
-              <w:left w:w="90" w:type="dxa"/>
-              <w:bottom w:w="80" w:type="dxa"/>
-              <w:right w:w="90" w:type="dxa"/>
-            </w:tcMar>
-            <w:vAlign w:val="center"/>
           </w:tcPr>
           <w:p>
             <w:pPr>
@@ -12599,13 +13044,6 @@
         <w:tc>
           <w:tcPr>
             <w:tcW w:w="794" w:type="dxa"/>
-            <w:tcMar>
-              <w:top w:w="80" w:type="dxa"/>
-              <w:left w:w="90" w:type="dxa"/>
-              <w:bottom w:w="80" w:type="dxa"/>
-              <w:right w:w="90" w:type="dxa"/>
-            </w:tcMar>
-            <w:vAlign w:val="center"/>
           </w:tcPr>
           <w:p>
             <w:pPr>
@@ -12622,19 +13060,9 @@
         </w:tc>
       </w:tr>
       <w:tr>
-        <w:trPr>
-          <w:cantSplit/>
-        </w:trPr>
         <w:tc>
           <w:tcPr>
             <w:tcW w:w="1474" w:type="dxa"/>
-            <w:tcMar>
-              <w:top w:w="80" w:type="dxa"/>
-              <w:left w:w="90" w:type="dxa"/>
-              <w:bottom w:w="80" w:type="dxa"/>
-              <w:right w:w="90" w:type="dxa"/>
-            </w:tcMar>
-            <w:vAlign w:val="center"/>
           </w:tcPr>
           <w:p>
             <w:pPr>
@@ -12652,13 +13080,6 @@
         <w:tc>
           <w:tcPr>
             <w:tcW w:w="2268" w:type="dxa"/>
-            <w:tcMar>
-              <w:top w:w="80" w:type="dxa"/>
-              <w:left w:w="90" w:type="dxa"/>
-              <w:bottom w:w="80" w:type="dxa"/>
-              <w:right w:w="90" w:type="dxa"/>
-            </w:tcMar>
-            <w:vAlign w:val="center"/>
           </w:tcPr>
           <w:p>
             <w:pPr>
@@ -12676,13 +13097,6 @@
         <w:tc>
           <w:tcPr>
             <w:tcW w:w="1814" w:type="dxa"/>
-            <w:tcMar>
-              <w:top w:w="80" w:type="dxa"/>
-              <w:left w:w="90" w:type="dxa"/>
-              <w:bottom w:w="80" w:type="dxa"/>
-              <w:right w:w="90" w:type="dxa"/>
-            </w:tcMar>
-            <w:vAlign w:val="center"/>
           </w:tcPr>
           <w:p>
             <w:pPr>
@@ -12700,13 +13114,6 @@
         <w:tc>
           <w:tcPr>
             <w:tcW w:w="2721" w:type="dxa"/>
-            <w:tcMar>
-              <w:top w:w="80" w:type="dxa"/>
-              <w:left w:w="90" w:type="dxa"/>
-              <w:bottom w:w="80" w:type="dxa"/>
-              <w:right w:w="90" w:type="dxa"/>
-            </w:tcMar>
-            <w:vAlign w:val="center"/>
           </w:tcPr>
           <w:p>
             <w:pPr>
@@ -12724,13 +13131,6 @@
         <w:tc>
           <w:tcPr>
             <w:tcW w:w="794" w:type="dxa"/>
-            <w:tcMar>
-              <w:top w:w="80" w:type="dxa"/>
-              <w:left w:w="90" w:type="dxa"/>
-              <w:bottom w:w="80" w:type="dxa"/>
-              <w:right w:w="90" w:type="dxa"/>
-            </w:tcMar>
-            <w:vAlign w:val="center"/>
           </w:tcPr>
           <w:p>
             <w:pPr>
@@ -12790,7 +13190,7 @@
                     <pic:cNvPicPr/>
                   </pic:nvPicPr>
                   <pic:blipFill>
-                    <a:blip r:embed="rId38"/>
+                    <a:blip r:embed="rId43"/>
                     <a:stretch>
                       <a:fillRect/>
                     </a:stretch>
@@ -12815,17 +13215,21 @@
       <w:pPr>
         <w:pStyle w:val="af0"/>
         <w:spacing w:before="60" w:after="120"/>
-        <w:ind w:firstLine="420"/>
+        <w:ind w:firstLine="360"/>
         <w:jc w:val="center"/>
-      </w:pPr>
-      <w:r>
-        <w:t>图</w:t>
-      </w:r>
-      <w:r>
-        <w:t>4.1 Postman</w:t>
-      </w:r>
-      <w:r>
-        <w:t>集合运行结果</w:t>
+        <w:rPr>
+          <w:rFonts w:ascii="黑体" w:eastAsia="黑体" w:hAnsi="黑体"/>
+          <w:sz w:val="18"/>
+          <w:szCs w:val="18"/>
+        </w:rPr>
+      </w:pPr>
+      <w:r>
+        <w:rPr>
+          <w:rFonts w:ascii="黑体" w:eastAsia="黑体" w:hAnsi="黑体"/>
+          <w:sz w:val="18"/>
+          <w:szCs w:val="18"/>
+        </w:rPr>
+        <w:t>图4.1 Postman集合运行结果</w:t>
       </w:r>
     </w:p>
     <w:p>
@@ -12856,7 +13260,7 @@
                     <pic:cNvPicPr/>
                   </pic:nvPicPr>
                   <pic:blipFill>
-                    <a:blip r:embed="rId39"/>
+                    <a:blip r:embed="rId44"/>
                     <a:stretch>
                       <a:fillRect/>
                     </a:stretch>
@@ -12881,17 +13285,21 @@
       <w:pPr>
         <w:pStyle w:val="af0"/>
         <w:spacing w:before="60" w:after="120"/>
-        <w:ind w:firstLine="420"/>
+        <w:ind w:firstLine="360"/>
         <w:jc w:val="center"/>
-      </w:pPr>
-      <w:r>
-        <w:t>图</w:t>
-      </w:r>
-      <w:r>
-        <w:t>4.2 Postman</w:t>
-      </w:r>
-      <w:r>
-        <w:t>错误密码登录测试</w:t>
+        <w:rPr>
+          <w:rFonts w:ascii="黑体" w:eastAsia="黑体" w:hAnsi="黑体"/>
+          <w:sz w:val="18"/>
+          <w:szCs w:val="18"/>
+        </w:rPr>
+      </w:pPr>
+      <w:r>
+        <w:rPr>
+          <w:rFonts w:ascii="黑体" w:eastAsia="黑体" w:hAnsi="黑体"/>
+          <w:sz w:val="18"/>
+          <w:szCs w:val="18"/>
+        </w:rPr>
+        <w:t>图4.2 Postman错误密码登录测试</w:t>
       </w:r>
     </w:p>
     <w:p>
@@ -12993,7 +13401,7 @@
                     <pic:cNvPicPr/>
                   </pic:nvPicPr>
                   <pic:blipFill>
-                    <a:blip r:embed="rId40"/>
+                    <a:blip r:embed="rId45"/>
                     <a:stretch>
                       <a:fillRect/>
                     </a:stretch>
@@ -13018,17 +13426,21 @@
       <w:pPr>
         <w:pStyle w:val="af0"/>
         <w:spacing w:before="60" w:after="120"/>
-        <w:ind w:firstLine="420"/>
+        <w:ind w:firstLine="360"/>
         <w:jc w:val="center"/>
-      </w:pPr>
-      <w:r>
-        <w:t>图</w:t>
-      </w:r>
-      <w:r>
-        <w:t>4.3 JMeter</w:t>
-      </w:r>
-      <w:r>
-        <w:t>线程组参数</w:t>
+        <w:rPr>
+          <w:rFonts w:ascii="黑体" w:eastAsia="黑体" w:hAnsi="黑体"/>
+          <w:sz w:val="18"/>
+          <w:szCs w:val="18"/>
+        </w:rPr>
+      </w:pPr>
+      <w:r>
+        <w:rPr>
+          <w:rFonts w:ascii="黑体" w:eastAsia="黑体" w:hAnsi="黑体"/>
+          <w:sz w:val="18"/>
+          <w:szCs w:val="18"/>
+        </w:rPr>
+        <w:t>图4.3 JMeter线程组参数</w:t>
       </w:r>
     </w:p>
     <w:p>
@@ -13136,42 +13548,40 @@
       <w:pPr>
         <w:pStyle w:val="af0"/>
         <w:spacing w:before="60" w:after="120"/>
-        <w:ind w:firstLine="420"/>
+        <w:ind w:firstLine="360"/>
         <w:jc w:val="center"/>
-      </w:pPr>
-      <w:r>
-        <w:t>表</w:t>
-      </w:r>
-      <w:r>
-        <w:t>4.2 JMeter</w:t>
-      </w:r>
-      <w:r>
-        <w:t>性能测试结果</w:t>
+        <w:rPr>
+          <w:rFonts w:ascii="黑体" w:eastAsia="黑体" w:hAnsi="黑体"/>
+          <w:sz w:val="18"/>
+          <w:szCs w:val="18"/>
+        </w:rPr>
+      </w:pPr>
+      <w:r>
+        <w:rPr>
+          <w:rFonts w:ascii="黑体" w:eastAsia="黑体" w:hAnsi="黑体"/>
+          <w:sz w:val="18"/>
+          <w:szCs w:val="18"/>
+        </w:rPr>
+        <w:t>表4.2 JMeter性能测试结果</w:t>
       </w:r>
     </w:p>
     <w:tbl>
       <w:tblPr>
-        <w:tblStyle w:val="a8"/>
+        <w:tblStyle w:val="af2"/>
         <w:tblW w:w="0" w:type="auto"/>
         <w:tblLook w:val="04A0" w:firstRow="1" w:lastRow="0" w:firstColumn="1" w:lastColumn="0" w:noHBand="0" w:noVBand="1"/>
       </w:tblPr>
       <w:tblGrid>
-        <w:gridCol w:w="1463"/>
-        <w:gridCol w:w="2025"/>
+        <w:gridCol w:w="1464"/>
+        <w:gridCol w:w="2024"/>
         <w:gridCol w:w="2081"/>
         <w:gridCol w:w="1409"/>
         <w:gridCol w:w="2026"/>
       </w:tblGrid>
       <w:tr>
-        <w:trPr>
-          <w:cantSplit/>
-          <w:tblHeader/>
-        </w:trPr>
         <w:tc>
           <w:tcPr>
             <w:tcW w:w="1474" w:type="dxa"/>
-            <w:shd w:val="clear" w:color="auto" w:fill="D9E2F3"/>
-            <w:vAlign w:val="center"/>
           </w:tcPr>
           <w:p>
             <w:pPr>
@@ -13190,8 +13600,6 @@
         <w:tc>
           <w:tcPr>
             <w:tcW w:w="2041" w:type="dxa"/>
-            <w:shd w:val="clear" w:color="auto" w:fill="D9E2F3"/>
-            <w:vAlign w:val="center"/>
           </w:tcPr>
           <w:p>
             <w:pPr>
@@ -13210,8 +13618,6 @@
         <w:tc>
           <w:tcPr>
             <w:tcW w:w="2098" w:type="dxa"/>
-            <w:shd w:val="clear" w:color="auto" w:fill="D9E2F3"/>
-            <w:vAlign w:val="center"/>
           </w:tcPr>
           <w:p>
             <w:pPr>
@@ -13230,8 +13636,6 @@
         <w:tc>
           <w:tcPr>
             <w:tcW w:w="1417" w:type="dxa"/>
-            <w:shd w:val="clear" w:color="auto" w:fill="D9E2F3"/>
-            <w:vAlign w:val="center"/>
           </w:tcPr>
           <w:p>
             <w:pPr>
@@ -13250,8 +13654,6 @@
         <w:tc>
           <w:tcPr>
             <w:tcW w:w="2041" w:type="dxa"/>
-            <w:shd w:val="clear" w:color="auto" w:fill="D9E2F3"/>
-            <w:vAlign w:val="center"/>
           </w:tcPr>
           <w:p>
             <w:pPr>
@@ -13269,19 +13671,9 @@
         </w:tc>
       </w:tr>
       <w:tr>
-        <w:trPr>
-          <w:cantSplit/>
-        </w:trPr>
         <w:tc>
           <w:tcPr>
             <w:tcW w:w="1474" w:type="dxa"/>
-            <w:tcMar>
-              <w:top w:w="80" w:type="dxa"/>
-              <w:left w:w="90" w:type="dxa"/>
-              <w:bottom w:w="80" w:type="dxa"/>
-              <w:right w:w="90" w:type="dxa"/>
-            </w:tcMar>
-            <w:vAlign w:val="center"/>
           </w:tcPr>
           <w:p>
             <w:pPr>
@@ -13299,13 +13691,6 @@
         <w:tc>
           <w:tcPr>
             <w:tcW w:w="2041" w:type="dxa"/>
-            <w:tcMar>
-              <w:top w:w="80" w:type="dxa"/>
-              <w:left w:w="90" w:type="dxa"/>
-              <w:bottom w:w="80" w:type="dxa"/>
-              <w:right w:w="90" w:type="dxa"/>
-            </w:tcMar>
-            <w:vAlign w:val="center"/>
           </w:tcPr>
           <w:p>
             <w:pPr>
@@ -13323,13 +13708,6 @@
         <w:tc>
           <w:tcPr>
             <w:tcW w:w="2098" w:type="dxa"/>
-            <w:tcMar>
-              <w:top w:w="80" w:type="dxa"/>
-              <w:left w:w="90" w:type="dxa"/>
-              <w:bottom w:w="80" w:type="dxa"/>
-              <w:right w:w="90" w:type="dxa"/>
-            </w:tcMar>
-            <w:vAlign w:val="center"/>
           </w:tcPr>
           <w:p>
             <w:pPr>
@@ -13347,13 +13725,6 @@
         <w:tc>
           <w:tcPr>
             <w:tcW w:w="1417" w:type="dxa"/>
-            <w:tcMar>
-              <w:top w:w="80" w:type="dxa"/>
-              <w:left w:w="90" w:type="dxa"/>
-              <w:bottom w:w="80" w:type="dxa"/>
-              <w:right w:w="90" w:type="dxa"/>
-            </w:tcMar>
-            <w:vAlign w:val="center"/>
           </w:tcPr>
           <w:p>
             <w:pPr>
@@ -13371,13 +13742,6 @@
         <w:tc>
           <w:tcPr>
             <w:tcW w:w="2041" w:type="dxa"/>
-            <w:tcMar>
-              <w:top w:w="80" w:type="dxa"/>
-              <w:left w:w="90" w:type="dxa"/>
-              <w:bottom w:w="80" w:type="dxa"/>
-              <w:right w:w="90" w:type="dxa"/>
-            </w:tcMar>
-            <w:vAlign w:val="center"/>
           </w:tcPr>
           <w:p>
             <w:pPr>
@@ -13423,7 +13787,7 @@
                     <pic:cNvPicPr/>
                   </pic:nvPicPr>
                   <pic:blipFill>
-                    <a:blip r:embed="rId41"/>
+                    <a:blip r:embed="rId46"/>
                     <a:stretch>
                       <a:fillRect/>
                     </a:stretch>
@@ -13448,17 +13812,21 @@
       <w:pPr>
         <w:pStyle w:val="af0"/>
         <w:spacing w:before="60" w:after="120"/>
-        <w:ind w:firstLine="420"/>
+        <w:ind w:firstLine="360"/>
         <w:jc w:val="center"/>
-      </w:pPr>
-      <w:r>
-        <w:t>图</w:t>
-      </w:r>
-      <w:r>
-        <w:t>4.4 JMeter</w:t>
-      </w:r>
-      <w:r>
-        <w:t>汇总报告</w:t>
+        <w:rPr>
+          <w:rFonts w:ascii="黑体" w:eastAsia="黑体" w:hAnsi="黑体"/>
+          <w:sz w:val="18"/>
+          <w:szCs w:val="18"/>
+        </w:rPr>
+      </w:pPr>
+      <w:r>
+        <w:rPr>
+          <w:rFonts w:ascii="黑体" w:eastAsia="黑体" w:hAnsi="黑体"/>
+          <w:sz w:val="18"/>
+          <w:szCs w:val="18"/>
+        </w:rPr>
+        <w:t>图4.4 JMeter汇总报告</w:t>
       </w:r>
     </w:p>
     <w:p>
@@ -13489,7 +13857,7 @@
                     <pic:cNvPicPr/>
                   </pic:nvPicPr>
                   <pic:blipFill>
-                    <a:blip r:embed="rId42"/>
+                    <a:blip r:embed="rId47"/>
                     <a:stretch>
                       <a:fillRect/>
                     </a:stretch>
@@ -13514,17 +13882,21 @@
       <w:pPr>
         <w:pStyle w:val="af0"/>
         <w:spacing w:before="60" w:after="120"/>
-        <w:ind w:firstLine="420"/>
+        <w:ind w:firstLine="360"/>
         <w:jc w:val="center"/>
-      </w:pPr>
-      <w:r>
-        <w:t>图</w:t>
-      </w:r>
-      <w:r>
-        <w:t>4.5 JMeter</w:t>
-      </w:r>
-      <w:r>
-        <w:t>查看结果树</w:t>
+        <w:rPr>
+          <w:rFonts w:ascii="黑体" w:eastAsia="黑体" w:hAnsi="黑体"/>
+          <w:sz w:val="18"/>
+          <w:szCs w:val="18"/>
+        </w:rPr>
+      </w:pPr>
+      <w:r>
+        <w:rPr>
+          <w:rFonts w:ascii="黑体" w:eastAsia="黑体" w:hAnsi="黑体"/>
+          <w:sz w:val="18"/>
+          <w:szCs w:val="18"/>
+        </w:rPr>
+        <w:t>图4.5 JMeter查看结果树</w:t>
       </w:r>
     </w:p>
     <w:p>
@@ -13556,7 +13928,7 @@
                     <pic:cNvPicPr/>
                   </pic:nvPicPr>
                   <pic:blipFill>
-                    <a:blip r:embed="rId43"/>
+                    <a:blip r:embed="rId48"/>
                     <a:stretch>
                       <a:fillRect/>
                     </a:stretch>
@@ -13581,17 +13953,21 @@
       <w:pPr>
         <w:pStyle w:val="af0"/>
         <w:spacing w:before="60" w:after="120"/>
-        <w:ind w:firstLine="420"/>
+        <w:ind w:firstLine="360"/>
         <w:jc w:val="center"/>
-      </w:pPr>
-      <w:r>
-        <w:t>图</w:t>
-      </w:r>
-      <w:r>
-        <w:t>4.6 JMeter</w:t>
-      </w:r>
-      <w:r>
-        <w:t>响应数据</w:t>
+        <w:rPr>
+          <w:rFonts w:ascii="黑体" w:eastAsia="黑体" w:hAnsi="黑体"/>
+          <w:sz w:val="18"/>
+          <w:szCs w:val="18"/>
+        </w:rPr>
+      </w:pPr>
+      <w:r>
+        <w:rPr>
+          <w:rFonts w:ascii="黑体" w:eastAsia="黑体" w:hAnsi="黑体"/>
+          <w:sz w:val="18"/>
+          <w:szCs w:val="18"/>
+        </w:rPr>
+        <w:t>图4.6 JMeter响应数据</w:t>
       </w:r>
     </w:p>
     <w:p>
@@ -13656,8 +14032,8 @@
     <w:p>
       <w:pPr>
         <w:sectPr>
-          <w:headerReference w:type="default" r:id="rId44"/>
-          <w:footerReference w:type="default" r:id="rId45"/>
+          <w:headerReference w:type="default" r:id="rId49"/>
+          <w:footerReference w:type="default" r:id="rId50"/>
           <w:pgSz w:w="11906" w:h="16838"/>
           <w:pgMar w:top="1701" w:right="1417" w:bottom="1417" w:left="1701" w:header="1304" w:footer="1020" w:gutter="0"/>
           <w:cols w:space="720"/>
@@ -13688,6 +14064,16 @@
         <w:pStyle w:val="af0"/>
         <w:ind w:firstLine="420"/>
         <w:jc w:val="both"/>
+        <w:rPr>
+          <w:rFonts w:hint="eastAsia"/>
+        </w:rPr>
+        <w:sectPr>
+          <w:headerReference w:type="default" r:id="rId51"/>
+          <w:footerReference w:type="default" r:id="rId52"/>
+          <w:pgSz w:w="11906" w:h="16838"/>
+          <w:pgMar w:top="1701" w:right="1417" w:bottom="1417" w:left="1701" w:header="1304" w:footer="1020" w:gutter="0"/>
+          <w:cols w:space="720"/>
+        </w:sectPr>
       </w:pPr>
       <w:r>
         <w:rPr>
@@ -13705,14 +14091,17 @@
         <w:rPr>
           <w:color w:val="000000"/>
         </w:rPr>
-        <w:t>辅助时，按课程要求如实说明，不使用未经核实的贡献表述。】</w:t>
-      </w:r>
-    </w:p>
-    <w:p>
-      <w:pPr>
+        <w:t>辅助时，按课程要求如实说明，不使用未经核实的贡献表述。</w:t>
+      </w:r>
+    </w:p>
+    <w:p>
+      <w:pPr>
+        <w:rPr>
+          <w:rFonts w:hint="eastAsia"/>
+        </w:rPr>
         <w:sectPr>
-          <w:headerReference w:type="default" r:id="rId46"/>
-          <w:footerReference w:type="default" r:id="rId47"/>
+          <w:headerReference w:type="default" r:id="rId53"/>
+          <w:footerReference w:type="default" r:id="rId54"/>
           <w:pgSz w:w="11906" w:h="16838"/>
           <w:pgMar w:top="1701" w:right="1417" w:bottom="1417" w:left="1701" w:header="1304" w:footer="1020" w:gutter="0"/>
           <w:cols w:space="720"/>
@@ -13727,16 +14116,34 @@
         <w:ind w:firstLineChars="0" w:firstLine="0"/>
         <w:outlineLvl w:val="0"/>
       </w:pPr>
-      <w:bookmarkStart w:id="3" w:name="_Toc239686807"/>
+      <w:bookmarkStart w:id="3" w:name="_Toc239686808"/>
       <w:r>
         <w:rPr>
           <w:rFonts w:ascii="黑体" w:hAnsi="黑体"/>
           <w:color w:val="000000"/>
         </w:rPr>
         <w:lastRenderedPageBreak/>
-        <w:t>参考文献</w:t>
+        <w:t>附  录</w:t>
       </w:r>
       <w:bookmarkEnd w:id="3"/>
+    </w:p>
+    <w:p>
+      <w:pPr>
+        <w:pStyle w:val="af"/>
+        <w:keepNext/>
+        <w:spacing w:before="240" w:after="240" w:line="360" w:lineRule="exact"/>
+        <w:ind w:firstLineChars="0" w:firstLine="0"/>
+        <w:outlineLvl w:val="1"/>
+      </w:pPr>
+      <w:bookmarkStart w:id="4" w:name="_Toc239686809"/>
+      <w:r>
+        <w:rPr>
+          <w:rFonts w:ascii="黑体" w:hAnsi="黑体"/>
+          <w:color w:val="000000"/>
+        </w:rPr>
+        <w:t>附录A 关键代码与接口材料</w:t>
+      </w:r>
+      <w:bookmarkEnd w:id="4"/>
     </w:p>
     <w:p>
       <w:pPr>
@@ -13748,401 +14155,69 @@
         <w:rPr>
           <w:color w:val="000000"/>
         </w:rPr>
-        <w:t>【按文中首次引用顺序列出真实文献。参考文件要求不少于</w:t>
+        <w:t>【按需附关键代码、接口清单和补充材料，标明对应文件、作用及正文引用位置。不粘贴全部项目代码，不包含密码、</w:t>
       </w:r>
       <w:r>
         <w:rPr>
           <w:color w:val="000000"/>
         </w:rPr>
-        <w:t>15</w:t>
+        <w:t>Token</w:t>
       </w:r>
       <w:r>
         <w:rPr>
           <w:color w:val="000000"/>
         </w:rPr>
-        <w:t>篇，其中期刊至少</w:t>
-      </w:r>
-      <w:r>
-        <w:rPr>
+        <w:t>或真实数据库。】</w:t>
+      </w:r>
+    </w:p>
+    <w:p>
+      <w:pPr>
+        <w:pStyle w:val="af"/>
+        <w:keepNext/>
+        <w:spacing w:before="240" w:after="240" w:line="360" w:lineRule="exact"/>
+        <w:ind w:firstLineChars="0" w:firstLine="0"/>
+        <w:outlineLvl w:val="1"/>
+      </w:pPr>
+      <w:bookmarkStart w:id="5" w:name="_Toc239686810"/>
+      <w:r>
+        <w:rPr>
+          <w:rFonts w:ascii="黑体" w:hAnsi="黑体"/>
           <w:color w:val="000000"/>
         </w:rPr>
-        <w:t>3</w:t>
-      </w:r>
+        <w:t>附录B Git版本控制材料索引</w:t>
+      </w:r>
+      <w:bookmarkEnd w:id="5"/>
+    </w:p>
+    <w:p>
+      <w:pPr>
+        <w:pStyle w:val="af0"/>
+        <w:ind w:firstLine="420"/>
+        <w:jc w:val="both"/>
+      </w:pPr>
       <w:r>
         <w:rPr>
           <w:color w:val="000000"/>
         </w:rPr>
-        <w:t>篇、外文至少</w:t>
+        <w:t>【列出真实提交日期、模块、提交编号及对应操作截图文件名。完整的</w:t>
       </w:r>
       <w:r>
         <w:rPr>
           <w:color w:val="000000"/>
         </w:rPr>
-        <w:t>3</w:t>
+        <w:t>Git</w:t>
       </w:r>
       <w:r>
         <w:rPr>
           <w:color w:val="000000"/>
         </w:rPr>
-        <w:t>篇。以下为著录格式占位，不是已核实文献，正式提交前全部替换。】</w:t>
-      </w:r>
-    </w:p>
-    <w:p>
-      <w:pPr>
-        <w:pStyle w:val="af0"/>
-        <w:ind w:left="420" w:firstLineChars="0" w:hanging="420"/>
-        <w:jc w:val="both"/>
-      </w:pPr>
-      <w:r>
-        <w:rPr>
-          <w:color w:val="000000"/>
-        </w:rPr>
-        <w:t xml:space="preserve">[1] </w:t>
-      </w:r>
-      <w:r>
-        <w:rPr>
-          <w:color w:val="000000"/>
-        </w:rPr>
-        <w:t>【作者】</w:t>
-      </w:r>
-      <w:r>
-        <w:rPr>
-          <w:color w:val="000000"/>
-        </w:rPr>
-        <w:t xml:space="preserve">. </w:t>
-      </w:r>
-      <w:r>
-        <w:rPr>
-          <w:color w:val="000000"/>
-        </w:rPr>
-        <w:t>【文章题名】</w:t>
-      </w:r>
-      <w:r>
-        <w:rPr>
-          <w:color w:val="000000"/>
-        </w:rPr>
-        <w:t xml:space="preserve">[J]. </w:t>
-      </w:r>
-      <w:r>
-        <w:rPr>
-          <w:color w:val="000000"/>
-        </w:rPr>
-        <w:t>【期刊名】</w:t>
-      </w:r>
-      <w:r>
-        <w:rPr>
-          <w:color w:val="000000"/>
-        </w:rPr>
-        <w:t xml:space="preserve">, </w:t>
-      </w:r>
-      <w:r>
-        <w:rPr>
-          <w:color w:val="000000"/>
-        </w:rPr>
-        <w:t>【年】</w:t>
-      </w:r>
-      <w:r>
-        <w:rPr>
-          <w:color w:val="000000"/>
-        </w:rPr>
-        <w:t xml:space="preserve">, </w:t>
-      </w:r>
-      <w:r>
-        <w:rPr>
-          <w:color w:val="000000"/>
-        </w:rPr>
-        <w:t>【卷】</w:t>
-      </w:r>
-      <w:r>
-        <w:rPr>
-          <w:color w:val="000000"/>
-        </w:rPr>
-        <w:t>(</w:t>
-      </w:r>
-      <w:r>
-        <w:rPr>
-          <w:color w:val="000000"/>
-        </w:rPr>
-        <w:t>【期】</w:t>
-      </w:r>
-      <w:r>
-        <w:rPr>
-          <w:color w:val="000000"/>
-        </w:rPr>
-        <w:t xml:space="preserve">): </w:t>
-      </w:r>
-      <w:r>
-        <w:rPr>
-          <w:color w:val="000000"/>
-        </w:rPr>
-        <w:t>【起止页码】</w:t>
-      </w:r>
-      <w:r>
-        <w:rPr>
-          <w:color w:val="000000"/>
-        </w:rPr>
-        <w:t>.</w:t>
-      </w:r>
-    </w:p>
-    <w:p>
-      <w:pPr>
-        <w:pStyle w:val="af0"/>
-        <w:ind w:left="420" w:firstLineChars="0" w:hanging="420"/>
-        <w:jc w:val="both"/>
-      </w:pPr>
-      <w:r>
-        <w:rPr>
-          <w:color w:val="000000"/>
-        </w:rPr>
-        <w:t xml:space="preserve">[2] </w:t>
-      </w:r>
-      <w:r>
-        <w:rPr>
-          <w:color w:val="000000"/>
-        </w:rPr>
-        <w:t>【作者】</w:t>
-      </w:r>
-      <w:r>
-        <w:rPr>
-          <w:color w:val="000000"/>
-        </w:rPr>
-        <w:t xml:space="preserve">. </w:t>
-      </w:r>
-      <w:r>
-        <w:rPr>
-          <w:color w:val="000000"/>
-        </w:rPr>
-        <w:t>【书名】</w:t>
-      </w:r>
-      <w:r>
-        <w:rPr>
-          <w:color w:val="000000"/>
-        </w:rPr>
-        <w:t xml:space="preserve">[M]. </w:t>
-      </w:r>
-      <w:r>
-        <w:rPr>
-          <w:color w:val="000000"/>
-        </w:rPr>
-        <w:t>【出版地】</w:t>
-      </w:r>
-      <w:r>
-        <w:rPr>
-          <w:color w:val="000000"/>
-        </w:rPr>
-        <w:t xml:space="preserve">: </w:t>
-      </w:r>
-      <w:r>
-        <w:rPr>
-          <w:color w:val="000000"/>
-        </w:rPr>
-        <w:t>【出版社】</w:t>
-      </w:r>
-      <w:r>
-        <w:rPr>
-          <w:color w:val="000000"/>
-        </w:rPr>
-        <w:t xml:space="preserve">, </w:t>
-      </w:r>
-      <w:r>
-        <w:rPr>
-          <w:color w:val="000000"/>
-        </w:rPr>
-        <w:t>【出版年】</w:t>
-      </w:r>
-      <w:r>
-        <w:rPr>
-          <w:color w:val="000000"/>
-        </w:rPr>
-        <w:t>.</w:t>
-      </w:r>
-    </w:p>
-    <w:p>
-      <w:pPr>
-        <w:pStyle w:val="af0"/>
-        <w:ind w:left="420" w:firstLineChars="0" w:hanging="420"/>
-        <w:jc w:val="both"/>
-      </w:pPr>
-      <w:r>
-        <w:rPr>
-          <w:color w:val="000000"/>
-        </w:rPr>
-        <w:t xml:space="preserve">[3] </w:t>
-      </w:r>
-      <w:r>
-        <w:rPr>
-          <w:color w:val="000000"/>
-        </w:rPr>
-        <w:t>【</w:t>
-      </w:r>
-      <w:r>
-        <w:rPr>
-          <w:color w:val="000000"/>
-        </w:rPr>
-        <w:t>Author</w:t>
-      </w:r>
-      <w:r>
-        <w:rPr>
-          <w:color w:val="000000"/>
-        </w:rPr>
-        <w:t>】</w:t>
-      </w:r>
-      <w:r>
-        <w:rPr>
-          <w:color w:val="000000"/>
-        </w:rPr>
-        <w:t xml:space="preserve">. </w:t>
-      </w:r>
-      <w:r>
-        <w:rPr>
-          <w:color w:val="000000"/>
-        </w:rPr>
-        <w:t>【</w:t>
-      </w:r>
-      <w:r>
-        <w:rPr>
-          <w:color w:val="000000"/>
-        </w:rPr>
-        <w:t>Title</w:t>
-      </w:r>
-      <w:r>
-        <w:rPr>
-          <w:color w:val="000000"/>
-        </w:rPr>
-        <w:t>】</w:t>
-      </w:r>
-      <w:r>
-        <w:rPr>
-          <w:color w:val="000000"/>
-        </w:rPr>
-        <w:t xml:space="preserve">[J]. </w:t>
-      </w:r>
-      <w:r>
-        <w:rPr>
-          <w:color w:val="000000"/>
-        </w:rPr>
-        <w:t>【</w:t>
-      </w:r>
-      <w:r>
-        <w:rPr>
-          <w:color w:val="000000"/>
-        </w:rPr>
-        <w:t>Journal</w:t>
-      </w:r>
-      <w:r>
-        <w:rPr>
-          <w:color w:val="000000"/>
-        </w:rPr>
-        <w:t>】</w:t>
-      </w:r>
-      <w:r>
-        <w:rPr>
-          <w:color w:val="000000"/>
-        </w:rPr>
-        <w:t xml:space="preserve">, </w:t>
-      </w:r>
-      <w:r>
-        <w:rPr>
-          <w:color w:val="000000"/>
-        </w:rPr>
-        <w:t>【</w:t>
-      </w:r>
-      <w:r>
-        <w:rPr>
-          <w:color w:val="000000"/>
-        </w:rPr>
-        <w:t>Year</w:t>
-      </w:r>
-      <w:r>
-        <w:rPr>
-          <w:color w:val="000000"/>
-        </w:rPr>
-        <w:t>】</w:t>
-      </w:r>
-      <w:r>
-        <w:rPr>
-          <w:color w:val="000000"/>
-        </w:rPr>
-        <w:t xml:space="preserve">, </w:t>
-      </w:r>
-      <w:r>
-        <w:rPr>
-          <w:color w:val="000000"/>
-        </w:rPr>
-        <w:t>【</w:t>
-      </w:r>
-      <w:r>
-        <w:rPr>
-          <w:color w:val="000000"/>
-        </w:rPr>
-        <w:t>Volume</w:t>
-      </w:r>
-      <w:r>
-        <w:rPr>
-          <w:color w:val="000000"/>
-        </w:rPr>
-        <w:t>】</w:t>
-      </w:r>
-      <w:r>
-        <w:rPr>
-          <w:color w:val="000000"/>
-        </w:rPr>
-        <w:t>(</w:t>
-      </w:r>
-      <w:r>
-        <w:rPr>
-          <w:color w:val="000000"/>
-        </w:rPr>
-        <w:t>【</w:t>
-      </w:r>
-      <w:r>
-        <w:rPr>
-          <w:color w:val="000000"/>
-        </w:rPr>
-        <w:t>Issue</w:t>
-      </w:r>
-      <w:r>
-        <w:rPr>
-          <w:color w:val="000000"/>
-        </w:rPr>
-        <w:t>】</w:t>
-      </w:r>
-      <w:r>
-        <w:rPr>
-          <w:color w:val="000000"/>
-        </w:rPr>
-        <w:t xml:space="preserve">): </w:t>
-      </w:r>
-      <w:r>
-        <w:rPr>
-          <w:color w:val="000000"/>
-        </w:rPr>
-        <w:t>【</w:t>
-      </w:r>
-      <w:r>
-        <w:rPr>
-          <w:color w:val="000000"/>
-        </w:rPr>
-        <w:t>Pages</w:t>
-      </w:r>
-      <w:r>
-        <w:rPr>
-          <w:color w:val="000000"/>
-        </w:rPr>
-        <w:t>】</w:t>
-      </w:r>
-      <w:r>
-        <w:rPr>
-          <w:color w:val="000000"/>
-        </w:rPr>
-        <w:t>.</w:t>
+        <w:t>版本控制文档按课程要求单独整理。】</w:t>
       </w:r>
     </w:p>
     <w:p>
       <w:pPr>
         <w:sectPr>
-          <w:headerReference w:type="default" r:id="rId48"/>
-          <w:footerReference w:type="default" r:id="rId49"/>
+          <w:headerReference w:type="default" r:id="rId55"/>
+          <w:footerReference w:type="default" r:id="rId56"/>
           <w:pgSz w:w="11906" w:h="16838"/>
           <w:pgMar w:top="1701" w:right="1417" w:bottom="1417" w:left="1701" w:header="1304" w:footer="1020" w:gutter="0"/>
           <w:cols w:space="720"/>
@@ -14157,34 +14232,16 @@
         <w:ind w:firstLineChars="0" w:firstLine="0"/>
         <w:outlineLvl w:val="0"/>
       </w:pPr>
-      <w:bookmarkStart w:id="4" w:name="_Toc239686808"/>
+      <w:bookmarkStart w:id="6" w:name="_Toc239686811"/>
       <w:r>
         <w:rPr>
           <w:rFonts w:ascii="黑体" w:hAnsi="黑体"/>
           <w:color w:val="000000"/>
         </w:rPr>
         <w:lastRenderedPageBreak/>
-        <w:t>附  录</w:t>
-      </w:r>
-      <w:bookmarkEnd w:id="4"/>
-    </w:p>
-    <w:p>
-      <w:pPr>
-        <w:pStyle w:val="af"/>
-        <w:keepNext/>
-        <w:spacing w:before="240" w:after="240" w:line="360" w:lineRule="exact"/>
-        <w:ind w:firstLineChars="0" w:firstLine="0"/>
-        <w:outlineLvl w:val="1"/>
-      </w:pPr>
-      <w:bookmarkStart w:id="5" w:name="_Toc239686809"/>
-      <w:r>
-        <w:rPr>
-          <w:rFonts w:ascii="黑体" w:hAnsi="黑体"/>
-          <w:color w:val="000000"/>
-        </w:rPr>
-        <w:t>附录A 关键代码与接口材料</w:t>
-      </w:r>
-      <w:bookmarkEnd w:id="5"/>
+        <w:t>本科生毕业论文（设计）原创性声明</w:t>
+      </w:r>
+      <w:bookmarkEnd w:id="6"/>
     </w:p>
     <w:p>
       <w:pPr>
@@ -14196,74 +14253,100 @@
         <w:rPr>
           <w:color w:val="000000"/>
         </w:rPr>
-        <w:t>【按需附关键代码、接口清单和补充材料，标明对应文件、作用及正文引用位置。不粘贴全部项目代码，不包含密码、</w:t>
+        <w:t>本人郑重声明：所呈交的毕业论文（设计）是本人在指导教师</w:t>
       </w:r>
       <w:r>
         <w:rPr>
           <w:color w:val="000000"/>
         </w:rPr>
-        <w:t>Token</w:t>
+        <w:t xml:space="preserve"> </w:t>
       </w:r>
       <w:r>
         <w:rPr>
           <w:color w:val="000000"/>
         </w:rPr>
-        <w:t>或真实数据库。】</w:t>
-      </w:r>
-    </w:p>
-    <w:p>
-      <w:pPr>
-        <w:pStyle w:val="af"/>
-        <w:keepNext/>
-        <w:spacing w:before="240" w:after="240" w:line="360" w:lineRule="exact"/>
+        <w:t>【导师姓名】</w:t>
+      </w:r>
+      <w:r>
+        <w:rPr>
+          <w:color w:val="000000"/>
+        </w:rPr>
+        <w:t xml:space="preserve"> </w:t>
+      </w:r>
+      <w:r>
+        <w:rPr>
+          <w:color w:val="000000"/>
+        </w:rPr>
+        <w:t>指导下独立研究、写作的成果，论文（设计）中引用他人的观点和参考资料均加以注释和说明。本论文（设计）中没有剽窃、抄袭他人研究成果和伪造数据等行为。对完成本文做出重要贡献的个人和集体，在文中均作了明确的说明并表示了谢意。如有违规行为发生，本人愿承担一切责任并接受学校的处理。</w:t>
+      </w:r>
+    </w:p>
+    <w:p>
+      <w:pPr>
+        <w:pStyle w:val="af0"/>
         <w:ind w:firstLineChars="0" w:firstLine="0"/>
-        <w:outlineLvl w:val="1"/>
-      </w:pPr>
-      <w:bookmarkStart w:id="6" w:name="_Toc239686810"/>
-      <w:r>
-        <w:rPr>
-          <w:rFonts w:ascii="黑体" w:hAnsi="黑体"/>
+        <w:jc w:val="both"/>
+      </w:pPr>
+      <w:r>
+        <w:rPr>
           <w:color w:val="000000"/>
         </w:rPr>
-        <w:t>附录B Git版本控制材料索引</w:t>
-      </w:r>
-      <w:bookmarkEnd w:id="6"/>
+        <w:t>论文（设计）作者签名：</w:t>
+      </w:r>
+      <w:r>
+        <w:rPr>
+          <w:color w:val="000000"/>
+        </w:rPr>
+        <w:t>________________</w:t>
+      </w:r>
     </w:p>
     <w:p>
       <w:pPr>
         <w:pStyle w:val="af0"/>
-        <w:ind w:firstLine="420"/>
+        <w:ind w:firstLineChars="0" w:firstLine="0"/>
         <w:jc w:val="both"/>
       </w:pPr>
       <w:r>
         <w:rPr>
           <w:color w:val="000000"/>
         </w:rPr>
-        <w:t>【列出真实提交日期、模块、提交编号及对应操作截图文件名。完整的</w:t>
+        <w:t>日期：</w:t>
       </w:r>
       <w:r>
         <w:rPr>
           <w:color w:val="000000"/>
         </w:rPr>
-        <w:t>Git</w:t>
+        <w:t>________</w:t>
       </w:r>
       <w:r>
         <w:rPr>
           <w:color w:val="000000"/>
         </w:rPr>
-        <w:t>版本控制文档按课程要求单独整理。】</w:t>
-      </w:r>
-    </w:p>
-    <w:p>
-      <w:pPr>
-        <w:sectPr>
-          <w:headerReference w:type="default" r:id="rId50"/>
-          <w:footerReference w:type="default" r:id="rId51"/>
-          <w:pgSz w:w="11906" w:h="16838"/>
-          <w:pgMar w:top="1701" w:right="1417" w:bottom="1417" w:left="1701" w:header="1304" w:footer="1020" w:gutter="0"/>
-          <w:cols w:space="720"/>
-        </w:sectPr>
-      </w:pPr>
+        <w:t>年</w:t>
+      </w:r>
+      <w:r>
+        <w:rPr>
+          <w:color w:val="000000"/>
+        </w:rPr>
+        <w:t>____</w:t>
+      </w:r>
+      <w:r>
+        <w:rPr>
+          <w:color w:val="000000"/>
+        </w:rPr>
+        <w:t>月</w:t>
+      </w:r>
+      <w:r>
+        <w:rPr>
+          <w:color w:val="000000"/>
+        </w:rPr>
+        <w:t>____</w:t>
+      </w:r>
+      <w:r>
+        <w:rPr>
+          <w:color w:val="000000"/>
+        </w:rPr>
+        <w:t>日</w:t>
+      </w:r>
     </w:p>
     <w:p>
       <w:pPr>
@@ -14273,14 +14356,13 @@
         <w:ind w:firstLineChars="0" w:firstLine="0"/>
         <w:outlineLvl w:val="0"/>
       </w:pPr>
-      <w:bookmarkStart w:id="7" w:name="_Toc239686811"/>
+      <w:bookmarkStart w:id="7" w:name="_Toc239686812"/>
       <w:r>
         <w:rPr>
           <w:rFonts w:ascii="黑体" w:hAnsi="黑体"/>
           <w:color w:val="000000"/>
         </w:rPr>
-        <w:lastRenderedPageBreak/>
-        <w:t>本科生毕业论文（设计）原创性声明</w:t>
+        <w:t>本科生毕业论文（设计）版权使用授权书</w:t>
       </w:r>
       <w:bookmarkEnd w:id="7"/>
     </w:p>
@@ -14294,31 +14376,7 @@
         <w:rPr>
           <w:color w:val="000000"/>
         </w:rPr>
-        <w:t>本人郑重声明：所呈交的毕业论文（设计）是本人在指导教师</w:t>
-      </w:r>
-      <w:r>
-        <w:rPr>
-          <w:color w:val="000000"/>
-        </w:rPr>
-        <w:t xml:space="preserve"> </w:t>
-      </w:r>
-      <w:r>
-        <w:rPr>
-          <w:color w:val="000000"/>
-        </w:rPr>
-        <w:t>【导师姓名】</w:t>
-      </w:r>
-      <w:r>
-        <w:rPr>
-          <w:color w:val="000000"/>
-        </w:rPr>
-        <w:t xml:space="preserve"> </w:t>
-      </w:r>
-      <w:r>
-        <w:rPr>
-          <w:color w:val="000000"/>
-        </w:rPr>
-        <w:t>指导下独立研究、写作的成果，论文（设计）中引用他人的观点和参考资料均加以注释和说明。本论文（设计）中没有剽窃、抄袭他人研究成果和伪造数据等行为。对完成本文做出重要贡献的个人和集体，在文中均作了明确的说明并表示了谢意。如有违规行为发生，本人愿承担一切责任并接受学校的处理。</w:t>
+        <w:t>大连海洋大学有权保留并向国家有关部门或机构送交毕业论文（设计）的复印件和电子版，允许毕业论文（设计）被查阅和借阅。本人授权大连海洋大学可以将本人的本科毕业论文（设计）全部或部分内容编入有关数据库进行检索，可以采用影印、缩印或其他复印手段保存、汇编毕业论文（设计）。</w:t>
       </w:r>
     </w:p>
     <w:p>
@@ -14337,7 +14395,19 @@
         <w:rPr>
           <w:color w:val="000000"/>
         </w:rPr>
-        <w:t>________________</w:t>
+        <w:t>____________</w:t>
+      </w:r>
+      <w:r>
+        <w:rPr>
+          <w:color w:val="000000"/>
+        </w:rPr>
+        <w:t xml:space="preserve">　指导教师签名：</w:t>
+      </w:r>
+      <w:r>
+        <w:rPr>
+          <w:color w:val="000000"/>
+        </w:rPr>
+        <w:t>____________</w:t>
       </w:r>
     </w:p>
     <w:p>
@@ -14386,159 +14456,48 @@
         <w:rPr>
           <w:color w:val="000000"/>
         </w:rPr>
+        <w:t>日　　　　日期：</w:t>
+      </w:r>
+      <w:r>
+        <w:rPr>
+          <w:color w:val="000000"/>
+        </w:rPr>
+        <w:t>________</w:t>
+      </w:r>
+      <w:r>
+        <w:rPr>
+          <w:color w:val="000000"/>
+        </w:rPr>
+        <w:t>年</w:t>
+      </w:r>
+      <w:r>
+        <w:rPr>
+          <w:color w:val="000000"/>
+        </w:rPr>
+        <w:t>____</w:t>
+      </w:r>
+      <w:r>
+        <w:rPr>
+          <w:color w:val="000000"/>
+        </w:rPr>
+        <w:t>月</w:t>
+      </w:r>
+      <w:r>
+        <w:rPr>
+          <w:color w:val="000000"/>
+        </w:rPr>
+        <w:t>____</w:t>
+      </w:r>
+      <w:r>
+        <w:rPr>
+          <w:color w:val="000000"/>
+        </w:rPr>
         <w:t>日</w:t>
       </w:r>
     </w:p>
-    <w:p>
-      <w:pPr>
-        <w:pStyle w:val="ae"/>
-        <w:keepNext/>
-        <w:spacing w:before="240" w:after="240"/>
-        <w:ind w:firstLineChars="0" w:firstLine="0"/>
-        <w:outlineLvl w:val="0"/>
-      </w:pPr>
-      <w:bookmarkStart w:id="8" w:name="_Toc239686812"/>
-      <w:r>
-        <w:rPr>
-          <w:rFonts w:ascii="黑体" w:hAnsi="黑体"/>
-          <w:color w:val="000000"/>
-        </w:rPr>
-        <w:t>本科生毕业论文（设计）版权使用授权书</w:t>
-      </w:r>
-      <w:bookmarkEnd w:id="8"/>
-    </w:p>
-    <w:p>
-      <w:pPr>
-        <w:pStyle w:val="af0"/>
-        <w:ind w:firstLine="420"/>
-        <w:jc w:val="both"/>
-      </w:pPr>
-      <w:r>
-        <w:rPr>
-          <w:color w:val="000000"/>
-        </w:rPr>
-        <w:t>大连海洋大学有权保留并向国家有关部门或机构送交毕业论文（设计）的复印件和电子版，允许毕业论文（设计）被查阅和借阅。本人授权大连海洋大学可以将本人的本科毕业论文（设计）全部或部分内容编入有关数据库进行检索，可以采用影印、缩印或其他复印手段保存、汇编毕业论文（设计）。</w:t>
-      </w:r>
-    </w:p>
-    <w:p>
-      <w:pPr>
-        <w:pStyle w:val="af0"/>
-        <w:ind w:firstLineChars="0" w:firstLine="0"/>
-        <w:jc w:val="both"/>
-      </w:pPr>
-      <w:r>
-        <w:rPr>
-          <w:color w:val="000000"/>
-        </w:rPr>
-        <w:t>论文（设计）作者签名：</w:t>
-      </w:r>
-      <w:r>
-        <w:rPr>
-          <w:color w:val="000000"/>
-        </w:rPr>
-        <w:t>____________</w:t>
-      </w:r>
-      <w:r>
-        <w:rPr>
-          <w:color w:val="000000"/>
-        </w:rPr>
-        <w:t xml:space="preserve">　指导教师签名：</w:t>
-      </w:r>
-      <w:r>
-        <w:rPr>
-          <w:color w:val="000000"/>
-        </w:rPr>
-        <w:t>____________</w:t>
-      </w:r>
-    </w:p>
-    <w:p>
-      <w:pPr>
-        <w:pStyle w:val="af0"/>
-        <w:ind w:firstLineChars="0" w:firstLine="0"/>
-        <w:jc w:val="both"/>
-      </w:pPr>
-      <w:r>
-        <w:rPr>
-          <w:color w:val="000000"/>
-        </w:rPr>
-        <w:t>日期：</w:t>
-      </w:r>
-      <w:r>
-        <w:rPr>
-          <w:color w:val="000000"/>
-        </w:rPr>
-        <w:t>________</w:t>
-      </w:r>
-      <w:r>
-        <w:rPr>
-          <w:color w:val="000000"/>
-        </w:rPr>
-        <w:t>年</w:t>
-      </w:r>
-      <w:r>
-        <w:rPr>
-          <w:color w:val="000000"/>
-        </w:rPr>
-        <w:t>____</w:t>
-      </w:r>
-      <w:r>
-        <w:rPr>
-          <w:color w:val="000000"/>
-        </w:rPr>
-        <w:t>月</w:t>
-      </w:r>
-      <w:r>
-        <w:rPr>
-          <w:color w:val="000000"/>
-        </w:rPr>
-        <w:t>____</w:t>
-      </w:r>
-      <w:r>
-        <w:rPr>
-          <w:color w:val="000000"/>
-        </w:rPr>
-        <w:t>日　　　　日期：</w:t>
-      </w:r>
-      <w:r>
-        <w:rPr>
-          <w:color w:val="000000"/>
-        </w:rPr>
-        <w:t>________</w:t>
-      </w:r>
-      <w:r>
-        <w:rPr>
-          <w:color w:val="000000"/>
-        </w:rPr>
-        <w:t>年</w:t>
-      </w:r>
-      <w:r>
-        <w:rPr>
-          <w:color w:val="000000"/>
-        </w:rPr>
-        <w:t>____</w:t>
-      </w:r>
-      <w:r>
-        <w:rPr>
-          <w:color w:val="000000"/>
-        </w:rPr>
-        <w:t>月</w:t>
-      </w:r>
-      <w:r>
-        <w:rPr>
-          <w:color w:val="000000"/>
-        </w:rPr>
-        <w:t>____</w:t>
-      </w:r>
-      <w:r>
-        <w:rPr>
-          <w:color w:val="000000"/>
-        </w:rPr>
-        <w:t>日</w:t>
-      </w:r>
-    </w:p>
     <w:sectPr>
-      <w:headerReference w:type="default" r:id="rId52"/>
-      <w:footerReference w:type="default" r:id="rId53"/>
+      <w:headerReference w:type="default" r:id="rId57"/>
+      <w:footerReference w:type="default" r:id="rId58"/>
       <w:pgSz w:w="11906" w:h="16838"/>
       <w:pgMar w:top="1701" w:right="1417" w:bottom="1417" w:left="1701" w:header="1304" w:footer="1020" w:gutter="0"/>
       <w:cols w:space="720"/>
@@ -15521,15 +15480,7 @@
         <w:sz w:val="18"/>
         <w:szCs w:val="18"/>
       </w:rPr>
-      <w:t>大连海洋大学本科毕业论文（设计）</w:t>
-    </w:r>
-    <w:r>
-      <w:rPr>
-        <w:rFonts w:ascii="宋体" w:hAnsi="宋体" w:hint="eastAsia"/>
-        <w:sz w:val="18"/>
-        <w:szCs w:val="18"/>
-      </w:rPr>
-      <w:t xml:space="preserve">                              </w:t>
+      <w:t xml:space="preserve">大连海洋大学本科毕业论文（设计）                              </w:t>
     </w:r>
     <w:r>
       <w:rPr>
@@ -16798,6 +16749,106 @@
       <w:szCs w:val="32"/>
     </w:rPr>
   </w:style>
+  <w:style w:type="table" w:styleId="1-5">
+    <w:name w:val="Grid Table 1 Light Accent 5"/>
+    <w:basedOn w:val="a1"/>
+    <w:uiPriority w:val="46"/>
+    <w:rsid w:val="008F3F51"/>
+    <w:tblPr>
+      <w:tblStyleRowBandSize w:val="1"/>
+      <w:tblStyleColBandSize w:val="1"/>
+      <w:tblBorders>
+        <w:top w:val="single" w:sz="4" w:space="0" w:color="E59EDC" w:themeColor="accent5" w:themeTint="66"/>
+        <w:left w:val="single" w:sz="4" w:space="0" w:color="E59EDC" w:themeColor="accent5" w:themeTint="66"/>
+        <w:bottom w:val="single" w:sz="4" w:space="0" w:color="E59EDC" w:themeColor="accent5" w:themeTint="66"/>
+        <w:right w:val="single" w:sz="4" w:space="0" w:color="E59EDC" w:themeColor="accent5" w:themeTint="66"/>
+        <w:insideH w:val="single" w:sz="4" w:space="0" w:color="E59EDC" w:themeColor="accent5" w:themeTint="66"/>
+        <w:insideV w:val="single" w:sz="4" w:space="0" w:color="E59EDC" w:themeColor="accent5" w:themeTint="66"/>
+      </w:tblBorders>
+    </w:tblPr>
+    <w:tblStylePr w:type="firstRow">
+      <w:rPr>
+        <w:b/>
+        <w:bCs/>
+      </w:rPr>
+      <w:tblPr/>
+      <w:tcPr>
+        <w:tcBorders>
+          <w:bottom w:val="single" w:sz="12" w:space="0" w:color="D86DCB" w:themeColor="accent5" w:themeTint="99"/>
+        </w:tcBorders>
+      </w:tcPr>
+    </w:tblStylePr>
+    <w:tblStylePr w:type="lastRow">
+      <w:rPr>
+        <w:b/>
+        <w:bCs/>
+      </w:rPr>
+      <w:tblPr/>
+      <w:tcPr>
+        <w:tcBorders>
+          <w:top w:val="double" w:sz="2" w:space="0" w:color="D86DCB" w:themeColor="accent5" w:themeTint="99"/>
+        </w:tcBorders>
+      </w:tcPr>
+    </w:tblStylePr>
+    <w:tblStylePr w:type="firstCol">
+      <w:rPr>
+        <w:b/>
+        <w:bCs/>
+      </w:rPr>
+    </w:tblStylePr>
+    <w:tblStylePr w:type="lastCol">
+      <w:rPr>
+        <w:b/>
+        <w:bCs/>
+      </w:rPr>
+    </w:tblStylePr>
+  </w:style>
+  <w:style w:type="table" w:customStyle="1" w:styleId="af2">
+    <w:name w:val="三线表"/>
+    <w:basedOn w:val="af3"/>
+    <w:uiPriority w:val="99"/>
+    <w:rsid w:val="008F3F51"/>
+    <w:pPr>
+      <w:jc w:val="center"/>
+    </w:pPr>
+    <w:rPr>
+      <w:sz w:val="18"/>
+    </w:rPr>
+    <w:tblPr>
+      <w:tblBorders>
+        <w:top w:val="single" w:sz="12" w:space="0" w:color="auto"/>
+        <w:left w:val="none" w:sz="0" w:space="0" w:color="auto"/>
+        <w:bottom w:val="single" w:sz="12" w:space="0" w:color="auto"/>
+        <w:right w:val="none" w:sz="0" w:space="0" w:color="auto"/>
+        <w:insideH w:val="none" w:sz="0" w:space="0" w:color="auto"/>
+        <w:insideV w:val="none" w:sz="0" w:space="0" w:color="auto"/>
+      </w:tblBorders>
+    </w:tblPr>
+    <w:tcPr>
+      <w:vAlign w:val="center"/>
+    </w:tcPr>
+  </w:style>
+  <w:style w:type="table" w:styleId="af3">
+    <w:name w:val="Table Theme"/>
+    <w:basedOn w:val="a1"/>
+    <w:semiHidden/>
+    <w:unhideWhenUsed/>
+    <w:rsid w:val="008F3F51"/>
+    <w:pPr>
+      <w:widowControl w:val="0"/>
+      <w:jc w:val="both"/>
+    </w:pPr>
+    <w:tblPr>
+      <w:tblBorders>
+        <w:top w:val="single" w:sz="4" w:space="0" w:color="auto"/>
+        <w:left w:val="single" w:sz="4" w:space="0" w:color="auto"/>
+        <w:bottom w:val="single" w:sz="4" w:space="0" w:color="auto"/>
+        <w:right w:val="single" w:sz="4" w:space="0" w:color="auto"/>
+        <w:insideH w:val="single" w:sz="4" w:space="0" w:color="auto"/>
+        <w:insideV w:val="single" w:sz="4" w:space="0" w:color="auto"/>
+      </w:tblBorders>
+    </w:tblPr>
+  </w:style>
 </w:styles>
 </file>
 
@@ -17058,10 +17109,6 @@
 </file>
 
 <file path=customXml/item1.xml><?xml version="1.0" encoding="utf-8"?>
-<b:Sources xmlns:b="http://schemas.openxmlformats.org/officeDocument/2006/bibliography" xmlns="http://schemas.openxmlformats.org/officeDocument/2006/bibliography" SelectedStyle="\APASixthEditionOfficeOnline.xsl" StyleName="APA" Version="6"/>
-</file>
-
-<file path=customXml/item2.xml><?xml version="1.0" encoding="utf-8"?>
 <s:customData xmlns="http://www.wps.cn/officeDocument/2013/wpsCustomData" xmlns:s="http://www.wps.cn/officeDocument/2013/wpsCustomData">
   <customSectProps>
     <customSectPr/>
@@ -17076,18 +17123,22 @@
 </s:customData>
 </file>
 
+<file path=customXml/item2.xml><?xml version="1.0" encoding="utf-8"?>
+<b:Sources xmlns:b="http://schemas.openxmlformats.org/officeDocument/2006/bibliography" xmlns="http://schemas.openxmlformats.org/officeDocument/2006/bibliography" SelectedStyle="\APASixthEditionOfficeOnline.xsl" StyleName="APA" Version="6"/>
+</file>
+
 <file path=customXml/itemProps1.xml><?xml version="1.0" encoding="utf-8"?>
+<ds:datastoreItem xmlns:ds="http://schemas.openxmlformats.org/officeDocument/2006/customXml" ds:itemID="{B1977F7D-205B-4081-913C-38D41E755F92}">
+  <ds:schemaRefs>
+    <ds:schemaRef ds:uri="http://www.wps.cn/officeDocument/2013/wpsCustomData"/>
+  </ds:schemaRefs>
+</ds:datastoreItem>
+</file>
+
+<file path=customXml/itemProps2.xml><?xml version="1.0" encoding="utf-8"?>
 <ds:datastoreItem xmlns:ds="http://schemas.openxmlformats.org/officeDocument/2006/customXml" ds:itemID="{3592E8FF-FB0B-4758-9D80-4190C18E6B6A}">
   <ds:schemaRefs>
     <ds:schemaRef ds:uri="http://schemas.openxmlformats.org/officeDocument/2006/bibliography"/>
   </ds:schemaRefs>
 </ds:datastoreItem>
-</file>
-
-<file path=customXml/itemProps2.xml><?xml version="1.0" encoding="utf-8"?>
-<ds:datastoreItem xmlns:ds="http://schemas.openxmlformats.org/officeDocument/2006/customXml" ds:itemID="{B1977F7D-205B-4081-913C-38D41E755F92}">
-  <ds:schemaRefs>
-    <ds:schemaRef ds:uri="http://www.wps.cn/officeDocument/2013/wpsCustomData"/>
-  </ds:schemaRefs>
-</ds:datastoreItem>
 </file>
--- a/docs/论文模板/李发鹏_系统分析设计与实现_论文模板.docx
+++ b/docs/论文模板/李发鹏_系统分析设计与实现_论文模板.docx
@@ -4,7 +4,6 @@
   <w:body>
     <w:p>
       <w:pPr>
-        <w:keepNext/>
         <w:spacing w:before="60" w:after="60"/>
         <w:jc w:val="center"/>
         <w:rPr>
@@ -677,6 +676,118 @@
         <w:jc w:val="center"/>
         <w:rPr>
           <w:color w:val="000000"/>
+        </w:rPr>
+      </w:pPr>
+    </w:p>
+    <w:p>
+      <w:pPr>
+        <w:jc w:val="center"/>
+        <w:rPr>
+          <w:color w:val="000000"/>
+        </w:rPr>
+      </w:pPr>
+    </w:p>
+    <w:p>
+      <w:pPr>
+        <w:jc w:val="center"/>
+        <w:rPr>
+          <w:color w:val="000000"/>
+        </w:rPr>
+      </w:pPr>
+    </w:p>
+    <w:p>
+      <w:pPr>
+        <w:jc w:val="center"/>
+        <w:rPr>
+          <w:color w:val="000000"/>
+        </w:rPr>
+      </w:pPr>
+    </w:p>
+    <w:p>
+      <w:pPr>
+        <w:jc w:val="center"/>
+        <w:rPr>
+          <w:color w:val="000000"/>
+        </w:rPr>
+      </w:pPr>
+    </w:p>
+    <w:p>
+      <w:pPr>
+        <w:jc w:val="center"/>
+        <w:rPr>
+          <w:color w:val="000000"/>
+        </w:rPr>
+      </w:pPr>
+    </w:p>
+    <w:p>
+      <w:pPr>
+        <w:jc w:val="center"/>
+        <w:rPr>
+          <w:color w:val="000000"/>
+        </w:rPr>
+      </w:pPr>
+    </w:p>
+    <w:p>
+      <w:pPr>
+        <w:jc w:val="center"/>
+        <w:rPr>
+          <w:color w:val="000000"/>
+        </w:rPr>
+      </w:pPr>
+    </w:p>
+    <w:p>
+      <w:pPr>
+        <w:jc w:val="center"/>
+        <w:rPr>
+          <w:color w:val="000000"/>
+        </w:rPr>
+      </w:pPr>
+    </w:p>
+    <w:p>
+      <w:pPr>
+        <w:jc w:val="center"/>
+        <w:rPr>
+          <w:color w:val="000000"/>
+        </w:rPr>
+      </w:pPr>
+    </w:p>
+    <w:p>
+      <w:pPr>
+        <w:jc w:val="center"/>
+        <w:rPr>
+          <w:color w:val="000000"/>
+        </w:rPr>
+      </w:pPr>
+    </w:p>
+    <w:p>
+      <w:pPr>
+        <w:jc w:val="center"/>
+        <w:rPr>
+          <w:color w:val="000000"/>
+        </w:rPr>
+      </w:pPr>
+    </w:p>
+    <w:p>
+      <w:pPr>
+        <w:jc w:val="center"/>
+        <w:rPr>
+          <w:color w:val="000000"/>
+        </w:rPr>
+      </w:pPr>
+    </w:p>
+    <w:p>
+      <w:pPr>
+        <w:jc w:val="center"/>
+        <w:rPr>
+          <w:color w:val="000000"/>
+        </w:rPr>
+      </w:pPr>
+    </w:p>
+    <w:p>
+      <w:pPr>
+        <w:jc w:val="center"/>
+        <w:rPr>
+          <w:color w:val="000000"/>
           <w:sz w:val="28"/>
         </w:rPr>
       </w:pPr>
@@ -686,7 +797,7 @@
           <w:color w:val="000000"/>
           <w:sz w:val="28"/>
         </w:rPr>
-        <w:t>年</w:t>
+        <w:t>2026</w:t>
       </w:r>
       <w:r>
         <w:rPr>
@@ -694,7 +805,7 @@
           <w:color w:val="000000"/>
           <w:sz w:val="28"/>
         </w:rPr>
-        <w:t xml:space="preserve">   </w:t>
+        <w:t>年</w:t>
       </w:r>
       <w:r>
         <w:rPr>
@@ -702,16 +813,28 @@
           <w:color w:val="000000"/>
           <w:sz w:val="28"/>
         </w:rPr>
+        <w:t>9</w:t>
+      </w:r>
+      <w:r>
+        <w:rPr>
+          <w:rFonts w:hint="eastAsia"/>
+          <w:color w:val="000000"/>
+          <w:sz w:val="28"/>
+        </w:rPr>
         <w:t>月</w:t>
       </w:r>
     </w:p>
     <w:p>
       <w:pPr>
+        <w:rPr>
+          <w:rFonts w:hint="eastAsia"/>
+        </w:rPr>
         <w:sectPr>
           <w:headerReference w:type="default" r:id="rId10"/>
           <w:footerReference w:type="default" r:id="rId11"/>
           <w:pgSz w:w="11906" w:h="16838"/>
           <w:pgMar w:top="1701" w:right="1417" w:bottom="1417" w:left="1701" w:header="1304" w:footer="1020" w:gutter="0"/>
+          <w:pgNumType w:fmt="upperRoman"/>
           <w:cols w:space="720"/>
         </w:sectPr>
       </w:pPr>
@@ -724,50 +847,6 @@
       </w:pPr>
       <w:r>
         <w:lastRenderedPageBreak/>
-        <w:t>目</w:t>
-      </w:r>
-      <w:r>
-        <w:t xml:space="preserve">  </w:t>
-      </w:r>
-      <w:r>
-        <w:t>录</w:t>
-      </w:r>
-    </w:p>
-    <w:p>
-      <w:pPr>
-        <w:pStyle w:val="TOC1"/>
-      </w:pPr>
-      <w:r>
-        <w:t>摘</w:t>
-      </w:r>
-      <w:r>
-        <w:t xml:space="preserve">  </w:t>
-      </w:r>
-      <w:r>
-        <w:t>要</w:t>
-      </w:r>
-      <w:r>
-        <w:tab/>
-        <w:t>III</w:t>
-      </w:r>
-    </w:p>
-    <w:p>
-      <w:pPr>
-        <w:pStyle w:val="TOC1"/>
-      </w:pPr>
-      <w:r>
-        <w:t>Abstract</w:t>
-      </w:r>
-      <w:r>
-        <w:tab/>
-        <w:t>IV</w:t>
-      </w:r>
-    </w:p>
-    <w:p>
-      <w:pPr>
-        <w:pStyle w:val="TOC1"/>
-      </w:pPr>
-      <w:r>
         <w:t>第一章</w:t>
       </w:r>
       <w:r>
@@ -776,1079 +855,67 @@
       <w:r>
         <w:t>系统分析</w:t>
       </w:r>
-      <w:r>
-        <w:tab/>
-        <w:t>1</w:t>
-      </w:r>
-    </w:p>
-    <w:p>
-      <w:pPr>
-        <w:pStyle w:val="TOC2"/>
-      </w:pPr>
-      <w:r>
-        <w:t xml:space="preserve">1.1 </w:t>
-      </w:r>
-      <w:r>
-        <w:t>项目背景与目标</w:t>
-      </w:r>
-      <w:r>
-        <w:tab/>
-        <w:t>1</w:t>
-      </w:r>
-    </w:p>
-    <w:p>
-      <w:pPr>
-        <w:pStyle w:val="TOC2"/>
-      </w:pPr>
-      <w:r>
-        <w:t xml:space="preserve">1.2 </w:t>
-      </w:r>
-      <w:r>
-        <w:t>业务流程分析</w:t>
-      </w:r>
-      <w:r>
-        <w:tab/>
-        <w:t>1</w:t>
-      </w:r>
-    </w:p>
-    <w:p>
-      <w:pPr>
-        <w:pStyle w:val="TOC2"/>
-      </w:pPr>
-      <w:r>
-        <w:t xml:space="preserve">1.3 </w:t>
-      </w:r>
-      <w:r>
-        <w:t>事件列表与用例分析</w:t>
-      </w:r>
-      <w:r>
-        <w:tab/>
-        <w:t>1</w:t>
-      </w:r>
-    </w:p>
-    <w:p>
-      <w:pPr>
-        <w:pStyle w:val="TOC3"/>
-      </w:pPr>
-      <w:r>
-        <w:t xml:space="preserve">1.3.1 </w:t>
-      </w:r>
-      <w:r>
-        <w:t>普通用户用例描述</w:t>
-      </w:r>
-      <w:r>
-        <w:tab/>
-        <w:t>3</w:t>
-      </w:r>
-    </w:p>
-    <w:p>
-      <w:pPr>
-        <w:pStyle w:val="TOC3"/>
-      </w:pPr>
-      <w:r>
-        <w:t xml:space="preserve">1.3.2 </w:t>
-      </w:r>
-      <w:r>
-        <w:t>管理员用例描述</w:t>
-      </w:r>
-      <w:r>
-        <w:tab/>
-        <w:t>4</w:t>
-      </w:r>
-    </w:p>
-    <w:p>
-      <w:pPr>
-        <w:pStyle w:val="TOC2"/>
-      </w:pPr>
-      <w:r>
-        <w:t xml:space="preserve">1.4 </w:t>
-      </w:r>
-      <w:r>
-        <w:t>静态类分析</w:t>
-      </w:r>
-      <w:r>
-        <w:tab/>
-        <w:t>4</w:t>
-      </w:r>
-    </w:p>
-    <w:p>
-      <w:pPr>
-        <w:pStyle w:val="TOC2"/>
-      </w:pPr>
-      <w:r>
-        <w:t xml:space="preserve">1.5 </w:t>
-      </w:r>
-      <w:r>
-        <w:t>顺序图与分析类图</w:t>
-      </w:r>
-      <w:r>
-        <w:tab/>
-        <w:t>5</w:t>
-      </w:r>
-    </w:p>
-    <w:p>
-      <w:pPr>
-        <w:pStyle w:val="TOC1"/>
-      </w:pPr>
-      <w:r>
-        <w:t>第二章</w:t>
-      </w:r>
-      <w:r>
-        <w:t xml:space="preserve"> </w:t>
-      </w:r>
-      <w:r>
-        <w:t>系统设计</w:t>
-      </w:r>
-      <w:r>
-        <w:tab/>
-        <w:t>7</w:t>
-      </w:r>
-    </w:p>
-    <w:p>
-      <w:pPr>
-        <w:pStyle w:val="TOC2"/>
-      </w:pPr>
-      <w:r>
-        <w:t xml:space="preserve">2.1 </w:t>
-      </w:r>
-      <w:r>
-        <w:t>体系结构模型</w:t>
-      </w:r>
-      <w:r>
-        <w:tab/>
-        <w:t>7</w:t>
-      </w:r>
-    </w:p>
-    <w:p>
-      <w:pPr>
-        <w:pStyle w:val="TOC3"/>
-      </w:pPr>
-      <w:r>
-        <w:t xml:space="preserve">2.1.1 </w:t>
-      </w:r>
-      <w:r>
-        <w:t>逻辑结构设计</w:t>
-      </w:r>
-      <w:r>
-        <w:tab/>
-        <w:t>7</w:t>
-      </w:r>
-    </w:p>
-    <w:p>
-      <w:pPr>
-        <w:pStyle w:val="TOC3"/>
-      </w:pPr>
-      <w:r>
-        <w:t xml:space="preserve">2.1.2 </w:t>
-      </w:r>
-      <w:r>
-        <w:t>物理结构设计</w:t>
-      </w:r>
-      <w:r>
-        <w:tab/>
-        <w:t>7</w:t>
-      </w:r>
-    </w:p>
-    <w:p>
-      <w:pPr>
-        <w:pStyle w:val="TOC2"/>
-      </w:pPr>
-      <w:r>
-        <w:t xml:space="preserve">2.2 </w:t>
-      </w:r>
-      <w:r>
-        <w:t>类的设计</w:t>
-      </w:r>
-      <w:r>
-        <w:tab/>
-        <w:t>7</w:t>
-      </w:r>
-    </w:p>
-    <w:p>
-      <w:pPr>
-        <w:pStyle w:val="TOC2"/>
-      </w:pPr>
-      <w:r>
-        <w:t xml:space="preserve">2.3 </w:t>
-      </w:r>
-      <w:r>
-        <w:t>数据库设计</w:t>
-      </w:r>
-      <w:r>
-        <w:tab/>
-        <w:t>8</w:t>
-      </w:r>
-    </w:p>
-    <w:p>
-      <w:pPr>
-        <w:pStyle w:val="TOC3"/>
-      </w:pPr>
-      <w:r>
-        <w:t>2.3.1 EAD</w:t>
-      </w:r>
-      <w:r>
-        <w:t>实体属性设计</w:t>
-      </w:r>
-      <w:r>
-        <w:tab/>
-        <w:t>8</w:t>
-      </w:r>
-    </w:p>
-    <w:p>
-      <w:pPr>
-        <w:pStyle w:val="TOC3"/>
-      </w:pPr>
-      <w:r>
-        <w:t>2.3.2 ERD</w:t>
-      </w:r>
-      <w:r>
-        <w:t>实体关系设计</w:t>
-      </w:r>
-      <w:r>
-        <w:tab/>
-        <w:t>8</w:t>
-      </w:r>
-    </w:p>
-    <w:p>
-      <w:pPr>
-        <w:pStyle w:val="TOC3"/>
-      </w:pPr>
-      <w:r>
-        <w:t xml:space="preserve">2.3.3 </w:t>
-      </w:r>
-      <w:r>
-        <w:t>关系数据模型</w:t>
-      </w:r>
-      <w:r>
-        <w:tab/>
-        <w:t>8</w:t>
-      </w:r>
-    </w:p>
-    <w:p>
-      <w:pPr>
-        <w:pStyle w:val="TOC3"/>
-      </w:pPr>
-      <w:r>
-        <w:t xml:space="preserve">2.3.4 </w:t>
-      </w:r>
-      <w:r>
-        <w:t>数据表结构</w:t>
-      </w:r>
-      <w:r>
-        <w:tab/>
-        <w:t>8</w:t>
-      </w:r>
-    </w:p>
-    <w:p>
-      <w:pPr>
-        <w:pStyle w:val="TOC2"/>
-      </w:pPr>
-      <w:r>
-        <w:t xml:space="preserve">2.4 </w:t>
-      </w:r>
-      <w:r>
-        <w:t>关键业务规则设计</w:t>
-      </w:r>
-      <w:r>
-        <w:tab/>
-        <w:t>9</w:t>
-      </w:r>
-    </w:p>
-    <w:p>
-      <w:pPr>
-        <w:pStyle w:val="TOC1"/>
-      </w:pPr>
-      <w:r>
-        <w:t>第三章</w:t>
-      </w:r>
-      <w:r>
-        <w:t xml:space="preserve"> </w:t>
-      </w:r>
-      <w:r>
-        <w:t>系统实现</w:t>
-      </w:r>
-      <w:r>
-        <w:tab/>
-        <w:t>10</w:t>
-      </w:r>
-    </w:p>
-    <w:p>
-      <w:pPr>
-        <w:pStyle w:val="TOC2"/>
-      </w:pPr>
-      <w:r>
-        <w:t xml:space="preserve">3.1 </w:t>
-      </w:r>
-      <w:r>
-        <w:t>关键代码实现</w:t>
-      </w:r>
-      <w:r>
-        <w:tab/>
-        <w:t>10</w:t>
-      </w:r>
-    </w:p>
-    <w:p>
-      <w:pPr>
-        <w:pStyle w:val="TOC3"/>
-      </w:pPr>
-      <w:r>
-        <w:t xml:space="preserve">3.1.1 </w:t>
-      </w:r>
-      <w:r>
-        <w:t>开发环境与运行方式</w:t>
-      </w:r>
-      <w:r>
-        <w:tab/>
-        <w:t>10</w:t>
-      </w:r>
-    </w:p>
-    <w:p>
-      <w:pPr>
-        <w:pStyle w:val="TOC3"/>
-      </w:pPr>
-      <w:r>
-        <w:t xml:space="preserve">3.1.2 </w:t>
-      </w:r>
-      <w:r>
-        <w:t>数据库初始化与连接</w:t>
-      </w:r>
-      <w:r>
-        <w:tab/>
-        <w:t>10</w:t>
-      </w:r>
-    </w:p>
-    <w:p>
-      <w:pPr>
-        <w:pStyle w:val="TOC3"/>
-      </w:pPr>
-      <w:r>
-        <w:t xml:space="preserve">3.1.3 </w:t>
-      </w:r>
-      <w:r>
-        <w:t>用户注册、登录与会话管理</w:t>
-      </w:r>
-      <w:r>
-        <w:tab/>
-        <w:t>10</w:t>
-      </w:r>
-    </w:p>
-    <w:p>
-      <w:pPr>
-        <w:pStyle w:val="TOC3"/>
-      </w:pPr>
-      <w:r>
-        <w:t xml:space="preserve">3.1.4 </w:t>
-      </w:r>
-      <w:r>
-        <w:t>服务端请求处理</w:t>
-      </w:r>
-      <w:r>
-        <w:tab/>
-        <w:t>10</w:t>
-      </w:r>
-    </w:p>
-    <w:p>
-      <w:pPr>
-        <w:pStyle w:val="TOC3"/>
-      </w:pPr>
-      <w:r>
-        <w:t xml:space="preserve">3.1.5 </w:t>
-      </w:r>
-      <w:r>
-        <w:t>公告、景点与学习打卡实现</w:t>
-      </w:r>
-      <w:r>
-        <w:tab/>
-        <w:t>11</w:t>
-      </w:r>
-    </w:p>
-    <w:p>
-      <w:pPr>
-        <w:pStyle w:val="TOC3"/>
-      </w:pPr>
-      <w:r>
-        <w:t xml:space="preserve">3.1.6 </w:t>
-      </w:r>
-      <w:r>
-        <w:t>学习记录与积分统计</w:t>
-      </w:r>
-      <w:r>
-        <w:tab/>
-        <w:t>11</w:t>
-      </w:r>
-    </w:p>
-    <w:p>
-      <w:pPr>
-        <w:pStyle w:val="TOC3"/>
-      </w:pPr>
-      <w:r>
-        <w:t xml:space="preserve">3.1.7 </w:t>
-      </w:r>
-      <w:r>
-        <w:t>权限校验与密码处理</w:t>
-      </w:r>
-      <w:r>
-        <w:tab/>
-        <w:t>11</w:t>
-      </w:r>
-    </w:p>
-    <w:p>
-      <w:pPr>
-        <w:pStyle w:val="TOC3"/>
-      </w:pPr>
-      <w:r>
-        <w:t xml:space="preserve">3.1.8 </w:t>
-      </w:r>
-      <w:r>
-        <w:t>客户端界面与网络通信</w:t>
-      </w:r>
-      <w:r>
-        <w:tab/>
-        <w:t>11</w:t>
-      </w:r>
-    </w:p>
-    <w:p>
-      <w:pPr>
-        <w:pStyle w:val="TOC2"/>
-      </w:pPr>
-      <w:r>
-        <w:t xml:space="preserve">3.2 </w:t>
-      </w:r>
-      <w:r>
-        <w:t>系统实现截图</w:t>
-      </w:r>
-      <w:r>
-        <w:tab/>
-        <w:t>12</w:t>
-      </w:r>
-    </w:p>
-    <w:p>
-      <w:pPr>
-        <w:pStyle w:val="TOC3"/>
-      </w:pPr>
-      <w:r>
-        <w:lastRenderedPageBreak/>
-        <w:t xml:space="preserve">3.2.1 </w:t>
-      </w:r>
-      <w:r>
-        <w:t>注册与登录界面</w:t>
-      </w:r>
-      <w:r>
-        <w:tab/>
-        <w:t>12</w:t>
-      </w:r>
-    </w:p>
-    <w:p>
-      <w:pPr>
-        <w:pStyle w:val="TOC3"/>
-      </w:pPr>
-      <w:r>
-        <w:t xml:space="preserve">3.2.2 </w:t>
-      </w:r>
-      <w:r>
-        <w:t>普通用户功能界面</w:t>
-      </w:r>
-      <w:r>
-        <w:tab/>
-        <w:t>12</w:t>
-      </w:r>
-    </w:p>
-    <w:p>
-      <w:pPr>
-        <w:pStyle w:val="TOC3"/>
-      </w:pPr>
-      <w:r>
-        <w:t xml:space="preserve">3.2.3 </w:t>
-      </w:r>
-      <w:r>
-        <w:t>管理员功能界面</w:t>
-      </w:r>
-      <w:r>
-        <w:tab/>
-        <w:t>14</w:t>
-      </w:r>
-    </w:p>
-    <w:p>
-      <w:pPr>
-        <w:pStyle w:val="TOC3"/>
-      </w:pPr>
-      <w:r>
-        <w:t xml:space="preserve">3.2.4 </w:t>
-      </w:r>
-      <w:r>
-        <w:t>页面交互与局域网运行</w:t>
-      </w:r>
-      <w:r>
-        <w:tab/>
-        <w:t>15</w:t>
-      </w:r>
-    </w:p>
-    <w:p>
-      <w:pPr>
-        <w:pStyle w:val="TOC1"/>
-      </w:pPr>
-      <w:r>
-        <w:t>第四章</w:t>
-      </w:r>
-      <w:r>
-        <w:t xml:space="preserve"> </w:t>
-      </w:r>
-      <w:r>
-        <w:t>系统测试</w:t>
-      </w:r>
-      <w:r>
-        <w:tab/>
-        <w:t>17</w:t>
-      </w:r>
-    </w:p>
-    <w:p>
-      <w:pPr>
-        <w:pStyle w:val="TOC2"/>
-      </w:pPr>
-      <w:r>
-        <w:t xml:space="preserve">4.1 </w:t>
-      </w:r>
-      <w:r>
-        <w:t>测试环境与测试目标</w:t>
-      </w:r>
-      <w:r>
-        <w:tab/>
-        <w:t>17</w:t>
-      </w:r>
-    </w:p>
-    <w:p>
-      <w:pPr>
-        <w:pStyle w:val="TOC2"/>
-      </w:pPr>
-      <w:r>
-        <w:t>4.2 Postman</w:t>
-      </w:r>
-      <w:r>
-        <w:t>接口与</w:t>
-      </w:r>
-      <w:r>
-        <w:t>API</w:t>
-      </w:r>
-      <w:r>
-        <w:t>测试</w:t>
-      </w:r>
-      <w:r>
-        <w:tab/>
-        <w:t>17</w:t>
-      </w:r>
-    </w:p>
-    <w:p>
-      <w:pPr>
-        <w:pStyle w:val="TOC3"/>
-      </w:pPr>
-      <w:r>
-        <w:t xml:space="preserve">4.2.1 </w:t>
-      </w:r>
-      <w:r>
-        <w:t>测试过程与结果</w:t>
-      </w:r>
-      <w:r>
-        <w:tab/>
-        <w:t>17</w:t>
-      </w:r>
-    </w:p>
-    <w:p>
-      <w:pPr>
-        <w:pStyle w:val="TOC3"/>
-      </w:pPr>
-      <w:r>
-        <w:t xml:space="preserve">4.2.2 </w:t>
-      </w:r>
-      <w:r>
-        <w:t>测试截图</w:t>
-      </w:r>
-      <w:r>
-        <w:tab/>
-        <w:t>18</w:t>
-      </w:r>
-    </w:p>
-    <w:p>
-      <w:pPr>
-        <w:pStyle w:val="TOC2"/>
-      </w:pPr>
-      <w:r>
-        <w:t>4.3 JMeter</w:t>
-      </w:r>
-      <w:r>
-        <w:t>性能与压力测试</w:t>
-      </w:r>
-      <w:r>
-        <w:tab/>
-        <w:t>19</w:t>
-      </w:r>
-    </w:p>
-    <w:p>
-      <w:pPr>
-        <w:pStyle w:val="TOC3"/>
-      </w:pPr>
-      <w:r>
-        <w:t xml:space="preserve">4.3.1 </w:t>
-      </w:r>
-      <w:r>
-        <w:t>测试方案</w:t>
-      </w:r>
-      <w:r>
-        <w:tab/>
-        <w:t>19</w:t>
-      </w:r>
-    </w:p>
-    <w:p>
-      <w:pPr>
-        <w:pStyle w:val="TOC3"/>
-      </w:pPr>
-      <w:r>
-        <w:t xml:space="preserve">4.3.2 </w:t>
-      </w:r>
-      <w:r>
-        <w:t>测试结果与分析</w:t>
-      </w:r>
-      <w:r>
-        <w:tab/>
-        <w:t>19</w:t>
-      </w:r>
-    </w:p>
-    <w:p>
-      <w:pPr>
-        <w:pStyle w:val="TOC2"/>
-      </w:pPr>
-      <w:r>
-        <w:t xml:space="preserve">4.4 </w:t>
-      </w:r>
-      <w:r>
-        <w:t>测试总结与不足</w:t>
-      </w:r>
-      <w:r>
-        <w:tab/>
-        <w:t>21</w:t>
-      </w:r>
-    </w:p>
-    <w:p>
-      <w:pPr>
-        <w:pStyle w:val="TOC1"/>
-      </w:pPr>
-      <w:r>
-        <w:t>致</w:t>
-      </w:r>
-      <w:r>
-        <w:t xml:space="preserve">  </w:t>
-      </w:r>
-      <w:r>
-        <w:t>谢</w:t>
-      </w:r>
-      <w:r>
-        <w:tab/>
-        <w:t>22</w:t>
-      </w:r>
-    </w:p>
-    <w:p>
-      <w:pPr>
-        <w:pStyle w:val="TOC1"/>
-      </w:pPr>
-      <w:r>
-        <w:t>参考文献</w:t>
-      </w:r>
-      <w:r>
-        <w:tab/>
-        <w:t>23</w:t>
-      </w:r>
-    </w:p>
-    <w:p>
-      <w:pPr>
-        <w:pStyle w:val="TOC1"/>
-      </w:pPr>
-      <w:r>
-        <w:t>附</w:t>
-      </w:r>
-      <w:r>
-        <w:t xml:space="preserve">  </w:t>
-      </w:r>
-      <w:r>
-        <w:t>录</w:t>
-      </w:r>
-      <w:r>
-        <w:tab/>
-        <w:t>24</w:t>
-      </w:r>
-    </w:p>
-    <w:p>
-      <w:pPr>
-        <w:pStyle w:val="TOC2"/>
-      </w:pPr>
-      <w:r>
-        <w:t>附录</w:t>
-      </w:r>
-      <w:r>
-        <w:t xml:space="preserve">A </w:t>
-      </w:r>
-      <w:r>
-        <w:t>关键代码与接口材料</w:t>
-      </w:r>
-      <w:r>
-        <w:tab/>
-        <w:t>24</w:t>
-      </w:r>
-    </w:p>
-    <w:p>
-      <w:pPr>
-        <w:pStyle w:val="TOC2"/>
-      </w:pPr>
-      <w:r>
-        <w:t>附录</w:t>
-      </w:r>
-      <w:r>
-        <w:t>B Git</w:t>
-      </w:r>
-      <w:r>
-        <w:t>版本控制材料索引</w:t>
-      </w:r>
-      <w:r>
-        <w:tab/>
-        <w:t>24</w:t>
-      </w:r>
-    </w:p>
-    <w:p>
-      <w:pPr>
-        <w:pStyle w:val="TOC1"/>
-      </w:pPr>
-      <w:r>
-        <w:t>本科生毕业论文（设计）原创性声明</w:t>
-      </w:r>
-      <w:r>
-        <w:tab/>
-        <w:t>25</w:t>
-      </w:r>
-    </w:p>
-    <w:p>
-      <w:pPr>
-        <w:pStyle w:val="TOC1"/>
-      </w:pPr>
-      <w:r>
-        <w:t>本科生毕业论文（设计）版权使用授权书</w:t>
-      </w:r>
-      <w:r>
-        <w:tab/>
-        <w:t>25</w:t>
-      </w:r>
-    </w:p>
-    <w:p>
-      <w:pPr>
-        <w:sectPr>
-          <w:headerReference w:type="default" r:id="rId12"/>
-          <w:footerReference w:type="default" r:id="rId13"/>
-          <w:pgSz w:w="11906" w:h="16838"/>
-          <w:pgMar w:top="1701" w:right="1417" w:bottom="1417" w:left="1701" w:header="1304" w:footer="1020" w:gutter="0"/>
-          <w:pgNumType w:fmt="upperRoman" w:start="1"/>
-          <w:cols w:space="720"/>
-        </w:sectPr>
-      </w:pPr>
-    </w:p>
-    <w:p>
-      <w:pPr>
-        <w:pStyle w:val="ae"/>
-        <w:keepNext/>
+    </w:p>
+    <w:p>
+      <w:pPr>
+        <w:pStyle w:val="af"/>
         <w:spacing w:before="240" w:after="240"/>
         <w:ind w:firstLineChars="0" w:firstLine="0"/>
-        <w:outlineLvl w:val="0"/>
-      </w:pPr>
-      <w:bookmarkStart w:id="0" w:name="_Toc239686768"/>
-      <w:r>
         <w:rPr>
           <w:rFonts w:ascii="黑体" w:hAnsi="黑体"/>
-          <w:color w:val="000000"/>
-          <w:sz w:val="44"/>
-        </w:rPr>
-        <w:lastRenderedPageBreak/>
-        <w:t>摘  要</w:t>
-      </w:r>
-      <w:bookmarkEnd w:id="0"/>
+        </w:rPr>
+      </w:pPr>
+      <w:r>
+        <w:t xml:space="preserve">1.1 </w:t>
+      </w:r>
+      <w:r>
+        <w:t>项目背景与目标</w:t>
+      </w:r>
     </w:p>
     <w:p>
       <w:pPr>
         <w:pStyle w:val="af0"/>
         <w:ind w:firstLine="420"/>
-        <w:jc w:val="both"/>
-      </w:pPr>
-      <w:r>
-        <w:t>红色文化景点承载着革命历史、人物事迹和地方文化记忆，但传统学习过程中，景点资料、参观心得与个人学习记录往往分散保存，不便于持续查询和回顾。为改善这一问题，本文设计并实现了一套红色文化学习打卡系统，将用户注册登录、公告浏览、红色景点查询、热门景点展示、学习心得提交和个人记录管理等功能集中在统一客户端中，同时为管理员提供用户查询以及公告、景点信息维护功能。</w:t>
+      </w:pPr>
+      <w:r>
+        <w:t>红色文化景点承载着革命历史、人物事迹和地方文化记忆。传统学习方式主要依靠课堂讲解、资料阅读和线下参观，学习者接触到的景点资料、参观心得和个人学习记录往往分散保存，不便于持续查询和回顾。为此，本项目设计并实现红色文化学习打卡系统，将内容浏览、景点查询、学习打卡和记录管理整合到同一套桌面应用中。</w:t>
       </w:r>
     </w:p>
     <w:p>
       <w:pPr>
         <w:pStyle w:val="af0"/>
         <w:ind w:firstLine="420"/>
-        <w:jc w:val="both"/>
-      </w:pPr>
-      <w:r>
-        <w:t>系统采用可视化联网</w:t>
-      </w:r>
-      <w:r>
-        <w:t>C/S</w:t>
-      </w:r>
-      <w:r>
-        <w:t>结构，由</w:t>
-      </w:r>
-      <w:r>
-        <w:t>Python</w:t>
-      </w:r>
-      <w:r>
-        <w:t>客户端、</w:t>
-      </w:r>
-      <w:r>
-        <w:t>HTTP</w:t>
-      </w:r>
-      <w:r>
-        <w:t>通信接口、</w:t>
-      </w:r>
-      <w:r>
-        <w:t>Python</w:t>
-      </w:r>
-      <w:r>
-        <w:t>服务端和</w:t>
-      </w:r>
-      <w:r>
-        <w:t>SQLite</w:t>
-      </w:r>
-      <w:r>
-        <w:t>数据库组成。客户端使用</w:t>
-      </w:r>
-      <w:r>
-        <w:t>Tkinter</w:t>
-      </w:r>
-      <w:r>
-        <w:t>与</w:t>
-      </w:r>
-      <w:r>
-        <w:t>ttk</w:t>
-      </w:r>
-      <w:r>
-        <w:t>构建交互界面，通过</w:t>
-      </w:r>
-      <w:r>
-        <w:t>ApiClient</w:t>
-      </w:r>
-      <w:r>
-        <w:t>向服务端发送</w:t>
-      </w:r>
-      <w:r>
-        <w:t>JSON</w:t>
-      </w:r>
-      <w:r>
-        <w:t>请求；服务端按照</w:t>
-      </w:r>
-      <w:r>
-        <w:t>action</w:t>
-      </w:r>
-      <w:r>
-        <w:t>分发业务操作，统一完成参数校验、会话令牌验证、角色权限检查和数据库访问。系统根据现存学习记录实时统计个人学习积分与景点打卡次数，并以打卡次数不少于</w:t>
-      </w:r>
-      <w:r>
-        <w:t>10</w:t>
-      </w:r>
-      <w:r>
-        <w:t>次作为热门景点的判定条件。注册、登录、打卡、记录修改和管理操作均由服务端集中处理，以保证业务规则和数据处理的一致性。</w:t>
+      </w:pPr>
+      <w:r>
+        <w:t>系统面向普通用户和管理员两类使用者。普通用户可以注册和登录，查看公告、全部景点和热门景点，按编号或名称查询景点，填写学习心得并完成打卡，还可以查询、排序、修改或删除自己的学习记录。管理员使用服务端代码中预先配置的唯一账号登录，可以查看普通用户，并维护公告和景点。管理员信息不写入</w:t>
+      </w:r>
+      <w:r>
+        <w:t>users</w:t>
+      </w:r>
+      <w:r>
+        <w:t>表，也不参与学习打卡。</w:t>
       </w:r>
     </w:p>
     <w:p>
       <w:pPr>
         <w:pStyle w:val="af0"/>
         <w:ind w:firstLine="420"/>
-        <w:jc w:val="both"/>
-      </w:pPr>
-      <w:r>
-        <w:t>目前系统已完成主要业务流程的实现，并能够在本机及同一局域网环境下完成客户端与服务端连接和基本功能演示。系统适用于小规模课程展示，可支持普通用户与管理员的分角色操作以及学习数据的持久化保存。受项目规模和测试条件限制，系统尚未针对大规模并发、公开网络安全和复杂推荐功能进行验证，后续可进一步完善自动化测试、访问安全和跨平台部署。</w:t>
-      </w:r>
-    </w:p>
-    <w:p>
-      <w:pPr>
-        <w:pStyle w:val="af0"/>
-        <w:ind w:firstLineChars="0" w:firstLine="0"/>
-        <w:jc w:val="both"/>
-      </w:pPr>
-      <w:r>
-        <w:t>关键词：红色文化；学习打卡；</w:t>
-      </w:r>
-      <w:r>
-        <w:t>C/S</w:t>
-      </w:r>
-      <w:r>
-        <w:t>结构；</w:t>
-      </w:r>
-      <w:r>
-        <w:t>Python</w:t>
-      </w:r>
-      <w:r>
-        <w:t>；</w:t>
-      </w:r>
-      <w:r>
-        <w:t>SQLite</w:t>
-      </w:r>
-      <w:r>
-        <w:t>；权限控制</w:t>
-      </w:r>
-    </w:p>
-    <w:p>
-      <w:pPr>
-        <w:sectPr>
-          <w:headerReference w:type="default" r:id="rId14"/>
-          <w:footerReference w:type="default" r:id="rId15"/>
-          <w:pgSz w:w="11906" w:h="16838"/>
-          <w:pgMar w:top="1701" w:right="1417" w:bottom="1417" w:left="1701" w:header="1304" w:footer="1020" w:gutter="0"/>
-          <w:pgNumType w:fmt="upperRoman"/>
-          <w:cols w:space="720"/>
-        </w:sectPr>
-      </w:pPr>
-    </w:p>
-    <w:p>
-      <w:pPr>
-        <w:pStyle w:val="ae"/>
-        <w:keepNext/>
+      </w:pPr>
+      <w:r>
+        <w:t>系统建设目标包括：形成清晰的红色文化学习流程；以当前学习记录数量计算个人积分和景点打卡次数；采用客户端与服务端分离的结构，由服务端统一完成身份验证、权限控制和数据访问。项目定位为课程设计原型，当前用于本机和同一局域网内的小规模教学演示。</w:t>
+      </w:r>
+    </w:p>
+    <w:p>
+      <w:pPr>
+        <w:pStyle w:val="af"/>
         <w:spacing w:before="240" w:after="240"/>
         <w:ind w:firstLineChars="0" w:firstLine="0"/>
-        <w:outlineLvl w:val="0"/>
-      </w:pPr>
-      <w:bookmarkStart w:id="1" w:name="_Toc239686769"/>
-      <w:r>
-        <w:rPr>
-          <w:rFonts w:ascii="黑体" w:hAnsi="黑体"/>
-          <w:color w:val="000000"/>
-          <w:sz w:val="44"/>
-        </w:rPr>
-        <w:lastRenderedPageBreak/>
-        <w:t>Abstract</w:t>
-      </w:r>
-      <w:bookmarkEnd w:id="1"/>
-    </w:p>
-    <w:p>
-      <w:pPr>
-        <w:pStyle w:val="af0"/>
-        <w:ind w:firstLineChars="100" w:firstLine="210"/>
-        <w:jc w:val="both"/>
-      </w:pPr>
-      <w:r>
-        <w:t>Red cultural heritage sites preserve revolutionary history, important figures, and local cultural memory. However, learning materials, visit reflections, and personal learning records are often stored separately in conventional learning activities, making continuous retrieval and review inconvenient. To address this problem, this thesis designs and implements a red culture learning check-in system. The system integrates user registration and login, announcement browsing, red heritage site search, popular-site display, learning reflection submission, and personal record management in one client. It also provides administrators with user inquiry and announcement and site maintenance functions.</w:t>
-      </w:r>
-    </w:p>
-    <w:p>
-      <w:pPr>
-        <w:pStyle w:val="af0"/>
-        <w:ind w:firstLine="420"/>
-        <w:jc w:val="both"/>
-      </w:pPr>
-      <w:r>
-        <w:t>The system adopts a networked client/server architecture and consists of a Python client, an HTTP communication interface, a Python server, and an SQLite database. The client uses Tkinter and ttk to build the graphical interface and sends JSON requests through ApiClient. The server dispatches operations by action and centrally performs parameter validation, session-token authentication, role-based access control, and database access. Learning scores and site check-in counts are calculated in real time from existing learning records, and a site is regarded as popular when its check-in count reaches ten. Registration, login, check-in, record updates, and administrative operations are handled by the server to maintain consistent business rules and data processing.</w:t>
-      </w:r>
-    </w:p>
-    <w:p>
-      <w:pPr>
-        <w:pStyle w:val="af0"/>
-        <w:ind w:firstLine="420"/>
-        <w:jc w:val="both"/>
-      </w:pPr>
-      <w:r>
-        <w:t>The main business processes have been implemented, and the client can connect to the server for basic functional demonstrations on the same computer or within a local area network. The system is suitable for small-scale course demonstrations and supports role-based operations and persistent storage of learning data. Large-scale concurrency, public-network security, and advanced recommendation functions have not yet been verified and remain directions for further work.</w:t>
-      </w:r>
-    </w:p>
-    <w:p>
-      <w:pPr>
-        <w:pStyle w:val="af0"/>
-        <w:ind w:firstLineChars="0" w:firstLine="0"/>
-        <w:jc w:val="both"/>
-      </w:pPr>
-      <w:r>
-        <w:t>Key Words: red culture; learning check-in; client/server architecture; Python; SQLite; access control</w:t>
-      </w:r>
-    </w:p>
-    <w:p>
-      <w:pPr>
-        <w:sectPr>
-          <w:headerReference w:type="default" r:id="rId16"/>
-          <w:footerReference w:type="default" r:id="rId17"/>
-          <w:pgSz w:w="11906" w:h="16838"/>
-          <w:pgMar w:top="1701" w:right="1417" w:bottom="1417" w:left="1701" w:header="1304" w:footer="1020" w:gutter="0"/>
-          <w:pgNumType w:fmt="upperRoman"/>
-          <w:cols w:space="720"/>
-        </w:sectPr>
-      </w:pPr>
-    </w:p>
-    <w:p>
-      <w:pPr>
-        <w:pStyle w:val="ae"/>
-        <w:keepNext/>
-        <w:spacing w:before="240" w:after="240"/>
-        <w:ind w:firstLine="640"/>
-      </w:pPr>
-      <w:r>
-        <w:rPr>
-          <w:rFonts w:ascii="黑体" w:hAnsi="黑体"/>
-        </w:rPr>
-        <w:lastRenderedPageBreak/>
-        <w:t>第一章 系统分析</w:t>
-      </w:r>
-    </w:p>
-    <w:p>
-      <w:pPr>
-        <w:pStyle w:val="af"/>
-        <w:keepNext/>
-        <w:spacing w:before="240" w:after="240" w:line="0" w:lineRule="atLeast"/>
-        <w:ind w:firstLine="480"/>
-      </w:pPr>
-      <w:r>
-        <w:rPr>
-          <w:rFonts w:ascii="黑体" w:hAnsi="黑体"/>
-        </w:rPr>
-        <w:t>1.1 项目背景与目标</w:t>
-      </w:r>
-    </w:p>
-    <w:p>
-      <w:pPr>
-        <w:pStyle w:val="af0"/>
-        <w:ind w:firstLine="420"/>
-      </w:pPr>
-      <w:r>
-        <w:t>红色文化景点承载着革命历史、人物事迹和地方文化记忆。传统学习方式主要依靠课堂讲解、资料阅读和线下参观，学习者接触到的景点资料、参观心得和个人学习记录往往分散保存，不便于持续查询和回顾。为此，本项目设计并实现红色文化学习打卡系统，把内容浏览、景点查询、学习打卡和记录管理整合到同一套桌面应用中。</w:t>
-      </w:r>
-    </w:p>
-    <w:p>
-      <w:pPr>
-        <w:pStyle w:val="af0"/>
-        <w:ind w:firstLine="420"/>
-      </w:pPr>
-      <w:r>
-        <w:t>系统面向普通用户和管理员两类使用者。普通用户可以注册和登录，查看公告、全部景点和热门景点，按编号或名称查询景点，填写学习心得并完成打卡，还可以查询、排序、修改或删除自己的学习记录。管理员使用服务端代码中固定配置的唯一账号登录，可以查看普通用户，并维护公告和景点。管理员信息不写入</w:t>
-      </w:r>
-      <w:r>
-        <w:t>users</w:t>
-      </w:r>
-      <w:r>
-        <w:t>表，也不参与学习打卡。</w:t>
-      </w:r>
-    </w:p>
-    <w:p>
-      <w:pPr>
-        <w:pStyle w:val="af0"/>
-        <w:ind w:firstLine="420"/>
-      </w:pPr>
-      <w:r>
-        <w:t>系统建设目标包括：形成清晰的红色文化学习流程；以现存学习记录数量计算个人积分和景点打卡次数；采用客户端与服务端分离的结构，由服务端统一完成身份验证、权限控制和数据访问。项目定位为课程设计原型，当前用于本机和同一局域网内的小规模教学演示。</w:t>
-      </w:r>
-    </w:p>
-    <w:p>
-      <w:pPr>
-        <w:pStyle w:val="af"/>
-        <w:keepNext/>
-        <w:spacing w:before="240" w:after="240"/>
-        <w:ind w:firstLine="480"/>
-      </w:pPr>
-      <w:r>
-        <w:rPr>
-          <w:rFonts w:ascii="黑体" w:hAnsi="黑体"/>
-        </w:rPr>
-        <w:t>1.2 业务流程分析</w:t>
+      </w:pPr>
+      <w:r>
+        <w:t xml:space="preserve">1.2 </w:t>
+      </w:r>
+      <w:r>
+        <w:t>业务流程分析</w:t>
       </w:r>
     </w:p>
     <w:p>
@@ -1951,7 +1018,7 @@
                     <pic:cNvPicPr/>
                   </pic:nvPicPr>
                   <pic:blipFill>
-                    <a:blip r:embed="rId18" cstate="print">
+                    <a:blip r:embed="rId12" cstate="print">
                       <a:extLst>
                         <a:ext uri="{28A0092B-C50C-407E-A947-70E740481C1C}">
                           <a14:useLocalDpi xmlns:a14="http://schemas.microsoft.com/office/drawing/2010/main" val="0"/>
@@ -2001,16 +1068,28 @@
     </w:p>
     <w:p>
       <w:pPr>
+        <w:pStyle w:val="af0"/>
+        <w:spacing w:before="60" w:after="120"/>
+        <w:ind w:firstLine="360"/>
+        <w:jc w:val="center"/>
+        <w:rPr>
+          <w:rFonts w:ascii="黑体" w:eastAsia="黑体" w:hAnsi="黑体" w:hint="eastAsia"/>
+          <w:sz w:val="18"/>
+          <w:szCs w:val="18"/>
+        </w:rPr>
+      </w:pPr>
+    </w:p>
+    <w:p>
+      <w:pPr>
         <w:pStyle w:val="af"/>
-        <w:keepNext/>
         <w:spacing w:before="240" w:after="240"/>
-        <w:ind w:firstLine="480"/>
-      </w:pPr>
-      <w:r>
-        <w:rPr>
-          <w:rFonts w:ascii="黑体" w:hAnsi="黑体"/>
-        </w:rPr>
-        <w:t>1.3 事件列表与用例分析</w:t>
+        <w:ind w:firstLineChars="0" w:firstLine="0"/>
+      </w:pPr>
+      <w:r>
+        <w:t xml:space="preserve">1.3 </w:t>
+      </w:r>
+      <w:r>
+        <w:t>事件列表与用例分析</w:t>
       </w:r>
     </w:p>
     <w:p>
@@ -2032,12 +1111,9 @@
       <w:pPr>
         <w:pStyle w:val="af0"/>
         <w:ind w:firstLine="420"/>
-      </w:pPr>
-    </w:p>
-    <w:p>
-      <w:pPr>
-        <w:pStyle w:val="af0"/>
-        <w:ind w:firstLine="420"/>
+        <w:rPr>
+          <w:rFonts w:hint="eastAsia"/>
+        </w:rPr>
       </w:pPr>
     </w:p>
     <w:p>
@@ -3715,7 +2791,7 @@
         <w:ind w:firstLine="420"/>
       </w:pPr>
       <w:r>
-        <w:t>事件列表可以进一步确定系统边界、参与者以及参与者能够使用的功能。普通用户主要完成学习内容查询和个人打卡管理，管理员主要完成基础内容维护。系统用例图见图</w:t>
+        <w:t>通过事件列表可以进一步明确系统边界、参与者及其可使用的功能。普通用户主要完成学习内容查询和个人打卡管理，管理员主要完成基础内容维护。系统用例图见图</w:t>
       </w:r>
       <w:r>
         <w:t>1.2</w:t>
@@ -3727,7 +2803,6 @@
     <w:p>
       <w:pPr>
         <w:pStyle w:val="af0"/>
-        <w:keepNext/>
         <w:spacing w:before="60" w:after="60" w:line="240" w:lineRule="auto"/>
         <w:ind w:firstLine="420"/>
         <w:jc w:val="center"/>
@@ -3737,7 +2812,7 @@
           <w:noProof/>
         </w:rPr>
         <w:drawing>
-          <wp:inline distT="0" distB="0" distL="0" distR="0" wp14:anchorId="77E6B5A8" wp14:editId="4A335EEB">
+          <wp:inline distT="0" distB="0" distL="0" distR="0" wp14:anchorId="77E6B5A8" wp14:editId="48C0D9C7">
             <wp:extent cx="3067941" cy="4209301"/>
             <wp:effectExtent l="0" t="0" r="5715" b="0"/>
             <wp:docPr id="8" name="Picture 8"/>
@@ -3752,7 +2827,7 @@
                     <pic:cNvPicPr/>
                   </pic:nvPicPr>
                   <pic:blipFill>
-                    <a:blip r:embed="rId19"/>
+                    <a:blip r:embed="rId13"/>
                     <a:stretch>
                       <a:fillRect/>
                     </a:stretch>
@@ -3760,7 +2835,7 @@
                   <pic:spPr>
                     <a:xfrm>
                       <a:off x="0" y="0"/>
-                      <a:ext cx="3266934" cy="4482325"/>
+                      <a:ext cx="3067941" cy="4209301"/>
                     </a:xfrm>
                     <a:prstGeom prst="rect">
                       <a:avLst/>
@@ -3793,16 +2868,15 @@
     <w:p>
       <w:pPr>
         <w:pStyle w:val="af1"/>
-        <w:keepNext/>
         <w:spacing w:before="240" w:after="240"/>
-        <w:ind w:firstLine="420"/>
-      </w:pPr>
-      <w:r>
-        <w:rPr>
-          <w:rFonts w:ascii="黑体" w:hAnsi="黑体"/>
-        </w:rPr>
+        <w:ind w:firstLineChars="0" w:firstLine="0"/>
+      </w:pPr>
+      <w:r>
         <w:lastRenderedPageBreak/>
-        <w:t>1.3.1 普通用户用例描述</w:t>
+        <w:t xml:space="preserve">1.3.1 </w:t>
+      </w:r>
+      <w:r>
+        <w:t>普通用户用例描述</w:t>
       </w:r>
     </w:p>
     <w:p>
@@ -3819,6 +2893,15 @@
       <w:r>
         <w:t>。</w:t>
       </w:r>
+    </w:p>
+    <w:p>
+      <w:pPr>
+        <w:pStyle w:val="af0"/>
+        <w:ind w:firstLine="420"/>
+        <w:rPr>
+          <w:rFonts w:hint="eastAsia"/>
+        </w:rPr>
+      </w:pPr>
     </w:p>
     <w:p>
       <w:pPr>
@@ -4325,7 +3408,7 @@
                 <w:sz w:val="18"/>
                 <w:szCs w:val="18"/>
               </w:rPr>
-              <w:t>表新增一条记录，用户积分和景点打卡次数随实时统计增加</w:t>
+              <w:t>表新增一条记录，用户积分和景点打卡次数的实时统计结果随之增加</w:t>
             </w:r>
           </w:p>
         </w:tc>
@@ -4334,15 +3417,14 @@
     <w:p>
       <w:pPr>
         <w:pStyle w:val="af1"/>
-        <w:keepNext/>
         <w:spacing w:before="240" w:after="240"/>
-        <w:ind w:firstLine="420"/>
-      </w:pPr>
-      <w:r>
-        <w:rPr>
-          <w:rFonts w:ascii="黑体" w:hAnsi="黑体"/>
-        </w:rPr>
-        <w:t>1.3.2 管理员用例描述</w:t>
+        <w:ind w:firstLineChars="0" w:firstLine="0"/>
+      </w:pPr>
+      <w:r>
+        <w:t xml:space="preserve">1.3.2 </w:t>
+      </w:r>
+      <w:r>
+        <w:t>管理员用例描述</w:t>
       </w:r>
     </w:p>
     <w:p>
@@ -4359,7 +3441,7 @@
       </w:r>
       <w:proofErr w:type="spellEnd"/>
       <w:r>
-        <w:t>标记检查权限，客户端是否显示管理选项卡只负责改善操作体验，不能代替服务端鉴权。普通用户直接构造管理请求时，服务端仍会拒绝。管理员内容维护用例见表</w:t>
+        <w:t>标记检查权限，客户端是否显示管理选项卡只负责改善操作体验，不能替代服务端权限校验。普通用户直接构造管理请求时，服务端仍会拒绝。管理员内容维护用例见表</w:t>
       </w:r>
       <w:r>
         <w:t>1.3</w:t>
@@ -4865,32 +3947,30 @@
     <w:p>
       <w:pPr>
         <w:pStyle w:val="af"/>
-        <w:keepNext/>
         <w:spacing w:before="240" w:after="240"/>
-        <w:ind w:firstLine="480"/>
-        <w:rPr>
-          <w:rFonts w:ascii="黑体" w:hAnsi="黑体"/>
-        </w:rPr>
+        <w:ind w:firstLineChars="0" w:firstLine="0"/>
       </w:pPr>
     </w:p>
     <w:p>
       <w:pPr>
         <w:pStyle w:val="af"/>
-        <w:keepNext/>
         <w:spacing w:before="240" w:after="240"/>
-        <w:ind w:firstLine="480"/>
-      </w:pPr>
-      <w:r>
-        <w:rPr>
-          <w:rFonts w:ascii="黑体" w:hAnsi="黑体"/>
-        </w:rPr>
-        <w:t>1.4 静态类分析</w:t>
+        <w:ind w:firstLineChars="0" w:firstLine="0"/>
+      </w:pPr>
+      <w:r>
+        <w:t xml:space="preserve">1.4 </w:t>
+      </w:r>
+      <w:r>
+        <w:t>静态类分析</w:t>
       </w:r>
     </w:p>
     <w:p>
       <w:pPr>
         <w:pStyle w:val="af0"/>
         <w:ind w:firstLine="420"/>
+        <w:rPr>
+          <w:rFonts w:hint="eastAsia"/>
+        </w:rPr>
       </w:pPr>
       <w:r>
         <w:t>根据事件列表和用例描述，系统包含</w:t>
@@ -4921,7 +4001,7 @@
         <w:t>Announcement</w:t>
       </w:r>
       <w:r>
-        <w:t>四个领域实体。管理员属于服务端固定身份，不是数据库实体。</w:t>
+        <w:t>四个领域实体。管理员身份由服务端固定配置，不作为数据库实体。</w:t>
       </w:r>
       <w:r>
         <w:t>User</w:t>
@@ -4975,12 +4055,6 @@
       <w:r>
         <w:t>形成多对多学习关系。积分和景点打卡次数属于派生数据，不单独存储。</w:t>
       </w:r>
-    </w:p>
-    <w:p>
-      <w:pPr>
-        <w:pStyle w:val="af0"/>
-        <w:ind w:firstLine="420"/>
-      </w:pPr>
     </w:p>
     <w:p>
       <w:pPr>
@@ -5454,7 +4528,7 @@
                 <w:rFonts w:ascii="宋体" w:hAnsi="宋体"/>
                 <w:sz w:val="18"/>
               </w:rPr>
-              <w:t>一次用户学习打卡事实</w:t>
+              <w:t>一条用户学习打卡记录</w:t>
             </w:r>
           </w:p>
         </w:tc>
@@ -5628,7 +4702,7 @@
                     <pic:cNvPicPr/>
                   </pic:nvPicPr>
                   <pic:blipFill>
-                    <a:blip r:embed="rId20" cstate="print">
+                    <a:blip r:embed="rId14" cstate="print">
                       <a:extLst>
                         <a:ext uri="{28A0092B-C50C-407E-A947-70E740481C1C}">
                           <a14:useLocalDpi xmlns:a14="http://schemas.microsoft.com/office/drawing/2010/main" val="0"/>
@@ -5679,21 +4753,28 @@
     <w:p>
       <w:pPr>
         <w:pStyle w:val="af"/>
-        <w:keepNext/>
         <w:spacing w:before="240" w:after="240"/>
-        <w:ind w:firstLine="480"/>
-      </w:pPr>
-      <w:r>
+        <w:ind w:firstLineChars="0" w:firstLine="0"/>
         <w:rPr>
           <w:rFonts w:ascii="黑体" w:hAnsi="黑体"/>
-        </w:rPr>
-        <w:t>1.5 顺序图与分析类图</w:t>
+          <w:sz w:val="18"/>
+          <w:szCs w:val="18"/>
+        </w:rPr>
+      </w:pPr>
+      <w:r>
+        <w:t xml:space="preserve">1.5 </w:t>
+      </w:r>
+      <w:r>
+        <w:t>顺序图与分析类图</w:t>
       </w:r>
     </w:p>
     <w:p>
       <w:pPr>
         <w:pStyle w:val="af0"/>
         <w:ind w:firstLine="420"/>
+        <w:rPr>
+          <w:rFonts w:hint="eastAsia"/>
+        </w:rPr>
       </w:pPr>
       <w:r>
         <w:t>学习打卡涉及客户端界面、通信类、</w:t>
@@ -6769,7 +5850,6 @@
     <w:p>
       <w:pPr>
         <w:pStyle w:val="af0"/>
-        <w:keepNext/>
         <w:spacing w:line="240" w:lineRule="auto"/>
         <w:ind w:firstLine="420"/>
         <w:jc w:val="center"/>
@@ -6795,7 +5875,7 @@
                     <pic:cNvPicPr/>
                   </pic:nvPicPr>
                   <pic:blipFill>
-                    <a:blip r:embed="rId21" cstate="print">
+                    <a:blip r:embed="rId15" cstate="print">
                       <a:extLst>
                         <a:ext uri="{28A0092B-C50C-407E-A947-70E740481C1C}">
                           <a14:useLocalDpi xmlns:a14="http://schemas.microsoft.com/office/drawing/2010/main" val="0"/>
@@ -6909,7 +5989,7 @@
                     <pic:cNvPicPr/>
                   </pic:nvPicPr>
                   <pic:blipFill>
-                    <a:blip r:embed="rId22" cstate="print">
+                    <a:blip r:embed="rId16" cstate="print">
                       <a:extLst>
                         <a:ext uri="{28A0092B-C50C-407E-A947-70E740481C1C}">
                           <a14:useLocalDpi xmlns:a14="http://schemas.microsoft.com/office/drawing/2010/main" val="0"/>
@@ -6943,38 +6023,33 @@
         <w:ind w:firstLine="360"/>
         <w:jc w:val="center"/>
         <w:rPr>
-          <w:rFonts w:ascii="黑体" w:eastAsia="黑体" w:hAnsi="黑体"/>
+          <w:rFonts w:ascii="黑体" w:eastAsia="黑体" w:hAnsi="黑体" w:hint="eastAsia"/>
           <w:sz w:val="18"/>
           <w:szCs w:val="18"/>
         </w:rPr>
-      </w:pPr>
-      <w:r>
-        <w:rPr>
-          <w:rFonts w:ascii="黑体" w:eastAsia="黑体" w:hAnsi="黑体"/>
-          <w:sz w:val="18"/>
-          <w:szCs w:val="18"/>
-        </w:rPr>
-        <w:t>图1.5 分析类图（含属性和方法）</w:t>
-      </w:r>
-    </w:p>
-    <w:p>
-      <w:pPr>
         <w:sectPr>
-          <w:headerReference w:type="default" r:id="rId23"/>
-          <w:footerReference w:type="default" r:id="rId24"/>
+          <w:headerReference w:type="default" r:id="rId17"/>
+          <w:footerReference w:type="default" r:id="rId18"/>
           <w:pgSz w:w="11906" w:h="16838"/>
           <w:pgMar w:top="1701" w:right="1417" w:bottom="1417" w:left="1701" w:header="1304" w:footer="1020" w:gutter="0"/>
           <w:pgNumType w:start="1"/>
           <w:cols w:space="720"/>
         </w:sectPr>
       </w:pPr>
+      <w:r>
+        <w:rPr>
+          <w:rFonts w:ascii="黑体" w:eastAsia="黑体" w:hAnsi="黑体"/>
+          <w:sz w:val="18"/>
+          <w:szCs w:val="18"/>
+        </w:rPr>
+        <w:t>图1.5 分析类图（含属性和方法）</w:t>
+      </w:r>
     </w:p>
     <w:p>
       <w:pPr>
         <w:pStyle w:val="ae"/>
-        <w:keepNext/>
         <w:spacing w:before="240" w:after="240"/>
-        <w:ind w:firstLine="640"/>
+        <w:ind w:firstLineChars="0" w:firstLine="0"/>
       </w:pPr>
       <w:r>
         <w:rPr>
@@ -6987,29 +6062,27 @@
     <w:p>
       <w:pPr>
         <w:pStyle w:val="af"/>
-        <w:keepNext/>
         <w:spacing w:before="240" w:after="240"/>
-        <w:ind w:firstLine="480"/>
-      </w:pPr>
-      <w:r>
-        <w:rPr>
-          <w:rFonts w:ascii="黑体" w:hAnsi="黑体"/>
-        </w:rPr>
-        <w:t>2.1 体系结构模型</w:t>
+        <w:ind w:firstLineChars="0" w:firstLine="0"/>
+      </w:pPr>
+      <w:r>
+        <w:t xml:space="preserve">2.1 </w:t>
+      </w:r>
+      <w:r>
+        <w:t>体系结构模型</w:t>
       </w:r>
     </w:p>
     <w:p>
       <w:pPr>
         <w:pStyle w:val="af1"/>
-        <w:keepNext/>
         <w:spacing w:before="240" w:after="240"/>
-        <w:ind w:firstLine="420"/>
-      </w:pPr>
-      <w:r>
-        <w:rPr>
-          <w:rFonts w:ascii="黑体" w:hAnsi="黑体"/>
-        </w:rPr>
-        <w:t>2.1.1 逻辑结构设计</w:t>
+        <w:ind w:firstLineChars="0" w:firstLine="0"/>
+      </w:pPr>
+      <w:r>
+        <w:t xml:space="preserve">2.1.1 </w:t>
+      </w:r>
+      <w:r>
+        <w:t>逻辑结构设计</w:t>
       </w:r>
     </w:p>
     <w:p>
@@ -7084,13 +6157,9 @@
     <w:p>
       <w:pPr>
         <w:pStyle w:val="af0"/>
-        <w:keepNext/>
         <w:spacing w:line="240" w:lineRule="auto"/>
         <w:ind w:firstLine="420"/>
         <w:jc w:val="center"/>
-        <w:rPr>
-          <w:rFonts w:hint="eastAsia"/>
-        </w:rPr>
       </w:pPr>
       <w:r>
         <w:rPr>
@@ -7098,7 +6167,7 @@
           <w:noProof/>
         </w:rPr>
         <w:drawing>
-          <wp:inline distT="0" distB="0" distL="0" distR="0" wp14:anchorId="6D82A981" wp14:editId="4B3F38E8">
+          <wp:inline distT="0" distB="0" distL="0" distR="0" wp14:anchorId="6D82A981" wp14:editId="2F669835">
             <wp:extent cx="5580380" cy="3720465"/>
             <wp:effectExtent l="0" t="0" r="0" b="635"/>
             <wp:docPr id="1057187372" name="图片 1"/>
@@ -7113,7 +6182,7 @@
                     <pic:cNvPicPr/>
                   </pic:nvPicPr>
                   <pic:blipFill>
-                    <a:blip r:embed="rId25" cstate="print">
+                    <a:blip r:embed="rId19" cstate="print">
                       <a:extLst>
                         <a:ext uri="{28A0092B-C50C-407E-A947-70E740481C1C}">
                           <a14:useLocalDpi xmlns:a14="http://schemas.microsoft.com/office/drawing/2010/main" val="0"/>
@@ -7164,15 +6233,14 @@
     <w:p>
       <w:pPr>
         <w:pStyle w:val="af1"/>
-        <w:keepNext/>
         <w:spacing w:before="240" w:after="240"/>
-        <w:ind w:firstLine="420"/>
-      </w:pPr>
-      <w:r>
-        <w:rPr>
-          <w:rFonts w:ascii="黑体" w:hAnsi="黑体"/>
-        </w:rPr>
-        <w:t>2.1.2 物理结构设计</w:t>
+        <w:ind w:firstLineChars="0" w:firstLine="0"/>
+      </w:pPr>
+      <w:r>
+        <w:t xml:space="preserve">2.1.2 </w:t>
+      </w:r>
+      <w:r>
+        <w:t>物理结构设计</w:t>
       </w:r>
     </w:p>
     <w:p>
@@ -7217,13 +6285,9 @@
     <w:p>
       <w:pPr>
         <w:pStyle w:val="af0"/>
-        <w:keepNext/>
         <w:spacing w:line="240" w:lineRule="auto"/>
         <w:ind w:firstLine="420"/>
         <w:jc w:val="center"/>
-        <w:rPr>
-          <w:rFonts w:hint="eastAsia"/>
-        </w:rPr>
       </w:pPr>
       <w:r>
         <w:rPr>
@@ -7247,7 +6311,7 @@
                     <pic:cNvPicPr/>
                   </pic:nvPicPr>
                   <pic:blipFill>
-                    <a:blip r:embed="rId26" cstate="print">
+                    <a:blip r:embed="rId20" cstate="print">
                       <a:extLst>
                         <a:ext uri="{28A0092B-C50C-407E-A947-70E740481C1C}">
                           <a14:useLocalDpi xmlns:a14="http://schemas.microsoft.com/office/drawing/2010/main" val="0"/>
@@ -7298,15 +6362,14 @@
     <w:p>
       <w:pPr>
         <w:pStyle w:val="af"/>
-        <w:keepNext/>
         <w:spacing w:before="240" w:after="240"/>
-        <w:ind w:firstLine="480"/>
-      </w:pPr>
-      <w:r>
-        <w:rPr>
-          <w:rFonts w:ascii="黑体" w:hAnsi="黑体"/>
-        </w:rPr>
-        <w:t>2.2 类的设计</w:t>
+        <w:ind w:firstLineChars="0" w:firstLine="0"/>
+      </w:pPr>
+      <w:r>
+        <w:t xml:space="preserve">2.2 </w:t>
+      </w:r>
+      <w:r>
+        <w:t>类的设计</w:t>
       </w:r>
     </w:p>
     <w:p>
@@ -7329,6 +6392,15 @@
       <w:r>
         <w:t>。</w:t>
       </w:r>
+    </w:p>
+    <w:p>
+      <w:pPr>
+        <w:pStyle w:val="af0"/>
+        <w:ind w:firstLine="420"/>
+        <w:rPr>
+          <w:rFonts w:hint="eastAsia"/>
+        </w:rPr>
+      </w:pPr>
     </w:p>
     <w:p>
       <w:pPr>
@@ -8421,13 +7493,8 @@
     <w:p>
       <w:pPr>
         <w:pStyle w:val="af0"/>
-        <w:keepNext/>
         <w:spacing w:line="240" w:lineRule="auto"/>
         <w:ind w:firstLine="420"/>
-        <w:jc w:val="center"/>
-        <w:rPr>
-          <w:rFonts w:hint="eastAsia"/>
-        </w:rPr>
       </w:pPr>
       <w:r>
         <w:rPr>
@@ -8451,7 +7518,7 @@
                     <pic:cNvPicPr/>
                   </pic:nvPicPr>
                   <pic:blipFill>
-                    <a:blip r:embed="rId27" cstate="print">
+                    <a:blip r:embed="rId21" cstate="print">
                       <a:extLst>
                         <a:ext uri="{28A0092B-C50C-407E-A947-70E740481C1C}">
                           <a14:useLocalDpi xmlns:a14="http://schemas.microsoft.com/office/drawing/2010/main" val="0"/>
@@ -8502,29 +7569,27 @@
     <w:p>
       <w:pPr>
         <w:pStyle w:val="af"/>
-        <w:keepNext/>
         <w:spacing w:before="240" w:after="240"/>
-        <w:ind w:firstLine="480"/>
-      </w:pPr>
-      <w:r>
-        <w:rPr>
-          <w:rFonts w:ascii="黑体" w:hAnsi="黑体"/>
-        </w:rPr>
-        <w:t>2.3 数据库设计</w:t>
+        <w:ind w:firstLineChars="0" w:firstLine="0"/>
+      </w:pPr>
+      <w:r>
+        <w:t xml:space="preserve">2.3 </w:t>
+      </w:r>
+      <w:r>
+        <w:t>数据库设计</w:t>
       </w:r>
     </w:p>
     <w:p>
       <w:pPr>
         <w:pStyle w:val="af1"/>
-        <w:keepNext/>
         <w:spacing w:before="240" w:after="240"/>
-        <w:ind w:firstLine="420"/>
-      </w:pPr>
-      <w:r>
-        <w:rPr>
-          <w:rFonts w:ascii="黑体" w:hAnsi="黑体"/>
-        </w:rPr>
-        <w:t>2.3.1 EAD实体属性设计</w:t>
+        <w:ind w:firstLineChars="0" w:firstLine="0"/>
+      </w:pPr>
+      <w:r>
+        <w:t>2.3.1 EAD</w:t>
+      </w:r>
+      <w:r>
+        <w:t>实体属性设计</w:t>
       </w:r>
     </w:p>
     <w:p>
@@ -8578,13 +7643,9 @@
     <w:p>
       <w:pPr>
         <w:pStyle w:val="af0"/>
-        <w:keepNext/>
         <w:spacing w:line="240" w:lineRule="auto"/>
         <w:ind w:firstLine="420"/>
         <w:jc w:val="center"/>
-        <w:rPr>
-          <w:rFonts w:hint="eastAsia"/>
-        </w:rPr>
       </w:pPr>
       <w:r>
         <w:rPr>
@@ -8593,9 +7654,9 @@
         </w:rPr>
         <w:lastRenderedPageBreak/>
         <w:drawing>
-          <wp:inline distT="0" distB="0" distL="0" distR="0" wp14:anchorId="1E828924" wp14:editId="79CF9E67">
-            <wp:extent cx="5580380" cy="3786505"/>
-            <wp:effectExtent l="0" t="0" r="0" b="0"/>
+          <wp:inline distT="0" distB="0" distL="0" distR="0" wp14:anchorId="1E828924" wp14:editId="4CA29EE1">
+            <wp:extent cx="4918745" cy="3337560"/>
+            <wp:effectExtent l="0" t="0" r="0" b="2540"/>
             <wp:docPr id="711402923" name="图片 4"/>
             <wp:cNvGraphicFramePr>
               <a:graphicFrameLocks xmlns:a="http://schemas.openxmlformats.org/drawingml/2006/main" noChangeAspect="1"/>
@@ -8608,7 +7669,7 @@
                     <pic:cNvPicPr/>
                   </pic:nvPicPr>
                   <pic:blipFill>
-                    <a:blip r:embed="rId28" cstate="print">
+                    <a:blip r:embed="rId22" cstate="print">
                       <a:extLst>
                         <a:ext uri="{28A0092B-C50C-407E-A947-70E740481C1C}">
                           <a14:useLocalDpi xmlns:a14="http://schemas.microsoft.com/office/drawing/2010/main" val="0"/>
@@ -8622,7 +7683,7 @@
                   <pic:spPr>
                     <a:xfrm>
                       <a:off x="0" y="0"/>
-                      <a:ext cx="5580380" cy="3786505"/>
+                      <a:ext cx="4944901" cy="3355308"/>
                     </a:xfrm>
                     <a:prstGeom prst="rect">
                       <a:avLst/>
@@ -8659,15 +7720,14 @@
     <w:p>
       <w:pPr>
         <w:pStyle w:val="af1"/>
-        <w:keepNext/>
         <w:spacing w:before="240" w:after="240"/>
-        <w:ind w:firstLine="420"/>
-      </w:pPr>
-      <w:r>
-        <w:rPr>
-          <w:rFonts w:ascii="黑体" w:hAnsi="黑体"/>
-        </w:rPr>
-        <w:t>2.3.2 ERD实体关系设计</w:t>
+        <w:ind w:firstLineChars="0" w:firstLine="0"/>
+      </w:pPr>
+      <w:r>
+        <w:t>2.3.2 ERD</w:t>
+      </w:r>
+      <w:r>
+        <w:t>实体关系设计</w:t>
       </w:r>
     </w:p>
     <w:p>
@@ -8727,23 +7787,18 @@
     <w:p>
       <w:pPr>
         <w:pStyle w:val="af0"/>
-        <w:keepNext/>
         <w:spacing w:line="240" w:lineRule="auto"/>
         <w:ind w:firstLine="420"/>
         <w:jc w:val="center"/>
-        <w:rPr>
-          <w:rFonts w:hint="eastAsia"/>
-        </w:rPr>
       </w:pPr>
       <w:r>
         <w:rPr>
           <w:rFonts w:hint="eastAsia"/>
           <w:noProof/>
         </w:rPr>
-        <w:lastRenderedPageBreak/>
         <w:drawing>
-          <wp:inline distT="0" distB="0" distL="0" distR="0" wp14:anchorId="23D39A02" wp14:editId="66A59846">
-            <wp:extent cx="5580380" cy="3534410"/>
+          <wp:inline distT="0" distB="0" distL="0" distR="0" wp14:anchorId="23D39A02" wp14:editId="6217F86F">
+            <wp:extent cx="5073646" cy="3213463"/>
             <wp:effectExtent l="0" t="0" r="0" b="0"/>
             <wp:docPr id="2095629658" name="图片 5"/>
             <wp:cNvGraphicFramePr>
@@ -8757,7 +7812,7 @@
                     <pic:cNvPicPr/>
                   </pic:nvPicPr>
                   <pic:blipFill>
-                    <a:blip r:embed="rId29" cstate="print">
+                    <a:blip r:embed="rId23" cstate="print">
                       <a:extLst>
                         <a:ext uri="{28A0092B-C50C-407E-A947-70E740481C1C}">
                           <a14:useLocalDpi xmlns:a14="http://schemas.microsoft.com/office/drawing/2010/main" val="0"/>
@@ -8771,7 +7826,7 @@
                   <pic:spPr>
                     <a:xfrm>
                       <a:off x="0" y="0"/>
-                      <a:ext cx="5580380" cy="3534410"/>
+                      <a:ext cx="5126802" cy="3247130"/>
                     </a:xfrm>
                     <a:prstGeom prst="rect">
                       <a:avLst/>
@@ -8808,15 +7863,15 @@
     <w:p>
       <w:pPr>
         <w:pStyle w:val="af1"/>
-        <w:keepNext/>
         <w:spacing w:before="240" w:after="240"/>
-        <w:ind w:firstLine="420"/>
-      </w:pPr>
-      <w:r>
-        <w:rPr>
-          <w:rFonts w:ascii="黑体" w:hAnsi="黑体"/>
-        </w:rPr>
-        <w:t>2.3.3 关系数据模型</w:t>
+        <w:ind w:firstLineChars="0" w:firstLine="0"/>
+      </w:pPr>
+      <w:r>
+        <w:lastRenderedPageBreak/>
+        <w:t xml:space="preserve">2.3.3 </w:t>
+      </w:r>
+      <w:r>
+        <w:t>关系数据模型</w:t>
       </w:r>
     </w:p>
     <w:p>
@@ -9026,15 +8081,14 @@
     <w:p>
       <w:pPr>
         <w:pStyle w:val="af1"/>
-        <w:keepNext/>
         <w:spacing w:before="240" w:after="240"/>
-        <w:ind w:firstLine="420"/>
-      </w:pPr>
-      <w:r>
-        <w:rPr>
-          <w:rFonts w:ascii="黑体" w:hAnsi="黑体"/>
-        </w:rPr>
-        <w:t>2.3.4 数据表结构</w:t>
+        <w:ind w:firstLineChars="0" w:firstLine="0"/>
+      </w:pPr>
+      <w:r>
+        <w:t xml:space="preserve">2.3.4 </w:t>
+      </w:r>
+      <w:r>
+        <w:t>数据表结构</w:t>
       </w:r>
     </w:p>
     <w:p>
@@ -9060,37 +8114,24 @@
     </w:p>
     <w:tbl>
       <w:tblPr>
-        <w:tblStyle w:val="a8"/>
+        <w:tblStyle w:val="af2"/>
         <w:tblW w:w="0" w:type="auto"/>
-        <w:tblBorders>
-          <w:top w:val="single" w:sz="12" w:space="0" w:color="000000"/>
-          <w:left w:val="none" w:sz="0" w:space="0" w:color="auto"/>
-          <w:bottom w:val="single" w:sz="12" w:space="0" w:color="000000"/>
-          <w:right w:val="none" w:sz="0" w:space="0" w:color="auto"/>
-          <w:insideH w:val="none" w:sz="0" w:space="0" w:color="auto"/>
-          <w:insideV w:val="none" w:sz="0" w:space="0" w:color="auto"/>
-        </w:tblBorders>
         <w:tblLook w:val="04A0" w:firstRow="1" w:lastRow="0" w:firstColumn="1" w:lastColumn="0" w:noHBand="0" w:noVBand="1"/>
       </w:tblPr>
       <w:tblGrid>
-        <w:gridCol w:w="1809"/>
-        <w:gridCol w:w="1804"/>
+        <w:gridCol w:w="1808"/>
+        <w:gridCol w:w="1805"/>
         <w:gridCol w:w="2360"/>
         <w:gridCol w:w="3031"/>
       </w:tblGrid>
       <w:tr>
-        <w:trPr>
-          <w:cantSplit/>
-          <w:tblHeader/>
-        </w:trPr>
         <w:tc>
           <w:tcPr>
             <w:tcW w:w="1814" w:type="dxa"/>
             <w:tcBorders>
-              <w:top w:val="single" w:sz="12" w:space="0" w:color="000000"/>
-              <w:bottom w:val="single" w:sz="4" w:space="0" w:color="000000"/>
+              <w:top w:val="single" w:sz="12" w:space="0" w:color="auto"/>
+              <w:bottom w:val="single" w:sz="4" w:space="0" w:color="auto"/>
             </w:tcBorders>
-            <w:vAlign w:val="center"/>
           </w:tcPr>
           <w:p>
             <w:pPr>
@@ -9113,10 +8154,9 @@
           <w:tcPr>
             <w:tcW w:w="1814" w:type="dxa"/>
             <w:tcBorders>
-              <w:top w:val="single" w:sz="12" w:space="0" w:color="000000"/>
-              <w:bottom w:val="single" w:sz="4" w:space="0" w:color="000000"/>
+              <w:top w:val="single" w:sz="12" w:space="0" w:color="auto"/>
+              <w:bottom w:val="single" w:sz="4" w:space="0" w:color="auto"/>
             </w:tcBorders>
-            <w:vAlign w:val="center"/>
           </w:tcPr>
           <w:p>
             <w:pPr>
@@ -9139,10 +8179,9 @@
           <w:tcPr>
             <w:tcW w:w="2381" w:type="dxa"/>
             <w:tcBorders>
-              <w:top w:val="single" w:sz="12" w:space="0" w:color="000000"/>
-              <w:bottom w:val="single" w:sz="4" w:space="0" w:color="000000"/>
+              <w:top w:val="single" w:sz="12" w:space="0" w:color="auto"/>
+              <w:bottom w:val="single" w:sz="4" w:space="0" w:color="auto"/>
             </w:tcBorders>
-            <w:vAlign w:val="center"/>
           </w:tcPr>
           <w:p>
             <w:pPr>
@@ -9165,10 +8204,9 @@
           <w:tcPr>
             <w:tcW w:w="3061" w:type="dxa"/>
             <w:tcBorders>
-              <w:top w:val="single" w:sz="12" w:space="0" w:color="000000"/>
-              <w:bottom w:val="single" w:sz="4" w:space="0" w:color="000000"/>
+              <w:top w:val="single" w:sz="12" w:space="0" w:color="auto"/>
+              <w:bottom w:val="single" w:sz="4" w:space="0" w:color="auto"/>
             </w:tcBorders>
-            <w:vAlign w:val="center"/>
           </w:tcPr>
           <w:p>
             <w:pPr>
@@ -9189,22 +8227,12 @@
         </w:tc>
       </w:tr>
       <w:tr>
-        <w:trPr>
-          <w:cantSplit/>
-        </w:trPr>
         <w:tc>
           <w:tcPr>
             <w:tcW w:w="1814" w:type="dxa"/>
             <w:tcBorders>
-              <w:top w:val="single" w:sz="4" w:space="0" w:color="000000"/>
+              <w:top w:val="single" w:sz="4" w:space="0" w:color="auto"/>
             </w:tcBorders>
-            <w:tcMar>
-              <w:top w:w="80" w:type="dxa"/>
-              <w:left w:w="90" w:type="dxa"/>
-              <w:bottom w:w="80" w:type="dxa"/>
-              <w:right w:w="90" w:type="dxa"/>
-            </w:tcMar>
-            <w:vAlign w:val="center"/>
           </w:tcPr>
           <w:p>
             <w:pPr>
@@ -9222,15 +8250,8 @@
           <w:tcPr>
             <w:tcW w:w="1814" w:type="dxa"/>
             <w:tcBorders>
-              <w:top w:val="single" w:sz="4" w:space="0" w:color="000000"/>
+              <w:top w:val="single" w:sz="4" w:space="0" w:color="auto"/>
             </w:tcBorders>
-            <w:tcMar>
-              <w:top w:w="80" w:type="dxa"/>
-              <w:left w:w="90" w:type="dxa"/>
-              <w:bottom w:w="80" w:type="dxa"/>
-              <w:right w:w="90" w:type="dxa"/>
-            </w:tcMar>
-            <w:vAlign w:val="center"/>
           </w:tcPr>
           <w:p>
             <w:pPr>
@@ -9248,15 +8269,8 @@
           <w:tcPr>
             <w:tcW w:w="2381" w:type="dxa"/>
             <w:tcBorders>
-              <w:top w:val="single" w:sz="4" w:space="0" w:color="000000"/>
+              <w:top w:val="single" w:sz="4" w:space="0" w:color="auto"/>
             </w:tcBorders>
-            <w:tcMar>
-              <w:top w:w="80" w:type="dxa"/>
-              <w:left w:w="90" w:type="dxa"/>
-              <w:bottom w:w="80" w:type="dxa"/>
-              <w:right w:w="90" w:type="dxa"/>
-            </w:tcMar>
-            <w:vAlign w:val="center"/>
           </w:tcPr>
           <w:p>
             <w:pPr>
@@ -9275,15 +8289,8 @@
           <w:tcPr>
             <w:tcW w:w="3061" w:type="dxa"/>
             <w:tcBorders>
-              <w:top w:val="single" w:sz="4" w:space="0" w:color="000000"/>
+              <w:top w:val="single" w:sz="4" w:space="0" w:color="auto"/>
             </w:tcBorders>
-            <w:tcMar>
-              <w:top w:w="80" w:type="dxa"/>
-              <w:left w:w="90" w:type="dxa"/>
-              <w:bottom w:w="80" w:type="dxa"/>
-              <w:right w:w="90" w:type="dxa"/>
-            </w:tcMar>
-            <w:vAlign w:val="center"/>
           </w:tcPr>
           <w:p>
             <w:pPr>
@@ -9300,19 +8307,9 @@
         </w:tc>
       </w:tr>
       <w:tr>
-        <w:trPr>
-          <w:cantSplit/>
-        </w:trPr>
         <w:tc>
           <w:tcPr>
             <w:tcW w:w="1814" w:type="dxa"/>
-            <w:tcMar>
-              <w:top w:w="80" w:type="dxa"/>
-              <w:left w:w="90" w:type="dxa"/>
-              <w:bottom w:w="80" w:type="dxa"/>
-              <w:right w:w="90" w:type="dxa"/>
-            </w:tcMar>
-            <w:vAlign w:val="center"/>
           </w:tcPr>
           <w:p>
             <w:pPr>
@@ -9329,13 +8326,6 @@
         <w:tc>
           <w:tcPr>
             <w:tcW w:w="1814" w:type="dxa"/>
-            <w:tcMar>
-              <w:top w:w="80" w:type="dxa"/>
-              <w:left w:w="90" w:type="dxa"/>
-              <w:bottom w:w="80" w:type="dxa"/>
-              <w:right w:w="90" w:type="dxa"/>
-            </w:tcMar>
-            <w:vAlign w:val="center"/>
           </w:tcPr>
           <w:p>
             <w:pPr>
@@ -9352,13 +8342,6 @@
         <w:tc>
           <w:tcPr>
             <w:tcW w:w="2381" w:type="dxa"/>
-            <w:tcMar>
-              <w:top w:w="80" w:type="dxa"/>
-              <w:left w:w="90" w:type="dxa"/>
-              <w:bottom w:w="80" w:type="dxa"/>
-              <w:right w:w="90" w:type="dxa"/>
-            </w:tcMar>
-            <w:vAlign w:val="center"/>
           </w:tcPr>
           <w:p>
             <w:pPr>
@@ -9376,13 +8359,6 @@
         <w:tc>
           <w:tcPr>
             <w:tcW w:w="3061" w:type="dxa"/>
-            <w:tcMar>
-              <w:top w:w="80" w:type="dxa"/>
-              <w:left w:w="90" w:type="dxa"/>
-              <w:bottom w:w="80" w:type="dxa"/>
-              <w:right w:w="90" w:type="dxa"/>
-            </w:tcMar>
-            <w:vAlign w:val="center"/>
           </w:tcPr>
           <w:p>
             <w:pPr>
@@ -9399,19 +8375,9 @@
         </w:tc>
       </w:tr>
       <w:tr>
-        <w:trPr>
-          <w:cantSplit/>
-        </w:trPr>
         <w:tc>
           <w:tcPr>
             <w:tcW w:w="1814" w:type="dxa"/>
-            <w:tcMar>
-              <w:top w:w="80" w:type="dxa"/>
-              <w:left w:w="90" w:type="dxa"/>
-              <w:bottom w:w="80" w:type="dxa"/>
-              <w:right w:w="90" w:type="dxa"/>
-            </w:tcMar>
-            <w:vAlign w:val="center"/>
           </w:tcPr>
           <w:p>
             <w:pPr>
@@ -9428,13 +8394,6 @@
         <w:tc>
           <w:tcPr>
             <w:tcW w:w="1814" w:type="dxa"/>
-            <w:tcMar>
-              <w:top w:w="80" w:type="dxa"/>
-              <w:left w:w="90" w:type="dxa"/>
-              <w:bottom w:w="80" w:type="dxa"/>
-              <w:right w:w="90" w:type="dxa"/>
-            </w:tcMar>
-            <w:vAlign w:val="center"/>
           </w:tcPr>
           <w:p>
             <w:pPr>
@@ -9451,13 +8410,6 @@
         <w:tc>
           <w:tcPr>
             <w:tcW w:w="2381" w:type="dxa"/>
-            <w:tcMar>
-              <w:top w:w="80" w:type="dxa"/>
-              <w:left w:w="90" w:type="dxa"/>
-              <w:bottom w:w="80" w:type="dxa"/>
-              <w:right w:w="90" w:type="dxa"/>
-            </w:tcMar>
-            <w:vAlign w:val="center"/>
           </w:tcPr>
           <w:p>
             <w:pPr>
@@ -9475,13 +8427,6 @@
         <w:tc>
           <w:tcPr>
             <w:tcW w:w="3061" w:type="dxa"/>
-            <w:tcMar>
-              <w:top w:w="80" w:type="dxa"/>
-              <w:left w:w="90" w:type="dxa"/>
-              <w:bottom w:w="80" w:type="dxa"/>
-              <w:right w:w="90" w:type="dxa"/>
-            </w:tcMar>
-            <w:vAlign w:val="center"/>
           </w:tcPr>
           <w:p>
             <w:pPr>
@@ -9498,22 +8443,9 @@
         </w:tc>
       </w:tr>
       <w:tr>
-        <w:trPr>
-          <w:cantSplit/>
-        </w:trPr>
         <w:tc>
           <w:tcPr>
             <w:tcW w:w="1814" w:type="dxa"/>
-            <w:tcBorders>
-              <w:bottom w:val="single" w:sz="12" w:space="0" w:color="auto"/>
-            </w:tcBorders>
-            <w:tcMar>
-              <w:top w:w="80" w:type="dxa"/>
-              <w:left w:w="90" w:type="dxa"/>
-              <w:bottom w:w="80" w:type="dxa"/>
-              <w:right w:w="90" w:type="dxa"/>
-            </w:tcMar>
-            <w:vAlign w:val="center"/>
           </w:tcPr>
           <w:p>
             <w:pPr>
@@ -9530,16 +8462,6 @@
         <w:tc>
           <w:tcPr>
             <w:tcW w:w="1814" w:type="dxa"/>
-            <w:tcBorders>
-              <w:bottom w:val="single" w:sz="12" w:space="0" w:color="auto"/>
-            </w:tcBorders>
-            <w:tcMar>
-              <w:top w:w="80" w:type="dxa"/>
-              <w:left w:w="90" w:type="dxa"/>
-              <w:bottom w:w="80" w:type="dxa"/>
-              <w:right w:w="90" w:type="dxa"/>
-            </w:tcMar>
-            <w:vAlign w:val="center"/>
           </w:tcPr>
           <w:p>
             <w:pPr>
@@ -9556,16 +8478,6 @@
         <w:tc>
           <w:tcPr>
             <w:tcW w:w="2381" w:type="dxa"/>
-            <w:tcBorders>
-              <w:bottom w:val="single" w:sz="12" w:space="0" w:color="auto"/>
-            </w:tcBorders>
-            <w:tcMar>
-              <w:top w:w="80" w:type="dxa"/>
-              <w:left w:w="90" w:type="dxa"/>
-              <w:bottom w:w="80" w:type="dxa"/>
-              <w:right w:w="90" w:type="dxa"/>
-            </w:tcMar>
-            <w:vAlign w:val="center"/>
           </w:tcPr>
           <w:p>
             <w:pPr>
@@ -9583,16 +8495,6 @@
         <w:tc>
           <w:tcPr>
             <w:tcW w:w="3061" w:type="dxa"/>
-            <w:tcBorders>
-              <w:bottom w:val="single" w:sz="12" w:space="0" w:color="auto"/>
-            </w:tcBorders>
-            <w:tcMar>
-              <w:top w:w="80" w:type="dxa"/>
-              <w:left w:w="90" w:type="dxa"/>
-              <w:bottom w:w="80" w:type="dxa"/>
-              <w:right w:w="90" w:type="dxa"/>
-            </w:tcMar>
-            <w:vAlign w:val="center"/>
           </w:tcPr>
           <w:p>
             <w:pPr>
@@ -9613,27 +8515,7 @@
       <w:pPr>
         <w:pStyle w:val="af0"/>
         <w:spacing w:before="60" w:after="120"/>
-        <w:ind w:firstLine="420"/>
-        <w:jc w:val="center"/>
-      </w:pPr>
-    </w:p>
-    <w:p>
-      <w:pPr>
-        <w:pStyle w:val="af0"/>
-        <w:spacing w:before="60" w:after="120"/>
-        <w:ind w:firstLine="420"/>
-        <w:jc w:val="center"/>
-      </w:pPr>
-    </w:p>
-    <w:p>
-      <w:pPr>
-        <w:pStyle w:val="af0"/>
-        <w:spacing w:before="60" w:after="120"/>
-        <w:ind w:firstLine="420"/>
-        <w:jc w:val="center"/>
-        <w:rPr>
-          <w:rFonts w:hint="eastAsia"/>
-        </w:rPr>
+        <w:ind w:firstLineChars="0" w:firstLine="0"/>
       </w:pPr>
     </w:p>
     <w:p>
@@ -9654,7 +8536,6 @@
           <w:sz w:val="18"/>
           <w:szCs w:val="18"/>
         </w:rPr>
-        <w:lastRenderedPageBreak/>
         <w:t>表2.3 places表结构</w:t>
       </w:r>
     </w:p>
@@ -10069,6 +8950,19 @@
           <w:szCs w:val="18"/>
         </w:rPr>
       </w:pPr>
+    </w:p>
+    <w:p>
+      <w:pPr>
+        <w:pStyle w:val="af0"/>
+        <w:spacing w:before="60" w:after="120"/>
+        <w:ind w:firstLine="360"/>
+        <w:jc w:val="center"/>
+        <w:rPr>
+          <w:rFonts w:ascii="黑体" w:eastAsia="黑体" w:hAnsi="黑体"/>
+          <w:sz w:val="18"/>
+          <w:szCs w:val="18"/>
+        </w:rPr>
+      </w:pPr>
       <w:r>
         <w:rPr>
           <w:rFonts w:ascii="黑体" w:eastAsia="黑体" w:hAnsi="黑体"/>
@@ -10557,6 +9451,19 @@
           <w:szCs w:val="18"/>
         </w:rPr>
       </w:pPr>
+    </w:p>
+    <w:p>
+      <w:pPr>
+        <w:pStyle w:val="af0"/>
+        <w:spacing w:before="60" w:after="120"/>
+        <w:ind w:firstLine="360"/>
+        <w:jc w:val="center"/>
+        <w:rPr>
+          <w:rFonts w:ascii="黑体" w:eastAsia="黑体" w:hAnsi="黑体"/>
+          <w:sz w:val="18"/>
+          <w:szCs w:val="18"/>
+        </w:rPr>
+      </w:pPr>
       <w:r>
         <w:rPr>
           <w:rFonts w:ascii="黑体" w:eastAsia="黑体" w:hAnsi="黑体"/>
@@ -11036,15 +9943,14 @@
     <w:p>
       <w:pPr>
         <w:pStyle w:val="af"/>
-        <w:keepNext/>
         <w:spacing w:before="240" w:after="240"/>
-        <w:ind w:firstLine="480"/>
-      </w:pPr>
-      <w:r>
-        <w:rPr>
-          <w:rFonts w:ascii="黑体" w:hAnsi="黑体"/>
-        </w:rPr>
-        <w:t>2.4 关键业务规则设计</w:t>
+        <w:ind w:firstLineChars="0" w:firstLine="0"/>
+      </w:pPr>
+      <w:r>
+        <w:t xml:space="preserve">2.4 </w:t>
+      </w:r>
+      <w:r>
+        <w:t>关键业务规则设计</w:t>
       </w:r>
     </w:p>
     <w:p>
@@ -11053,7 +9959,11 @@
         <w:ind w:firstLine="420"/>
       </w:pPr>
       <w:r>
-        <w:t>普通用户积分等于其当前学习记录数量，景点打卡次数等于该景点当前关联记录数量，二者均通过</w:t>
+        <w:t>普通用户积分等于其当前学习记录数量，景点打卡次数等于该景点当前关联记录数量，二者</w:t>
+      </w:r>
+      <w:r>
+        <w:lastRenderedPageBreak/>
+        <w:t>均通过</w:t>
       </w:r>
       <w:r>
         <w:t>COUNT</w:t>
@@ -11143,8 +10053,8 @@
     <w:p>
       <w:pPr>
         <w:sectPr>
-          <w:headerReference w:type="default" r:id="rId30"/>
-          <w:footerReference w:type="default" r:id="rId31"/>
+          <w:headerReference w:type="default" r:id="rId24"/>
+          <w:footerReference w:type="default" r:id="rId25"/>
           <w:pgSz w:w="11906" w:h="16838"/>
           <w:pgMar w:top="1701" w:right="1417" w:bottom="1417" w:left="1701" w:header="1304" w:footer="1020" w:gutter="0"/>
           <w:cols w:space="720"/>
@@ -11154,7 +10064,6 @@
     <w:p>
       <w:pPr>
         <w:pStyle w:val="ae"/>
-        <w:keepNext/>
         <w:spacing w:before="240" w:after="240"/>
         <w:ind w:firstLine="640"/>
       </w:pPr>
@@ -11169,29 +10078,27 @@
     <w:p>
       <w:pPr>
         <w:pStyle w:val="af"/>
-        <w:keepNext/>
         <w:spacing w:before="240" w:after="240"/>
-        <w:ind w:firstLine="480"/>
-      </w:pPr>
-      <w:r>
-        <w:rPr>
-          <w:rFonts w:ascii="黑体" w:hAnsi="黑体"/>
-        </w:rPr>
-        <w:t>3.1 关键代码实现</w:t>
+        <w:ind w:firstLineChars="0" w:firstLine="0"/>
+      </w:pPr>
+      <w:r>
+        <w:t xml:space="preserve">3.1 </w:t>
+      </w:r>
+      <w:r>
+        <w:t>关键代码实现</w:t>
       </w:r>
     </w:p>
     <w:p>
       <w:pPr>
         <w:pStyle w:val="af1"/>
-        <w:keepNext/>
         <w:spacing w:before="240" w:after="240"/>
-        <w:ind w:firstLine="420"/>
-      </w:pPr>
-      <w:r>
-        <w:rPr>
-          <w:rFonts w:ascii="黑体" w:hAnsi="黑体"/>
-        </w:rPr>
-        <w:t>3.1.1 开发环境与运行方式</w:t>
+        <w:ind w:firstLineChars="0" w:firstLine="0"/>
+      </w:pPr>
+      <w:r>
+        <w:t xml:space="preserve">3.1.1 </w:t>
+      </w:r>
+      <w:r>
+        <w:t>开发环境与运行方式</w:t>
       </w:r>
     </w:p>
     <w:p>
@@ -11236,19 +10143,19 @@
         <w:t>ttk</w:t>
       </w:r>
       <w:r>
-        <w:t>，通信使用</w:t>
+        <w:t>，网络通信采用</w:t>
       </w:r>
       <w:r>
         <w:t>urllib</w:t>
       </w:r>
       <w:r>
-        <w:t>和</w:t>
+        <w:t>发送</w:t>
       </w:r>
       <w:r>
         <w:t>HTTP/JSON</w:t>
       </w:r>
       <w:r>
-        <w:t>，服务端采用</w:t>
+        <w:t>请求，服务端采用</w:t>
       </w:r>
       <w:r>
         <w:t>ThreadingHTTPServer</w:t>
@@ -11323,15 +10230,14 @@
     <w:p>
       <w:pPr>
         <w:pStyle w:val="af1"/>
-        <w:keepNext/>
         <w:spacing w:before="240" w:after="240"/>
-        <w:ind w:firstLine="420"/>
-      </w:pPr>
-      <w:r>
-        <w:rPr>
-          <w:rFonts w:ascii="黑体" w:hAnsi="黑体"/>
-        </w:rPr>
-        <w:t>3.1.2 数据库初始化与连接</w:t>
+        <w:ind w:firstLineChars="0" w:firstLine="0"/>
+      </w:pPr>
+      <w:r>
+        <w:t xml:space="preserve">3.1.2 </w:t>
+      </w:r>
+      <w:r>
+        <w:t>数据库初始化与连接</w:t>
       </w:r>
     </w:p>
     <w:p>
@@ -11397,7 +10303,7 @@
         <w:t>with</w:t>
       </w:r>
       <w:r>
-        <w:t>语句管理事务和连接释放。数据库只由服务端访问，客户端不能直接执行</w:t>
+        <w:t>语句管理事务，并在操作完成后释放连接。数据库只由服务端访问，客户端不能直接执行</w:t>
       </w:r>
       <w:r>
         <w:t>SQL</w:t>
@@ -11409,9 +10315,8 @@
     <w:p>
       <w:pPr>
         <w:pStyle w:val="af1"/>
-        <w:keepNext/>
         <w:spacing w:before="240" w:after="240"/>
-        <w:ind w:firstLine="420"/>
+        <w:ind w:firstLineChars="0" w:firstLine="0"/>
       </w:pPr>
       <w:r>
         <w:t xml:space="preserve">3.1.3 </w:t>
@@ -11449,71 +10354,66 @@
     </w:p>
     <w:p>
       <w:pPr>
-        <w:pStyle w:val="af0"/>
-        <w:keepNext/>
-        <w:ind w:firstLine="420"/>
-        <w:jc w:val="center"/>
-      </w:pPr>
-      <w:r>
-        <w:t>代码</w:t>
-      </w:r>
-      <w:r>
-        <w:t xml:space="preserve">3.1 </w:t>
-      </w:r>
-      <w:r>
-        <w:t>普通用户密码摘要计算</w:t>
-      </w:r>
-    </w:p>
-    <w:p>
-      <w:pPr>
-        <w:pStyle w:val="af0"/>
-        <w:spacing w:before="60" w:after="120" w:line="240" w:lineRule="auto"/>
-        <w:ind w:left="340" w:right="170" w:firstLine="340"/>
-      </w:pPr>
-      <w:r>
-        <w:rPr>
-          <w:rFonts w:ascii="Consolas" w:eastAsia="Consolas" w:hAnsi="Consolas"/>
-          <w:sz w:val="17"/>
-        </w:rPr>
-        <w:t>def password_hash(password, salt):</w:t>
-      </w:r>
-      <w:r>
-        <w:rPr>
-          <w:rFonts w:ascii="Consolas" w:eastAsia="Consolas" w:hAnsi="Consolas"/>
-          <w:sz w:val="17"/>
-        </w:rPr>
-        <w:br/>
-        <w:t xml:space="preserve">    return hashlib.pbkdf2_hmac(</w:t>
-      </w:r>
-      <w:r>
-        <w:rPr>
-          <w:rFonts w:ascii="Consolas" w:eastAsia="Consolas" w:hAnsi="Consolas"/>
-          <w:sz w:val="17"/>
-        </w:rPr>
-        <w:br/>
-        <w:t xml:space="preserve">        'sha256', password.encode(), bytes.fromhex(salt), 200000</w:t>
-      </w:r>
-      <w:r>
-        <w:rPr>
-          <w:rFonts w:ascii="Consolas" w:eastAsia="Consolas" w:hAnsi="Consolas"/>
-          <w:sz w:val="17"/>
-        </w:rPr>
-        <w:br/>
-        <w:t xml:space="preserve">    ).hex()</w:t>
-      </w:r>
-    </w:p>
-    <w:p>
-      <w:pPr>
         <w:pStyle w:val="af1"/>
-        <w:keepNext/>
+        <w:spacing w:before="240" w:after="240" w:line="240" w:lineRule="auto"/>
+        <w:ind w:firstLineChars="95" w:firstLine="199"/>
+        <w:rPr>
+          <w:rFonts w:ascii="黑体" w:hAnsi="黑体"/>
+        </w:rPr>
+      </w:pPr>
+      <w:r>
+        <w:rPr>
+          <w:rFonts w:ascii="黑体" w:hAnsi="黑体"/>
+          <w:noProof/>
+        </w:rPr>
+        <w:drawing>
+          <wp:inline distT="0" distB="0" distL="0" distR="0" wp14:anchorId="7A946632" wp14:editId="308F0CE5">
+            <wp:extent cx="5580380" cy="447040"/>
+            <wp:effectExtent l="0" t="0" r="0" b="0"/>
+            <wp:docPr id="1596919287" name="图片 1"/>
+            <wp:cNvGraphicFramePr>
+              <a:graphicFrameLocks xmlns:a="http://schemas.openxmlformats.org/drawingml/2006/main" noChangeAspect="1"/>
+            </wp:cNvGraphicFramePr>
+            <a:graphic xmlns:a="http://schemas.openxmlformats.org/drawingml/2006/main">
+              <a:graphicData uri="http://schemas.openxmlformats.org/drawingml/2006/picture">
+                <pic:pic xmlns:pic="http://schemas.openxmlformats.org/drawingml/2006/picture">
+                  <pic:nvPicPr>
+                    <pic:cNvPr id="1596919287" name=""/>
+                    <pic:cNvPicPr/>
+                  </pic:nvPicPr>
+                  <pic:blipFill>
+                    <a:blip r:embed="rId26"/>
+                    <a:stretch>
+                      <a:fillRect/>
+                    </a:stretch>
+                  </pic:blipFill>
+                  <pic:spPr>
+                    <a:xfrm>
+                      <a:off x="0" y="0"/>
+                      <a:ext cx="5580380" cy="447040"/>
+                    </a:xfrm>
+                    <a:prstGeom prst="rect">
+                      <a:avLst/>
+                    </a:prstGeom>
+                  </pic:spPr>
+                </pic:pic>
+              </a:graphicData>
+            </a:graphic>
+          </wp:inline>
+        </w:drawing>
+      </w:r>
+    </w:p>
+    <w:p>
+      <w:pPr>
+        <w:pStyle w:val="af1"/>
         <w:spacing w:before="240" w:after="240"/>
-        <w:ind w:firstLine="420"/>
-      </w:pPr>
-      <w:r>
-        <w:rPr>
-          <w:rFonts w:ascii="黑体" w:hAnsi="黑体"/>
-        </w:rPr>
-        <w:t>3.1.4 服务端请求处理</w:t>
+        <w:ind w:firstLineChars="0" w:firstLine="0"/>
+      </w:pPr>
+      <w:r>
+        <w:t xml:space="preserve">3.1.4 </w:t>
+      </w:r>
+      <w:r>
+        <w:t>服务端请求处理</w:t>
       </w:r>
     </w:p>
     <w:p>
@@ -11561,7 +10461,7 @@
         <w:t>Bearer</w:t>
       </w:r>
       <w:r>
-        <w:t>令牌。业务成功返回</w:t>
+        <w:t>令牌。业务处理成功后返回</w:t>
       </w:r>
       <w:r>
         <w:t>200</w:t>
@@ -11590,68 +10490,52 @@
     </w:p>
     <w:p>
       <w:pPr>
-        <w:pStyle w:val="af0"/>
-        <w:keepNext/>
+        <w:pStyle w:val="af1"/>
+        <w:spacing w:before="240" w:after="240" w:line="240" w:lineRule="auto"/>
         <w:ind w:firstLine="420"/>
-        <w:jc w:val="center"/>
-      </w:pPr>
-      <w:r>
-        <w:t>代码</w:t>
-      </w:r>
-      <w:r>
-        <w:t>3.2 HTTP</w:t>
-      </w:r>
-      <w:r>
-        <w:t>请求分发核心代码</w:t>
-      </w:r>
-    </w:p>
-    <w:p>
-      <w:pPr>
-        <w:pStyle w:val="af0"/>
-        <w:spacing w:before="60" w:after="120" w:line="240" w:lineRule="auto"/>
-        <w:ind w:left="340" w:right="170" w:firstLine="340"/>
-      </w:pPr>
-      <w:r>
-        <w:rPr>
-          <w:rFonts w:ascii="Consolas" w:eastAsia="Consolas" w:hAnsi="Consolas"/>
-          <w:sz w:val="17"/>
-        </w:rPr>
-        <w:t>payload = json.loads(self.rfile.read(length))</w:t>
-      </w:r>
-      <w:r>
-        <w:rPr>
-          <w:rFonts w:ascii="Consolas" w:eastAsia="Consolas" w:hAnsi="Consolas"/>
-          <w:sz w:val="17"/>
-        </w:rPr>
-        <w:br/>
-        <w:t>token = self.headers.get('Authorization', '').removeprefix('Bearer ')</w:t>
-      </w:r>
-      <w:r>
-        <w:rPr>
-          <w:rFonts w:ascii="Consolas" w:eastAsia="Consolas" w:hAnsi="Consolas"/>
-          <w:sz w:val="17"/>
-        </w:rPr>
-        <w:br/>
-        <w:t>result = service.handle(payload['action'], payload.get('data', {}), token)</w:t>
-      </w:r>
-      <w:r>
-        <w:rPr>
-          <w:rFonts w:ascii="Consolas" w:eastAsia="Consolas" w:hAnsi="Consolas"/>
-          <w:sz w:val="17"/>
-        </w:rPr>
-        <w:br/>
-        <w:t>self.reply(200, {'ok': True, 'data': result})</w:t>
-      </w:r>
-    </w:p>
-    <w:p>
-      <w:pPr>
-        <w:pStyle w:val="af1"/>
-        <w:keepNext/>
-        <w:spacing w:before="240" w:after="240"/>
-        <w:ind w:firstLine="420"/>
-      </w:pPr>
-      <w:r>
+      </w:pPr>
+      <w:r>
+        <w:rPr>
+          <w:noProof/>
+        </w:rPr>
         <w:lastRenderedPageBreak/>
+        <w:drawing>
+          <wp:inline distT="0" distB="0" distL="0" distR="0" wp14:anchorId="7820B121" wp14:editId="2F143701">
+            <wp:extent cx="5580380" cy="969010"/>
+            <wp:effectExtent l="0" t="0" r="0" b="0"/>
+            <wp:docPr id="53572374" name="图片 1"/>
+            <wp:cNvGraphicFramePr>
+              <a:graphicFrameLocks xmlns:a="http://schemas.openxmlformats.org/drawingml/2006/main" noChangeAspect="1"/>
+            </wp:cNvGraphicFramePr>
+            <a:graphic xmlns:a="http://schemas.openxmlformats.org/drawingml/2006/main">
+              <a:graphicData uri="http://schemas.openxmlformats.org/drawingml/2006/picture">
+                <pic:pic xmlns:pic="http://schemas.openxmlformats.org/drawingml/2006/picture">
+                  <pic:nvPicPr>
+                    <pic:cNvPr id="53572374" name=""/>
+                    <pic:cNvPicPr/>
+                  </pic:nvPicPr>
+                  <pic:blipFill>
+                    <a:blip r:embed="rId27"/>
+                    <a:stretch>
+                      <a:fillRect/>
+                    </a:stretch>
+                  </pic:blipFill>
+                  <pic:spPr>
+                    <a:xfrm>
+                      <a:off x="0" y="0"/>
+                      <a:ext cx="5580380" cy="969010"/>
+                    </a:xfrm>
+                    <a:prstGeom prst="rect">
+                      <a:avLst/>
+                    </a:prstGeom>
+                  </pic:spPr>
+                </pic:pic>
+              </a:graphicData>
+            </a:graphic>
+          </wp:inline>
+        </w:drawing>
+      </w:r>
+      <w:r>
         <w:t xml:space="preserve">3.1.5 </w:t>
       </w:r>
       <w:r>
@@ -11670,13 +10554,13 @@
         <w:t>LEFT JOIN</w:t>
       </w:r>
       <w:r>
-        <w:t>统计每个景点的学习记录数量，并把不少于</w:t>
+        <w:t>统计每个景点的学习记录数量，并将打卡次数不少于</w:t>
       </w:r>
       <w:r>
         <w:t>10</w:t>
       </w:r>
       <w:r>
-        <w:t>次打卡的景点标记为热门。学习打卡先验证当前会话、普通用户身份、景点编号和心得内容，再写入</w:t>
+        <w:t>次的景点标记为热门。学习打卡先验证当前会话、普通用户身份、景点编号和心得内容，再写入</w:t>
       </w:r>
       <w:r>
         <w:t>records</w:t>
@@ -11687,87 +10571,66 @@
     </w:p>
     <w:p>
       <w:pPr>
-        <w:pStyle w:val="af0"/>
-        <w:keepNext/>
+        <w:pStyle w:val="af1"/>
+        <w:spacing w:before="240" w:after="240" w:line="240" w:lineRule="auto"/>
         <w:ind w:firstLine="420"/>
-        <w:jc w:val="center"/>
-      </w:pPr>
-      <w:r>
-        <w:t>代码</w:t>
-      </w:r>
-      <w:r>
-        <w:t xml:space="preserve">3.3 </w:t>
-      </w:r>
-      <w:r>
-        <w:t>学习打卡记录写入</w:t>
-      </w:r>
-    </w:p>
-    <w:p>
-      <w:pPr>
-        <w:pStyle w:val="af0"/>
-        <w:spacing w:before="60" w:after="120" w:line="240" w:lineRule="auto"/>
-        <w:ind w:left="340" w:right="180" w:firstLine="340"/>
-      </w:pPr>
-      <w:r>
-        <w:rPr>
-          <w:rFonts w:ascii="Consolas" w:eastAsia="Consolas" w:hAnsi="Consolas"/>
-          <w:sz w:val="17"/>
-        </w:rPr>
-        <w:t>place_id = read_id(data, 'place_id')</w:t>
-      </w:r>
-      <w:r>
-        <w:rPr>
-          <w:rFonts w:ascii="Consolas" w:eastAsia="Consolas" w:hAnsi="Consolas"/>
-          <w:sz w:val="17"/>
-        </w:rPr>
-        <w:br/>
-        <w:t>reflection = text_field(data, 'reflection', 3000)</w:t>
-      </w:r>
-      <w:r>
-        <w:rPr>
-          <w:rFonts w:ascii="Consolas" w:eastAsia="Consolas" w:hAnsi="Consolas"/>
-          <w:sz w:val="17"/>
-        </w:rPr>
-        <w:br/>
-        <w:t>if not db.execute('SELECT id FROM places WHERE id=?', (place_id,)).fetchone():</w:t>
-      </w:r>
-      <w:r>
-        <w:rPr>
-          <w:rFonts w:ascii="Consolas" w:eastAsia="Consolas" w:hAnsi="Consolas"/>
-          <w:sz w:val="17"/>
-        </w:rPr>
-        <w:br/>
-        <w:t xml:space="preserve">    raise ValueError('景点不存在')</w:t>
-      </w:r>
-      <w:r>
-        <w:rPr>
-          <w:rFonts w:ascii="Consolas" w:eastAsia="Consolas" w:hAnsi="Consolas"/>
-          <w:sz w:val="17"/>
-        </w:rPr>
-        <w:br/>
-        <w:t>db.execute('INSERT INTO records(user_id,place_id,created_at,reflection) '</w:t>
-      </w:r>
-      <w:r>
-        <w:rPr>
-          <w:rFonts w:ascii="Consolas" w:eastAsia="Consolas" w:hAnsi="Consolas"/>
-          <w:sz w:val="17"/>
-        </w:rPr>
-        <w:br/>
-        <w:t xml:space="preserve">           'VALUES(?,?,?,?)', (user_id, place_id, now(), reflection))</w:t>
+        <w:rPr>
+          <w:rFonts w:ascii="黑体" w:hAnsi="黑体"/>
+        </w:rPr>
+      </w:pPr>
+      <w:r>
+        <w:rPr>
+          <w:rFonts w:ascii="黑体" w:hAnsi="黑体"/>
+          <w:noProof/>
+        </w:rPr>
+        <w:drawing>
+          <wp:inline distT="0" distB="0" distL="0" distR="0" wp14:anchorId="53B25C4E" wp14:editId="3EF091FF">
+            <wp:extent cx="5580380" cy="1090295"/>
+            <wp:effectExtent l="0" t="0" r="0" b="1905"/>
+            <wp:docPr id="1077656478" name="图片 1"/>
+            <wp:cNvGraphicFramePr>
+              <a:graphicFrameLocks xmlns:a="http://schemas.openxmlformats.org/drawingml/2006/main" noChangeAspect="1"/>
+            </wp:cNvGraphicFramePr>
+            <a:graphic xmlns:a="http://schemas.openxmlformats.org/drawingml/2006/main">
+              <a:graphicData uri="http://schemas.openxmlformats.org/drawingml/2006/picture">
+                <pic:pic xmlns:pic="http://schemas.openxmlformats.org/drawingml/2006/picture">
+                  <pic:nvPicPr>
+                    <pic:cNvPr id="1077656478" name=""/>
+                    <pic:cNvPicPr/>
+                  </pic:nvPicPr>
+                  <pic:blipFill>
+                    <a:blip r:embed="rId28"/>
+                    <a:stretch>
+                      <a:fillRect/>
+                    </a:stretch>
+                  </pic:blipFill>
+                  <pic:spPr>
+                    <a:xfrm>
+                      <a:off x="0" y="0"/>
+                      <a:ext cx="5580380" cy="1090295"/>
+                    </a:xfrm>
+                    <a:prstGeom prst="rect">
+                      <a:avLst/>
+                    </a:prstGeom>
+                  </pic:spPr>
+                </pic:pic>
+              </a:graphicData>
+            </a:graphic>
+          </wp:inline>
+        </w:drawing>
       </w:r>
     </w:p>
     <w:p>
       <w:pPr>
         <w:pStyle w:val="af1"/>
-        <w:keepNext/>
         <w:spacing w:before="240" w:after="240"/>
-        <w:ind w:firstLine="420"/>
-      </w:pPr>
-      <w:r>
-        <w:rPr>
-          <w:rFonts w:ascii="黑体" w:hAnsi="黑体"/>
-        </w:rPr>
-        <w:t>3.1.6 学习记录与积分统计</w:t>
+        <w:ind w:firstLineChars="0" w:firstLine="0"/>
+      </w:pPr>
+      <w:r>
+        <w:t xml:space="preserve">3.1.6 </w:t>
+      </w:r>
+      <w:r>
+        <w:t>学习记录与积分统计</w:t>
       </w:r>
     </w:p>
     <w:p>
@@ -11800,15 +10663,14 @@
     <w:p>
       <w:pPr>
         <w:pStyle w:val="af1"/>
-        <w:keepNext/>
         <w:spacing w:before="240" w:after="240"/>
-        <w:ind w:firstLine="420"/>
-      </w:pPr>
-      <w:r>
-        <w:rPr>
-          <w:rFonts w:ascii="黑体" w:hAnsi="黑体"/>
-        </w:rPr>
-        <w:t>3.1.7 权限校验与密码处理</w:t>
+        <w:ind w:firstLineChars="0" w:firstLine="0"/>
+      </w:pPr>
+      <w:r>
+        <w:t xml:space="preserve">3.1.7 </w:t>
+      </w:r>
+      <w:r>
+        <w:t>权限校验与密码处理</w:t>
       </w:r>
     </w:p>
     <w:p>
@@ -11829,15 +10691,14 @@
     <w:p>
       <w:pPr>
         <w:pStyle w:val="af1"/>
-        <w:keepNext/>
         <w:spacing w:before="240" w:after="240"/>
-        <w:ind w:firstLine="420"/>
-      </w:pPr>
-      <w:r>
-        <w:rPr>
-          <w:rFonts w:ascii="黑体" w:hAnsi="黑体"/>
-        </w:rPr>
-        <w:t>3.1.8 客户端界面与网络通信</w:t>
+        <w:ind w:firstLineChars="0" w:firstLine="0"/>
+      </w:pPr>
+      <w:r>
+        <w:t xml:space="preserve">3.1.8 </w:t>
+      </w:r>
+      <w:r>
+        <w:t>客户端界面与网络通信</w:t>
       </w:r>
     </w:p>
     <w:p>
@@ -11879,7 +10740,7 @@
         <w:t>ApiClient</w:t>
       </w:r>
       <w:r>
-        <w:t>负责把</w:t>
+        <w:t>负责将</w:t>
       </w:r>
       <w:r>
         <w:t>action</w:t>
@@ -11915,110 +10776,78 @@
         <w:t>HTTP</w:t>
       </w:r>
       <w:r>
-        <w:t>错误、连接错误和业务错误，并把可理解的错误信息交给界面显示。</w:t>
-      </w:r>
-    </w:p>
-    <w:p>
-      <w:pPr>
-        <w:pStyle w:val="af0"/>
-        <w:keepNext/>
-        <w:ind w:firstLine="420"/>
-        <w:jc w:val="center"/>
-      </w:pPr>
-      <w:r>
-        <w:t>代码</w:t>
-      </w:r>
-      <w:r>
-        <w:t xml:space="preserve">3.4 </w:t>
-      </w:r>
-      <w:r>
-        <w:t>客户端统一请求封装</w:t>
-      </w:r>
-    </w:p>
-    <w:p>
-      <w:pPr>
-        <w:pStyle w:val="af0"/>
-        <w:spacing w:before="60" w:after="120" w:line="240" w:lineRule="auto"/>
-        <w:ind w:left="340" w:right="180" w:firstLine="340"/>
-      </w:pPr>
-      <w:r>
-        <w:rPr>
-          <w:rFonts w:ascii="Consolas" w:eastAsia="Consolas" w:hAnsi="Consolas"/>
-          <w:sz w:val="17"/>
-        </w:rPr>
-        <w:t>def call(self, action, data=None):</w:t>
-      </w:r>
-      <w:r>
-        <w:rPr>
-          <w:rFonts w:ascii="Consolas" w:eastAsia="Consolas" w:hAnsi="Consolas"/>
-          <w:sz w:val="17"/>
-        </w:rPr>
-        <w:br/>
-        <w:t xml:space="preserve">    raw = json.dumps({'action': action, 'data': data or {}}).encode('utf-8')</w:t>
-      </w:r>
-      <w:r>
-        <w:rPr>
-          <w:rFonts w:ascii="Consolas" w:eastAsia="Consolas" w:hAnsi="Consolas"/>
-          <w:sz w:val="17"/>
-        </w:rPr>
-        <w:br/>
-        <w:t xml:space="preserve">    headers = {'Content-Type': 'application/json',</w:t>
-      </w:r>
-      <w:r>
-        <w:rPr>
-          <w:rFonts w:ascii="Consolas" w:eastAsia="Consolas" w:hAnsi="Consolas"/>
-          <w:sz w:val="17"/>
-        </w:rPr>
-        <w:br/>
-        <w:t xml:space="preserve">               'Authorization': 'Bearer ' + self.token}</w:t>
-      </w:r>
-      <w:r>
-        <w:rPr>
-          <w:rFonts w:ascii="Consolas" w:eastAsia="Consolas" w:hAnsi="Consolas"/>
-          <w:sz w:val="17"/>
-        </w:rPr>
-        <w:br/>
-        <w:t xml:space="preserve">    return self.send(Request(self.base_url + '/api', data=raw, headers=headers))</w:t>
-      </w:r>
-    </w:p>
-    <w:p>
-      <w:pPr>
-        <w:sectPr>
-          <w:headerReference w:type="default" r:id="rId32"/>
-          <w:footerReference w:type="default" r:id="rId33"/>
-          <w:pgSz w:w="11906" w:h="16838"/>
-          <w:pgMar w:top="1701" w:right="1417" w:bottom="1417" w:left="1701" w:header="1304" w:footer="1020" w:gutter="0"/>
-          <w:cols w:space="720"/>
-        </w:sectPr>
-      </w:pPr>
+        <w:t>错误、连接错误和业务错误，并把便于理解的错误信息交给界面显示。</w:t>
+      </w:r>
     </w:p>
     <w:p>
       <w:pPr>
         <w:pStyle w:val="af"/>
-        <w:keepNext/>
+        <w:spacing w:before="240" w:after="240" w:line="240" w:lineRule="auto"/>
+        <w:ind w:firstLineChars="83" w:firstLine="199"/>
+        <w:rPr>
+          <w:rFonts w:ascii="黑体" w:hAnsi="黑体"/>
+        </w:rPr>
+      </w:pPr>
+      <w:r>
+        <w:rPr>
+          <w:rFonts w:ascii="黑体" w:hAnsi="黑体"/>
+          <w:noProof/>
+        </w:rPr>
+        <w:lastRenderedPageBreak/>
+        <w:drawing>
+          <wp:inline distT="0" distB="0" distL="0" distR="0" wp14:anchorId="6AD41BAB" wp14:editId="48D57383">
+            <wp:extent cx="5580380" cy="1240155"/>
+            <wp:effectExtent l="0" t="0" r="0" b="4445"/>
+            <wp:docPr id="388147284" name="图片 1"/>
+            <wp:cNvGraphicFramePr>
+              <a:graphicFrameLocks xmlns:a="http://schemas.openxmlformats.org/drawingml/2006/main" noChangeAspect="1"/>
+            </wp:cNvGraphicFramePr>
+            <a:graphic xmlns:a="http://schemas.openxmlformats.org/drawingml/2006/main">
+              <a:graphicData uri="http://schemas.openxmlformats.org/drawingml/2006/picture">
+                <pic:pic xmlns:pic="http://schemas.openxmlformats.org/drawingml/2006/picture">
+                  <pic:nvPicPr>
+                    <pic:cNvPr id="388147284" name=""/>
+                    <pic:cNvPicPr/>
+                  </pic:nvPicPr>
+                  <pic:blipFill>
+                    <a:blip r:embed="rId29"/>
+                    <a:stretch>
+                      <a:fillRect/>
+                    </a:stretch>
+                  </pic:blipFill>
+                  <pic:spPr>
+                    <a:xfrm>
+                      <a:off x="0" y="0"/>
+                      <a:ext cx="5580380" cy="1240155"/>
+                    </a:xfrm>
+                    <a:prstGeom prst="rect">
+                      <a:avLst/>
+                    </a:prstGeom>
+                  </pic:spPr>
+                </pic:pic>
+              </a:graphicData>
+            </a:graphic>
+          </wp:inline>
+        </w:drawing>
+      </w:r>
+      <w:r>
+        <w:t xml:space="preserve">3.2 </w:t>
+      </w:r>
+      <w:r>
+        <w:t>系统实现截图</w:t>
+      </w:r>
+    </w:p>
+    <w:p>
+      <w:pPr>
+        <w:pStyle w:val="af1"/>
         <w:spacing w:before="240" w:after="240"/>
-        <w:ind w:firstLine="480"/>
-      </w:pPr>
-      <w:r>
-        <w:rPr>
-          <w:rFonts w:ascii="黑体" w:hAnsi="黑体"/>
-        </w:rPr>
-        <w:lastRenderedPageBreak/>
-        <w:t>3.2 系统实现截图</w:t>
-      </w:r>
-    </w:p>
-    <w:p>
-      <w:pPr>
-        <w:pStyle w:val="af1"/>
-        <w:keepNext/>
-        <w:spacing w:before="240" w:after="240"/>
-        <w:ind w:firstLine="420"/>
-      </w:pPr>
-      <w:r>
-        <w:rPr>
-          <w:rFonts w:ascii="黑体" w:hAnsi="黑体"/>
-        </w:rPr>
-        <w:t>3.2.1 注册与登录界面</w:t>
+        <w:ind w:firstLineChars="0" w:firstLine="0"/>
+      </w:pPr>
+      <w:r>
+        <w:t xml:space="preserve">3.2.1 </w:t>
+      </w:r>
+      <w:r>
+        <w:t>注册与登录界面</w:t>
       </w:r>
     </w:p>
     <w:p>
@@ -12039,7 +10868,6 @@
     <w:p>
       <w:pPr>
         <w:pStyle w:val="af0"/>
-        <w:keepNext/>
         <w:spacing w:before="60" w:after="60" w:line="240" w:lineRule="auto"/>
         <w:ind w:firstLine="420"/>
         <w:jc w:val="center"/>
@@ -12064,7 +10892,7 @@
                     <pic:cNvPicPr/>
                   </pic:nvPicPr>
                   <pic:blipFill>
-                    <a:blip r:embed="rId34"/>
+                    <a:blip r:embed="rId30"/>
                     <a:stretch>
                       <a:fillRect/>
                     </a:stretch>
@@ -12109,15 +10937,14 @@
     <w:p>
       <w:pPr>
         <w:pStyle w:val="af1"/>
-        <w:keepNext/>
         <w:spacing w:before="240" w:after="240"/>
-        <w:ind w:firstLine="420"/>
-      </w:pPr>
-      <w:r>
-        <w:rPr>
-          <w:rFonts w:ascii="黑体" w:hAnsi="黑体"/>
-        </w:rPr>
-        <w:t>3.2.2 普通用户功能界面</w:t>
+        <w:ind w:firstLineChars="0" w:firstLine="0"/>
+      </w:pPr>
+      <w:r>
+        <w:t xml:space="preserve">3.2.2 </w:t>
+      </w:r>
+      <w:r>
+        <w:t>普通用户功能界面</w:t>
       </w:r>
     </w:p>
     <w:p>
@@ -12126,7 +10953,11 @@
         <w:ind w:firstLine="420"/>
       </w:pPr>
       <w:r>
-        <w:t>普通用户主界面包含景点与打卡、热门排行榜、公告和我的学习记录等选项卡。景点列表显示编号、名称、位置和打卡次数；用户选择景点后可查看介绍并填写学习心得。景点浏览和学习打卡界面分别见图</w:t>
+        <w:t>普通用户主界面包含景点与打卡、热门排行榜、公告和我的学习记录等选项卡。景点列表显</w:t>
+      </w:r>
+      <w:r>
+        <w:lastRenderedPageBreak/>
+        <w:t>示编号、名称、位置和打卡次数；用户选择景点后可查看介绍并填写学习心得。景点浏览和学习打卡界面分别见图</w:t>
       </w:r>
       <w:r>
         <w:t>3.2</w:t>
@@ -12144,7 +10975,6 @@
     <w:p>
       <w:pPr>
         <w:pStyle w:val="af0"/>
-        <w:keepNext/>
         <w:spacing w:before="60" w:after="60" w:line="240" w:lineRule="auto"/>
         <w:ind w:firstLine="420"/>
         <w:jc w:val="center"/>
@@ -12153,7 +10983,6 @@
         <w:rPr>
           <w:noProof/>
         </w:rPr>
-        <w:lastRenderedPageBreak/>
         <w:drawing>
           <wp:inline distT="0" distB="0" distL="0" distR="0" wp14:anchorId="4842F5C7" wp14:editId="4BDBA3FE">
             <wp:extent cx="5623560" cy="3880464"/>
@@ -12170,7 +10999,7 @@
                     <pic:cNvPicPr/>
                   </pic:nvPicPr>
                   <pic:blipFill>
-                    <a:blip r:embed="rId35"/>
+                    <a:blip r:embed="rId31"/>
                     <a:stretch>
                       <a:fillRect/>
                     </a:stretch>
@@ -12215,7 +11044,6 @@
     <w:p>
       <w:pPr>
         <w:pStyle w:val="af0"/>
-        <w:keepNext/>
         <w:spacing w:before="60" w:after="60" w:line="240" w:lineRule="auto"/>
         <w:ind w:firstLine="420"/>
         <w:jc w:val="center"/>
@@ -12240,7 +11068,7 @@
                     <pic:cNvPicPr/>
                   </pic:nvPicPr>
                   <pic:blipFill>
-                    <a:blip r:embed="rId36"/>
+                    <a:blip r:embed="rId32"/>
                     <a:stretch>
                       <a:fillRect/>
                     </a:stretch>
@@ -12285,16 +11113,15 @@
     <w:p>
       <w:pPr>
         <w:pStyle w:val="af1"/>
-        <w:keepNext/>
         <w:spacing w:before="240" w:after="240"/>
-        <w:ind w:firstLine="420"/>
-      </w:pPr>
-      <w:r>
-        <w:rPr>
-          <w:rFonts w:ascii="黑体" w:hAnsi="黑体"/>
-        </w:rPr>
+        <w:ind w:firstLineChars="0" w:firstLine="0"/>
+      </w:pPr>
+      <w:r>
         <w:lastRenderedPageBreak/>
-        <w:t>3.2.3 管理员功能界面</w:t>
+        <w:t xml:space="preserve">3.2.3 </w:t>
+      </w:r>
+      <w:r>
+        <w:t>管理员功能界面</w:t>
       </w:r>
     </w:p>
     <w:p>
@@ -12321,7 +11148,6 @@
     <w:p>
       <w:pPr>
         <w:pStyle w:val="af0"/>
-        <w:keepNext/>
         <w:spacing w:before="60" w:after="60" w:line="240" w:lineRule="auto"/>
         <w:ind w:firstLine="420"/>
         <w:jc w:val="center"/>
@@ -12346,7 +11172,7 @@
                     <pic:cNvPicPr/>
                   </pic:nvPicPr>
                   <pic:blipFill>
-                    <a:blip r:embed="rId37"/>
+                    <a:blip r:embed="rId33"/>
                     <a:stretch>
                       <a:fillRect/>
                     </a:stretch>
@@ -12391,7 +11217,6 @@
     <w:p>
       <w:pPr>
         <w:pStyle w:val="af0"/>
-        <w:keepNext/>
         <w:spacing w:before="60" w:after="60" w:line="240" w:lineRule="auto"/>
         <w:ind w:firstLine="420"/>
         <w:jc w:val="center"/>
@@ -12417,7 +11242,7 @@
                     <pic:cNvPicPr/>
                   </pic:nvPicPr>
                   <pic:blipFill>
-                    <a:blip r:embed="rId38"/>
+                    <a:blip r:embed="rId34"/>
                     <a:stretch>
                       <a:fillRect/>
                     </a:stretch>
@@ -12462,15 +11287,14 @@
     <w:p>
       <w:pPr>
         <w:pStyle w:val="af1"/>
-        <w:keepNext/>
         <w:spacing w:before="240" w:after="240"/>
-        <w:ind w:firstLine="420"/>
-      </w:pPr>
-      <w:r>
-        <w:rPr>
-          <w:rFonts w:ascii="黑体" w:hAnsi="黑体"/>
-        </w:rPr>
-        <w:t>3.2.4 页面交互与局域网运行</w:t>
+        <w:ind w:firstLineChars="0" w:firstLine="0"/>
+      </w:pPr>
+      <w:r>
+        <w:t xml:space="preserve">3.2.4 </w:t>
+      </w:r>
+      <w:r>
+        <w:t>页面交互与局域网运行</w:t>
       </w:r>
     </w:p>
     <w:p>
@@ -12497,7 +11321,6 @@
     <w:p>
       <w:pPr>
         <w:pStyle w:val="af0"/>
-        <w:keepNext/>
         <w:spacing w:before="60" w:after="60" w:line="240" w:lineRule="auto"/>
         <w:ind w:firstLine="420"/>
         <w:jc w:val="center"/>
@@ -12523,7 +11346,7 @@
                     <pic:cNvPicPr/>
                   </pic:nvPicPr>
                   <pic:blipFill>
-                    <a:blip r:embed="rId39"/>
+                    <a:blip r:embed="rId35"/>
                     <a:stretch>
                       <a:fillRect/>
                     </a:stretch>
@@ -12568,7 +11391,6 @@
     <w:p>
       <w:pPr>
         <w:pStyle w:val="af0"/>
-        <w:keepNext/>
         <w:spacing w:before="60" w:after="60" w:line="240" w:lineRule="auto"/>
         <w:ind w:firstLine="420"/>
         <w:jc w:val="center"/>
@@ -12593,7 +11415,7 @@
                     <pic:cNvPicPr/>
                   </pic:nvPicPr>
                   <pic:blipFill>
-                    <a:blip r:embed="rId40"/>
+                    <a:blip r:embed="rId36"/>
                     <a:stretch>
                       <a:fillRect/>
                     </a:stretch>
@@ -12640,8 +11462,8 @@
         <w:pStyle w:val="af0"/>
         <w:ind w:firstLine="420"/>
         <w:sectPr>
-          <w:headerReference w:type="default" r:id="rId41"/>
-          <w:footerReference w:type="default" r:id="rId42"/>
+          <w:headerReference w:type="default" r:id="rId37"/>
+          <w:footerReference w:type="default" r:id="rId38"/>
           <w:pgSz w:w="11906" w:h="16838"/>
           <w:pgMar w:top="1701" w:right="1417" w:bottom="1417" w:left="1701" w:header="1304" w:footer="1020" w:gutter="0"/>
           <w:cols w:space="720"/>
@@ -12651,7 +11473,6 @@
     <w:p>
       <w:pPr>
         <w:pStyle w:val="ae"/>
-        <w:keepNext/>
         <w:spacing w:before="240" w:after="240"/>
         <w:ind w:firstLine="640"/>
       </w:pPr>
@@ -12666,15 +11487,14 @@
     <w:p>
       <w:pPr>
         <w:pStyle w:val="af"/>
-        <w:keepNext/>
         <w:spacing w:before="240" w:after="240"/>
-        <w:ind w:firstLine="480"/>
-      </w:pPr>
-      <w:r>
-        <w:rPr>
-          <w:rFonts w:ascii="黑体" w:hAnsi="黑体"/>
-        </w:rPr>
-        <w:t>4.1 测试环境与测试目标</w:t>
+        <w:ind w:firstLineChars="0" w:firstLine="0"/>
+      </w:pPr>
+      <w:r>
+        <w:t xml:space="preserve">4.1 </w:t>
+      </w:r>
+      <w:r>
+        <w:t>测试环境与测试目标</w:t>
       </w:r>
     </w:p>
     <w:p>
@@ -12737,29 +11557,33 @@
     <w:p>
       <w:pPr>
         <w:pStyle w:val="af"/>
-        <w:keepNext/>
         <w:spacing w:before="240" w:after="240"/>
-        <w:ind w:firstLine="480"/>
-      </w:pPr>
-      <w:r>
-        <w:rPr>
-          <w:rFonts w:ascii="黑体" w:hAnsi="黑体"/>
-        </w:rPr>
-        <w:t>4.2 Postman接口与API测试</w:t>
+        <w:ind w:firstLineChars="0" w:firstLine="0"/>
+      </w:pPr>
+      <w:r>
+        <w:t>4.2 Postman</w:t>
+      </w:r>
+      <w:r>
+        <w:t>接口与</w:t>
+      </w:r>
+      <w:r>
+        <w:t>API</w:t>
+      </w:r>
+      <w:r>
+        <w:t>测试</w:t>
       </w:r>
     </w:p>
     <w:p>
       <w:pPr>
         <w:pStyle w:val="af1"/>
-        <w:keepNext/>
         <w:spacing w:before="240" w:after="240"/>
-        <w:ind w:firstLine="420"/>
-      </w:pPr>
-      <w:r>
-        <w:rPr>
-          <w:rFonts w:ascii="黑体" w:hAnsi="黑体"/>
-        </w:rPr>
-        <w:t>4.2.1 测试过程与结果</w:t>
+        <w:ind w:firstLineChars="0" w:firstLine="0"/>
+      </w:pPr>
+      <w:r>
+        <w:t xml:space="preserve">4.2.1 </w:t>
+      </w:r>
+      <w:r>
+        <w:t>测试过程与结果</w:t>
       </w:r>
     </w:p>
     <w:p>
@@ -12771,7 +11595,7 @@
         <w:t>Postman</w:t>
       </w:r>
       <w:r>
-        <w:t>集合覆盖健康检查、普通用户注册登录、公告和景点查询、学习打卡、记录管理、资料修改、管理员登录及内容维护。集合运行共执行</w:t>
+        <w:t>集合覆盖健康检查、普通用户注册与登录、公告和景点查询、学习打卡、记录管理、资料修改、管理员登录及内容维护。集合运行共执行</w:t>
       </w:r>
       <w:r>
         <w:t>23</w:t>
@@ -12884,6 +11708,10 @@
         <w:tc>
           <w:tcPr>
             <w:tcW w:w="1474" w:type="dxa"/>
+            <w:tcBorders>
+              <w:top w:val="single" w:sz="12" w:space="0" w:color="auto"/>
+              <w:bottom w:val="single" w:sz="4" w:space="0" w:color="auto"/>
+            </w:tcBorders>
           </w:tcPr>
           <w:p>
             <w:pPr>
@@ -12902,6 +11730,10 @@
         <w:tc>
           <w:tcPr>
             <w:tcW w:w="2268" w:type="dxa"/>
+            <w:tcBorders>
+              <w:top w:val="single" w:sz="12" w:space="0" w:color="auto"/>
+              <w:bottom w:val="single" w:sz="4" w:space="0" w:color="auto"/>
+            </w:tcBorders>
           </w:tcPr>
           <w:p>
             <w:pPr>
@@ -12920,6 +11752,10 @@
         <w:tc>
           <w:tcPr>
             <w:tcW w:w="1814" w:type="dxa"/>
+            <w:tcBorders>
+              <w:top w:val="single" w:sz="12" w:space="0" w:color="auto"/>
+              <w:bottom w:val="single" w:sz="4" w:space="0" w:color="auto"/>
+            </w:tcBorders>
           </w:tcPr>
           <w:p>
             <w:pPr>
@@ -12938,6 +11774,10 @@
         <w:tc>
           <w:tcPr>
             <w:tcW w:w="2721" w:type="dxa"/>
+            <w:tcBorders>
+              <w:top w:val="single" w:sz="12" w:space="0" w:color="auto"/>
+              <w:bottom w:val="single" w:sz="4" w:space="0" w:color="auto"/>
+            </w:tcBorders>
           </w:tcPr>
           <w:p>
             <w:pPr>
@@ -12956,6 +11796,10 @@
         <w:tc>
           <w:tcPr>
             <w:tcW w:w="794" w:type="dxa"/>
+            <w:tcBorders>
+              <w:top w:val="single" w:sz="12" w:space="0" w:color="auto"/>
+              <w:bottom w:val="single" w:sz="4" w:space="0" w:color="auto"/>
+            </w:tcBorders>
           </w:tcPr>
           <w:p>
             <w:pPr>
@@ -12976,6 +11820,9 @@
         <w:tc>
           <w:tcPr>
             <w:tcW w:w="1474" w:type="dxa"/>
+            <w:tcBorders>
+              <w:top w:val="single" w:sz="4" w:space="0" w:color="auto"/>
+            </w:tcBorders>
           </w:tcPr>
           <w:p>
             <w:pPr>
@@ -12993,6 +11840,9 @@
         <w:tc>
           <w:tcPr>
             <w:tcW w:w="2268" w:type="dxa"/>
+            <w:tcBorders>
+              <w:top w:val="single" w:sz="4" w:space="0" w:color="auto"/>
+            </w:tcBorders>
           </w:tcPr>
           <w:p>
             <w:pPr>
@@ -13010,6 +11860,9 @@
         <w:tc>
           <w:tcPr>
             <w:tcW w:w="1814" w:type="dxa"/>
+            <w:tcBorders>
+              <w:top w:val="single" w:sz="4" w:space="0" w:color="auto"/>
+            </w:tcBorders>
           </w:tcPr>
           <w:p>
             <w:pPr>
@@ -13027,6 +11880,9 @@
         <w:tc>
           <w:tcPr>
             <w:tcW w:w="2721" w:type="dxa"/>
+            <w:tcBorders>
+              <w:top w:val="single" w:sz="4" w:space="0" w:color="auto"/>
+            </w:tcBorders>
           </w:tcPr>
           <w:p>
             <w:pPr>
@@ -13044,6 +11900,9 @@
         <w:tc>
           <w:tcPr>
             <w:tcW w:w="794" w:type="dxa"/>
+            <w:tcBorders>
+              <w:top w:val="single" w:sz="4" w:space="0" w:color="auto"/>
+            </w:tcBorders>
           </w:tcPr>
           <w:p>
             <w:pPr>
@@ -13150,22 +12009,19 @@
     <w:p>
       <w:pPr>
         <w:pStyle w:val="af1"/>
-        <w:keepNext/>
         <w:spacing w:before="240" w:after="240"/>
-        <w:ind w:firstLine="420"/>
-      </w:pPr>
-      <w:r>
-        <w:rPr>
-          <w:rFonts w:ascii="黑体" w:hAnsi="黑体"/>
-        </w:rPr>
-        <w:lastRenderedPageBreak/>
-        <w:t>4.2.2 测试截图</w:t>
+        <w:ind w:firstLineChars="0" w:firstLine="0"/>
+      </w:pPr>
+      <w:r>
+        <w:t xml:space="preserve">4.2.2 </w:t>
+      </w:r>
+      <w:r>
+        <w:t>测试截图</w:t>
       </w:r>
     </w:p>
     <w:p>
       <w:pPr>
         <w:pStyle w:val="af0"/>
-        <w:keepNext/>
         <w:spacing w:before="60" w:after="60" w:line="240" w:lineRule="auto"/>
         <w:ind w:firstLine="420"/>
         <w:jc w:val="center"/>
@@ -13174,6 +12030,7 @@
         <w:rPr>
           <w:noProof/>
         </w:rPr>
+        <w:lastRenderedPageBreak/>
         <w:drawing>
           <wp:inline distT="0" distB="0" distL="0" distR="0" wp14:anchorId="354EFEA2" wp14:editId="328B67E4">
             <wp:extent cx="5623560" cy="3528702"/>
@@ -13190,7 +12047,7 @@
                     <pic:cNvPicPr/>
                   </pic:nvPicPr>
                   <pic:blipFill>
-                    <a:blip r:embed="rId43"/>
+                    <a:blip r:embed="rId39"/>
                     <a:stretch>
                       <a:fillRect/>
                     </a:stretch>
@@ -13235,7 +12092,6 @@
     <w:p>
       <w:pPr>
         <w:pStyle w:val="af0"/>
-        <w:keepNext/>
         <w:spacing w:before="60" w:after="60" w:line="240" w:lineRule="auto"/>
         <w:ind w:firstLine="420"/>
         <w:jc w:val="center"/>
@@ -13260,7 +12116,7 @@
                     <pic:cNvPicPr/>
                   </pic:nvPicPr>
                   <pic:blipFill>
-                    <a:blip r:embed="rId44"/>
+                    <a:blip r:embed="rId40"/>
                     <a:stretch>
                       <a:fillRect/>
                     </a:stretch>
@@ -13305,30 +12161,28 @@
     <w:p>
       <w:pPr>
         <w:pStyle w:val="af"/>
-        <w:keepNext/>
         <w:spacing w:before="240" w:after="240"/>
-        <w:ind w:firstLine="480"/>
-      </w:pPr>
-      <w:r>
-        <w:rPr>
-          <w:rFonts w:ascii="黑体" w:hAnsi="黑体"/>
-        </w:rPr>
+        <w:ind w:firstLineChars="0" w:firstLine="0"/>
+      </w:pPr>
+      <w:r>
+        <w:t>4.3 JMeter</w:t>
+      </w:r>
+      <w:r>
+        <w:t>性能与压力测试</w:t>
+      </w:r>
+    </w:p>
+    <w:p>
+      <w:pPr>
+        <w:pStyle w:val="af1"/>
+        <w:spacing w:before="240" w:after="240"/>
+        <w:ind w:firstLineChars="0" w:firstLine="0"/>
+      </w:pPr>
+      <w:r>
         <w:lastRenderedPageBreak/>
-        <w:t>4.3 JMeter性能与压力测试</w:t>
-      </w:r>
-    </w:p>
-    <w:p>
-      <w:pPr>
-        <w:pStyle w:val="af1"/>
-        <w:keepNext/>
-        <w:spacing w:before="240" w:after="240"/>
-        <w:ind w:firstLine="420"/>
-      </w:pPr>
-      <w:r>
-        <w:rPr>
-          <w:rFonts w:ascii="黑体" w:hAnsi="黑体"/>
-        </w:rPr>
-        <w:t>4.3.1 测试方案</w:t>
+        <w:t xml:space="preserve">4.3.1 </w:t>
+      </w:r>
+      <w:r>
+        <w:t>测试方案</w:t>
       </w:r>
     </w:p>
     <w:p>
@@ -13376,7 +12230,6 @@
     <w:p>
       <w:pPr>
         <w:pStyle w:val="af0"/>
-        <w:keepNext/>
         <w:spacing w:before="60" w:after="60" w:line="240" w:lineRule="auto"/>
         <w:ind w:firstLine="420"/>
         <w:jc w:val="center"/>
@@ -13401,7 +12254,7 @@
                     <pic:cNvPicPr/>
                   </pic:nvPicPr>
                   <pic:blipFill>
-                    <a:blip r:embed="rId45"/>
+                    <a:blip r:embed="rId41"/>
                     <a:stretch>
                       <a:fillRect/>
                     </a:stretch>
@@ -13446,15 +12299,14 @@
     <w:p>
       <w:pPr>
         <w:pStyle w:val="af1"/>
-        <w:keepNext/>
         <w:spacing w:before="240" w:after="240"/>
-        <w:ind w:firstLine="420"/>
-      </w:pPr>
-      <w:r>
-        <w:rPr>
-          <w:rFonts w:ascii="黑体" w:hAnsi="黑体"/>
-        </w:rPr>
-        <w:t>4.3.2 测试结果与分析</w:t>
+        <w:ind w:firstLineChars="0" w:firstLine="0"/>
+      </w:pPr>
+      <w:r>
+        <w:t xml:space="preserve">4.3.2 </w:t>
+      </w:r>
+      <w:r>
+        <w:t>测试结果与分析</w:t>
       </w:r>
     </w:p>
     <w:p>
@@ -13582,6 +12434,10 @@
         <w:tc>
           <w:tcPr>
             <w:tcW w:w="1474" w:type="dxa"/>
+            <w:tcBorders>
+              <w:top w:val="single" w:sz="12" w:space="0" w:color="auto"/>
+              <w:bottom w:val="single" w:sz="4" w:space="0" w:color="auto"/>
+            </w:tcBorders>
           </w:tcPr>
           <w:p>
             <w:pPr>
@@ -13600,6 +12456,10 @@
         <w:tc>
           <w:tcPr>
             <w:tcW w:w="2041" w:type="dxa"/>
+            <w:tcBorders>
+              <w:top w:val="single" w:sz="12" w:space="0" w:color="auto"/>
+              <w:bottom w:val="single" w:sz="4" w:space="0" w:color="auto"/>
+            </w:tcBorders>
           </w:tcPr>
           <w:p>
             <w:pPr>
@@ -13618,6 +12478,10 @@
         <w:tc>
           <w:tcPr>
             <w:tcW w:w="2098" w:type="dxa"/>
+            <w:tcBorders>
+              <w:top w:val="single" w:sz="12" w:space="0" w:color="auto"/>
+              <w:bottom w:val="single" w:sz="4" w:space="0" w:color="auto"/>
+            </w:tcBorders>
           </w:tcPr>
           <w:p>
             <w:pPr>
@@ -13636,6 +12500,10 @@
         <w:tc>
           <w:tcPr>
             <w:tcW w:w="1417" w:type="dxa"/>
+            <w:tcBorders>
+              <w:top w:val="single" w:sz="12" w:space="0" w:color="auto"/>
+              <w:bottom w:val="single" w:sz="4" w:space="0" w:color="auto"/>
+            </w:tcBorders>
           </w:tcPr>
           <w:p>
             <w:pPr>
@@ -13654,6 +12522,10 @@
         <w:tc>
           <w:tcPr>
             <w:tcW w:w="2041" w:type="dxa"/>
+            <w:tcBorders>
+              <w:top w:val="single" w:sz="12" w:space="0" w:color="auto"/>
+              <w:bottom w:val="single" w:sz="4" w:space="0" w:color="auto"/>
+            </w:tcBorders>
           </w:tcPr>
           <w:p>
             <w:pPr>
@@ -13674,6 +12546,9 @@
         <w:tc>
           <w:tcPr>
             <w:tcW w:w="1474" w:type="dxa"/>
+            <w:tcBorders>
+              <w:top w:val="single" w:sz="4" w:space="0" w:color="auto"/>
+            </w:tcBorders>
           </w:tcPr>
           <w:p>
             <w:pPr>
@@ -13691,6 +12566,9 @@
         <w:tc>
           <w:tcPr>
             <w:tcW w:w="2041" w:type="dxa"/>
+            <w:tcBorders>
+              <w:top w:val="single" w:sz="4" w:space="0" w:color="auto"/>
+            </w:tcBorders>
           </w:tcPr>
           <w:p>
             <w:pPr>
@@ -13708,6 +12586,9 @@
         <w:tc>
           <w:tcPr>
             <w:tcW w:w="2098" w:type="dxa"/>
+            <w:tcBorders>
+              <w:top w:val="single" w:sz="4" w:space="0" w:color="auto"/>
+            </w:tcBorders>
           </w:tcPr>
           <w:p>
             <w:pPr>
@@ -13725,6 +12606,9 @@
         <w:tc>
           <w:tcPr>
             <w:tcW w:w="1417" w:type="dxa"/>
+            <w:tcBorders>
+              <w:top w:val="single" w:sz="4" w:space="0" w:color="auto"/>
+            </w:tcBorders>
           </w:tcPr>
           <w:p>
             <w:pPr>
@@ -13742,6 +12626,9 @@
         <w:tc>
           <w:tcPr>
             <w:tcW w:w="2041" w:type="dxa"/>
+            <w:tcBorders>
+              <w:top w:val="single" w:sz="4" w:space="0" w:color="auto"/>
+            </w:tcBorders>
           </w:tcPr>
           <w:p>
             <w:pPr>
@@ -13761,7 +12648,6 @@
     <w:p>
       <w:pPr>
         <w:pStyle w:val="af0"/>
-        <w:keepNext/>
         <w:spacing w:before="60" w:after="60" w:line="240" w:lineRule="auto"/>
         <w:ind w:firstLine="420"/>
         <w:jc w:val="center"/>
@@ -13787,7 +12673,7 @@
                     <pic:cNvPicPr/>
                   </pic:nvPicPr>
                   <pic:blipFill>
-                    <a:blip r:embed="rId46"/>
+                    <a:blip r:embed="rId42"/>
                     <a:stretch>
                       <a:fillRect/>
                     </a:stretch>
@@ -13832,7 +12718,6 @@
     <w:p>
       <w:pPr>
         <w:pStyle w:val="af0"/>
-        <w:keepNext/>
         <w:spacing w:before="60" w:after="60" w:line="240" w:lineRule="auto"/>
         <w:ind w:firstLine="420"/>
         <w:jc w:val="center"/>
@@ -13857,7 +12742,7 @@
                     <pic:cNvPicPr/>
                   </pic:nvPicPr>
                   <pic:blipFill>
-                    <a:blip r:embed="rId47"/>
+                    <a:blip r:embed="rId43"/>
                     <a:stretch>
                       <a:fillRect/>
                     </a:stretch>
@@ -13902,7 +12787,6 @@
     <w:p>
       <w:pPr>
         <w:pStyle w:val="af0"/>
-        <w:keepNext/>
         <w:spacing w:before="60" w:after="60" w:line="240" w:lineRule="auto"/>
         <w:ind w:firstLine="420"/>
         <w:jc w:val="center"/>
@@ -13928,7 +12812,7 @@
                     <pic:cNvPicPr/>
                   </pic:nvPicPr>
                   <pic:blipFill>
-                    <a:blip r:embed="rId48"/>
+                    <a:blip r:embed="rId44"/>
                     <a:stretch>
                       <a:fillRect/>
                     </a:stretch>
@@ -13973,15 +12857,14 @@
     <w:p>
       <w:pPr>
         <w:pStyle w:val="af"/>
-        <w:keepNext/>
         <w:spacing w:before="240" w:after="240"/>
-        <w:ind w:firstLine="480"/>
-      </w:pPr>
-      <w:r>
-        <w:rPr>
-          <w:rFonts w:ascii="黑体" w:hAnsi="黑体"/>
-        </w:rPr>
-        <w:t>4.4 测试总结与不足</w:t>
+        <w:ind w:firstLineChars="0" w:firstLine="0"/>
+      </w:pPr>
+      <w:r>
+        <w:t xml:space="preserve">4.4 </w:t>
+      </w:r>
+      <w:r>
+        <w:t>测试总结与不足</w:t>
       </w:r>
     </w:p>
     <w:p>
@@ -14031,9 +12914,22 @@
     </w:p>
     <w:p>
       <w:pPr>
+        <w:pStyle w:val="af0"/>
+        <w:ind w:firstLine="420"/>
+        <w:jc w:val="both"/>
+        <w:rPr>
+          <w:color w:val="000000"/>
+        </w:rPr>
+      </w:pPr>
+    </w:p>
+    <w:p>
+      <w:pPr>
+        <w:tabs>
+          <w:tab w:val="left" w:pos="1954"/>
+        </w:tabs>
         <w:sectPr>
-          <w:headerReference w:type="default" r:id="rId49"/>
-          <w:footerReference w:type="default" r:id="rId50"/>
+          <w:headerReference w:type="default" r:id="rId45"/>
+          <w:footerReference w:type="default" r:id="rId46"/>
           <w:pgSz w:w="11906" w:h="16838"/>
           <w:pgMar w:top="1701" w:right="1417" w:bottom="1417" w:left="1701" w:header="1304" w:footer="1020" w:gutter="0"/>
           <w:cols w:space="720"/>
@@ -14043,111 +12939,85 @@
     <w:p>
       <w:pPr>
         <w:pStyle w:val="ae"/>
-        <w:keepNext/>
-        <w:spacing w:before="240" w:after="240"/>
+        <w:spacing w:before="240" w:after="240" w:line="240" w:lineRule="auto"/>
         <w:ind w:firstLineChars="0" w:firstLine="0"/>
         <w:outlineLvl w:val="0"/>
       </w:pPr>
-      <w:bookmarkStart w:id="2" w:name="_Toc239686806"/>
+      <w:bookmarkStart w:id="0" w:name="_Toc239686808"/>
       <w:r>
         <w:rPr>
           <w:rFonts w:ascii="黑体" w:hAnsi="黑体"/>
           <w:color w:val="000000"/>
         </w:rPr>
         <w:lastRenderedPageBreak/>
-        <w:t>致  谢</w:t>
-      </w:r>
-      <w:bookmarkEnd w:id="2"/>
+        <w:t>附  录</w:t>
+      </w:r>
+      <w:bookmarkEnd w:id="0"/>
+    </w:p>
+    <w:p>
+      <w:pPr>
+        <w:pStyle w:val="af"/>
+        <w:spacing w:before="240" w:after="240" w:line="240" w:lineRule="auto"/>
+        <w:ind w:firstLineChars="0" w:firstLine="0"/>
+        <w:outlineLvl w:val="1"/>
+      </w:pPr>
+      <w:bookmarkStart w:id="1" w:name="_Toc239686809"/>
+      <w:r>
+        <w:rPr>
+          <w:rFonts w:ascii="黑体" w:hAnsi="黑体"/>
+          <w:color w:val="000000"/>
+        </w:rPr>
+        <w:t>附录A 关键代码与接口材料</w:t>
+      </w:r>
+      <w:bookmarkEnd w:id="1"/>
     </w:p>
     <w:p>
       <w:pPr>
         <w:pStyle w:val="af0"/>
+        <w:spacing w:line="240" w:lineRule="auto"/>
         <w:ind w:firstLine="420"/>
         <w:jc w:val="both"/>
-        <w:rPr>
-          <w:rFonts w:hint="eastAsia"/>
-        </w:rPr>
-        <w:sectPr>
-          <w:headerReference w:type="default" r:id="rId51"/>
-          <w:footerReference w:type="default" r:id="rId52"/>
-          <w:pgSz w:w="11906" w:h="16838"/>
-          <w:pgMar w:top="1701" w:right="1417" w:bottom="1417" w:left="1701" w:header="1304" w:footer="1020" w:gutter="0"/>
-          <w:cols w:space="720"/>
-        </w:sectPr>
       </w:pPr>
       <w:r>
         <w:rPr>
           <w:color w:val="000000"/>
         </w:rPr>
-        <w:t>【填写对指导教师及实际提供帮助人员的感谢，写明导师真实姓名，说明具体帮助。涉及合作贡献与</w:t>
+        <w:t>【按需附关键代码、接口清单和补充材料，标明对应文件、作用及正文引用位置。不粘贴全部项目代码，不包含密码、</w:t>
       </w:r>
       <w:r>
         <w:rPr>
           <w:color w:val="000000"/>
         </w:rPr>
-        <w:t>AI</w:t>
+        <w:t>Token</w:t>
       </w:r>
       <w:r>
         <w:rPr>
           <w:color w:val="000000"/>
         </w:rPr>
-        <w:t>辅助时，按课程要求如实说明，不使用未经核实的贡献表述。</w:t>
-      </w:r>
-    </w:p>
-    <w:p>
-      <w:pPr>
-        <w:rPr>
-          <w:rFonts w:hint="eastAsia"/>
-        </w:rPr>
-        <w:sectPr>
-          <w:headerReference w:type="default" r:id="rId53"/>
-          <w:footerReference w:type="default" r:id="rId54"/>
-          <w:pgSz w:w="11906" w:h="16838"/>
-          <w:pgMar w:top="1701" w:right="1417" w:bottom="1417" w:left="1701" w:header="1304" w:footer="1020" w:gutter="0"/>
-          <w:cols w:space="720"/>
-        </w:sectPr>
-      </w:pPr>
-    </w:p>
-    <w:p>
-      <w:pPr>
-        <w:pStyle w:val="ae"/>
-        <w:keepNext/>
-        <w:spacing w:before="240" w:after="240"/>
+        <w:t>或真实数据库。】</w:t>
+      </w:r>
+    </w:p>
+    <w:p>
+      <w:pPr>
+        <w:pStyle w:val="af"/>
+        <w:spacing w:before="240" w:after="240" w:line="240" w:lineRule="auto"/>
         <w:ind w:firstLineChars="0" w:firstLine="0"/>
-        <w:outlineLvl w:val="0"/>
-      </w:pPr>
-      <w:bookmarkStart w:id="3" w:name="_Toc239686808"/>
+        <w:outlineLvl w:val="1"/>
+      </w:pPr>
+      <w:bookmarkStart w:id="2" w:name="_Toc239686810"/>
       <w:r>
         <w:rPr>
           <w:rFonts w:ascii="黑体" w:hAnsi="黑体"/>
           <w:color w:val="000000"/>
         </w:rPr>
-        <w:lastRenderedPageBreak/>
-        <w:t>附  录</w:t>
-      </w:r>
-      <w:bookmarkEnd w:id="3"/>
-    </w:p>
-    <w:p>
-      <w:pPr>
-        <w:pStyle w:val="af"/>
-        <w:keepNext/>
-        <w:spacing w:before="240" w:after="240" w:line="360" w:lineRule="exact"/>
-        <w:ind w:firstLineChars="0" w:firstLine="0"/>
-        <w:outlineLvl w:val="1"/>
-      </w:pPr>
-      <w:bookmarkStart w:id="4" w:name="_Toc239686809"/>
-      <w:r>
-        <w:rPr>
-          <w:rFonts w:ascii="黑体" w:hAnsi="黑体"/>
-          <w:color w:val="000000"/>
-        </w:rPr>
-        <w:t>附录A 关键代码与接口材料</w:t>
-      </w:r>
-      <w:bookmarkEnd w:id="4"/>
+        <w:t>附录B Git版本控制材料索引</w:t>
+      </w:r>
+      <w:bookmarkEnd w:id="2"/>
     </w:p>
     <w:p>
       <w:pPr>
         <w:pStyle w:val="af0"/>
+        <w:spacing w:line="240" w:lineRule="auto"/>
         <w:ind w:firstLine="420"/>
         <w:jc w:val="both"/>
       </w:pPr>
@@ -14155,349 +13025,24 @@
         <w:rPr>
           <w:color w:val="000000"/>
         </w:rPr>
-        <w:t>【按需附关键代码、接口清单和补充材料，标明对应文件、作用及正文引用位置。不粘贴全部项目代码，不包含密码、</w:t>
+        <w:t>【列出真实提交日期、模块、提交编号及对应操作截图文件名。完整的</w:t>
       </w:r>
       <w:r>
         <w:rPr>
           <w:color w:val="000000"/>
         </w:rPr>
-        <w:t>Token</w:t>
+        <w:t>Git</w:t>
       </w:r>
       <w:r>
         <w:rPr>
           <w:color w:val="000000"/>
         </w:rPr>
-        <w:t>或真实数据库。】</w:t>
-      </w:r>
-    </w:p>
-    <w:p>
-      <w:pPr>
-        <w:pStyle w:val="af"/>
-        <w:keepNext/>
-        <w:spacing w:before="240" w:after="240" w:line="360" w:lineRule="exact"/>
-        <w:ind w:firstLineChars="0" w:firstLine="0"/>
-        <w:outlineLvl w:val="1"/>
-      </w:pPr>
-      <w:bookmarkStart w:id="5" w:name="_Toc239686810"/>
-      <w:r>
-        <w:rPr>
-          <w:rFonts w:ascii="黑体" w:hAnsi="黑体"/>
-          <w:color w:val="000000"/>
-        </w:rPr>
-        <w:t>附录B Git版本控制材料索引</w:t>
-      </w:r>
-      <w:bookmarkEnd w:id="5"/>
-    </w:p>
-    <w:p>
-      <w:pPr>
-        <w:pStyle w:val="af0"/>
-        <w:ind w:firstLine="420"/>
-        <w:jc w:val="both"/>
-      </w:pPr>
-      <w:r>
-        <w:rPr>
-          <w:color w:val="000000"/>
-        </w:rPr>
-        <w:t>【列出真实提交日期、模块、提交编号及对应操作截图文件名。完整的</w:t>
-      </w:r>
-      <w:r>
-        <w:rPr>
-          <w:color w:val="000000"/>
-        </w:rPr>
-        <w:t>Git</w:t>
-      </w:r>
-      <w:r>
-        <w:rPr>
-          <w:color w:val="000000"/>
-        </w:rPr>
         <w:t>版本控制文档按课程要求单独整理。】</w:t>
       </w:r>
     </w:p>
-    <w:p>
-      <w:pPr>
-        <w:sectPr>
-          <w:headerReference w:type="default" r:id="rId55"/>
-          <w:footerReference w:type="default" r:id="rId56"/>
-          <w:pgSz w:w="11906" w:h="16838"/>
-          <w:pgMar w:top="1701" w:right="1417" w:bottom="1417" w:left="1701" w:header="1304" w:footer="1020" w:gutter="0"/>
-          <w:cols w:space="720"/>
-        </w:sectPr>
-      </w:pPr>
-    </w:p>
-    <w:p>
-      <w:pPr>
-        <w:pStyle w:val="ae"/>
-        <w:keepNext/>
-        <w:spacing w:before="240" w:after="240"/>
-        <w:ind w:firstLineChars="0" w:firstLine="0"/>
-        <w:outlineLvl w:val="0"/>
-      </w:pPr>
-      <w:bookmarkStart w:id="6" w:name="_Toc239686811"/>
-      <w:r>
-        <w:rPr>
-          <w:rFonts w:ascii="黑体" w:hAnsi="黑体"/>
-          <w:color w:val="000000"/>
-        </w:rPr>
-        <w:lastRenderedPageBreak/>
-        <w:t>本科生毕业论文（设计）原创性声明</w:t>
-      </w:r>
-      <w:bookmarkEnd w:id="6"/>
-    </w:p>
-    <w:p>
-      <w:pPr>
-        <w:pStyle w:val="af0"/>
-        <w:ind w:firstLine="420"/>
-        <w:jc w:val="both"/>
-      </w:pPr>
-      <w:r>
-        <w:rPr>
-          <w:color w:val="000000"/>
-        </w:rPr>
-        <w:t>本人郑重声明：所呈交的毕业论文（设计）是本人在指导教师</w:t>
-      </w:r>
-      <w:r>
-        <w:rPr>
-          <w:color w:val="000000"/>
-        </w:rPr>
-        <w:t xml:space="preserve"> </w:t>
-      </w:r>
-      <w:r>
-        <w:rPr>
-          <w:color w:val="000000"/>
-        </w:rPr>
-        <w:t>【导师姓名】</w:t>
-      </w:r>
-      <w:r>
-        <w:rPr>
-          <w:color w:val="000000"/>
-        </w:rPr>
-        <w:t xml:space="preserve"> </w:t>
-      </w:r>
-      <w:r>
-        <w:rPr>
-          <w:color w:val="000000"/>
-        </w:rPr>
-        <w:t>指导下独立研究、写作的成果，论文（设计）中引用他人的观点和参考资料均加以注释和说明。本论文（设计）中没有剽窃、抄袭他人研究成果和伪造数据等行为。对完成本文做出重要贡献的个人和集体，在文中均作了明确的说明并表示了谢意。如有违规行为发生，本人愿承担一切责任并接受学校的处理。</w:t>
-      </w:r>
-    </w:p>
-    <w:p>
-      <w:pPr>
-        <w:pStyle w:val="af0"/>
-        <w:ind w:firstLineChars="0" w:firstLine="0"/>
-        <w:jc w:val="both"/>
-      </w:pPr>
-      <w:r>
-        <w:rPr>
-          <w:color w:val="000000"/>
-        </w:rPr>
-        <w:t>论文（设计）作者签名：</w:t>
-      </w:r>
-      <w:r>
-        <w:rPr>
-          <w:color w:val="000000"/>
-        </w:rPr>
-        <w:t>________________</w:t>
-      </w:r>
-    </w:p>
-    <w:p>
-      <w:pPr>
-        <w:pStyle w:val="af0"/>
-        <w:ind w:firstLineChars="0" w:firstLine="0"/>
-        <w:jc w:val="both"/>
-      </w:pPr>
-      <w:r>
-        <w:rPr>
-          <w:color w:val="000000"/>
-        </w:rPr>
-        <w:t>日期：</w:t>
-      </w:r>
-      <w:r>
-        <w:rPr>
-          <w:color w:val="000000"/>
-        </w:rPr>
-        <w:t>________</w:t>
-      </w:r>
-      <w:r>
-        <w:rPr>
-          <w:color w:val="000000"/>
-        </w:rPr>
-        <w:t>年</w:t>
-      </w:r>
-      <w:r>
-        <w:rPr>
-          <w:color w:val="000000"/>
-        </w:rPr>
-        <w:t>____</w:t>
-      </w:r>
-      <w:r>
-        <w:rPr>
-          <w:color w:val="000000"/>
-        </w:rPr>
-        <w:t>月</w:t>
-      </w:r>
-      <w:r>
-        <w:rPr>
-          <w:color w:val="000000"/>
-        </w:rPr>
-        <w:t>____</w:t>
-      </w:r>
-      <w:r>
-        <w:rPr>
-          <w:color w:val="000000"/>
-        </w:rPr>
-        <w:t>日</w:t>
-      </w:r>
-    </w:p>
-    <w:p>
-      <w:pPr>
-        <w:pStyle w:val="ae"/>
-        <w:keepNext/>
-        <w:spacing w:before="240" w:after="240"/>
-        <w:ind w:firstLineChars="0" w:firstLine="0"/>
-        <w:outlineLvl w:val="0"/>
-      </w:pPr>
-      <w:bookmarkStart w:id="7" w:name="_Toc239686812"/>
-      <w:r>
-        <w:rPr>
-          <w:rFonts w:ascii="黑体" w:hAnsi="黑体"/>
-          <w:color w:val="000000"/>
-        </w:rPr>
-        <w:t>本科生毕业论文（设计）版权使用授权书</w:t>
-      </w:r>
-      <w:bookmarkEnd w:id="7"/>
-    </w:p>
-    <w:p>
-      <w:pPr>
-        <w:pStyle w:val="af0"/>
-        <w:ind w:firstLine="420"/>
-        <w:jc w:val="both"/>
-      </w:pPr>
-      <w:r>
-        <w:rPr>
-          <w:color w:val="000000"/>
-        </w:rPr>
-        <w:t>大连海洋大学有权保留并向国家有关部门或机构送交毕业论文（设计）的复印件和电子版，允许毕业论文（设计）被查阅和借阅。本人授权大连海洋大学可以将本人的本科毕业论文（设计）全部或部分内容编入有关数据库进行检索，可以采用影印、缩印或其他复印手段保存、汇编毕业论文（设计）。</w:t>
-      </w:r>
-    </w:p>
-    <w:p>
-      <w:pPr>
-        <w:pStyle w:val="af0"/>
-        <w:ind w:firstLineChars="0" w:firstLine="0"/>
-        <w:jc w:val="both"/>
-      </w:pPr>
-      <w:r>
-        <w:rPr>
-          <w:color w:val="000000"/>
-        </w:rPr>
-        <w:t>论文（设计）作者签名：</w:t>
-      </w:r>
-      <w:r>
-        <w:rPr>
-          <w:color w:val="000000"/>
-        </w:rPr>
-        <w:t>____________</w:t>
-      </w:r>
-      <w:r>
-        <w:rPr>
-          <w:color w:val="000000"/>
-        </w:rPr>
-        <w:t xml:space="preserve">　指导教师签名：</w:t>
-      </w:r>
-      <w:r>
-        <w:rPr>
-          <w:color w:val="000000"/>
-        </w:rPr>
-        <w:t>____________</w:t>
-      </w:r>
-    </w:p>
-    <w:p>
-      <w:pPr>
-        <w:pStyle w:val="af0"/>
-        <w:ind w:firstLineChars="0" w:firstLine="0"/>
-        <w:jc w:val="both"/>
-      </w:pPr>
-      <w:r>
-        <w:rPr>
-          <w:color w:val="000000"/>
-        </w:rPr>
-        <w:t>日期：</w:t>
-      </w:r>
-      <w:r>
-        <w:rPr>
-          <w:color w:val="000000"/>
-        </w:rPr>
-        <w:t>________</w:t>
-      </w:r>
-      <w:r>
-        <w:rPr>
-          <w:color w:val="000000"/>
-        </w:rPr>
-        <w:t>年</w:t>
-      </w:r>
-      <w:r>
-        <w:rPr>
-          <w:color w:val="000000"/>
-        </w:rPr>
-        <w:t>____</w:t>
-      </w:r>
-      <w:r>
-        <w:rPr>
-          <w:color w:val="000000"/>
-        </w:rPr>
-        <w:t>月</w:t>
-      </w:r>
-      <w:r>
-        <w:rPr>
-          <w:color w:val="000000"/>
-        </w:rPr>
-        <w:t>____</w:t>
-      </w:r>
-      <w:r>
-        <w:rPr>
-          <w:color w:val="000000"/>
-        </w:rPr>
-        <w:t>日　　　　日期：</w:t>
-      </w:r>
-      <w:r>
-        <w:rPr>
-          <w:color w:val="000000"/>
-        </w:rPr>
-        <w:t>________</w:t>
-      </w:r>
-      <w:r>
-        <w:rPr>
-          <w:color w:val="000000"/>
-        </w:rPr>
-        <w:t>年</w:t>
-      </w:r>
-      <w:r>
-        <w:rPr>
-          <w:color w:val="000000"/>
-        </w:rPr>
-        <w:t>____</w:t>
-      </w:r>
-      <w:r>
-        <w:rPr>
-          <w:color w:val="000000"/>
-        </w:rPr>
-        <w:t>月</w:t>
-      </w:r>
-      <w:r>
-        <w:rPr>
-          <w:color w:val="000000"/>
-        </w:rPr>
-        <w:t>____</w:t>
-      </w:r>
-      <w:r>
-        <w:rPr>
-          <w:color w:val="000000"/>
-        </w:rPr>
-        <w:t>日</w:t>
-      </w:r>
-    </w:p>
     <w:sectPr>
-      <w:headerReference w:type="default" r:id="rId57"/>
-      <w:footerReference w:type="default" r:id="rId58"/>
+      <w:headerReference w:type="default" r:id="rId47"/>
+      <w:footerReference w:type="default" r:id="rId48"/>
       <w:pgSz w:w="11906" w:h="16838"/>
       <w:pgMar w:top="1701" w:right="1417" w:bottom="1417" w:left="1701" w:header="1304" w:footer="1020" w:gutter="0"/>
       <w:cols w:space="720"/>
@@ -14529,16 +13074,14 @@
 <w:ftr xmlns:wpc="http://schemas.microsoft.com/office/word/2010/wordprocessingCanvas" xmlns:cx="http://schemas.microsoft.com/office/drawing/2014/chartex" xmlns:cx1="http://schemas.microsoft.com/office/drawing/2015/9/8/chartex" xmlns:cx2="http://schemas.microsoft.com/office/drawing/2015/10/21/chartex" xmlns:cx3="http://schemas.microsoft.com/office/drawing/2016/5/9/chartex" xmlns:cx4="http://schemas.microsoft.com/office/drawing/2016/5/10/chartex" xmlns:cx5="http://schemas.microsoft.com/office/drawing/2016/5/11/chartex" xmlns:cx6="http://schemas.microsoft.com/office/drawing/2016/5/12/chartex" xmlns:cx7="http://schemas.microsoft.com/office/drawing/2016/5/13/chartex" xmlns:cx8="http://schemas.microsoft.com/office/drawing/2016/5/14/chartex" xmlns:mc="http://schemas.openxmlformats.org/markup-compatibility/2006" xmlns:m="http://schemas.openxmlformats.org/officeDocument/2006/math" xmlns:aink="http://schemas.microsoft.com/office/drawing/2016/ink" xmlns:am3d="http://schemas.microsoft.com/office/drawing/2017/model3d" xmlns:oel="http://schemas.microsoft.com/office/2019/extlst" xmlns:r="http://schemas.openxmlformats.org/officeDocument/2006/relationships" xmlns:wp14="http://schemas.microsoft.com/office/word/2010/wordprocessingDrawing" xmlns:wp="http://schemas.openxmlformats.org/drawingml/2006/wordprocessingDrawing" xmlns:wpg="http://schemas.microsoft.com/office/word/2010/wordprocessingGroup" xmlns:wpi="http://schemas.microsoft.com/office/word/2010/wordprocessingInk" xmlns:wps="http://schemas.microsoft.com/office/word/2010/wordprocessingShape" xmlns:o="urn:schemas-microsoft-com:office:office" xmlns:v="urn:schemas-microsoft-com:vml" xmlns:w10="urn:schemas-microsoft-com:office:word" xmlns:w="http://schemas.openxmlformats.org/wordprocessingml/2006/main" xmlns:w14="http://schemas.microsoft.com/office/word/2010/wordml" xmlns:w15="http://schemas.microsoft.com/office/word/2012/wordml" xmlns:w16cex="http://schemas.microsoft.com/office/word/2018/wordml/cex" xmlns:w16cid="http://schemas.microsoft.com/office/word/2016/wordml/cid" xmlns:w16="http://schemas.microsoft.com/office/word/2018/wordml" xmlns:w16sdtdh="http://schemas.microsoft.com/office/word/2020/wordml/sdtdatahash" xmlns:w16sdtfl="http://schemas.microsoft.com/office/word/2024/wordml/sdtformatlock" xmlns:w16se="http://schemas.microsoft.com/office/word/2015/wordml/symex" xmlns:w16du="http://schemas.microsoft.com/office/word/2023/wordml/word16du" xmlns:wne="http://schemas.microsoft.com/office/word/2006/wordml" mc:Ignorable="w14 w15 w16se w16cid w16 w16cex w16sdtdh w16sdtfl w16du wp14">
   <w:p>
     <w:pPr>
-      <w:pBdr>
-        <w:bottom w:val="nil"/>
-      </w:pBdr>
-      <w:spacing w:line="360" w:lineRule="exact"/>
+      <w:spacing w:line="240" w:lineRule="exact"/>
+      <w:jc w:val="center"/>
     </w:pPr>
   </w:p>
 </w:ftr>
 </file>
 
-<file path=word/footer10.xml><?xml version="1.0" encoding="utf-8"?>
+<file path=word/footer2.xml><?xml version="1.0" encoding="utf-8"?>
 <w:ftr xmlns:wpc="http://schemas.microsoft.com/office/word/2010/wordprocessingCanvas" xmlns:cx="http://schemas.microsoft.com/office/drawing/2014/chartex" xmlns:cx1="http://schemas.microsoft.com/office/drawing/2015/9/8/chartex" xmlns:cx2="http://schemas.microsoft.com/office/drawing/2015/10/21/chartex" xmlns:cx3="http://schemas.microsoft.com/office/drawing/2016/5/9/chartex" xmlns:cx4="http://schemas.microsoft.com/office/drawing/2016/5/10/chartex" xmlns:cx5="http://schemas.microsoft.com/office/drawing/2016/5/11/chartex" xmlns:cx6="http://schemas.microsoft.com/office/drawing/2016/5/12/chartex" xmlns:cx7="http://schemas.microsoft.com/office/drawing/2016/5/13/chartex" xmlns:cx8="http://schemas.microsoft.com/office/drawing/2016/5/14/chartex" xmlns:mc="http://schemas.openxmlformats.org/markup-compatibility/2006" xmlns:m="http://schemas.openxmlformats.org/officeDocument/2006/math" xmlns:aink="http://schemas.microsoft.com/office/drawing/2016/ink" xmlns:am3d="http://schemas.microsoft.com/office/drawing/2017/model3d" xmlns:oel="http://schemas.microsoft.com/office/2019/extlst" xmlns:r="http://schemas.openxmlformats.org/officeDocument/2006/relationships" xmlns:wp14="http://schemas.microsoft.com/office/word/2010/wordprocessingDrawing" xmlns:wp="http://schemas.openxmlformats.org/drawingml/2006/wordprocessingDrawing" xmlns:wpg="http://schemas.microsoft.com/office/word/2010/wordprocessingGroup" xmlns:wpi="http://schemas.microsoft.com/office/word/2010/wordprocessingInk" xmlns:wps="http://schemas.microsoft.com/office/word/2010/wordprocessingShape" xmlns:o="urn:schemas-microsoft-com:office:office" xmlns:v="urn:schemas-microsoft-com:vml" xmlns:w10="urn:schemas-microsoft-com:office:word" xmlns:w="http://schemas.openxmlformats.org/wordprocessingml/2006/main" xmlns:w14="http://schemas.microsoft.com/office/word/2010/wordml" xmlns:w15="http://schemas.microsoft.com/office/word/2012/wordml" xmlns:w16cex="http://schemas.microsoft.com/office/word/2018/wordml/cex" xmlns:w16cid="http://schemas.microsoft.com/office/word/2016/wordml/cid" xmlns:w16="http://schemas.microsoft.com/office/word/2018/wordml" xmlns:w16sdtdh="http://schemas.microsoft.com/office/word/2020/wordml/sdtdatahash" xmlns:w16sdtfl="http://schemas.microsoft.com/office/word/2024/wordml/sdtformatlock" xmlns:w16se="http://schemas.microsoft.com/office/word/2015/wordml/symex" xmlns:w16du="http://schemas.microsoft.com/office/word/2023/wordml/word16du" xmlns:wne="http://schemas.microsoft.com/office/word/2006/wordml" mc:Ignorable="w14 w15 w16se w16cid w16 w16cex w16sdtdh w16sdtfl w16du wp14">
   <w:p>
     <w:pPr>
@@ -14572,7 +13115,7 @@
         <w:color w:val="000000"/>
         <w:sz w:val="18"/>
       </w:rPr>
-      <w:t>9</w:t>
+      <w:t>1</w:t>
     </w:r>
     <w:r>
       <w:rPr>
@@ -14585,7 +13128,101 @@
 </w:ftr>
 </file>
 
-<file path=word/footer11.xml><?xml version="1.0" encoding="utf-8"?>
+<file path=word/footer3.xml><?xml version="1.0" encoding="utf-8"?>
+<w:ftr xmlns:wpc="http://schemas.microsoft.com/office/word/2010/wordprocessingCanvas" xmlns:cx="http://schemas.microsoft.com/office/drawing/2014/chartex" xmlns:cx1="http://schemas.microsoft.com/office/drawing/2015/9/8/chartex" xmlns:cx2="http://schemas.microsoft.com/office/drawing/2015/10/21/chartex" xmlns:cx3="http://schemas.microsoft.com/office/drawing/2016/5/9/chartex" xmlns:cx4="http://schemas.microsoft.com/office/drawing/2016/5/10/chartex" xmlns:cx5="http://schemas.microsoft.com/office/drawing/2016/5/11/chartex" xmlns:cx6="http://schemas.microsoft.com/office/drawing/2016/5/12/chartex" xmlns:cx7="http://schemas.microsoft.com/office/drawing/2016/5/13/chartex" xmlns:cx8="http://schemas.microsoft.com/office/drawing/2016/5/14/chartex" xmlns:mc="http://schemas.openxmlformats.org/markup-compatibility/2006" xmlns:m="http://schemas.openxmlformats.org/officeDocument/2006/math" xmlns:aink="http://schemas.microsoft.com/office/drawing/2016/ink" xmlns:am3d="http://schemas.microsoft.com/office/drawing/2017/model3d" xmlns:oel="http://schemas.microsoft.com/office/2019/extlst" xmlns:r="http://schemas.openxmlformats.org/officeDocument/2006/relationships" xmlns:wp14="http://schemas.microsoft.com/office/word/2010/wordprocessingDrawing" xmlns:wp="http://schemas.openxmlformats.org/drawingml/2006/wordprocessingDrawing" xmlns:wpg="http://schemas.microsoft.com/office/word/2010/wordprocessingGroup" xmlns:wpi="http://schemas.microsoft.com/office/word/2010/wordprocessingInk" xmlns:wps="http://schemas.microsoft.com/office/word/2010/wordprocessingShape" xmlns:o="urn:schemas-microsoft-com:office:office" xmlns:v="urn:schemas-microsoft-com:vml" xmlns:w10="urn:schemas-microsoft-com:office:word" xmlns:w="http://schemas.openxmlformats.org/wordprocessingml/2006/main" xmlns:w14="http://schemas.microsoft.com/office/word/2010/wordml" xmlns:w15="http://schemas.microsoft.com/office/word/2012/wordml" xmlns:w16cex="http://schemas.microsoft.com/office/word/2018/wordml/cex" xmlns:w16cid="http://schemas.microsoft.com/office/word/2016/wordml/cid" xmlns:w16="http://schemas.microsoft.com/office/word/2018/wordml" xmlns:w16sdtdh="http://schemas.microsoft.com/office/word/2020/wordml/sdtdatahash" xmlns:w16sdtfl="http://schemas.microsoft.com/office/word/2024/wordml/sdtformatlock" xmlns:w16se="http://schemas.microsoft.com/office/word/2015/wordml/symex" xmlns:w16du="http://schemas.microsoft.com/office/word/2023/wordml/word16du" xmlns:wne="http://schemas.microsoft.com/office/word/2006/wordml" mc:Ignorable="w14 w15 w16se w16cid w16 w16cex w16sdtdh w16sdtfl w16du wp14">
+  <w:p>
+    <w:pPr>
+      <w:spacing w:line="240" w:lineRule="exact"/>
+      <w:jc w:val="center"/>
+    </w:pPr>
+    <w:r>
+      <w:rPr>
+        <w:color w:val="000000"/>
+        <w:sz w:val="18"/>
+      </w:rPr>
+      <w:fldChar w:fldCharType="begin"/>
+    </w:r>
+    <w:r>
+      <w:rPr>
+        <w:color w:val="000000"/>
+        <w:sz w:val="18"/>
+      </w:rPr>
+      <w:instrText>PAGE</w:instrText>
+    </w:r>
+    <w:r>
+      <w:rPr>
+        <w:color w:val="000000"/>
+        <w:sz w:val="18"/>
+      </w:rPr>
+      <w:fldChar w:fldCharType="separate"/>
+    </w:r>
+    <w:r>
+      <w:rPr>
+        <w:noProof/>
+        <w:color w:val="000000"/>
+        <w:sz w:val="18"/>
+      </w:rPr>
+      <w:t>3</w:t>
+    </w:r>
+    <w:r>
+      <w:rPr>
+        <w:color w:val="000000"/>
+        <w:sz w:val="18"/>
+      </w:rPr>
+      <w:fldChar w:fldCharType="end"/>
+    </w:r>
+  </w:p>
+</w:ftr>
+</file>
+
+<file path=word/footer4.xml><?xml version="1.0" encoding="utf-8"?>
+<w:ftr xmlns:wpc="http://schemas.microsoft.com/office/word/2010/wordprocessingCanvas" xmlns:cx="http://schemas.microsoft.com/office/drawing/2014/chartex" xmlns:cx1="http://schemas.microsoft.com/office/drawing/2015/9/8/chartex" xmlns:cx2="http://schemas.microsoft.com/office/drawing/2015/10/21/chartex" xmlns:cx3="http://schemas.microsoft.com/office/drawing/2016/5/9/chartex" xmlns:cx4="http://schemas.microsoft.com/office/drawing/2016/5/10/chartex" xmlns:cx5="http://schemas.microsoft.com/office/drawing/2016/5/11/chartex" xmlns:cx6="http://schemas.microsoft.com/office/drawing/2016/5/12/chartex" xmlns:cx7="http://schemas.microsoft.com/office/drawing/2016/5/13/chartex" xmlns:cx8="http://schemas.microsoft.com/office/drawing/2016/5/14/chartex" xmlns:mc="http://schemas.openxmlformats.org/markup-compatibility/2006" xmlns:m="http://schemas.openxmlformats.org/officeDocument/2006/math" xmlns:aink="http://schemas.microsoft.com/office/drawing/2016/ink" xmlns:am3d="http://schemas.microsoft.com/office/drawing/2017/model3d" xmlns:oel="http://schemas.microsoft.com/office/2019/extlst" xmlns:r="http://schemas.openxmlformats.org/officeDocument/2006/relationships" xmlns:wp14="http://schemas.microsoft.com/office/word/2010/wordprocessingDrawing" xmlns:wp="http://schemas.openxmlformats.org/drawingml/2006/wordprocessingDrawing" xmlns:wpg="http://schemas.microsoft.com/office/word/2010/wordprocessingGroup" xmlns:wpi="http://schemas.microsoft.com/office/word/2010/wordprocessingInk" xmlns:wps="http://schemas.microsoft.com/office/word/2010/wordprocessingShape" xmlns:o="urn:schemas-microsoft-com:office:office" xmlns:v="urn:schemas-microsoft-com:vml" xmlns:w10="urn:schemas-microsoft-com:office:word" xmlns:w="http://schemas.openxmlformats.org/wordprocessingml/2006/main" xmlns:w14="http://schemas.microsoft.com/office/word/2010/wordml" xmlns:w15="http://schemas.microsoft.com/office/word/2012/wordml" xmlns:w16cex="http://schemas.microsoft.com/office/word/2018/wordml/cex" xmlns:w16cid="http://schemas.microsoft.com/office/word/2016/wordml/cid" xmlns:w16="http://schemas.microsoft.com/office/word/2018/wordml" xmlns:w16sdtdh="http://schemas.microsoft.com/office/word/2020/wordml/sdtdatahash" xmlns:w16sdtfl="http://schemas.microsoft.com/office/word/2024/wordml/sdtformatlock" xmlns:w16se="http://schemas.microsoft.com/office/word/2015/wordml/symex" xmlns:w16du="http://schemas.microsoft.com/office/word/2023/wordml/word16du" xmlns:wne="http://schemas.microsoft.com/office/word/2006/wordml" mc:Ignorable="w14 w15 w16se w16cid w16 w16cex w16sdtdh w16sdtfl w16du wp14">
+  <w:p>
+    <w:pPr>
+      <w:spacing w:line="240" w:lineRule="exact"/>
+      <w:jc w:val="center"/>
+    </w:pPr>
+    <w:r>
+      <w:rPr>
+        <w:color w:val="000000"/>
+        <w:sz w:val="18"/>
+      </w:rPr>
+      <w:fldChar w:fldCharType="begin"/>
+    </w:r>
+    <w:r>
+      <w:rPr>
+        <w:color w:val="000000"/>
+        <w:sz w:val="18"/>
+      </w:rPr>
+      <w:instrText>PAGE</w:instrText>
+    </w:r>
+    <w:r>
+      <w:rPr>
+        <w:color w:val="000000"/>
+        <w:sz w:val="18"/>
+      </w:rPr>
+      <w:fldChar w:fldCharType="separate"/>
+    </w:r>
+    <w:r>
+      <w:rPr>
+        <w:noProof/>
+        <w:color w:val="000000"/>
+        <w:sz w:val="18"/>
+      </w:rPr>
+      <w:t>7</w:t>
+    </w:r>
+    <w:r>
+      <w:rPr>
+        <w:color w:val="000000"/>
+        <w:sz w:val="18"/>
+      </w:rPr>
+      <w:fldChar w:fldCharType="end"/>
+    </w:r>
+  </w:p>
+</w:ftr>
+</file>
+
+<file path=word/footer5.xml><?xml version="1.0" encoding="utf-8"?>
 <w:ftr xmlns:wpc="http://schemas.microsoft.com/office/word/2010/wordprocessingCanvas" xmlns:cx="http://schemas.microsoft.com/office/drawing/2014/chartex" xmlns:cx1="http://schemas.microsoft.com/office/drawing/2015/9/8/chartex" xmlns:cx2="http://schemas.microsoft.com/office/drawing/2015/10/21/chartex" xmlns:cx3="http://schemas.microsoft.com/office/drawing/2016/5/9/chartex" xmlns:cx4="http://schemas.microsoft.com/office/drawing/2016/5/10/chartex" xmlns:cx5="http://schemas.microsoft.com/office/drawing/2016/5/11/chartex" xmlns:cx6="http://schemas.microsoft.com/office/drawing/2016/5/12/chartex" xmlns:cx7="http://schemas.microsoft.com/office/drawing/2016/5/13/chartex" xmlns:cx8="http://schemas.microsoft.com/office/drawing/2016/5/14/chartex" xmlns:mc="http://schemas.openxmlformats.org/markup-compatibility/2006" xmlns:m="http://schemas.openxmlformats.org/officeDocument/2006/math" xmlns:aink="http://schemas.microsoft.com/office/drawing/2016/ink" xmlns:am3d="http://schemas.microsoft.com/office/drawing/2017/model3d" xmlns:oel="http://schemas.microsoft.com/office/2019/extlst" xmlns:r="http://schemas.openxmlformats.org/officeDocument/2006/relationships" xmlns:wp14="http://schemas.microsoft.com/office/word/2010/wordprocessingDrawing" xmlns:wp="http://schemas.openxmlformats.org/drawingml/2006/wordprocessingDrawing" xmlns:wpg="http://schemas.microsoft.com/office/word/2010/wordprocessingGroup" xmlns:wpi="http://schemas.microsoft.com/office/word/2010/wordprocessingInk" xmlns:wps="http://schemas.microsoft.com/office/word/2010/wordprocessingShape" xmlns:o="urn:schemas-microsoft-com:office:office" xmlns:v="urn:schemas-microsoft-com:vml" xmlns:w10="urn:schemas-microsoft-com:office:word" xmlns:w="http://schemas.openxmlformats.org/wordprocessingml/2006/main" xmlns:w14="http://schemas.microsoft.com/office/word/2010/wordml" xmlns:w15="http://schemas.microsoft.com/office/word/2012/wordml" xmlns:w16cex="http://schemas.microsoft.com/office/word/2018/wordml/cex" xmlns:w16cid="http://schemas.microsoft.com/office/word/2016/wordml/cid" xmlns:w16="http://schemas.microsoft.com/office/word/2018/wordml" xmlns:w16sdtdh="http://schemas.microsoft.com/office/word/2020/wordml/sdtdatahash" xmlns:w16sdtfl="http://schemas.microsoft.com/office/word/2024/wordml/sdtformatlock" xmlns:w16se="http://schemas.microsoft.com/office/word/2015/wordml/symex" xmlns:w16du="http://schemas.microsoft.com/office/word/2023/wordml/word16du" xmlns:wne="http://schemas.microsoft.com/office/word/2006/wordml" mc:Ignorable="w14 w15 w16se w16cid w16 w16cex w16sdtdh w16sdtfl w16du wp14">
   <w:p>
     <w:pPr>
@@ -14632,54 +13269,7 @@
 </w:ftr>
 </file>
 
-<file path=word/footer12.xml><?xml version="1.0" encoding="utf-8"?>
-<w:ftr xmlns:wpc="http://schemas.microsoft.com/office/word/2010/wordprocessingCanvas" xmlns:cx="http://schemas.microsoft.com/office/drawing/2014/chartex" xmlns:cx1="http://schemas.microsoft.com/office/drawing/2015/9/8/chartex" xmlns:cx2="http://schemas.microsoft.com/office/drawing/2015/10/21/chartex" xmlns:cx3="http://schemas.microsoft.com/office/drawing/2016/5/9/chartex" xmlns:cx4="http://schemas.microsoft.com/office/drawing/2016/5/10/chartex" xmlns:cx5="http://schemas.microsoft.com/office/drawing/2016/5/11/chartex" xmlns:cx6="http://schemas.microsoft.com/office/drawing/2016/5/12/chartex" xmlns:cx7="http://schemas.microsoft.com/office/drawing/2016/5/13/chartex" xmlns:cx8="http://schemas.microsoft.com/office/drawing/2016/5/14/chartex" xmlns:mc="http://schemas.openxmlformats.org/markup-compatibility/2006" xmlns:m="http://schemas.openxmlformats.org/officeDocument/2006/math" xmlns:aink="http://schemas.microsoft.com/office/drawing/2016/ink" xmlns:am3d="http://schemas.microsoft.com/office/drawing/2017/model3d" xmlns:oel="http://schemas.microsoft.com/office/2019/extlst" xmlns:r="http://schemas.openxmlformats.org/officeDocument/2006/relationships" xmlns:wp14="http://schemas.microsoft.com/office/word/2010/wordprocessingDrawing" xmlns:wp="http://schemas.openxmlformats.org/drawingml/2006/wordprocessingDrawing" xmlns:wpg="http://schemas.microsoft.com/office/word/2010/wordprocessingGroup" xmlns:wpi="http://schemas.microsoft.com/office/word/2010/wordprocessingInk" xmlns:wps="http://schemas.microsoft.com/office/word/2010/wordprocessingShape" xmlns:o="urn:schemas-microsoft-com:office:office" xmlns:v="urn:schemas-microsoft-com:vml" xmlns:w10="urn:schemas-microsoft-com:office:word" xmlns:w="http://schemas.openxmlformats.org/wordprocessingml/2006/main" xmlns:w14="http://schemas.microsoft.com/office/word/2010/wordml" xmlns:w15="http://schemas.microsoft.com/office/word/2012/wordml" xmlns:w16cex="http://schemas.microsoft.com/office/word/2018/wordml/cex" xmlns:w16cid="http://schemas.microsoft.com/office/word/2016/wordml/cid" xmlns:w16="http://schemas.microsoft.com/office/word/2018/wordml" xmlns:w16sdtdh="http://schemas.microsoft.com/office/word/2020/wordml/sdtdatahash" xmlns:w16sdtfl="http://schemas.microsoft.com/office/word/2024/wordml/sdtformatlock" xmlns:w16se="http://schemas.microsoft.com/office/word/2015/wordml/symex" xmlns:w16du="http://schemas.microsoft.com/office/word/2023/wordml/word16du" xmlns:wne="http://schemas.microsoft.com/office/word/2006/wordml" mc:Ignorable="w14 w15 w16se w16cid w16 w16cex w16sdtdh w16sdtfl w16du wp14">
-  <w:p>
-    <w:pPr>
-      <w:spacing w:line="240" w:lineRule="exact"/>
-      <w:jc w:val="center"/>
-    </w:pPr>
-    <w:r>
-      <w:rPr>
-        <w:color w:val="000000"/>
-        <w:sz w:val="18"/>
-      </w:rPr>
-      <w:fldChar w:fldCharType="begin"/>
-    </w:r>
-    <w:r>
-      <w:rPr>
-        <w:color w:val="000000"/>
-        <w:sz w:val="18"/>
-      </w:rPr>
-      <w:instrText>PAGE</w:instrText>
-    </w:r>
-    <w:r>
-      <w:rPr>
-        <w:color w:val="000000"/>
-        <w:sz w:val="18"/>
-      </w:rPr>
-      <w:fldChar w:fldCharType="separate"/>
-    </w:r>
-    <w:r>
-      <w:rPr>
-        <w:noProof/>
-        <w:color w:val="000000"/>
-        <w:sz w:val="18"/>
-      </w:rPr>
-      <w:t>11</w:t>
-    </w:r>
-    <w:r>
-      <w:rPr>
-        <w:color w:val="000000"/>
-        <w:sz w:val="18"/>
-      </w:rPr>
-      <w:fldChar w:fldCharType="end"/>
-    </w:r>
-  </w:p>
-</w:ftr>
-</file>
-
-<file path=word/footer13.xml><?xml version="1.0" encoding="utf-8"?>
+<file path=word/footer6.xml><?xml version="1.0" encoding="utf-8"?>
 <w:ftr xmlns:wpc="http://schemas.microsoft.com/office/word/2010/wordprocessingCanvas" xmlns:cx="http://schemas.microsoft.com/office/drawing/2014/chartex" xmlns:cx1="http://schemas.microsoft.com/office/drawing/2015/9/8/chartex" xmlns:cx2="http://schemas.microsoft.com/office/drawing/2015/10/21/chartex" xmlns:cx3="http://schemas.microsoft.com/office/drawing/2016/5/9/chartex" xmlns:cx4="http://schemas.microsoft.com/office/drawing/2016/5/10/chartex" xmlns:cx5="http://schemas.microsoft.com/office/drawing/2016/5/11/chartex" xmlns:cx6="http://schemas.microsoft.com/office/drawing/2016/5/12/chartex" xmlns:cx7="http://schemas.microsoft.com/office/drawing/2016/5/13/chartex" xmlns:cx8="http://schemas.microsoft.com/office/drawing/2016/5/14/chartex" xmlns:mc="http://schemas.openxmlformats.org/markup-compatibility/2006" xmlns:m="http://schemas.openxmlformats.org/officeDocument/2006/math" xmlns:aink="http://schemas.microsoft.com/office/drawing/2016/ink" xmlns:am3d="http://schemas.microsoft.com/office/drawing/2017/model3d" xmlns:oel="http://schemas.microsoft.com/office/2019/extlst" xmlns:r="http://schemas.openxmlformats.org/officeDocument/2006/relationships" xmlns:wp14="http://schemas.microsoft.com/office/word/2010/wordprocessingDrawing" xmlns:wp="http://schemas.openxmlformats.org/drawingml/2006/wordprocessingDrawing" xmlns:wpg="http://schemas.microsoft.com/office/word/2010/wordprocessingGroup" xmlns:wpi="http://schemas.microsoft.com/office/word/2010/wordprocessingInk" xmlns:wps="http://schemas.microsoft.com/office/word/2010/wordprocessingShape" xmlns:o="urn:schemas-microsoft-com:office:office" xmlns:v="urn:schemas-microsoft-com:vml" xmlns:w10="urn:schemas-microsoft-com:office:word" xmlns:w="http://schemas.openxmlformats.org/wordprocessingml/2006/main" xmlns:w14="http://schemas.microsoft.com/office/word/2010/wordml" xmlns:w15="http://schemas.microsoft.com/office/word/2012/wordml" xmlns:w16cex="http://schemas.microsoft.com/office/word/2018/wordml/cex" xmlns:w16cid="http://schemas.microsoft.com/office/word/2016/wordml/cid" xmlns:w16="http://schemas.microsoft.com/office/word/2018/wordml" xmlns:w16sdtdh="http://schemas.microsoft.com/office/word/2020/wordml/sdtdatahash" xmlns:w16sdtfl="http://schemas.microsoft.com/office/word/2024/wordml/sdtformatlock" xmlns:w16se="http://schemas.microsoft.com/office/word/2015/wordml/symex" xmlns:w16du="http://schemas.microsoft.com/office/word/2023/wordml/word16du" xmlns:wne="http://schemas.microsoft.com/office/word/2006/wordml" mc:Ignorable="w14 w15 w16se w16cid w16 w16cex w16sdtdh w16sdtfl w16du wp14">
   <w:p>
     <w:pPr>
@@ -14726,382 +13316,6 @@
 </w:ftr>
 </file>
 
-<file path=word/footer2.xml><?xml version="1.0" encoding="utf-8"?>
-<w:ftr xmlns:wpc="http://schemas.microsoft.com/office/word/2010/wordprocessingCanvas" xmlns:cx="http://schemas.microsoft.com/office/drawing/2014/chartex" xmlns:cx1="http://schemas.microsoft.com/office/drawing/2015/9/8/chartex" xmlns:cx2="http://schemas.microsoft.com/office/drawing/2015/10/21/chartex" xmlns:cx3="http://schemas.microsoft.com/office/drawing/2016/5/9/chartex" xmlns:cx4="http://schemas.microsoft.com/office/drawing/2016/5/10/chartex" xmlns:cx5="http://schemas.microsoft.com/office/drawing/2016/5/11/chartex" xmlns:cx6="http://schemas.microsoft.com/office/drawing/2016/5/12/chartex" xmlns:cx7="http://schemas.microsoft.com/office/drawing/2016/5/13/chartex" xmlns:cx8="http://schemas.microsoft.com/office/drawing/2016/5/14/chartex" xmlns:mc="http://schemas.openxmlformats.org/markup-compatibility/2006" xmlns:m="http://schemas.openxmlformats.org/officeDocument/2006/math" xmlns:aink="http://schemas.microsoft.com/office/drawing/2016/ink" xmlns:am3d="http://schemas.microsoft.com/office/drawing/2017/model3d" xmlns:oel="http://schemas.microsoft.com/office/2019/extlst" xmlns:r="http://schemas.openxmlformats.org/officeDocument/2006/relationships" xmlns:wp14="http://schemas.microsoft.com/office/word/2010/wordprocessingDrawing" xmlns:wp="http://schemas.openxmlformats.org/drawingml/2006/wordprocessingDrawing" xmlns:wpg="http://schemas.microsoft.com/office/word/2010/wordprocessingGroup" xmlns:wpi="http://schemas.microsoft.com/office/word/2010/wordprocessingInk" xmlns:wps="http://schemas.microsoft.com/office/word/2010/wordprocessingShape" xmlns:o="urn:schemas-microsoft-com:office:office" xmlns:v="urn:schemas-microsoft-com:vml" xmlns:w10="urn:schemas-microsoft-com:office:word" xmlns:w="http://schemas.openxmlformats.org/wordprocessingml/2006/main" xmlns:w14="http://schemas.microsoft.com/office/word/2010/wordml" xmlns:w15="http://schemas.microsoft.com/office/word/2012/wordml" xmlns:w16cex="http://schemas.microsoft.com/office/word/2018/wordml/cex" xmlns:w16cid="http://schemas.microsoft.com/office/word/2016/wordml/cid" xmlns:w16="http://schemas.microsoft.com/office/word/2018/wordml" xmlns:w16sdtdh="http://schemas.microsoft.com/office/word/2020/wordml/sdtdatahash" xmlns:w16sdtfl="http://schemas.microsoft.com/office/word/2024/wordml/sdtformatlock" xmlns:w16se="http://schemas.microsoft.com/office/word/2015/wordml/symex" xmlns:w16du="http://schemas.microsoft.com/office/word/2023/wordml/word16du" xmlns:wne="http://schemas.microsoft.com/office/word/2006/wordml" mc:Ignorable="w14 w15 w16se w16cid w16 w16cex w16sdtdh w16sdtfl w16du wp14">
-  <w:p>
-    <w:pPr>
-      <w:spacing w:line="240" w:lineRule="exact"/>
-      <w:jc w:val="center"/>
-    </w:pPr>
-    <w:r>
-      <w:rPr>
-        <w:color w:val="000000"/>
-        <w:sz w:val="18"/>
-      </w:rPr>
-      <w:fldChar w:fldCharType="begin"/>
-    </w:r>
-    <w:r>
-      <w:rPr>
-        <w:color w:val="000000"/>
-        <w:sz w:val="18"/>
-      </w:rPr>
-      <w:instrText>PAGE</w:instrText>
-    </w:r>
-    <w:r>
-      <w:rPr>
-        <w:color w:val="000000"/>
-        <w:sz w:val="18"/>
-      </w:rPr>
-      <w:fldChar w:fldCharType="separate"/>
-    </w:r>
-    <w:r>
-      <w:rPr>
-        <w:noProof/>
-        <w:color w:val="000000"/>
-        <w:sz w:val="18"/>
-      </w:rPr>
-      <w:t>I</w:t>
-    </w:r>
-    <w:r>
-      <w:rPr>
-        <w:color w:val="000000"/>
-        <w:sz w:val="18"/>
-      </w:rPr>
-      <w:fldChar w:fldCharType="end"/>
-    </w:r>
-  </w:p>
-</w:ftr>
-</file>
-
-<file path=word/footer3.xml><?xml version="1.0" encoding="utf-8"?>
-<w:ftr xmlns:wpc="http://schemas.microsoft.com/office/word/2010/wordprocessingCanvas" xmlns:cx="http://schemas.microsoft.com/office/drawing/2014/chartex" xmlns:cx1="http://schemas.microsoft.com/office/drawing/2015/9/8/chartex" xmlns:cx2="http://schemas.microsoft.com/office/drawing/2015/10/21/chartex" xmlns:cx3="http://schemas.microsoft.com/office/drawing/2016/5/9/chartex" xmlns:cx4="http://schemas.microsoft.com/office/drawing/2016/5/10/chartex" xmlns:cx5="http://schemas.microsoft.com/office/drawing/2016/5/11/chartex" xmlns:cx6="http://schemas.microsoft.com/office/drawing/2016/5/12/chartex" xmlns:cx7="http://schemas.microsoft.com/office/drawing/2016/5/13/chartex" xmlns:cx8="http://schemas.microsoft.com/office/drawing/2016/5/14/chartex" xmlns:mc="http://schemas.openxmlformats.org/markup-compatibility/2006" xmlns:m="http://schemas.openxmlformats.org/officeDocument/2006/math" xmlns:aink="http://schemas.microsoft.com/office/drawing/2016/ink" xmlns:am3d="http://schemas.microsoft.com/office/drawing/2017/model3d" xmlns:oel="http://schemas.microsoft.com/office/2019/extlst" xmlns:r="http://schemas.openxmlformats.org/officeDocument/2006/relationships" xmlns:wp14="http://schemas.microsoft.com/office/word/2010/wordprocessingDrawing" xmlns:wp="http://schemas.openxmlformats.org/drawingml/2006/wordprocessingDrawing" xmlns:wpg="http://schemas.microsoft.com/office/word/2010/wordprocessingGroup" xmlns:wpi="http://schemas.microsoft.com/office/word/2010/wordprocessingInk" xmlns:wps="http://schemas.microsoft.com/office/word/2010/wordprocessingShape" xmlns:o="urn:schemas-microsoft-com:office:office" xmlns:v="urn:schemas-microsoft-com:vml" xmlns:w10="urn:schemas-microsoft-com:office:word" xmlns:w="http://schemas.openxmlformats.org/wordprocessingml/2006/main" xmlns:w14="http://schemas.microsoft.com/office/word/2010/wordml" xmlns:w15="http://schemas.microsoft.com/office/word/2012/wordml" xmlns:w16cex="http://schemas.microsoft.com/office/word/2018/wordml/cex" xmlns:w16cid="http://schemas.microsoft.com/office/word/2016/wordml/cid" xmlns:w16="http://schemas.microsoft.com/office/word/2018/wordml" xmlns:w16sdtdh="http://schemas.microsoft.com/office/word/2020/wordml/sdtdatahash" xmlns:w16sdtfl="http://schemas.microsoft.com/office/word/2024/wordml/sdtformatlock" xmlns:w16se="http://schemas.microsoft.com/office/word/2015/wordml/symex" xmlns:w16du="http://schemas.microsoft.com/office/word/2023/wordml/word16du" xmlns:wne="http://schemas.microsoft.com/office/word/2006/wordml" mc:Ignorable="w14 w15 w16se w16cid w16 w16cex w16sdtdh w16sdtfl w16du wp14">
-  <w:p>
-    <w:pPr>
-      <w:spacing w:line="240" w:lineRule="exact"/>
-      <w:jc w:val="center"/>
-    </w:pPr>
-    <w:r>
-      <w:rPr>
-        <w:color w:val="000000"/>
-        <w:sz w:val="18"/>
-      </w:rPr>
-      <w:fldChar w:fldCharType="begin"/>
-    </w:r>
-    <w:r>
-      <w:rPr>
-        <w:color w:val="000000"/>
-        <w:sz w:val="18"/>
-      </w:rPr>
-      <w:instrText>PAGE</w:instrText>
-    </w:r>
-    <w:r>
-      <w:rPr>
-        <w:color w:val="000000"/>
-        <w:sz w:val="18"/>
-      </w:rPr>
-      <w:fldChar w:fldCharType="separate"/>
-    </w:r>
-    <w:r>
-      <w:rPr>
-        <w:noProof/>
-        <w:color w:val="000000"/>
-        <w:sz w:val="18"/>
-      </w:rPr>
-      <w:t>III</w:t>
-    </w:r>
-    <w:r>
-      <w:rPr>
-        <w:color w:val="000000"/>
-        <w:sz w:val="18"/>
-      </w:rPr>
-      <w:fldChar w:fldCharType="end"/>
-    </w:r>
-  </w:p>
-</w:ftr>
-</file>
-
-<file path=word/footer4.xml><?xml version="1.0" encoding="utf-8"?>
-<w:ftr xmlns:wpc="http://schemas.microsoft.com/office/word/2010/wordprocessingCanvas" xmlns:cx="http://schemas.microsoft.com/office/drawing/2014/chartex" xmlns:cx1="http://schemas.microsoft.com/office/drawing/2015/9/8/chartex" xmlns:cx2="http://schemas.microsoft.com/office/drawing/2015/10/21/chartex" xmlns:cx3="http://schemas.microsoft.com/office/drawing/2016/5/9/chartex" xmlns:cx4="http://schemas.microsoft.com/office/drawing/2016/5/10/chartex" xmlns:cx5="http://schemas.microsoft.com/office/drawing/2016/5/11/chartex" xmlns:cx6="http://schemas.microsoft.com/office/drawing/2016/5/12/chartex" xmlns:cx7="http://schemas.microsoft.com/office/drawing/2016/5/13/chartex" xmlns:cx8="http://schemas.microsoft.com/office/drawing/2016/5/14/chartex" xmlns:mc="http://schemas.openxmlformats.org/markup-compatibility/2006" xmlns:m="http://schemas.openxmlformats.org/officeDocument/2006/math" xmlns:aink="http://schemas.microsoft.com/office/drawing/2016/ink" xmlns:am3d="http://schemas.microsoft.com/office/drawing/2017/model3d" xmlns:oel="http://schemas.microsoft.com/office/2019/extlst" xmlns:r="http://schemas.openxmlformats.org/officeDocument/2006/relationships" xmlns:wp14="http://schemas.microsoft.com/office/word/2010/wordprocessingDrawing" xmlns:wp="http://schemas.openxmlformats.org/drawingml/2006/wordprocessingDrawing" xmlns:wpg="http://schemas.microsoft.com/office/word/2010/wordprocessingGroup" xmlns:wpi="http://schemas.microsoft.com/office/word/2010/wordprocessingInk" xmlns:wps="http://schemas.microsoft.com/office/word/2010/wordprocessingShape" xmlns:o="urn:schemas-microsoft-com:office:office" xmlns:v="urn:schemas-microsoft-com:vml" xmlns:w10="urn:schemas-microsoft-com:office:word" xmlns:w="http://schemas.openxmlformats.org/wordprocessingml/2006/main" xmlns:w14="http://schemas.microsoft.com/office/word/2010/wordml" xmlns:w15="http://schemas.microsoft.com/office/word/2012/wordml" xmlns:w16cex="http://schemas.microsoft.com/office/word/2018/wordml/cex" xmlns:w16cid="http://schemas.microsoft.com/office/word/2016/wordml/cid" xmlns:w16="http://schemas.microsoft.com/office/word/2018/wordml" xmlns:w16sdtdh="http://schemas.microsoft.com/office/word/2020/wordml/sdtdatahash" xmlns:w16sdtfl="http://schemas.microsoft.com/office/word/2024/wordml/sdtformatlock" xmlns:w16se="http://schemas.microsoft.com/office/word/2015/wordml/symex" xmlns:w16du="http://schemas.microsoft.com/office/word/2023/wordml/word16du" xmlns:wne="http://schemas.microsoft.com/office/word/2006/wordml" mc:Ignorable="w14 w15 w16se w16cid w16 w16cex w16sdtdh w16sdtfl w16du wp14">
-  <w:p>
-    <w:pPr>
-      <w:spacing w:line="240" w:lineRule="exact"/>
-      <w:jc w:val="center"/>
-    </w:pPr>
-    <w:r>
-      <w:rPr>
-        <w:color w:val="000000"/>
-        <w:sz w:val="18"/>
-      </w:rPr>
-      <w:fldChar w:fldCharType="begin"/>
-    </w:r>
-    <w:r>
-      <w:rPr>
-        <w:color w:val="000000"/>
-        <w:sz w:val="18"/>
-      </w:rPr>
-      <w:instrText>PAGE</w:instrText>
-    </w:r>
-    <w:r>
-      <w:rPr>
-        <w:color w:val="000000"/>
-        <w:sz w:val="18"/>
-      </w:rPr>
-      <w:fldChar w:fldCharType="separate"/>
-    </w:r>
-    <w:r>
-      <w:rPr>
-        <w:noProof/>
-        <w:color w:val="000000"/>
-        <w:sz w:val="18"/>
-      </w:rPr>
-      <w:t>IV</w:t>
-    </w:r>
-    <w:r>
-      <w:rPr>
-        <w:color w:val="000000"/>
-        <w:sz w:val="18"/>
-      </w:rPr>
-      <w:fldChar w:fldCharType="end"/>
-    </w:r>
-  </w:p>
-</w:ftr>
-</file>
-
-<file path=word/footer5.xml><?xml version="1.0" encoding="utf-8"?>
-<w:ftr xmlns:wpc="http://schemas.microsoft.com/office/word/2010/wordprocessingCanvas" xmlns:cx="http://schemas.microsoft.com/office/drawing/2014/chartex" xmlns:cx1="http://schemas.microsoft.com/office/drawing/2015/9/8/chartex" xmlns:cx2="http://schemas.microsoft.com/office/drawing/2015/10/21/chartex" xmlns:cx3="http://schemas.microsoft.com/office/drawing/2016/5/9/chartex" xmlns:cx4="http://schemas.microsoft.com/office/drawing/2016/5/10/chartex" xmlns:cx5="http://schemas.microsoft.com/office/drawing/2016/5/11/chartex" xmlns:cx6="http://schemas.microsoft.com/office/drawing/2016/5/12/chartex" xmlns:cx7="http://schemas.microsoft.com/office/drawing/2016/5/13/chartex" xmlns:cx8="http://schemas.microsoft.com/office/drawing/2016/5/14/chartex" xmlns:mc="http://schemas.openxmlformats.org/markup-compatibility/2006" xmlns:m="http://schemas.openxmlformats.org/officeDocument/2006/math" xmlns:aink="http://schemas.microsoft.com/office/drawing/2016/ink" xmlns:am3d="http://schemas.microsoft.com/office/drawing/2017/model3d" xmlns:oel="http://schemas.microsoft.com/office/2019/extlst" xmlns:r="http://schemas.openxmlformats.org/officeDocument/2006/relationships" xmlns:wp14="http://schemas.microsoft.com/office/word/2010/wordprocessingDrawing" xmlns:wp="http://schemas.openxmlformats.org/drawingml/2006/wordprocessingDrawing" xmlns:wpg="http://schemas.microsoft.com/office/word/2010/wordprocessingGroup" xmlns:wpi="http://schemas.microsoft.com/office/word/2010/wordprocessingInk" xmlns:wps="http://schemas.microsoft.com/office/word/2010/wordprocessingShape" xmlns:o="urn:schemas-microsoft-com:office:office" xmlns:v="urn:schemas-microsoft-com:vml" xmlns:w10="urn:schemas-microsoft-com:office:word" xmlns:w="http://schemas.openxmlformats.org/wordprocessingml/2006/main" xmlns:w14="http://schemas.microsoft.com/office/word/2010/wordml" xmlns:w15="http://schemas.microsoft.com/office/word/2012/wordml" xmlns:w16cex="http://schemas.microsoft.com/office/word/2018/wordml/cex" xmlns:w16cid="http://schemas.microsoft.com/office/word/2016/wordml/cid" xmlns:w16="http://schemas.microsoft.com/office/word/2018/wordml" xmlns:w16sdtdh="http://schemas.microsoft.com/office/word/2020/wordml/sdtdatahash" xmlns:w16sdtfl="http://schemas.microsoft.com/office/word/2024/wordml/sdtformatlock" xmlns:w16se="http://schemas.microsoft.com/office/word/2015/wordml/symex" xmlns:w16du="http://schemas.microsoft.com/office/word/2023/wordml/word16du" xmlns:wne="http://schemas.microsoft.com/office/word/2006/wordml" mc:Ignorable="w14 w15 w16se w16cid w16 w16cex w16sdtdh w16sdtfl w16du wp14">
-  <w:p>
-    <w:pPr>
-      <w:spacing w:line="240" w:lineRule="exact"/>
-      <w:jc w:val="center"/>
-    </w:pPr>
-    <w:r>
-      <w:rPr>
-        <w:color w:val="000000"/>
-        <w:sz w:val="18"/>
-      </w:rPr>
-      <w:fldChar w:fldCharType="begin"/>
-    </w:r>
-    <w:r>
-      <w:rPr>
-        <w:color w:val="000000"/>
-        <w:sz w:val="18"/>
-      </w:rPr>
-      <w:instrText>PAGE</w:instrText>
-    </w:r>
-    <w:r>
-      <w:rPr>
-        <w:color w:val="000000"/>
-        <w:sz w:val="18"/>
-      </w:rPr>
-      <w:fldChar w:fldCharType="separate"/>
-    </w:r>
-    <w:r>
-      <w:rPr>
-        <w:noProof/>
-        <w:color w:val="000000"/>
-        <w:sz w:val="18"/>
-      </w:rPr>
-      <w:t>1</w:t>
-    </w:r>
-    <w:r>
-      <w:rPr>
-        <w:color w:val="000000"/>
-        <w:sz w:val="18"/>
-      </w:rPr>
-      <w:fldChar w:fldCharType="end"/>
-    </w:r>
-  </w:p>
-</w:ftr>
-</file>
-
-<file path=word/footer6.xml><?xml version="1.0" encoding="utf-8"?>
-<w:ftr xmlns:wpc="http://schemas.microsoft.com/office/word/2010/wordprocessingCanvas" xmlns:cx="http://schemas.microsoft.com/office/drawing/2014/chartex" xmlns:cx1="http://schemas.microsoft.com/office/drawing/2015/9/8/chartex" xmlns:cx2="http://schemas.microsoft.com/office/drawing/2015/10/21/chartex" xmlns:cx3="http://schemas.microsoft.com/office/drawing/2016/5/9/chartex" xmlns:cx4="http://schemas.microsoft.com/office/drawing/2016/5/10/chartex" xmlns:cx5="http://schemas.microsoft.com/office/drawing/2016/5/11/chartex" xmlns:cx6="http://schemas.microsoft.com/office/drawing/2016/5/12/chartex" xmlns:cx7="http://schemas.microsoft.com/office/drawing/2016/5/13/chartex" xmlns:cx8="http://schemas.microsoft.com/office/drawing/2016/5/14/chartex" xmlns:mc="http://schemas.openxmlformats.org/markup-compatibility/2006" xmlns:m="http://schemas.openxmlformats.org/officeDocument/2006/math" xmlns:aink="http://schemas.microsoft.com/office/drawing/2016/ink" xmlns:am3d="http://schemas.microsoft.com/office/drawing/2017/model3d" xmlns:oel="http://schemas.microsoft.com/office/2019/extlst" xmlns:r="http://schemas.openxmlformats.org/officeDocument/2006/relationships" xmlns:wp14="http://schemas.microsoft.com/office/word/2010/wordprocessingDrawing" xmlns:wp="http://schemas.openxmlformats.org/drawingml/2006/wordprocessingDrawing" xmlns:wpg="http://schemas.microsoft.com/office/word/2010/wordprocessingGroup" xmlns:wpi="http://schemas.microsoft.com/office/word/2010/wordprocessingInk" xmlns:wps="http://schemas.microsoft.com/office/word/2010/wordprocessingShape" xmlns:o="urn:schemas-microsoft-com:office:office" xmlns:v="urn:schemas-microsoft-com:vml" xmlns:w10="urn:schemas-microsoft-com:office:word" xmlns:w="http://schemas.openxmlformats.org/wordprocessingml/2006/main" xmlns:w14="http://schemas.microsoft.com/office/word/2010/wordml" xmlns:w15="http://schemas.microsoft.com/office/word/2012/wordml" xmlns:w16cex="http://schemas.microsoft.com/office/word/2018/wordml/cex" xmlns:w16cid="http://schemas.microsoft.com/office/word/2016/wordml/cid" xmlns:w16="http://schemas.microsoft.com/office/word/2018/wordml" xmlns:w16sdtdh="http://schemas.microsoft.com/office/word/2020/wordml/sdtdatahash" xmlns:w16sdtfl="http://schemas.microsoft.com/office/word/2024/wordml/sdtformatlock" xmlns:w16se="http://schemas.microsoft.com/office/word/2015/wordml/symex" xmlns:w16du="http://schemas.microsoft.com/office/word/2023/wordml/word16du" xmlns:wne="http://schemas.microsoft.com/office/word/2006/wordml" mc:Ignorable="w14 w15 w16se w16cid w16 w16cex w16sdtdh w16sdtfl w16du wp14">
-  <w:p>
-    <w:pPr>
-      <w:spacing w:line="240" w:lineRule="exact"/>
-      <w:jc w:val="center"/>
-    </w:pPr>
-    <w:r>
-      <w:rPr>
-        <w:color w:val="000000"/>
-        <w:sz w:val="18"/>
-      </w:rPr>
-      <w:fldChar w:fldCharType="begin"/>
-    </w:r>
-    <w:r>
-      <w:rPr>
-        <w:color w:val="000000"/>
-        <w:sz w:val="18"/>
-      </w:rPr>
-      <w:instrText>PAGE</w:instrText>
-    </w:r>
-    <w:r>
-      <w:rPr>
-        <w:color w:val="000000"/>
-        <w:sz w:val="18"/>
-      </w:rPr>
-      <w:fldChar w:fldCharType="separate"/>
-    </w:r>
-    <w:r>
-      <w:rPr>
-        <w:noProof/>
-        <w:color w:val="000000"/>
-        <w:sz w:val="18"/>
-      </w:rPr>
-      <w:t>3</w:t>
-    </w:r>
-    <w:r>
-      <w:rPr>
-        <w:color w:val="000000"/>
-        <w:sz w:val="18"/>
-      </w:rPr>
-      <w:fldChar w:fldCharType="end"/>
-    </w:r>
-  </w:p>
-</w:ftr>
-</file>
-
-<file path=word/footer7.xml><?xml version="1.0" encoding="utf-8"?>
-<w:ftr xmlns:wpc="http://schemas.microsoft.com/office/word/2010/wordprocessingCanvas" xmlns:cx="http://schemas.microsoft.com/office/drawing/2014/chartex" xmlns:cx1="http://schemas.microsoft.com/office/drawing/2015/9/8/chartex" xmlns:cx2="http://schemas.microsoft.com/office/drawing/2015/10/21/chartex" xmlns:cx3="http://schemas.microsoft.com/office/drawing/2016/5/9/chartex" xmlns:cx4="http://schemas.microsoft.com/office/drawing/2016/5/10/chartex" xmlns:cx5="http://schemas.microsoft.com/office/drawing/2016/5/11/chartex" xmlns:cx6="http://schemas.microsoft.com/office/drawing/2016/5/12/chartex" xmlns:cx7="http://schemas.microsoft.com/office/drawing/2016/5/13/chartex" xmlns:cx8="http://schemas.microsoft.com/office/drawing/2016/5/14/chartex" xmlns:mc="http://schemas.openxmlformats.org/markup-compatibility/2006" xmlns:m="http://schemas.openxmlformats.org/officeDocument/2006/math" xmlns:aink="http://schemas.microsoft.com/office/drawing/2016/ink" xmlns:am3d="http://schemas.microsoft.com/office/drawing/2017/model3d" xmlns:oel="http://schemas.microsoft.com/office/2019/extlst" xmlns:r="http://schemas.openxmlformats.org/officeDocument/2006/relationships" xmlns:wp14="http://schemas.microsoft.com/office/word/2010/wordprocessingDrawing" xmlns:wp="http://schemas.openxmlformats.org/drawingml/2006/wordprocessingDrawing" xmlns:wpg="http://schemas.microsoft.com/office/word/2010/wordprocessingGroup" xmlns:wpi="http://schemas.microsoft.com/office/word/2010/wordprocessingInk" xmlns:wps="http://schemas.microsoft.com/office/word/2010/wordprocessingShape" xmlns:o="urn:schemas-microsoft-com:office:office" xmlns:v="urn:schemas-microsoft-com:vml" xmlns:w10="urn:schemas-microsoft-com:office:word" xmlns:w="http://schemas.openxmlformats.org/wordprocessingml/2006/main" xmlns:w14="http://schemas.microsoft.com/office/word/2010/wordml" xmlns:w15="http://schemas.microsoft.com/office/word/2012/wordml" xmlns:w16cex="http://schemas.microsoft.com/office/word/2018/wordml/cex" xmlns:w16cid="http://schemas.microsoft.com/office/word/2016/wordml/cid" xmlns:w16="http://schemas.microsoft.com/office/word/2018/wordml" xmlns:w16sdtdh="http://schemas.microsoft.com/office/word/2020/wordml/sdtdatahash" xmlns:w16sdtfl="http://schemas.microsoft.com/office/word/2024/wordml/sdtformatlock" xmlns:w16se="http://schemas.microsoft.com/office/word/2015/wordml/symex" xmlns:w16du="http://schemas.microsoft.com/office/word/2023/wordml/word16du" xmlns:wne="http://schemas.microsoft.com/office/word/2006/wordml" mc:Ignorable="w14 w15 w16se w16cid w16 w16cex w16sdtdh w16sdtfl w16du wp14">
-  <w:p>
-    <w:pPr>
-      <w:spacing w:line="240" w:lineRule="exact"/>
-      <w:jc w:val="center"/>
-    </w:pPr>
-    <w:r>
-      <w:rPr>
-        <w:color w:val="000000"/>
-        <w:sz w:val="18"/>
-      </w:rPr>
-      <w:fldChar w:fldCharType="begin"/>
-    </w:r>
-    <w:r>
-      <w:rPr>
-        <w:color w:val="000000"/>
-        <w:sz w:val="18"/>
-      </w:rPr>
-      <w:instrText>PAGE</w:instrText>
-    </w:r>
-    <w:r>
-      <w:rPr>
-        <w:color w:val="000000"/>
-        <w:sz w:val="18"/>
-      </w:rPr>
-      <w:fldChar w:fldCharType="separate"/>
-    </w:r>
-    <w:r>
-      <w:rPr>
-        <w:noProof/>
-        <w:color w:val="000000"/>
-        <w:sz w:val="18"/>
-      </w:rPr>
-      <w:t>5</w:t>
-    </w:r>
-    <w:r>
-      <w:rPr>
-        <w:color w:val="000000"/>
-        <w:sz w:val="18"/>
-      </w:rPr>
-      <w:fldChar w:fldCharType="end"/>
-    </w:r>
-  </w:p>
-</w:ftr>
-</file>
-
-<file path=word/footer8.xml><?xml version="1.0" encoding="utf-8"?>
-<w:ftr xmlns:wpc="http://schemas.microsoft.com/office/word/2010/wordprocessingCanvas" xmlns:cx="http://schemas.microsoft.com/office/drawing/2014/chartex" xmlns:cx1="http://schemas.microsoft.com/office/drawing/2015/9/8/chartex" xmlns:cx2="http://schemas.microsoft.com/office/drawing/2015/10/21/chartex" xmlns:cx3="http://schemas.microsoft.com/office/drawing/2016/5/9/chartex" xmlns:cx4="http://schemas.microsoft.com/office/drawing/2016/5/10/chartex" xmlns:cx5="http://schemas.microsoft.com/office/drawing/2016/5/11/chartex" xmlns:cx6="http://schemas.microsoft.com/office/drawing/2016/5/12/chartex" xmlns:cx7="http://schemas.microsoft.com/office/drawing/2016/5/13/chartex" xmlns:cx8="http://schemas.microsoft.com/office/drawing/2016/5/14/chartex" xmlns:mc="http://schemas.openxmlformats.org/markup-compatibility/2006" xmlns:m="http://schemas.openxmlformats.org/officeDocument/2006/math" xmlns:aink="http://schemas.microsoft.com/office/drawing/2016/ink" xmlns:am3d="http://schemas.microsoft.com/office/drawing/2017/model3d" xmlns:oel="http://schemas.microsoft.com/office/2019/extlst" xmlns:r="http://schemas.openxmlformats.org/officeDocument/2006/relationships" xmlns:wp14="http://schemas.microsoft.com/office/word/2010/wordprocessingDrawing" xmlns:wp="http://schemas.openxmlformats.org/drawingml/2006/wordprocessingDrawing" xmlns:wpg="http://schemas.microsoft.com/office/word/2010/wordprocessingGroup" xmlns:wpi="http://schemas.microsoft.com/office/word/2010/wordprocessingInk" xmlns:wps="http://schemas.microsoft.com/office/word/2010/wordprocessingShape" xmlns:o="urn:schemas-microsoft-com:office:office" xmlns:v="urn:schemas-microsoft-com:vml" xmlns:w10="urn:schemas-microsoft-com:office:word" xmlns:w="http://schemas.openxmlformats.org/wordprocessingml/2006/main" xmlns:w14="http://schemas.microsoft.com/office/word/2010/wordml" xmlns:w15="http://schemas.microsoft.com/office/word/2012/wordml" xmlns:w16cex="http://schemas.microsoft.com/office/word/2018/wordml/cex" xmlns:w16cid="http://schemas.microsoft.com/office/word/2016/wordml/cid" xmlns:w16="http://schemas.microsoft.com/office/word/2018/wordml" xmlns:w16sdtdh="http://schemas.microsoft.com/office/word/2020/wordml/sdtdatahash" xmlns:w16sdtfl="http://schemas.microsoft.com/office/word/2024/wordml/sdtformatlock" xmlns:w16se="http://schemas.microsoft.com/office/word/2015/wordml/symex" xmlns:w16du="http://schemas.microsoft.com/office/word/2023/wordml/word16du" xmlns:wne="http://schemas.microsoft.com/office/word/2006/wordml" mc:Ignorable="w14 w15 w16se w16cid w16 w16cex w16sdtdh w16sdtfl w16du wp14">
-  <w:p>
-    <w:pPr>
-      <w:spacing w:line="240" w:lineRule="exact"/>
-      <w:jc w:val="center"/>
-    </w:pPr>
-    <w:r>
-      <w:rPr>
-        <w:color w:val="000000"/>
-        <w:sz w:val="18"/>
-      </w:rPr>
-      <w:fldChar w:fldCharType="begin"/>
-    </w:r>
-    <w:r>
-      <w:rPr>
-        <w:color w:val="000000"/>
-        <w:sz w:val="18"/>
-      </w:rPr>
-      <w:instrText>PAGE</w:instrText>
-    </w:r>
-    <w:r>
-      <w:rPr>
-        <w:color w:val="000000"/>
-        <w:sz w:val="18"/>
-      </w:rPr>
-      <w:fldChar w:fldCharType="separate"/>
-    </w:r>
-    <w:r>
-      <w:rPr>
-        <w:noProof/>
-        <w:color w:val="000000"/>
-        <w:sz w:val="18"/>
-      </w:rPr>
-      <w:t>7</w:t>
-    </w:r>
-    <w:r>
-      <w:rPr>
-        <w:color w:val="000000"/>
-        <w:sz w:val="18"/>
-      </w:rPr>
-      <w:fldChar w:fldCharType="end"/>
-    </w:r>
-  </w:p>
-</w:ftr>
-</file>
-
-<file path=word/footer9.xml><?xml version="1.0" encoding="utf-8"?>
-<w:ftr xmlns:wpc="http://schemas.microsoft.com/office/word/2010/wordprocessingCanvas" xmlns:cx="http://schemas.microsoft.com/office/drawing/2014/chartex" xmlns:cx1="http://schemas.microsoft.com/office/drawing/2015/9/8/chartex" xmlns:cx2="http://schemas.microsoft.com/office/drawing/2015/10/21/chartex" xmlns:cx3="http://schemas.microsoft.com/office/drawing/2016/5/9/chartex" xmlns:cx4="http://schemas.microsoft.com/office/drawing/2016/5/10/chartex" xmlns:cx5="http://schemas.microsoft.com/office/drawing/2016/5/11/chartex" xmlns:cx6="http://schemas.microsoft.com/office/drawing/2016/5/12/chartex" xmlns:cx7="http://schemas.microsoft.com/office/drawing/2016/5/13/chartex" xmlns:cx8="http://schemas.microsoft.com/office/drawing/2016/5/14/chartex" xmlns:mc="http://schemas.openxmlformats.org/markup-compatibility/2006" xmlns:m="http://schemas.openxmlformats.org/officeDocument/2006/math" xmlns:aink="http://schemas.microsoft.com/office/drawing/2016/ink" xmlns:am3d="http://schemas.microsoft.com/office/drawing/2017/model3d" xmlns:oel="http://schemas.microsoft.com/office/2019/extlst" xmlns:r="http://schemas.openxmlformats.org/officeDocument/2006/relationships" xmlns:wp14="http://schemas.microsoft.com/office/word/2010/wordprocessingDrawing" xmlns:wp="http://schemas.openxmlformats.org/drawingml/2006/wordprocessingDrawing" xmlns:wpg="http://schemas.microsoft.com/office/word/2010/wordprocessingGroup" xmlns:wpi="http://schemas.microsoft.com/office/word/2010/wordprocessingInk" xmlns:wps="http://schemas.microsoft.com/office/word/2010/wordprocessingShape" xmlns:o="urn:schemas-microsoft-com:office:office" xmlns:v="urn:schemas-microsoft-com:vml" xmlns:w10="urn:schemas-microsoft-com:office:word" xmlns:w="http://schemas.openxmlformats.org/wordprocessingml/2006/main" xmlns:w14="http://schemas.microsoft.com/office/word/2010/wordml" xmlns:w15="http://schemas.microsoft.com/office/word/2012/wordml" xmlns:w16cex="http://schemas.microsoft.com/office/word/2018/wordml/cex" xmlns:w16cid="http://schemas.microsoft.com/office/word/2016/wordml/cid" xmlns:w16="http://schemas.microsoft.com/office/word/2018/wordml" xmlns:w16sdtdh="http://schemas.microsoft.com/office/word/2020/wordml/sdtdatahash" xmlns:w16sdtfl="http://schemas.microsoft.com/office/word/2024/wordml/sdtformatlock" xmlns:w16se="http://schemas.microsoft.com/office/word/2015/wordml/symex" xmlns:w16du="http://schemas.microsoft.com/office/word/2023/wordml/word16du" xmlns:wne="http://schemas.microsoft.com/office/word/2006/wordml" mc:Ignorable="w14 w15 w16se w16cid w16 w16cex w16sdtdh w16sdtfl w16du wp14">
-  <w:p>
-    <w:pPr>
-      <w:spacing w:line="240" w:lineRule="exact"/>
-      <w:jc w:val="center"/>
-    </w:pPr>
-    <w:r>
-      <w:rPr>
-        <w:color w:val="000000"/>
-        <w:sz w:val="18"/>
-      </w:rPr>
-      <w:fldChar w:fldCharType="begin"/>
-    </w:r>
-    <w:r>
-      <w:rPr>
-        <w:color w:val="000000"/>
-        <w:sz w:val="18"/>
-      </w:rPr>
-      <w:instrText>PAGE</w:instrText>
-    </w:r>
-    <w:r>
-      <w:rPr>
-        <w:color w:val="000000"/>
-        <w:sz w:val="18"/>
-      </w:rPr>
-      <w:fldChar w:fldCharType="separate"/>
-    </w:r>
-    <w:r>
-      <w:rPr>
-        <w:noProof/>
-        <w:color w:val="000000"/>
-        <w:sz w:val="18"/>
-      </w:rPr>
-      <w:t>7</w:t>
-    </w:r>
-    <w:r>
-      <w:rPr>
-        <w:color w:val="000000"/>
-        <w:sz w:val="18"/>
-      </w:rPr>
-      <w:fldChar w:fldCharType="end"/>
-    </w:r>
-  </w:p>
-</w:ftr>
-</file>
-
 <file path=word/footnotes.xml><?xml version="1.0" encoding="utf-8"?>
 <w:footnotes xmlns:wpc="http://schemas.microsoft.com/office/word/2010/wordprocessingCanvas" xmlns:cx="http://schemas.microsoft.com/office/drawing/2014/chartex" xmlns:cx1="http://schemas.microsoft.com/office/drawing/2015/9/8/chartex" xmlns:cx2="http://schemas.microsoft.com/office/drawing/2015/10/21/chartex" xmlns:cx3="http://schemas.microsoft.com/office/drawing/2016/5/9/chartex" xmlns:cx4="http://schemas.microsoft.com/office/drawing/2016/5/10/chartex" xmlns:cx5="http://schemas.microsoft.com/office/drawing/2016/5/11/chartex" xmlns:cx6="http://schemas.microsoft.com/office/drawing/2016/5/12/chartex" xmlns:cx7="http://schemas.microsoft.com/office/drawing/2016/5/13/chartex" xmlns:cx8="http://schemas.microsoft.com/office/drawing/2016/5/14/chartex" xmlns:mc="http://schemas.openxmlformats.org/markup-compatibility/2006" xmlns:m="http://schemas.openxmlformats.org/officeDocument/2006/math" xmlns:aink="http://schemas.microsoft.com/office/drawing/2016/ink" xmlns:am3d="http://schemas.microsoft.com/office/drawing/2017/model3d" xmlns:oel="http://schemas.microsoft.com/office/2019/extlst" xmlns:r="http://schemas.openxmlformats.org/officeDocument/2006/relationships" xmlns:wp14="http://schemas.microsoft.com/office/word/2010/wordprocessingDrawing" xmlns:wp="http://schemas.openxmlformats.org/drawingml/2006/wordprocessingDrawing" xmlns:wpg="http://schemas.microsoft.com/office/word/2010/wordprocessingGroup" xmlns:wpi="http://schemas.microsoft.com/office/word/2010/wordprocessingInk" xmlns:wps="http://schemas.microsoft.com/office/word/2010/wordprocessingShape" xmlns:o="urn:schemas-microsoft-com:office:office" xmlns:v="urn:schemas-microsoft-com:vml" xmlns:w10="urn:schemas-microsoft-com:office:word" xmlns:w="http://schemas.openxmlformats.org/wordprocessingml/2006/main" xmlns:w14="http://schemas.microsoft.com/office/word/2010/wordml" xmlns:w15="http://schemas.microsoft.com/office/word/2012/wordml" xmlns:w16cex="http://schemas.microsoft.com/office/word/2018/wordml/cex" xmlns:w16cid="http://schemas.microsoft.com/office/word/2016/wordml/cid" xmlns:w16="http://schemas.microsoft.com/office/word/2018/wordml" xmlns:w16sdtdh="http://schemas.microsoft.com/office/word/2020/wordml/sdtdatahash" xmlns:w16sdtfl="http://schemas.microsoft.com/office/word/2024/wordml/sdtformatlock" xmlns:w16se="http://schemas.microsoft.com/office/word/2015/wordml/symex" xmlns:w16du="http://schemas.microsoft.com/office/word/2023/wordml/word16du" xmlns:wne="http://schemas.microsoft.com/office/word/2006/wordml" mc:Ignorable="w14 w15 w16se w16cid w16 w16cex w16sdtdh w16sdtfl w16du wp14">
   <w:footnote w:type="separator" w:id="-1">
@@ -15122,20 +13336,6 @@
 </file>
 
 <file path=word/header1.xml><?xml version="1.0" encoding="utf-8"?>
-<w:hdr xmlns:wpc="http://schemas.microsoft.com/office/word/2010/wordprocessingCanvas" xmlns:cx="http://schemas.microsoft.com/office/drawing/2014/chartex" xmlns:cx1="http://schemas.microsoft.com/office/drawing/2015/9/8/chartex" xmlns:cx2="http://schemas.microsoft.com/office/drawing/2015/10/21/chartex" xmlns:cx3="http://schemas.microsoft.com/office/drawing/2016/5/9/chartex" xmlns:cx4="http://schemas.microsoft.com/office/drawing/2016/5/10/chartex" xmlns:cx5="http://schemas.microsoft.com/office/drawing/2016/5/11/chartex" xmlns:cx6="http://schemas.microsoft.com/office/drawing/2016/5/12/chartex" xmlns:cx7="http://schemas.microsoft.com/office/drawing/2016/5/13/chartex" xmlns:cx8="http://schemas.microsoft.com/office/drawing/2016/5/14/chartex" xmlns:mc="http://schemas.openxmlformats.org/markup-compatibility/2006" xmlns:m="http://schemas.openxmlformats.org/officeDocument/2006/math" xmlns:aink="http://schemas.microsoft.com/office/drawing/2016/ink" xmlns:am3d="http://schemas.microsoft.com/office/drawing/2017/model3d" xmlns:oel="http://schemas.microsoft.com/office/2019/extlst" xmlns:r="http://schemas.openxmlformats.org/officeDocument/2006/relationships" xmlns:wp14="http://schemas.microsoft.com/office/word/2010/wordprocessingDrawing" xmlns:wp="http://schemas.openxmlformats.org/drawingml/2006/wordprocessingDrawing" xmlns:wpg="http://schemas.microsoft.com/office/word/2010/wordprocessingGroup" xmlns:wpi="http://schemas.microsoft.com/office/word/2010/wordprocessingInk" xmlns:wps="http://schemas.microsoft.com/office/word/2010/wordprocessingShape" xmlns:o="urn:schemas-microsoft-com:office:office" xmlns:v="urn:schemas-microsoft-com:vml" xmlns:w10="urn:schemas-microsoft-com:office:word" xmlns:w="http://schemas.openxmlformats.org/wordprocessingml/2006/main" xmlns:w14="http://schemas.microsoft.com/office/word/2010/wordml" xmlns:w15="http://schemas.microsoft.com/office/word/2012/wordml" xmlns:w16cex="http://schemas.microsoft.com/office/word/2018/wordml/cex" xmlns:w16cid="http://schemas.microsoft.com/office/word/2016/wordml/cid" xmlns:w16="http://schemas.microsoft.com/office/word/2018/wordml" xmlns:w16sdtdh="http://schemas.microsoft.com/office/word/2020/wordml/sdtdatahash" xmlns:w16sdtfl="http://schemas.microsoft.com/office/word/2024/wordml/sdtformatlock" xmlns:w16se="http://schemas.microsoft.com/office/word/2015/wordml/symex" xmlns:w16du="http://schemas.microsoft.com/office/word/2023/wordml/word16du" xmlns:wne="http://schemas.microsoft.com/office/word/2006/wordml" mc:Ignorable="w14 w15 w16se w16cid w16 w16cex w16sdtdh w16sdtfl w16du wp14">
-  <w:p>
-    <w:pPr>
-      <w:keepLines/>
-      <w:pBdr>
-        <w:bottom w:val="nil"/>
-      </w:pBdr>
-      <w:spacing w:line="360" w:lineRule="exact"/>
-    </w:pPr>
-  </w:p>
-</w:hdr>
-</file>
-
-<file path=word/header10.xml><?xml version="1.0" encoding="utf-8"?>
 <w:hdr xmlns:wpc="http://schemas.microsoft.com/office/word/2010/wordprocessingCanvas" xmlns:cx="http://schemas.microsoft.com/office/drawing/2014/chartex" xmlns:cx1="http://schemas.microsoft.com/office/drawing/2015/9/8/chartex" xmlns:cx2="http://schemas.microsoft.com/office/drawing/2015/10/21/chartex" xmlns:cx3="http://schemas.microsoft.com/office/drawing/2016/5/9/chartex" xmlns:cx4="http://schemas.microsoft.com/office/drawing/2016/5/10/chartex" xmlns:cx5="http://schemas.microsoft.com/office/drawing/2016/5/11/chartex" xmlns:cx6="http://schemas.microsoft.com/office/drawing/2016/5/12/chartex" xmlns:cx7="http://schemas.microsoft.com/office/drawing/2016/5/13/chartex" xmlns:cx8="http://schemas.microsoft.com/office/drawing/2016/5/14/chartex" xmlns:mc="http://schemas.openxmlformats.org/markup-compatibility/2006" xmlns:m="http://schemas.openxmlformats.org/officeDocument/2006/math" xmlns:aink="http://schemas.microsoft.com/office/drawing/2016/ink" xmlns:am3d="http://schemas.microsoft.com/office/drawing/2017/model3d" xmlns:oel="http://schemas.microsoft.com/office/2019/extlst" xmlns:r="http://schemas.openxmlformats.org/officeDocument/2006/relationships" xmlns:wp14="http://schemas.microsoft.com/office/word/2010/wordprocessingDrawing" xmlns:wp="http://schemas.openxmlformats.org/drawingml/2006/wordprocessingDrawing" xmlns:wpg="http://schemas.microsoft.com/office/word/2010/wordprocessingGroup" xmlns:wpi="http://schemas.microsoft.com/office/word/2010/wordprocessingInk" xmlns:wps="http://schemas.microsoft.com/office/word/2010/wordprocessingShape" xmlns:o="urn:schemas-microsoft-com:office:office" xmlns:v="urn:schemas-microsoft-com:vml" xmlns:w10="urn:schemas-microsoft-com:office:word" xmlns:w="http://schemas.openxmlformats.org/wordprocessingml/2006/main" xmlns:w14="http://schemas.microsoft.com/office/word/2010/wordml" xmlns:w15="http://schemas.microsoft.com/office/word/2012/wordml" xmlns:w16cex="http://schemas.microsoft.com/office/word/2018/wordml/cex" xmlns:w16cid="http://schemas.microsoft.com/office/word/2016/wordml/cid" xmlns:w16="http://schemas.microsoft.com/office/word/2018/wordml" xmlns:w16sdtdh="http://schemas.microsoft.com/office/word/2020/wordml/sdtdatahash" xmlns:w16sdtfl="http://schemas.microsoft.com/office/word/2024/wordml/sdtformatlock" xmlns:w16se="http://schemas.microsoft.com/office/word/2015/wordml/symex" xmlns:w16du="http://schemas.microsoft.com/office/word/2023/wordml/word16du" xmlns:wne="http://schemas.microsoft.com/office/word/2006/wordml" mc:Ignorable="w14 w15 w16se w16cid w16 w16cex w16sdtdh w16sdtfl w16du wp14">
   <w:p>
     <w:pPr>
@@ -15148,261 +13348,15 @@
       </w:tabs>
       <w:spacing w:line="240" w:lineRule="exact"/>
       <w:jc w:val="left"/>
+      <w:rPr>
+        <w:rFonts w:hint="eastAsia"/>
+      </w:rPr>
     </w:pPr>
-    <w:r>
-      <w:rPr>
-        <w:color w:val="000000"/>
-        <w:sz w:val="18"/>
-      </w:rPr>
-      <w:t>大连海洋大学本科毕业论文（设计）</w:t>
-    </w:r>
-    <w:r>
-      <w:rPr>
-        <w:color w:val="000000"/>
-        <w:sz w:val="18"/>
-      </w:rPr>
-      <w:tab/>
-    </w:r>
-    <w:r>
-      <w:rPr>
-        <w:color w:val="000000"/>
-        <w:sz w:val="18"/>
-      </w:rPr>
-      <w:t>致谢</w:t>
-    </w:r>
-  </w:p>
-</w:hdr>
-</file>
-
-<file path=word/header11.xml><?xml version="1.0" encoding="utf-8"?>
-<w:hdr xmlns:wpc="http://schemas.microsoft.com/office/word/2010/wordprocessingCanvas" xmlns:cx="http://schemas.microsoft.com/office/drawing/2014/chartex" xmlns:cx1="http://schemas.microsoft.com/office/drawing/2015/9/8/chartex" xmlns:cx2="http://schemas.microsoft.com/office/drawing/2015/10/21/chartex" xmlns:cx3="http://schemas.microsoft.com/office/drawing/2016/5/9/chartex" xmlns:cx4="http://schemas.microsoft.com/office/drawing/2016/5/10/chartex" xmlns:cx5="http://schemas.microsoft.com/office/drawing/2016/5/11/chartex" xmlns:cx6="http://schemas.microsoft.com/office/drawing/2016/5/12/chartex" xmlns:cx7="http://schemas.microsoft.com/office/drawing/2016/5/13/chartex" xmlns:cx8="http://schemas.microsoft.com/office/drawing/2016/5/14/chartex" xmlns:mc="http://schemas.openxmlformats.org/markup-compatibility/2006" xmlns:m="http://schemas.openxmlformats.org/officeDocument/2006/math" xmlns:aink="http://schemas.microsoft.com/office/drawing/2016/ink" xmlns:am3d="http://schemas.microsoft.com/office/drawing/2017/model3d" xmlns:oel="http://schemas.microsoft.com/office/2019/extlst" xmlns:r="http://schemas.openxmlformats.org/officeDocument/2006/relationships" xmlns:wp14="http://schemas.microsoft.com/office/word/2010/wordprocessingDrawing" xmlns:wp="http://schemas.openxmlformats.org/drawingml/2006/wordprocessingDrawing" xmlns:wpg="http://schemas.microsoft.com/office/word/2010/wordprocessingGroup" xmlns:wpi="http://schemas.microsoft.com/office/word/2010/wordprocessingInk" xmlns:wps="http://schemas.microsoft.com/office/word/2010/wordprocessingShape" xmlns:o="urn:schemas-microsoft-com:office:office" xmlns:v="urn:schemas-microsoft-com:vml" xmlns:w10="urn:schemas-microsoft-com:office:word" xmlns:w="http://schemas.openxmlformats.org/wordprocessingml/2006/main" xmlns:w14="http://schemas.microsoft.com/office/word/2010/wordml" xmlns:w15="http://schemas.microsoft.com/office/word/2012/wordml" xmlns:w16cex="http://schemas.microsoft.com/office/word/2018/wordml/cex" xmlns:w16cid="http://schemas.microsoft.com/office/word/2016/wordml/cid" xmlns:w16="http://schemas.microsoft.com/office/word/2018/wordml" xmlns:w16sdtdh="http://schemas.microsoft.com/office/word/2020/wordml/sdtdatahash" xmlns:w16sdtfl="http://schemas.microsoft.com/office/word/2024/wordml/sdtformatlock" xmlns:w16se="http://schemas.microsoft.com/office/word/2015/wordml/symex" xmlns:w16du="http://schemas.microsoft.com/office/word/2023/wordml/word16du" xmlns:wne="http://schemas.microsoft.com/office/word/2006/wordml" mc:Ignorable="w14 w15 w16se w16cid w16 w16cex w16sdtdh w16sdtfl w16du wp14">
-  <w:p>
-    <w:pPr>
-      <w:keepLines/>
-      <w:pBdr>
-        <w:bottom w:val="single" w:sz="4" w:space="1" w:color="auto"/>
-      </w:pBdr>
-      <w:tabs>
-        <w:tab w:val="right" w:pos="8787"/>
-      </w:tabs>
-      <w:spacing w:line="240" w:lineRule="exact"/>
-      <w:jc w:val="left"/>
-    </w:pPr>
-    <w:r>
-      <w:rPr>
-        <w:color w:val="000000"/>
-        <w:sz w:val="18"/>
-      </w:rPr>
-      <w:t>大连海洋大学本科毕业论文（设计）</w:t>
-    </w:r>
-    <w:r>
-      <w:rPr>
-        <w:color w:val="000000"/>
-        <w:sz w:val="18"/>
-      </w:rPr>
-      <w:tab/>
-    </w:r>
-    <w:r>
-      <w:rPr>
-        <w:color w:val="000000"/>
-        <w:sz w:val="18"/>
-      </w:rPr>
-      <w:t>参考文献</w:t>
-    </w:r>
-  </w:p>
-</w:hdr>
-</file>
-
-<file path=word/header12.xml><?xml version="1.0" encoding="utf-8"?>
-<w:hdr xmlns:wpc="http://schemas.microsoft.com/office/word/2010/wordprocessingCanvas" xmlns:cx="http://schemas.microsoft.com/office/drawing/2014/chartex" xmlns:cx1="http://schemas.microsoft.com/office/drawing/2015/9/8/chartex" xmlns:cx2="http://schemas.microsoft.com/office/drawing/2015/10/21/chartex" xmlns:cx3="http://schemas.microsoft.com/office/drawing/2016/5/9/chartex" xmlns:cx4="http://schemas.microsoft.com/office/drawing/2016/5/10/chartex" xmlns:cx5="http://schemas.microsoft.com/office/drawing/2016/5/11/chartex" xmlns:cx6="http://schemas.microsoft.com/office/drawing/2016/5/12/chartex" xmlns:cx7="http://schemas.microsoft.com/office/drawing/2016/5/13/chartex" xmlns:cx8="http://schemas.microsoft.com/office/drawing/2016/5/14/chartex" xmlns:mc="http://schemas.openxmlformats.org/markup-compatibility/2006" xmlns:m="http://schemas.openxmlformats.org/officeDocument/2006/math" xmlns:aink="http://schemas.microsoft.com/office/drawing/2016/ink" xmlns:am3d="http://schemas.microsoft.com/office/drawing/2017/model3d" xmlns:oel="http://schemas.microsoft.com/office/2019/extlst" xmlns:r="http://schemas.openxmlformats.org/officeDocument/2006/relationships" xmlns:wp14="http://schemas.microsoft.com/office/word/2010/wordprocessingDrawing" xmlns:wp="http://schemas.openxmlformats.org/drawingml/2006/wordprocessingDrawing" xmlns:wpg="http://schemas.microsoft.com/office/word/2010/wordprocessingGroup" xmlns:wpi="http://schemas.microsoft.com/office/word/2010/wordprocessingInk" xmlns:wps="http://schemas.microsoft.com/office/word/2010/wordprocessingShape" xmlns:o="urn:schemas-microsoft-com:office:office" xmlns:v="urn:schemas-microsoft-com:vml" xmlns:w10="urn:schemas-microsoft-com:office:word" xmlns:w="http://schemas.openxmlformats.org/wordprocessingml/2006/main" xmlns:w14="http://schemas.microsoft.com/office/word/2010/wordml" xmlns:w15="http://schemas.microsoft.com/office/word/2012/wordml" xmlns:w16cex="http://schemas.microsoft.com/office/word/2018/wordml/cex" xmlns:w16cid="http://schemas.microsoft.com/office/word/2016/wordml/cid" xmlns:w16="http://schemas.microsoft.com/office/word/2018/wordml" xmlns:w16sdtdh="http://schemas.microsoft.com/office/word/2020/wordml/sdtdatahash" xmlns:w16sdtfl="http://schemas.microsoft.com/office/word/2024/wordml/sdtformatlock" xmlns:w16se="http://schemas.microsoft.com/office/word/2015/wordml/symex" xmlns:w16du="http://schemas.microsoft.com/office/word/2023/wordml/word16du" xmlns:wne="http://schemas.microsoft.com/office/word/2006/wordml" mc:Ignorable="w14 w15 w16se w16cid w16 w16cex w16sdtdh w16sdtfl w16du wp14">
-  <w:p>
-    <w:pPr>
-      <w:keepLines/>
-      <w:pBdr>
-        <w:bottom w:val="single" w:sz="4" w:space="1" w:color="auto"/>
-      </w:pBdr>
-      <w:tabs>
-        <w:tab w:val="right" w:pos="8787"/>
-      </w:tabs>
-      <w:spacing w:line="240" w:lineRule="exact"/>
-      <w:jc w:val="left"/>
-    </w:pPr>
-    <w:r>
-      <w:rPr>
-        <w:color w:val="000000"/>
-        <w:sz w:val="18"/>
-      </w:rPr>
-      <w:t>大连海洋大学本科毕业论文（设计）</w:t>
-    </w:r>
-    <w:r>
-      <w:rPr>
-        <w:color w:val="000000"/>
-        <w:sz w:val="18"/>
-      </w:rPr>
-      <w:tab/>
-    </w:r>
-    <w:r>
-      <w:rPr>
-        <w:color w:val="000000"/>
-        <w:sz w:val="18"/>
-      </w:rPr>
-      <w:t>附录</w:t>
-    </w:r>
-  </w:p>
-</w:hdr>
-</file>
-
-<file path=word/header13.xml><?xml version="1.0" encoding="utf-8"?>
-<w:hdr xmlns:wpc="http://schemas.microsoft.com/office/word/2010/wordprocessingCanvas" xmlns:cx="http://schemas.microsoft.com/office/drawing/2014/chartex" xmlns:cx1="http://schemas.microsoft.com/office/drawing/2015/9/8/chartex" xmlns:cx2="http://schemas.microsoft.com/office/drawing/2015/10/21/chartex" xmlns:cx3="http://schemas.microsoft.com/office/drawing/2016/5/9/chartex" xmlns:cx4="http://schemas.microsoft.com/office/drawing/2016/5/10/chartex" xmlns:cx5="http://schemas.microsoft.com/office/drawing/2016/5/11/chartex" xmlns:cx6="http://schemas.microsoft.com/office/drawing/2016/5/12/chartex" xmlns:cx7="http://schemas.microsoft.com/office/drawing/2016/5/13/chartex" xmlns:cx8="http://schemas.microsoft.com/office/drawing/2016/5/14/chartex" xmlns:mc="http://schemas.openxmlformats.org/markup-compatibility/2006" xmlns:m="http://schemas.openxmlformats.org/officeDocument/2006/math" xmlns:aink="http://schemas.microsoft.com/office/drawing/2016/ink" xmlns:am3d="http://schemas.microsoft.com/office/drawing/2017/model3d" xmlns:oel="http://schemas.microsoft.com/office/2019/extlst" xmlns:r="http://schemas.openxmlformats.org/officeDocument/2006/relationships" xmlns:wp14="http://schemas.microsoft.com/office/word/2010/wordprocessingDrawing" xmlns:wp="http://schemas.openxmlformats.org/drawingml/2006/wordprocessingDrawing" xmlns:wpg="http://schemas.microsoft.com/office/word/2010/wordprocessingGroup" xmlns:wpi="http://schemas.microsoft.com/office/word/2010/wordprocessingInk" xmlns:wps="http://schemas.microsoft.com/office/word/2010/wordprocessingShape" xmlns:o="urn:schemas-microsoft-com:office:office" xmlns:v="urn:schemas-microsoft-com:vml" xmlns:w10="urn:schemas-microsoft-com:office:word" xmlns:w="http://schemas.openxmlformats.org/wordprocessingml/2006/main" xmlns:w14="http://schemas.microsoft.com/office/word/2010/wordml" xmlns:w15="http://schemas.microsoft.com/office/word/2012/wordml" xmlns:w16cex="http://schemas.microsoft.com/office/word/2018/wordml/cex" xmlns:w16cid="http://schemas.microsoft.com/office/word/2016/wordml/cid" xmlns:w16="http://schemas.microsoft.com/office/word/2018/wordml" xmlns:w16sdtdh="http://schemas.microsoft.com/office/word/2020/wordml/sdtdatahash" xmlns:w16sdtfl="http://schemas.microsoft.com/office/word/2024/wordml/sdtformatlock" xmlns:w16se="http://schemas.microsoft.com/office/word/2015/wordml/symex" xmlns:w16du="http://schemas.microsoft.com/office/word/2023/wordml/word16du" xmlns:wne="http://schemas.microsoft.com/office/word/2006/wordml" mc:Ignorable="w14 w15 w16se w16cid w16 w16cex w16sdtdh w16sdtfl w16du wp14">
-  <w:p>
-    <w:pPr>
-      <w:keepLines/>
-      <w:pBdr>
-        <w:bottom w:val="single" w:sz="4" w:space="1" w:color="auto"/>
-      </w:pBdr>
-      <w:tabs>
-        <w:tab w:val="right" w:pos="8787"/>
-      </w:tabs>
-      <w:spacing w:line="240" w:lineRule="exact"/>
-      <w:jc w:val="left"/>
-    </w:pPr>
-    <w:r>
-      <w:rPr>
-        <w:color w:val="000000"/>
-        <w:sz w:val="18"/>
-      </w:rPr>
-      <w:t>大连海洋大学本科毕业论文（设计）</w:t>
-    </w:r>
-    <w:r>
-      <w:rPr>
-        <w:color w:val="000000"/>
-        <w:sz w:val="18"/>
-      </w:rPr>
-      <w:tab/>
-    </w:r>
-    <w:r>
-      <w:rPr>
-        <w:color w:val="000000"/>
-        <w:sz w:val="18"/>
-      </w:rPr>
-      <w:t>声明与授权</w:t>
-    </w:r>
   </w:p>
 </w:hdr>
 </file>
 
 <file path=word/header2.xml><?xml version="1.0" encoding="utf-8"?>
-<w:hdr xmlns:wpc="http://schemas.microsoft.com/office/word/2010/wordprocessingCanvas" xmlns:cx="http://schemas.microsoft.com/office/drawing/2014/chartex" xmlns:cx1="http://schemas.microsoft.com/office/drawing/2015/9/8/chartex" xmlns:cx2="http://schemas.microsoft.com/office/drawing/2015/10/21/chartex" xmlns:cx3="http://schemas.microsoft.com/office/drawing/2016/5/9/chartex" xmlns:cx4="http://schemas.microsoft.com/office/drawing/2016/5/10/chartex" xmlns:cx5="http://schemas.microsoft.com/office/drawing/2016/5/11/chartex" xmlns:cx6="http://schemas.microsoft.com/office/drawing/2016/5/12/chartex" xmlns:cx7="http://schemas.microsoft.com/office/drawing/2016/5/13/chartex" xmlns:cx8="http://schemas.microsoft.com/office/drawing/2016/5/14/chartex" xmlns:mc="http://schemas.openxmlformats.org/markup-compatibility/2006" xmlns:m="http://schemas.openxmlformats.org/officeDocument/2006/math" xmlns:aink="http://schemas.microsoft.com/office/drawing/2016/ink" xmlns:am3d="http://schemas.microsoft.com/office/drawing/2017/model3d" xmlns:oel="http://schemas.microsoft.com/office/2019/extlst" xmlns:r="http://schemas.openxmlformats.org/officeDocument/2006/relationships" xmlns:wp14="http://schemas.microsoft.com/office/word/2010/wordprocessingDrawing" xmlns:wp="http://schemas.openxmlformats.org/drawingml/2006/wordprocessingDrawing" xmlns:wpg="http://schemas.microsoft.com/office/word/2010/wordprocessingGroup" xmlns:wpi="http://schemas.microsoft.com/office/word/2010/wordprocessingInk" xmlns:wps="http://schemas.microsoft.com/office/word/2010/wordprocessingShape" xmlns:o="urn:schemas-microsoft-com:office:office" xmlns:v="urn:schemas-microsoft-com:vml" xmlns:w10="urn:schemas-microsoft-com:office:word" xmlns:w="http://schemas.openxmlformats.org/wordprocessingml/2006/main" xmlns:w14="http://schemas.microsoft.com/office/word/2010/wordml" xmlns:w15="http://schemas.microsoft.com/office/word/2012/wordml" xmlns:w16cex="http://schemas.microsoft.com/office/word/2018/wordml/cex" xmlns:w16cid="http://schemas.microsoft.com/office/word/2016/wordml/cid" xmlns:w16="http://schemas.microsoft.com/office/word/2018/wordml" xmlns:w16sdtdh="http://schemas.microsoft.com/office/word/2020/wordml/sdtdatahash" xmlns:w16sdtfl="http://schemas.microsoft.com/office/word/2024/wordml/sdtformatlock" xmlns:w16se="http://schemas.microsoft.com/office/word/2015/wordml/symex" xmlns:w16du="http://schemas.microsoft.com/office/word/2023/wordml/word16du" xmlns:wne="http://schemas.microsoft.com/office/word/2006/wordml" mc:Ignorable="w14 w15 w16se w16cid w16 w16cex w16sdtdh w16sdtfl w16du wp14">
-  <w:p>
-    <w:pPr>
-      <w:keepLines/>
-      <w:pBdr>
-        <w:bottom w:val="single" w:sz="4" w:space="1" w:color="auto"/>
-      </w:pBdr>
-      <w:tabs>
-        <w:tab w:val="right" w:pos="8787"/>
-      </w:tabs>
-      <w:spacing w:line="240" w:lineRule="exact"/>
-      <w:jc w:val="left"/>
-    </w:pPr>
-    <w:r>
-      <w:rPr>
-        <w:color w:val="000000"/>
-        <w:sz w:val="18"/>
-      </w:rPr>
-      <w:t>大连海洋大学本科毕业论文（设计）</w:t>
-    </w:r>
-    <w:r>
-      <w:rPr>
-        <w:color w:val="000000"/>
-        <w:sz w:val="18"/>
-      </w:rPr>
-      <w:tab/>
-    </w:r>
-    <w:r>
-      <w:rPr>
-        <w:color w:val="000000"/>
-        <w:sz w:val="18"/>
-      </w:rPr>
-      <w:t>目录</w:t>
-    </w:r>
-  </w:p>
-</w:hdr>
-</file>
-
-<file path=word/header3.xml><?xml version="1.0" encoding="utf-8"?>
-<w:hdr xmlns:wpc="http://schemas.microsoft.com/office/word/2010/wordprocessingCanvas" xmlns:cx="http://schemas.microsoft.com/office/drawing/2014/chartex" xmlns:cx1="http://schemas.microsoft.com/office/drawing/2015/9/8/chartex" xmlns:cx2="http://schemas.microsoft.com/office/drawing/2015/10/21/chartex" xmlns:cx3="http://schemas.microsoft.com/office/drawing/2016/5/9/chartex" xmlns:cx4="http://schemas.microsoft.com/office/drawing/2016/5/10/chartex" xmlns:cx5="http://schemas.microsoft.com/office/drawing/2016/5/11/chartex" xmlns:cx6="http://schemas.microsoft.com/office/drawing/2016/5/12/chartex" xmlns:cx7="http://schemas.microsoft.com/office/drawing/2016/5/13/chartex" xmlns:cx8="http://schemas.microsoft.com/office/drawing/2016/5/14/chartex" xmlns:mc="http://schemas.openxmlformats.org/markup-compatibility/2006" xmlns:m="http://schemas.openxmlformats.org/officeDocument/2006/math" xmlns:aink="http://schemas.microsoft.com/office/drawing/2016/ink" xmlns:am3d="http://schemas.microsoft.com/office/drawing/2017/model3d" xmlns:oel="http://schemas.microsoft.com/office/2019/extlst" xmlns:r="http://schemas.openxmlformats.org/officeDocument/2006/relationships" xmlns:wp14="http://schemas.microsoft.com/office/word/2010/wordprocessingDrawing" xmlns:wp="http://schemas.openxmlformats.org/drawingml/2006/wordprocessingDrawing" xmlns:wpg="http://schemas.microsoft.com/office/word/2010/wordprocessingGroup" xmlns:wpi="http://schemas.microsoft.com/office/word/2010/wordprocessingInk" xmlns:wps="http://schemas.microsoft.com/office/word/2010/wordprocessingShape" xmlns:o="urn:schemas-microsoft-com:office:office" xmlns:v="urn:schemas-microsoft-com:vml" xmlns:w10="urn:schemas-microsoft-com:office:word" xmlns:w="http://schemas.openxmlformats.org/wordprocessingml/2006/main" xmlns:w14="http://schemas.microsoft.com/office/word/2010/wordml" xmlns:w15="http://schemas.microsoft.com/office/word/2012/wordml" xmlns:w16cex="http://schemas.microsoft.com/office/word/2018/wordml/cex" xmlns:w16cid="http://schemas.microsoft.com/office/word/2016/wordml/cid" xmlns:w16="http://schemas.microsoft.com/office/word/2018/wordml" xmlns:w16sdtdh="http://schemas.microsoft.com/office/word/2020/wordml/sdtdatahash" xmlns:w16sdtfl="http://schemas.microsoft.com/office/word/2024/wordml/sdtformatlock" xmlns:w16se="http://schemas.microsoft.com/office/word/2015/wordml/symex" xmlns:w16du="http://schemas.microsoft.com/office/word/2023/wordml/word16du" xmlns:wne="http://schemas.microsoft.com/office/word/2006/wordml" mc:Ignorable="w14 w15 w16se w16cid w16 w16cex w16sdtdh w16sdtfl w16du wp14">
-  <w:p>
-    <w:pPr>
-      <w:keepLines/>
-      <w:pBdr>
-        <w:bottom w:val="single" w:sz="4" w:space="1" w:color="auto"/>
-      </w:pBdr>
-      <w:tabs>
-        <w:tab w:val="right" w:pos="8787"/>
-      </w:tabs>
-      <w:spacing w:line="240" w:lineRule="exact"/>
-      <w:jc w:val="left"/>
-    </w:pPr>
-    <w:r>
-      <w:rPr>
-        <w:color w:val="000000"/>
-        <w:sz w:val="18"/>
-      </w:rPr>
-      <w:t>大连海洋大学本科毕业论文（设计）</w:t>
-    </w:r>
-    <w:r>
-      <w:rPr>
-        <w:color w:val="000000"/>
-        <w:sz w:val="18"/>
-      </w:rPr>
-      <w:tab/>
-    </w:r>
-    <w:r>
-      <w:rPr>
-        <w:color w:val="000000"/>
-        <w:sz w:val="18"/>
-      </w:rPr>
-      <w:t>摘要</w:t>
-    </w:r>
-  </w:p>
-</w:hdr>
-</file>
-
-<file path=word/header4.xml><?xml version="1.0" encoding="utf-8"?>
-<w:hdr xmlns:wpc="http://schemas.microsoft.com/office/word/2010/wordprocessingCanvas" xmlns:cx="http://schemas.microsoft.com/office/drawing/2014/chartex" xmlns:cx1="http://schemas.microsoft.com/office/drawing/2015/9/8/chartex" xmlns:cx2="http://schemas.microsoft.com/office/drawing/2015/10/21/chartex" xmlns:cx3="http://schemas.microsoft.com/office/drawing/2016/5/9/chartex" xmlns:cx4="http://schemas.microsoft.com/office/drawing/2016/5/10/chartex" xmlns:cx5="http://schemas.microsoft.com/office/drawing/2016/5/11/chartex" xmlns:cx6="http://schemas.microsoft.com/office/drawing/2016/5/12/chartex" xmlns:cx7="http://schemas.microsoft.com/office/drawing/2016/5/13/chartex" xmlns:cx8="http://schemas.microsoft.com/office/drawing/2016/5/14/chartex" xmlns:mc="http://schemas.openxmlformats.org/markup-compatibility/2006" xmlns:m="http://schemas.openxmlformats.org/officeDocument/2006/math" xmlns:aink="http://schemas.microsoft.com/office/drawing/2016/ink" xmlns:am3d="http://schemas.microsoft.com/office/drawing/2017/model3d" xmlns:oel="http://schemas.microsoft.com/office/2019/extlst" xmlns:r="http://schemas.openxmlformats.org/officeDocument/2006/relationships" xmlns:wp14="http://schemas.microsoft.com/office/word/2010/wordprocessingDrawing" xmlns:wp="http://schemas.openxmlformats.org/drawingml/2006/wordprocessingDrawing" xmlns:wpg="http://schemas.microsoft.com/office/word/2010/wordprocessingGroup" xmlns:wpi="http://schemas.microsoft.com/office/word/2010/wordprocessingInk" xmlns:wps="http://schemas.microsoft.com/office/word/2010/wordprocessingShape" xmlns:o="urn:schemas-microsoft-com:office:office" xmlns:v="urn:schemas-microsoft-com:vml" xmlns:w10="urn:schemas-microsoft-com:office:word" xmlns:w="http://schemas.openxmlformats.org/wordprocessingml/2006/main" xmlns:w14="http://schemas.microsoft.com/office/word/2010/wordml" xmlns:w15="http://schemas.microsoft.com/office/word/2012/wordml" xmlns:w16cex="http://schemas.microsoft.com/office/word/2018/wordml/cex" xmlns:w16cid="http://schemas.microsoft.com/office/word/2016/wordml/cid" xmlns:w16="http://schemas.microsoft.com/office/word/2018/wordml" xmlns:w16sdtdh="http://schemas.microsoft.com/office/word/2020/wordml/sdtdatahash" xmlns:w16sdtfl="http://schemas.microsoft.com/office/word/2024/wordml/sdtformatlock" xmlns:w16se="http://schemas.microsoft.com/office/word/2015/wordml/symex" xmlns:w16du="http://schemas.microsoft.com/office/word/2023/wordml/word16du" xmlns:wne="http://schemas.microsoft.com/office/word/2006/wordml" mc:Ignorable="w14 w15 w16se w16cid w16 w16cex w16sdtdh w16sdtfl w16du wp14">
-  <w:p>
-    <w:pPr>
-      <w:keepLines/>
-      <w:pBdr>
-        <w:bottom w:val="single" w:sz="4" w:space="1" w:color="auto"/>
-      </w:pBdr>
-      <w:tabs>
-        <w:tab w:val="right" w:pos="8787"/>
-      </w:tabs>
-      <w:spacing w:line="240" w:lineRule="exact"/>
-      <w:jc w:val="left"/>
-    </w:pPr>
-    <w:r>
-      <w:rPr>
-        <w:color w:val="000000"/>
-        <w:sz w:val="18"/>
-      </w:rPr>
-      <w:t>大连海洋大学本科毕业论文（设计）</w:t>
-    </w:r>
-    <w:r>
-      <w:rPr>
-        <w:color w:val="000000"/>
-        <w:sz w:val="18"/>
-      </w:rPr>
-      <w:tab/>
-      <w:t>Abstract</w:t>
-    </w:r>
-  </w:p>
-</w:hdr>
-</file>
-
-<file path=word/header5.xml><?xml version="1.0" encoding="utf-8"?>
 <w:hdr xmlns:wpc="http://schemas.microsoft.com/office/word/2010/wordprocessingCanvas" xmlns:cx="http://schemas.microsoft.com/office/drawing/2014/chartex" xmlns:cx1="http://schemas.microsoft.com/office/drawing/2015/9/8/chartex" xmlns:cx2="http://schemas.microsoft.com/office/drawing/2015/10/21/chartex" xmlns:cx3="http://schemas.microsoft.com/office/drawing/2016/5/9/chartex" xmlns:cx4="http://schemas.microsoft.com/office/drawing/2016/5/10/chartex" xmlns:cx5="http://schemas.microsoft.com/office/drawing/2016/5/11/chartex" xmlns:cx6="http://schemas.microsoft.com/office/drawing/2016/5/12/chartex" xmlns:cx7="http://schemas.microsoft.com/office/drawing/2016/5/13/chartex" xmlns:cx8="http://schemas.microsoft.com/office/drawing/2016/5/14/chartex" xmlns:mc="http://schemas.openxmlformats.org/markup-compatibility/2006" xmlns:m="http://schemas.openxmlformats.org/officeDocument/2006/math" xmlns:aink="http://schemas.microsoft.com/office/drawing/2016/ink" xmlns:am3d="http://schemas.microsoft.com/office/drawing/2017/model3d" xmlns:oel="http://schemas.microsoft.com/office/2019/extlst" xmlns:r="http://schemas.openxmlformats.org/officeDocument/2006/relationships" xmlns:wp14="http://schemas.microsoft.com/office/word/2010/wordprocessingDrawing" xmlns:wp="http://schemas.openxmlformats.org/drawingml/2006/wordprocessingDrawing" xmlns:wpg="http://schemas.microsoft.com/office/word/2010/wordprocessingGroup" xmlns:wpi="http://schemas.microsoft.com/office/word/2010/wordprocessingInk" xmlns:wps="http://schemas.microsoft.com/office/word/2010/wordprocessingShape" xmlns:o="urn:schemas-microsoft-com:office:office" xmlns:v="urn:schemas-microsoft-com:vml" xmlns:w10="urn:schemas-microsoft-com:office:word" xmlns:w="http://schemas.openxmlformats.org/wordprocessingml/2006/main" xmlns:w14="http://schemas.microsoft.com/office/word/2010/wordml" xmlns:w15="http://schemas.microsoft.com/office/word/2012/wordml" xmlns:w16cex="http://schemas.microsoft.com/office/word/2018/wordml/cex" xmlns:w16cid="http://schemas.microsoft.com/office/word/2016/wordml/cid" xmlns:w16="http://schemas.microsoft.com/office/word/2018/wordml" xmlns:w16sdtdh="http://schemas.microsoft.com/office/word/2020/wordml/sdtdatahash" xmlns:w16sdtfl="http://schemas.microsoft.com/office/word/2024/wordml/sdtformatlock" xmlns:w16se="http://schemas.microsoft.com/office/word/2015/wordml/symex" xmlns:w16du="http://schemas.microsoft.com/office/word/2023/wordml/word16du" xmlns:wne="http://schemas.microsoft.com/office/word/2006/wordml" mc:Ignorable="w14 w15 w16se w16cid w16 w16cex w16sdtdh w16sdtfl w16du wp14">
   <w:p>
     <w:pPr>
@@ -15457,7 +13411,7 @@
 </w:hdr>
 </file>
 
-<file path=word/header6.xml><?xml version="1.0" encoding="utf-8"?>
+<file path=word/header3.xml><?xml version="1.0" encoding="utf-8"?>
 <w:hdr xmlns:wpc="http://schemas.microsoft.com/office/word/2010/wordprocessingCanvas" xmlns:cx="http://schemas.microsoft.com/office/drawing/2014/chartex" xmlns:cx1="http://schemas.microsoft.com/office/drawing/2015/9/8/chartex" xmlns:cx2="http://schemas.microsoft.com/office/drawing/2015/10/21/chartex" xmlns:cx3="http://schemas.microsoft.com/office/drawing/2016/5/9/chartex" xmlns:cx4="http://schemas.microsoft.com/office/drawing/2016/5/10/chartex" xmlns:cx5="http://schemas.microsoft.com/office/drawing/2016/5/11/chartex" xmlns:cx6="http://schemas.microsoft.com/office/drawing/2016/5/12/chartex" xmlns:cx7="http://schemas.microsoft.com/office/drawing/2016/5/13/chartex" xmlns:cx8="http://schemas.microsoft.com/office/drawing/2016/5/14/chartex" xmlns:mc="http://schemas.openxmlformats.org/markup-compatibility/2006" xmlns:m="http://schemas.openxmlformats.org/officeDocument/2006/math" xmlns:aink="http://schemas.microsoft.com/office/drawing/2016/ink" xmlns:am3d="http://schemas.microsoft.com/office/drawing/2017/model3d" xmlns:oel="http://schemas.microsoft.com/office/2019/extlst" xmlns:r="http://schemas.openxmlformats.org/officeDocument/2006/relationships" xmlns:wp14="http://schemas.microsoft.com/office/word/2010/wordprocessingDrawing" xmlns:wp="http://schemas.openxmlformats.org/drawingml/2006/wordprocessingDrawing" xmlns:wpg="http://schemas.microsoft.com/office/word/2010/wordprocessingGroup" xmlns:wpi="http://schemas.microsoft.com/office/word/2010/wordprocessingInk" xmlns:wps="http://schemas.microsoft.com/office/word/2010/wordprocessingShape" xmlns:o="urn:schemas-microsoft-com:office:office" xmlns:v="urn:schemas-microsoft-com:vml" xmlns:w10="urn:schemas-microsoft-com:office:word" xmlns:w="http://schemas.openxmlformats.org/wordprocessingml/2006/main" xmlns:w14="http://schemas.microsoft.com/office/word/2010/wordml" xmlns:w15="http://schemas.microsoft.com/office/word/2012/wordml" xmlns:w16cex="http://schemas.microsoft.com/office/word/2018/wordml/cex" xmlns:w16cid="http://schemas.microsoft.com/office/word/2016/wordml/cid" xmlns:w16="http://schemas.microsoft.com/office/word/2018/wordml" xmlns:w16sdtdh="http://schemas.microsoft.com/office/word/2020/wordml/sdtdatahash" xmlns:w16sdtfl="http://schemas.microsoft.com/office/word/2024/wordml/sdtformatlock" xmlns:w16se="http://schemas.microsoft.com/office/word/2015/wordml/symex" xmlns:w16du="http://schemas.microsoft.com/office/word/2023/wordml/word16du" xmlns:wne="http://schemas.microsoft.com/office/word/2006/wordml" mc:Ignorable="w14 w15 w16se w16cid w16 w16cex w16sdtdh w16sdtfl w16du wp14">
   <w:p>
     <w:pPr>
@@ -15502,7 +13456,7 @@
 </w:hdr>
 </file>
 
-<file path=word/header7.xml><?xml version="1.0" encoding="utf-8"?>
+<file path=word/header4.xml><?xml version="1.0" encoding="utf-8"?>
 <w:hdr xmlns:wpc="http://schemas.microsoft.com/office/word/2010/wordprocessingCanvas" xmlns:cx="http://schemas.microsoft.com/office/drawing/2014/chartex" xmlns:cx1="http://schemas.microsoft.com/office/drawing/2015/9/8/chartex" xmlns:cx2="http://schemas.microsoft.com/office/drawing/2015/10/21/chartex" xmlns:cx3="http://schemas.microsoft.com/office/drawing/2016/5/9/chartex" xmlns:cx4="http://schemas.microsoft.com/office/drawing/2016/5/10/chartex" xmlns:cx5="http://schemas.microsoft.com/office/drawing/2016/5/11/chartex" xmlns:cx6="http://schemas.microsoft.com/office/drawing/2016/5/12/chartex" xmlns:cx7="http://schemas.microsoft.com/office/drawing/2016/5/13/chartex" xmlns:cx8="http://schemas.microsoft.com/office/drawing/2016/5/14/chartex" xmlns:mc="http://schemas.openxmlformats.org/markup-compatibility/2006" xmlns:m="http://schemas.openxmlformats.org/officeDocument/2006/math" xmlns:aink="http://schemas.microsoft.com/office/drawing/2016/ink" xmlns:am3d="http://schemas.microsoft.com/office/drawing/2017/model3d" xmlns:oel="http://schemas.microsoft.com/office/2019/extlst" xmlns:r="http://schemas.openxmlformats.org/officeDocument/2006/relationships" xmlns:wp14="http://schemas.microsoft.com/office/word/2010/wordprocessingDrawing" xmlns:wp="http://schemas.openxmlformats.org/drawingml/2006/wordprocessingDrawing" xmlns:wpg="http://schemas.microsoft.com/office/word/2010/wordprocessingGroup" xmlns:wpi="http://schemas.microsoft.com/office/word/2010/wordprocessingInk" xmlns:wps="http://schemas.microsoft.com/office/word/2010/wordprocessingShape" xmlns:o="urn:schemas-microsoft-com:office:office" xmlns:v="urn:schemas-microsoft-com:vml" xmlns:w10="urn:schemas-microsoft-com:office:word" xmlns:w="http://schemas.openxmlformats.org/wordprocessingml/2006/main" xmlns:w14="http://schemas.microsoft.com/office/word/2010/wordml" xmlns:w15="http://schemas.microsoft.com/office/word/2012/wordml" xmlns:w16cex="http://schemas.microsoft.com/office/word/2018/wordml/cex" xmlns:w16cid="http://schemas.microsoft.com/office/word/2016/wordml/cid" xmlns:w16="http://schemas.microsoft.com/office/word/2018/wordml" xmlns:w16sdtdh="http://schemas.microsoft.com/office/word/2020/wordml/sdtdatahash" xmlns:w16sdtfl="http://schemas.microsoft.com/office/word/2024/wordml/sdtformatlock" xmlns:w16se="http://schemas.microsoft.com/office/word/2015/wordml/symex" xmlns:w16du="http://schemas.microsoft.com/office/word/2023/wordml/word16du" xmlns:wne="http://schemas.microsoft.com/office/word/2006/wordml" mc:Ignorable="w14 w15 w16se w16cid w16 w16cex w16sdtdh w16sdtfl w16du wp14">
   <w:p>
     <w:pPr>
@@ -15514,47 +13468,106 @@
         <w:tab w:val="right" w:pos="8787"/>
       </w:tabs>
       <w:spacing w:line="240" w:lineRule="exact"/>
-      <w:jc w:val="center"/>
     </w:pPr>
     <w:r>
       <w:rPr>
-        <w:rFonts w:ascii="宋体" w:hAnsi="宋体"/>
+        <w:rFonts w:ascii="宋体" w:hAnsi="宋体" w:hint="eastAsia"/>
+        <w:sz w:val="18"/>
+        <w:szCs w:val="18"/>
       </w:rPr>
-      <w:t>第三章 系统实现</w:t>
+      <w:t>大连海洋大学本科毕业论文（设计）</w:t>
+    </w:r>
+    <w:r>
+      <w:rPr>
+        <w:rFonts w:ascii="宋体" w:hAnsi="宋体" w:hint="eastAsia"/>
+        <w:sz w:val="18"/>
+        <w:szCs w:val="18"/>
+      </w:rPr>
+      <w:t xml:space="preserve">                                                         系统实现</w:t>
     </w:r>
   </w:p>
 </w:hdr>
 </file>
 
-<file path=word/header8.xml><?xml version="1.0" encoding="utf-8"?>
+<file path=word/header5.xml><?xml version="1.0" encoding="utf-8"?>
 <w:hdr xmlns:wpc="http://schemas.microsoft.com/office/word/2010/wordprocessingCanvas" xmlns:cx="http://schemas.microsoft.com/office/drawing/2014/chartex" xmlns:cx1="http://schemas.microsoft.com/office/drawing/2015/9/8/chartex" xmlns:cx2="http://schemas.microsoft.com/office/drawing/2015/10/21/chartex" xmlns:cx3="http://schemas.microsoft.com/office/drawing/2016/5/9/chartex" xmlns:cx4="http://schemas.microsoft.com/office/drawing/2016/5/10/chartex" xmlns:cx5="http://schemas.microsoft.com/office/drawing/2016/5/11/chartex" xmlns:cx6="http://schemas.microsoft.com/office/drawing/2016/5/12/chartex" xmlns:cx7="http://schemas.microsoft.com/office/drawing/2016/5/13/chartex" xmlns:cx8="http://schemas.microsoft.com/office/drawing/2016/5/14/chartex" xmlns:mc="http://schemas.openxmlformats.org/markup-compatibility/2006" xmlns:m="http://schemas.openxmlformats.org/officeDocument/2006/math" xmlns:aink="http://schemas.microsoft.com/office/drawing/2016/ink" xmlns:am3d="http://schemas.microsoft.com/office/drawing/2017/model3d" xmlns:oel="http://schemas.microsoft.com/office/2019/extlst" xmlns:r="http://schemas.openxmlformats.org/officeDocument/2006/relationships" xmlns:wp14="http://schemas.microsoft.com/office/word/2010/wordprocessingDrawing" xmlns:wp="http://schemas.openxmlformats.org/drawingml/2006/wordprocessingDrawing" xmlns:wpg="http://schemas.microsoft.com/office/word/2010/wordprocessingGroup" xmlns:wpi="http://schemas.microsoft.com/office/word/2010/wordprocessingInk" xmlns:wps="http://schemas.microsoft.com/office/word/2010/wordprocessingShape" xmlns:o="urn:schemas-microsoft-com:office:office" xmlns:v="urn:schemas-microsoft-com:vml" xmlns:w10="urn:schemas-microsoft-com:office:word" xmlns:w="http://schemas.openxmlformats.org/wordprocessingml/2006/main" xmlns:w14="http://schemas.microsoft.com/office/word/2010/wordml" xmlns:w15="http://schemas.microsoft.com/office/word/2012/wordml" xmlns:w16cex="http://schemas.microsoft.com/office/word/2018/wordml/cex" xmlns:w16cid="http://schemas.microsoft.com/office/word/2016/wordml/cid" xmlns:w16="http://schemas.microsoft.com/office/word/2018/wordml" xmlns:w16sdtdh="http://schemas.microsoft.com/office/word/2020/wordml/sdtdatahash" xmlns:w16sdtfl="http://schemas.microsoft.com/office/word/2024/wordml/sdtformatlock" xmlns:w16se="http://schemas.microsoft.com/office/word/2015/wordml/symex" xmlns:w16du="http://schemas.microsoft.com/office/word/2023/wordml/word16du" xmlns:wne="http://schemas.microsoft.com/office/word/2006/wordml" mc:Ignorable="w14 w15 w16se w16cid w16 w16cex w16sdtdh w16sdtfl w16du wp14">
   <w:p>
     <w:pPr>
       <w:keepLines/>
-      <w:jc w:val="center"/>
+      <w:pBdr>
+        <w:bottom w:val="single" w:sz="4" w:space="1" w:color="auto"/>
+      </w:pBdr>
+      <w:tabs>
+        <w:tab w:val="right" w:pos="8787"/>
+      </w:tabs>
+      <w:spacing w:line="240" w:lineRule="exact"/>
+      <w:jc w:val="left"/>
+      <w:rPr>
+        <w:color w:val="000000"/>
+        <w:sz w:val="18"/>
+      </w:rPr>
     </w:pPr>
     <w:r>
       <w:rPr>
-        <w:rFonts w:ascii="宋体" w:hAnsi="宋体"/>
+        <w:color w:val="000000"/>
+        <w:sz w:val="18"/>
       </w:rPr>
-      <w:t>第三章 系统实现</w:t>
+      <w:t>大连海洋大学本科毕业论文（设计）</w:t>
+    </w:r>
+    <w:r>
+      <w:rPr>
+        <w:color w:val="000000"/>
+        <w:sz w:val="18"/>
+      </w:rPr>
+      <w:tab/>
+    </w:r>
+    <w:r>
+      <w:rPr>
+        <w:rFonts w:hint="eastAsia"/>
+        <w:color w:val="000000"/>
+        <w:sz w:val="18"/>
+      </w:rPr>
+      <w:t>系统测试</w:t>
     </w:r>
   </w:p>
 </w:hdr>
 </file>
 
-<file path=word/header9.xml><?xml version="1.0" encoding="utf-8"?>
+<file path=word/header6.xml><?xml version="1.0" encoding="utf-8"?>
 <w:hdr xmlns:wpc="http://schemas.microsoft.com/office/word/2010/wordprocessingCanvas" xmlns:cx="http://schemas.microsoft.com/office/drawing/2014/chartex" xmlns:cx1="http://schemas.microsoft.com/office/drawing/2015/9/8/chartex" xmlns:cx2="http://schemas.microsoft.com/office/drawing/2015/10/21/chartex" xmlns:cx3="http://schemas.microsoft.com/office/drawing/2016/5/9/chartex" xmlns:cx4="http://schemas.microsoft.com/office/drawing/2016/5/10/chartex" xmlns:cx5="http://schemas.microsoft.com/office/drawing/2016/5/11/chartex" xmlns:cx6="http://schemas.microsoft.com/office/drawing/2016/5/12/chartex" xmlns:cx7="http://schemas.microsoft.com/office/drawing/2016/5/13/chartex" xmlns:cx8="http://schemas.microsoft.com/office/drawing/2016/5/14/chartex" xmlns:mc="http://schemas.openxmlformats.org/markup-compatibility/2006" xmlns:m="http://schemas.openxmlformats.org/officeDocument/2006/math" xmlns:aink="http://schemas.microsoft.com/office/drawing/2016/ink" xmlns:am3d="http://schemas.microsoft.com/office/drawing/2017/model3d" xmlns:oel="http://schemas.microsoft.com/office/2019/extlst" xmlns:r="http://schemas.openxmlformats.org/officeDocument/2006/relationships" xmlns:wp14="http://schemas.microsoft.com/office/word/2010/wordprocessingDrawing" xmlns:wp="http://schemas.openxmlformats.org/drawingml/2006/wordprocessingDrawing" xmlns:wpg="http://schemas.microsoft.com/office/word/2010/wordprocessingGroup" xmlns:wpi="http://schemas.microsoft.com/office/word/2010/wordprocessingInk" xmlns:wps="http://schemas.microsoft.com/office/word/2010/wordprocessingShape" xmlns:o="urn:schemas-microsoft-com:office:office" xmlns:v="urn:schemas-microsoft-com:vml" xmlns:w10="urn:schemas-microsoft-com:office:word" xmlns:w="http://schemas.openxmlformats.org/wordprocessingml/2006/main" xmlns:w14="http://schemas.microsoft.com/office/word/2010/wordml" xmlns:w15="http://schemas.microsoft.com/office/word/2012/wordml" xmlns:w16cex="http://schemas.microsoft.com/office/word/2018/wordml/cex" xmlns:w16cid="http://schemas.microsoft.com/office/word/2016/wordml/cid" xmlns:w16="http://schemas.microsoft.com/office/word/2018/wordml" xmlns:w16sdtdh="http://schemas.microsoft.com/office/word/2020/wordml/sdtdatahash" xmlns:w16sdtfl="http://schemas.microsoft.com/office/word/2024/wordml/sdtformatlock" xmlns:w16se="http://schemas.microsoft.com/office/word/2015/wordml/symex" xmlns:w16du="http://schemas.microsoft.com/office/word/2023/wordml/word16du" xmlns:wne="http://schemas.microsoft.com/office/word/2006/wordml" mc:Ignorable="w14 w15 w16se w16cid w16 w16cex w16sdtdh w16sdtfl w16du wp14">
   <w:p>
     <w:pPr>
       <w:keepLines/>
-      <w:jc w:val="center"/>
+      <w:pBdr>
+        <w:bottom w:val="single" w:sz="4" w:space="1" w:color="auto"/>
+      </w:pBdr>
+      <w:tabs>
+        <w:tab w:val="right" w:pos="8787"/>
+      </w:tabs>
+      <w:spacing w:line="240" w:lineRule="exact"/>
+      <w:jc w:val="left"/>
     </w:pPr>
     <w:r>
       <w:rPr>
-        <w:rFonts w:ascii="宋体" w:hAnsi="宋体"/>
+        <w:color w:val="000000"/>
+        <w:sz w:val="18"/>
       </w:rPr>
-      <w:t>第四章 系统测试</w:t>
+      <w:t>大连海洋大学本科毕业论文（设计）</w:t>
+    </w:r>
+    <w:r>
+      <w:rPr>
+        <w:color w:val="000000"/>
+        <w:sz w:val="18"/>
+      </w:rPr>
+      <w:tab/>
+    </w:r>
+    <w:r>
+      <w:rPr>
+        <w:rFonts w:hint="eastAsia"/>
+        <w:color w:val="000000"/>
+        <w:sz w:val="18"/>
+      </w:rPr>
+      <w:t>附录</w:t>
     </w:r>
   </w:p>
 </w:hdr>
@@ -16849,6 +14862,27 @@
       </w:tblBorders>
     </w:tblPr>
   </w:style>
+  <w:style w:type="paragraph" w:styleId="af4">
+    <w:name w:val="Date"/>
+    <w:basedOn w:val="a"/>
+    <w:next w:val="a"/>
+    <w:link w:val="af5"/>
+    <w:rsid w:val="00E11E38"/>
+    <w:pPr>
+      <w:ind w:leftChars="2500" w:left="100"/>
+    </w:pPr>
+  </w:style>
+  <w:style w:type="character" w:customStyle="1" w:styleId="af5">
+    <w:name w:val="日期 字符"/>
+    <w:basedOn w:val="a0"/>
+    <w:link w:val="af4"/>
+    <w:rsid w:val="00E11E38"/>
+    <w:rPr>
+      <w:kern w:val="2"/>
+      <w:sz w:val="21"/>
+      <w:szCs w:val="24"/>
+    </w:rPr>
+  </w:style>
 </w:styles>
 </file>
 
@@ -17109,6 +15143,10 @@
 </file>
 
 <file path=customXml/item1.xml><?xml version="1.0" encoding="utf-8"?>
+<b:Sources xmlns:b="http://schemas.openxmlformats.org/officeDocument/2006/bibliography" xmlns="http://schemas.openxmlformats.org/officeDocument/2006/bibliography" SelectedStyle="\APASixthEditionOfficeOnline.xsl" StyleName="APA" Version="6"/>
+</file>
+
+<file path=customXml/item2.xml><?xml version="1.0" encoding="utf-8"?>
 <s:customData xmlns="http://www.wps.cn/officeDocument/2013/wpsCustomData" xmlns:s="http://www.wps.cn/officeDocument/2013/wpsCustomData">
   <customSectProps>
     <customSectPr/>
@@ -17123,22 +15161,18 @@
 </s:customData>
 </file>
 
-<file path=customXml/item2.xml><?xml version="1.0" encoding="utf-8"?>
-<b:Sources xmlns:b="http://schemas.openxmlformats.org/officeDocument/2006/bibliography" xmlns="http://schemas.openxmlformats.org/officeDocument/2006/bibliography" SelectedStyle="\APASixthEditionOfficeOnline.xsl" StyleName="APA" Version="6"/>
+<file path=customXml/itemProps1.xml><?xml version="1.0" encoding="utf-8"?>
+<ds:datastoreItem xmlns:ds="http://schemas.openxmlformats.org/officeDocument/2006/customXml" ds:itemID="{3592E8FF-FB0B-4758-9D80-4190C18E6B6A}">
+  <ds:schemaRefs>
+    <ds:schemaRef ds:uri="http://schemas.openxmlformats.org/officeDocument/2006/bibliography"/>
+  </ds:schemaRefs>
+</ds:datastoreItem>
 </file>
 
-<file path=customXml/itemProps1.xml><?xml version="1.0" encoding="utf-8"?>
+<file path=customXml/itemProps2.xml><?xml version="1.0" encoding="utf-8"?>
 <ds:datastoreItem xmlns:ds="http://schemas.openxmlformats.org/officeDocument/2006/customXml" ds:itemID="{B1977F7D-205B-4081-913C-38D41E755F92}">
   <ds:schemaRefs>
     <ds:schemaRef ds:uri="http://www.wps.cn/officeDocument/2013/wpsCustomData"/>
   </ds:schemaRefs>
 </ds:datastoreItem>
-</file>
-
-<file path=customXml/itemProps2.xml><?xml version="1.0" encoding="utf-8"?>
-<ds:datastoreItem xmlns:ds="http://schemas.openxmlformats.org/officeDocument/2006/customXml" ds:itemID="{3592E8FF-FB0B-4758-9D80-4190C18E6B6A}">
-  <ds:schemaRefs>
-    <ds:schemaRef ds:uri="http://schemas.openxmlformats.org/officeDocument/2006/bibliography"/>
-  </ds:schemaRefs>
-</ds:datastoreItem>
 </file>